--- a/docs/reports/Bao_Cao_Thiet_Ke_He_Thong.docx
+++ b/docs/reports/Bao_Cao_Thiet_Ke_He_Thong.docx
@@ -202,7 +202,7 @@
     </w:p>
     <w:p>
       <w:pPr>
-        <w:pStyle w:val="Mucluc1"/>
+        <w:pStyle w:val="TOC1"/>
         <w:tabs>
           <w:tab w:val="right" w:leader="dot" w:pos="9345"/>
         </w:tabs>
@@ -222,7 +222,7 @@
       <w:hyperlink w:anchor="_Toc242820216" w:history="1">
         <w:r>
           <w:rPr>
-            <w:rStyle w:val="Siuktni"/>
+            <w:rStyle w:val="Hyperlink"/>
             <w:noProof/>
           </w:rPr>
           <w:t>1. GIỚI THIỆU</w:t>
@@ -279,7 +279,7 @@
     </w:p>
     <w:p>
       <w:pPr>
-        <w:pStyle w:val="Mucluc2"/>
+        <w:pStyle w:val="TOC2"/>
         <w:tabs>
           <w:tab w:val="right" w:leader="dot" w:pos="9345"/>
         </w:tabs>
@@ -290,7 +290,7 @@
       <w:hyperlink w:anchor="_Toc242820217" w:history="1">
         <w:r>
           <w:rPr>
-            <w:rStyle w:val="Siuktni"/>
+            <w:rStyle w:val="Hyperlink"/>
             <w:noProof/>
           </w:rPr>
           <w:t>1.1. Mục tiêu và bối cảnh</w:t>
@@ -347,7 +347,7 @@
     </w:p>
     <w:p>
       <w:pPr>
-        <w:pStyle w:val="Mucluc2"/>
+        <w:pStyle w:val="TOC2"/>
         <w:tabs>
           <w:tab w:val="right" w:leader="dot" w:pos="9345"/>
         </w:tabs>
@@ -358,7 +358,7 @@
       <w:hyperlink w:anchor="_Toc242820218" w:history="1">
         <w:r>
           <w:rPr>
-            <w:rStyle w:val="Siuktni"/>
+            <w:rStyle w:val="Hyperlink"/>
             <w:noProof/>
           </w:rPr>
           <w:t>1.2. Phạm vi và các use case</w:t>
@@ -415,7 +415,7 @@
     </w:p>
     <w:p>
       <w:pPr>
-        <w:pStyle w:val="Mucluc2"/>
+        <w:pStyle w:val="TOC2"/>
         <w:tabs>
           <w:tab w:val="right" w:leader="dot" w:pos="9345"/>
         </w:tabs>
@@ -426,7 +426,7 @@
       <w:hyperlink w:anchor="_Toc242820219" w:history="1">
         <w:r>
           <w:rPr>
-            <w:rStyle w:val="Siuktni"/>
+            <w:rStyle w:val="Hyperlink"/>
             <w:noProof/>
           </w:rPr>
           <w:t>1.3. Các thay đổi thiết kế so với bản đầu</w:t>
@@ -483,7 +483,7 @@
     </w:p>
     <w:p>
       <w:pPr>
-        <w:pStyle w:val="Mucluc2"/>
+        <w:pStyle w:val="TOC2"/>
         <w:tabs>
           <w:tab w:val="right" w:leader="dot" w:pos="9345"/>
         </w:tabs>
@@ -494,7 +494,7 @@
       <w:hyperlink w:anchor="_Toc242820220" w:history="1">
         <w:r>
           <w:rPr>
-            <w:rStyle w:val="Siuktni"/>
+            <w:rStyle w:val="Hyperlink"/>
             <w:noProof/>
           </w:rPr>
           <w:t>1.4. Tài liệu liên quan</w:t>
@@ -551,7 +551,7 @@
     </w:p>
     <w:p>
       <w:pPr>
-        <w:pStyle w:val="Mucluc1"/>
+        <w:pStyle w:val="TOC1"/>
         <w:tabs>
           <w:tab w:val="right" w:leader="dot" w:pos="9345"/>
         </w:tabs>
@@ -562,7 +562,7 @@
       <w:hyperlink w:anchor="_Toc242820221" w:history="1">
         <w:r>
           <w:rPr>
-            <w:rStyle w:val="Siuktni"/>
+            <w:rStyle w:val="Hyperlink"/>
             <w:noProof/>
           </w:rPr>
           <w:t>2. KIẾN TRÚC TỔNG THỂ</w:t>
@@ -619,7 +619,7 @@
     </w:p>
     <w:p>
       <w:pPr>
-        <w:pStyle w:val="Mucluc2"/>
+        <w:pStyle w:val="TOC2"/>
         <w:tabs>
           <w:tab w:val="right" w:leader="dot" w:pos="9345"/>
         </w:tabs>
@@ -630,7 +630,7 @@
       <w:hyperlink w:anchor="_Toc242820222" w:history="1">
         <w:r>
           <w:rPr>
-            <w:rStyle w:val="Siuktni"/>
+            <w:rStyle w:val="Hyperlink"/>
             <w:noProof/>
           </w:rPr>
           <w:t>2.1. Tổng quan</w:t>
@@ -687,7 +687,7 @@
     </w:p>
     <w:p>
       <w:pPr>
-        <w:pStyle w:val="Mucluc2"/>
+        <w:pStyle w:val="TOC2"/>
         <w:tabs>
           <w:tab w:val="right" w:leader="dot" w:pos="9345"/>
         </w:tabs>
@@ -698,7 +698,7 @@
       <w:hyperlink w:anchor="_Toc242820223" w:history="1">
         <w:r>
           <w:rPr>
-            <w:rStyle w:val="Siuktni"/>
+            <w:rStyle w:val="Hyperlink"/>
             <w:noProof/>
           </w:rPr>
           <w:t>2.2. Thành phần theo tầng</w:t>
@@ -755,7 +755,7 @@
     </w:p>
     <w:p>
       <w:pPr>
-        <w:pStyle w:val="Mucluc2"/>
+        <w:pStyle w:val="TOC2"/>
         <w:tabs>
           <w:tab w:val="right" w:leader="dot" w:pos="9345"/>
         </w:tabs>
@@ -766,7 +766,7 @@
       <w:hyperlink w:anchor="_Toc242820224" w:history="1">
         <w:r>
           <w:rPr>
-            <w:rStyle w:val="Siuktni"/>
+            <w:rStyle w:val="Hyperlink"/>
             <w:noProof/>
           </w:rPr>
           <w:t>2.3. Công nghệ sử dụng</w:t>
@@ -823,7 +823,7 @@
     </w:p>
     <w:p>
       <w:pPr>
-        <w:pStyle w:val="Mucluc2"/>
+        <w:pStyle w:val="TOC2"/>
         <w:tabs>
           <w:tab w:val="right" w:leader="dot" w:pos="9345"/>
         </w:tabs>
@@ -834,7 +834,7 @@
       <w:hyperlink w:anchor="_Toc242820225" w:history="1">
         <w:r>
           <w:rPr>
-            <w:rStyle w:val="Siuktni"/>
+            <w:rStyle w:val="Hyperlink"/>
             <w:noProof/>
           </w:rPr>
           <w:t>2.4. Triển khai</w:t>
@@ -891,7 +891,7 @@
     </w:p>
     <w:p>
       <w:pPr>
-        <w:pStyle w:val="Mucluc2"/>
+        <w:pStyle w:val="TOC2"/>
         <w:tabs>
           <w:tab w:val="right" w:leader="dot" w:pos="9345"/>
         </w:tabs>
@@ -902,7 +902,7 @@
       <w:hyperlink w:anchor="_Toc242820226" w:history="1">
         <w:r>
           <w:rPr>
-            <w:rStyle w:val="Siuktni"/>
+            <w:rStyle w:val="Hyperlink"/>
             <w:noProof/>
           </w:rPr>
           <w:t>2.5. Luồng chấm điểm bất đồng bộ</w:t>
@@ -959,7 +959,7 @@
     </w:p>
     <w:p>
       <w:pPr>
-        <w:pStyle w:val="Mucluc2"/>
+        <w:pStyle w:val="TOC2"/>
         <w:tabs>
           <w:tab w:val="right" w:leader="dot" w:pos="9345"/>
         </w:tabs>
@@ -970,7 +970,7 @@
       <w:hyperlink w:anchor="_Toc242820227" w:history="1">
         <w:r>
           <w:rPr>
-            <w:rStyle w:val="Siuktni"/>
+            <w:rStyle w:val="Hyperlink"/>
             <w:noProof/>
           </w:rPr>
           <w:t>2.6. Bảo mật</w:t>
@@ -1027,7 +1027,7 @@
     </w:p>
     <w:p>
       <w:pPr>
-        <w:pStyle w:val="Mucluc2"/>
+        <w:pStyle w:val="TOC2"/>
         <w:tabs>
           <w:tab w:val="right" w:leader="dot" w:pos="9345"/>
         </w:tabs>
@@ -1038,7 +1038,7 @@
       <w:hyperlink w:anchor="_Toc242820228" w:history="1">
         <w:r>
           <w:rPr>
-            <w:rStyle w:val="Siuktni"/>
+            <w:rStyle w:val="Hyperlink"/>
             <w:noProof/>
           </w:rPr>
           <w:t>2.7. Yêu cầu phi chức năng chính</w:t>
@@ -1095,7 +1095,7 @@
     </w:p>
     <w:p>
       <w:pPr>
-        <w:pStyle w:val="Mucluc2"/>
+        <w:pStyle w:val="TOC2"/>
         <w:tabs>
           <w:tab w:val="right" w:leader="dot" w:pos="9345"/>
         </w:tabs>
@@ -1106,7 +1106,7 @@
       <w:hyperlink w:anchor="_Toc242820229" w:history="1">
         <w:r>
           <w:rPr>
-            <w:rStyle w:val="Siuktni"/>
+            <w:rStyle w:val="Hyperlink"/>
             <w:noProof/>
           </w:rPr>
           <w:t>2.8. Quyết định kiến trúc</w:t>
@@ -1163,7 +1163,7 @@
     </w:p>
     <w:p>
       <w:pPr>
-        <w:pStyle w:val="Mucluc1"/>
+        <w:pStyle w:val="TOC1"/>
         <w:tabs>
           <w:tab w:val="right" w:leader="dot" w:pos="9345"/>
         </w:tabs>
@@ -1174,7 +1174,7 @@
       <w:hyperlink w:anchor="_Toc242820230" w:history="1">
         <w:r>
           <w:rPr>
-            <w:rStyle w:val="Siuktni"/>
+            <w:rStyle w:val="Hyperlink"/>
             <w:noProof/>
           </w:rPr>
           <w:t>3. THIẾT KẾ CƠ SỞ DỮ LIỆU</w:t>
@@ -1231,7 +1231,7 @@
     </w:p>
     <w:p>
       <w:pPr>
-        <w:pStyle w:val="Mucluc2"/>
+        <w:pStyle w:val="TOC2"/>
         <w:tabs>
           <w:tab w:val="right" w:leader="dot" w:pos="9345"/>
         </w:tabs>
@@ -1242,7 +1242,7 @@
       <w:hyperlink w:anchor="_Toc242820231" w:history="1">
         <w:r>
           <w:rPr>
-            <w:rStyle w:val="Siuktni"/>
+            <w:rStyle w:val="Hyperlink"/>
             <w:noProof/>
           </w:rPr>
           <w:t>3.1. Mô hình quan hệ</w:t>
@@ -1299,7 +1299,7 @@
     </w:p>
     <w:p>
       <w:pPr>
-        <w:pStyle w:val="Mucluc2"/>
+        <w:pStyle w:val="TOC2"/>
         <w:tabs>
           <w:tab w:val="right" w:leader="dot" w:pos="9345"/>
         </w:tabs>
@@ -1310,7 +1310,7 @@
       <w:hyperlink w:anchor="_Toc242820232" w:history="1">
         <w:r>
           <w:rPr>
-            <w:rStyle w:val="Siuktni"/>
+            <w:rStyle w:val="Hyperlink"/>
             <w:noProof/>
           </w:rPr>
           <w:t>3.2. Từ điển dữ liệu</w:t>
@@ -1367,7 +1367,7 @@
     </w:p>
     <w:p>
       <w:pPr>
-        <w:pStyle w:val="Mucluc2"/>
+        <w:pStyle w:val="TOC2"/>
         <w:tabs>
           <w:tab w:val="right" w:leader="dot" w:pos="9345"/>
         </w:tabs>
@@ -1378,7 +1378,7 @@
       <w:hyperlink w:anchor="_Toc242820233" w:history="1">
         <w:r>
           <w:rPr>
-            <w:rStyle w:val="Siuktni"/>
+            <w:rStyle w:val="Hyperlink"/>
             <w:noProof/>
           </w:rPr>
           <w:t>3.3. Quyết định thiết kế cơ sở dữ liệu</w:t>
@@ -1435,7 +1435,7 @@
     </w:p>
     <w:p>
       <w:pPr>
-        <w:pStyle w:val="Mucluc1"/>
+        <w:pStyle w:val="TOC1"/>
         <w:tabs>
           <w:tab w:val="right" w:leader="dot" w:pos="9345"/>
         </w:tabs>
@@ -1446,7 +1446,7 @@
       <w:hyperlink w:anchor="_Toc242820234" w:history="1">
         <w:r>
           <w:rPr>
-            <w:rStyle w:val="Siuktni"/>
+            <w:rStyle w:val="Hyperlink"/>
             <w:noProof/>
           </w:rPr>
           <w:t>4. THIẾT KẾ CLASS</w:t>
@@ -1503,7 +1503,7 @@
     </w:p>
     <w:p>
       <w:pPr>
-        <w:pStyle w:val="Mucluc2"/>
+        <w:pStyle w:val="TOC2"/>
         <w:tabs>
           <w:tab w:val="right" w:leader="dot" w:pos="9345"/>
         </w:tabs>
@@ -1514,7 +1514,7 @@
       <w:hyperlink w:anchor="_Toc242820235" w:history="1">
         <w:r>
           <w:rPr>
-            <w:rStyle w:val="Siuktni"/>
+            <w:rStyle w:val="Hyperlink"/>
             <w:noProof/>
           </w:rPr>
           <w:t>4.1. Domain Model</w:t>
@@ -1571,7 +1571,7 @@
     </w:p>
     <w:p>
       <w:pPr>
-        <w:pStyle w:val="Mucluc2"/>
+        <w:pStyle w:val="TOC2"/>
         <w:tabs>
           <w:tab w:val="right" w:leader="dot" w:pos="9345"/>
         </w:tabs>
@@ -1582,7 +1582,7 @@
       <w:hyperlink w:anchor="_Toc242820236" w:history="1">
         <w:r>
           <w:rPr>
-            <w:rStyle w:val="Siuktni"/>
+            <w:rStyle w:val="Hyperlink"/>
             <w:noProof/>
           </w:rPr>
           <w:t>4.2. Design Class Diagram theo tầng</w:t>
@@ -1639,7 +1639,7 @@
     </w:p>
     <w:p>
       <w:pPr>
-        <w:pStyle w:val="Mucluc2"/>
+        <w:pStyle w:val="TOC2"/>
         <w:tabs>
           <w:tab w:val="right" w:leader="dot" w:pos="9345"/>
         </w:tabs>
@@ -1650,7 +1650,7 @@
       <w:hyperlink w:anchor="_Toc242820237" w:history="1">
         <w:r>
           <w:rPr>
-            <w:rStyle w:val="Siuktni"/>
+            <w:rStyle w:val="Hyperlink"/>
             <w:noProof/>
           </w:rPr>
           <w:t>4.3. Đối chiếu Class – CSDL – API</w:t>
@@ -1707,7 +1707,7 @@
     </w:p>
     <w:p>
       <w:pPr>
-        <w:pStyle w:val="Mucluc1"/>
+        <w:pStyle w:val="TOC1"/>
         <w:tabs>
           <w:tab w:val="right" w:leader="dot" w:pos="9345"/>
         </w:tabs>
@@ -1718,7 +1718,7 @@
       <w:hyperlink w:anchor="_Toc242820238" w:history="1">
         <w:r>
           <w:rPr>
-            <w:rStyle w:val="Siuktni"/>
+            <w:rStyle w:val="Hyperlink"/>
             <w:noProof/>
           </w:rPr>
           <w:t>5. THIẾT KẾ API</w:t>
@@ -1775,7 +1775,7 @@
     </w:p>
     <w:p>
       <w:pPr>
-        <w:pStyle w:val="Mucluc2"/>
+        <w:pStyle w:val="TOC2"/>
         <w:tabs>
           <w:tab w:val="right" w:leader="dot" w:pos="9345"/>
         </w:tabs>
@@ -1786,7 +1786,7 @@
       <w:hyperlink w:anchor="_Toc242820239" w:history="1">
         <w:r>
           <w:rPr>
-            <w:rStyle w:val="Siuktni"/>
+            <w:rStyle w:val="Hyperlink"/>
             <w:noProof/>
           </w:rPr>
           <w:t>5.1. Quy ước chung</w:t>
@@ -1843,7 +1843,7 @@
     </w:p>
     <w:p>
       <w:pPr>
-        <w:pStyle w:val="Mucluc2"/>
+        <w:pStyle w:val="TOC2"/>
         <w:tabs>
           <w:tab w:val="right" w:leader="dot" w:pos="9345"/>
         </w:tabs>
@@ -1854,7 +1854,7 @@
       <w:hyperlink w:anchor="_Toc242820240" w:history="1">
         <w:r>
           <w:rPr>
-            <w:rStyle w:val="Siuktni"/>
+            <w:rStyle w:val="Hyperlink"/>
             <w:noProof/>
           </w:rPr>
           <w:t>5.2. Danh sách endpoint</w:t>
@@ -1911,7 +1911,7 @@
     </w:p>
     <w:p>
       <w:pPr>
-        <w:pStyle w:val="Mucluc1"/>
+        <w:pStyle w:val="TOC1"/>
         <w:tabs>
           <w:tab w:val="right" w:leader="dot" w:pos="9345"/>
         </w:tabs>
@@ -1922,7 +1922,7 @@
       <w:hyperlink w:anchor="_Toc242820241" w:history="1">
         <w:r>
           <w:rPr>
-            <w:rStyle w:val="Siuktni"/>
+            <w:rStyle w:val="Hyperlink"/>
             <w:noProof/>
           </w:rPr>
           <w:t>6. THIẾT KẾ HÀNH VI</w:t>
@@ -1979,7 +1979,7 @@
     </w:p>
     <w:p>
       <w:pPr>
-        <w:pStyle w:val="Mucluc2"/>
+        <w:pStyle w:val="TOC2"/>
         <w:tabs>
           <w:tab w:val="right" w:leader="dot" w:pos="9345"/>
         </w:tabs>
@@ -1990,7 +1990,7 @@
       <w:hyperlink w:anchor="_Toc242820242" w:history="1">
         <w:r>
           <w:rPr>
-            <w:rStyle w:val="Siuktni"/>
+            <w:rStyle w:val="Hyperlink"/>
             <w:noProof/>
           </w:rPr>
           <w:t>6.1. UC5: Nhận kết quả chấm điểm AI</w:t>
@@ -2047,7 +2047,7 @@
     </w:p>
     <w:p>
       <w:pPr>
-        <w:pStyle w:val="Mucluc2"/>
+        <w:pStyle w:val="TOC2"/>
         <w:tabs>
           <w:tab w:val="right" w:leader="dot" w:pos="9345"/>
         </w:tabs>
@@ -2058,7 +2058,7 @@
       <w:hyperlink w:anchor="_Toc242820243" w:history="1">
         <w:r>
           <w:rPr>
-            <w:rStyle w:val="Siuktni"/>
+            <w:rStyle w:val="Hyperlink"/>
             <w:noProof/>
           </w:rPr>
           <w:t>6.2. UC2b: Quên mật khẩu và đặt lại mật khẩu</w:t>
@@ -2115,7 +2115,7 @@
     </w:p>
     <w:p>
       <w:pPr>
-        <w:pStyle w:val="Mucluc1"/>
+        <w:pStyle w:val="TOC1"/>
         <w:tabs>
           <w:tab w:val="right" w:leader="dot" w:pos="9345"/>
         </w:tabs>
@@ -2126,7 +2126,7 @@
       <w:hyperlink w:anchor="_Toc242820244" w:history="1">
         <w:r>
           <w:rPr>
-            <w:rStyle w:val="Siuktni"/>
+            <w:rStyle w:val="Hyperlink"/>
             <w:noProof/>
           </w:rPr>
           <w:t>7. RUBRIC CHẤM ĐIỂM</w:t>
@@ -2183,7 +2183,7 @@
     </w:p>
     <w:p>
       <w:pPr>
-        <w:pStyle w:val="Mucluc2"/>
+        <w:pStyle w:val="TOC2"/>
         <w:tabs>
           <w:tab w:val="right" w:leader="dot" w:pos="9345"/>
         </w:tabs>
@@ -2194,7 +2194,7 @@
       <w:hyperlink w:anchor="_Toc242820245" w:history="1">
         <w:r>
           <w:rPr>
-            <w:rStyle w:val="Siuktni"/>
+            <w:rStyle w:val="Hyperlink"/>
             <w:noProof/>
           </w:rPr>
           <w:t>Nguyên tắc</w:t>
@@ -2251,7 +2251,7 @@
     </w:p>
     <w:p>
       <w:pPr>
-        <w:pStyle w:val="Mucluc2"/>
+        <w:pStyle w:val="TOC2"/>
         <w:tabs>
           <w:tab w:val="right" w:leader="dot" w:pos="9345"/>
         </w:tabs>
@@ -2262,7 +2262,7 @@
       <w:hyperlink w:anchor="_Toc242820246" w:history="1">
         <w:r>
           <w:rPr>
-            <w:rStyle w:val="Siuktni"/>
+            <w:rStyle w:val="Hyperlink"/>
             <w:noProof/>
           </w:rPr>
           <w:t>Loại câu hỏi (questionType)</w:t>
@@ -2319,7 +2319,7 @@
     </w:p>
     <w:p>
       <w:pPr>
-        <w:pStyle w:val="Mucluc2"/>
+        <w:pStyle w:val="TOC2"/>
         <w:tabs>
           <w:tab w:val="right" w:leader="dot" w:pos="9345"/>
         </w:tabs>
@@ -2330,7 +2330,7 @@
       <w:hyperlink w:anchor="_Toc242820247" w:history="1">
         <w:r>
           <w:rPr>
-            <w:rStyle w:val="Siuktni"/>
+            <w:rStyle w:val="Hyperlink"/>
             <w:noProof/>
           </w:rPr>
           <w:t>Tiêu chí và thang điểm</w:t>
@@ -2387,7 +2387,7 @@
     </w:p>
     <w:p>
       <w:pPr>
-        <w:pStyle w:val="Mucluc2"/>
+        <w:pStyle w:val="TOC2"/>
         <w:tabs>
           <w:tab w:val="right" w:leader="dot" w:pos="9345"/>
         </w:tabs>
@@ -2398,7 +2398,7 @@
       <w:hyperlink w:anchor="_Toc242820248" w:history="1">
         <w:r>
           <w:rPr>
-            <w:rStyle w:val="Siuktni"/>
+            <w:rStyle w:val="Hyperlink"/>
             <w:noProof/>
           </w:rPr>
           <w:t>Trọng số và công thức tổng điểm</w:t>
@@ -2455,7 +2455,7 @@
     </w:p>
     <w:p>
       <w:pPr>
-        <w:pStyle w:val="Mucluc2"/>
+        <w:pStyle w:val="TOC2"/>
         <w:tabs>
           <w:tab w:val="right" w:leader="dot" w:pos="9345"/>
         </w:tabs>
@@ -2466,7 +2466,7 @@
       <w:hyperlink w:anchor="_Toc242820249" w:history="1">
         <w:r>
           <w:rPr>
-            <w:rStyle w:val="Siuktni"/>
+            <w:rStyle w:val="Hyperlink"/>
             <w:noProof/>
           </w:rPr>
           <w:t>Delivery (tính bằng code, không dùng LLM)</w:t>
@@ -2523,7 +2523,7 @@
     </w:p>
     <w:p>
       <w:pPr>
-        <w:pStyle w:val="Mucluc2"/>
+        <w:pStyle w:val="TOC2"/>
         <w:tabs>
           <w:tab w:val="right" w:leader="dot" w:pos="9345"/>
         </w:tabs>
@@ -2534,7 +2534,7 @@
       <w:hyperlink w:anchor="_Toc242820250" w:history="1">
         <w:r>
           <w:rPr>
-            <w:rStyle w:val="Siuktni"/>
+            <w:rStyle w:val="Hyperlink"/>
             <w:noProof/>
           </w:rPr>
           <w:t>Chống prompt injection</w:t>
@@ -2591,7 +2591,7 @@
     </w:p>
     <w:p>
       <w:pPr>
-        <w:pStyle w:val="Mucluc2"/>
+        <w:pStyle w:val="TOC2"/>
         <w:tabs>
           <w:tab w:val="right" w:leader="dot" w:pos="9345"/>
         </w:tabs>
@@ -2602,7 +2602,7 @@
       <w:hyperlink w:anchor="_Toc242820251" w:history="1">
         <w:r>
           <w:rPr>
-            <w:rStyle w:val="Siuktni"/>
+            <w:rStyle w:val="Hyperlink"/>
             <w:noProof/>
           </w:rPr>
           <w:t>Truy vết và phiên bản</w:t>
@@ -2659,7 +2659,7 @@
     </w:p>
     <w:p>
       <w:pPr>
-        <w:pStyle w:val="Mucluc2"/>
+        <w:pStyle w:val="TOC2"/>
         <w:tabs>
           <w:tab w:val="right" w:leader="dot" w:pos="9345"/>
         </w:tabs>
@@ -2670,7 +2670,7 @@
       <w:hyperlink w:anchor="_Toc242820252" w:history="1">
         <w:r>
           <w:rPr>
-            <w:rStyle w:val="Siuktni"/>
+            <w:rStyle w:val="Hyperlink"/>
             <w:noProof/>
           </w:rPr>
           <w:t>Hiệu chỉnh và đo độ chính xác</w:t>
@@ -2727,7 +2727,7 @@
     </w:p>
     <w:p>
       <w:pPr>
-        <w:pStyle w:val="Mucluc1"/>
+        <w:pStyle w:val="TOC1"/>
         <w:tabs>
           <w:tab w:val="right" w:leader="dot" w:pos="9345"/>
         </w:tabs>
@@ -2738,7 +2738,7 @@
       <w:hyperlink w:anchor="_Toc242820253" w:history="1">
         <w:r>
           <w:rPr>
-            <w:rStyle w:val="Siuktni"/>
+            <w:rStyle w:val="Hyperlink"/>
             <w:noProof/>
           </w:rPr>
           <w:t>8. QUYẾT ĐỊNH ĐÃ CHỐT, HẠN CHẾ VÀ HƯỚNG PHÁT TRIỂN</w:t>
@@ -2795,7 +2795,7 @@
     </w:p>
     <w:p>
       <w:pPr>
-        <w:pStyle w:val="Mucluc2"/>
+        <w:pStyle w:val="TOC2"/>
         <w:tabs>
           <w:tab w:val="right" w:leader="dot" w:pos="9345"/>
         </w:tabs>
@@ -2806,7 +2806,7 @@
       <w:hyperlink w:anchor="_Toc242820254" w:history="1">
         <w:r>
           <w:rPr>
-            <w:rStyle w:val="Siuktni"/>
+            <w:rStyle w:val="Hyperlink"/>
             <w:noProof/>
           </w:rPr>
           <w:t>8.1. Quyết định đã chốt</w:t>
@@ -2863,7 +2863,7 @@
     </w:p>
     <w:p>
       <w:pPr>
-        <w:pStyle w:val="Mucluc2"/>
+        <w:pStyle w:val="TOC2"/>
         <w:tabs>
           <w:tab w:val="right" w:leader="dot" w:pos="9345"/>
         </w:tabs>
@@ -2874,7 +2874,7 @@
       <w:hyperlink w:anchor="_Toc242820255" w:history="1">
         <w:r>
           <w:rPr>
-            <w:rStyle w:val="Siuktni"/>
+            <w:rStyle w:val="Hyperlink"/>
             <w:noProof/>
           </w:rPr>
           <w:t>8.2. Hạn chế đã biết</w:t>
@@ -2931,7 +2931,7 @@
     </w:p>
     <w:p>
       <w:pPr>
-        <w:pStyle w:val="Mucluc2"/>
+        <w:pStyle w:val="TOC2"/>
         <w:tabs>
           <w:tab w:val="right" w:leader="dot" w:pos="9345"/>
         </w:tabs>
@@ -2942,7 +2942,7 @@
       <w:hyperlink w:anchor="_Toc242820256" w:history="1">
         <w:r>
           <w:rPr>
-            <w:rStyle w:val="Siuktni"/>
+            <w:rStyle w:val="Hyperlink"/>
             <w:noProof/>
           </w:rPr>
           <w:t>8.3. Hướng phát triển</w:t>
@@ -2999,7 +2999,7 @@
     </w:p>
     <w:p>
       <w:pPr>
-        <w:pStyle w:val="Mucluc1"/>
+        <w:pStyle w:val="TOC1"/>
         <w:tabs>
           <w:tab w:val="right" w:leader="dot" w:pos="9345"/>
         </w:tabs>
@@ -3010,7 +3010,7 @@
       <w:hyperlink w:anchor="_Toc242820257" w:history="1">
         <w:r>
           <w:rPr>
-            <w:rStyle w:val="Siuktni"/>
+            <w:rStyle w:val="Hyperlink"/>
             <w:noProof/>
           </w:rPr>
           <w:t>PHỤ LỤC A. CÂU HỎI GIẢNG VIÊN CÓ THỂ HỎI</w:t>
@@ -3067,7 +3067,7 @@
     </w:p>
     <w:p>
       <w:pPr>
-        <w:pStyle w:val="Mucluc2"/>
+        <w:pStyle w:val="TOC2"/>
         <w:tabs>
           <w:tab w:val="right" w:leader="dot" w:pos="9345"/>
         </w:tabs>
@@ -3078,7 +3078,7 @@
       <w:hyperlink w:anchor="_Toc242820258" w:history="1">
         <w:r>
           <w:rPr>
-            <w:rStyle w:val="Siuktni"/>
+            <w:rStyle w:val="Hyperlink"/>
             <w:noProof/>
           </w:rPr>
           <w:t>Kiến trúc tổng thể</w:t>
@@ -3135,7 +3135,7 @@
     </w:p>
     <w:p>
       <w:pPr>
-        <w:pStyle w:val="Mucluc2"/>
+        <w:pStyle w:val="TOC2"/>
         <w:tabs>
           <w:tab w:val="right" w:leader="dot" w:pos="9345"/>
         </w:tabs>
@@ -3146,7 +3146,7 @@
       <w:hyperlink w:anchor="_Toc242820259" w:history="1">
         <w:r>
           <w:rPr>
-            <w:rStyle w:val="Siuktni"/>
+            <w:rStyle w:val="Hyperlink"/>
             <w:noProof/>
           </w:rPr>
           <w:t>Cơ sở dữ liệu</w:t>
@@ -3203,7 +3203,7 @@
     </w:p>
     <w:p>
       <w:pPr>
-        <w:pStyle w:val="Mucluc2"/>
+        <w:pStyle w:val="TOC2"/>
         <w:tabs>
           <w:tab w:val="right" w:leader="dot" w:pos="9345"/>
         </w:tabs>
@@ -3214,7 +3214,7 @@
       <w:hyperlink w:anchor="_Toc242820260" w:history="1">
         <w:r>
           <w:rPr>
-            <w:rStyle w:val="Siuktni"/>
+            <w:rStyle w:val="Hyperlink"/>
             <w:noProof/>
           </w:rPr>
           <w:t>Class diagram</w:t>
@@ -3271,7 +3271,7 @@
     </w:p>
     <w:p>
       <w:pPr>
-        <w:pStyle w:val="Mucluc2"/>
+        <w:pStyle w:val="TOC2"/>
         <w:tabs>
           <w:tab w:val="right" w:leader="dot" w:pos="9345"/>
         </w:tabs>
@@ -3282,7 +3282,7 @@
       <w:hyperlink w:anchor="_Toc242820261" w:history="1">
         <w:r>
           <w:rPr>
-            <w:rStyle w:val="Siuktni"/>
+            <w:rStyle w:val="Hyperlink"/>
             <w:noProof/>
           </w:rPr>
           <w:t>API và chấm điểm</w:t>
@@ -3339,7 +3339,7 @@
     </w:p>
     <w:p>
       <w:pPr>
-        <w:pStyle w:val="Mucluc1"/>
+        <w:pStyle w:val="TOC1"/>
         <w:tabs>
           <w:tab w:val="right" w:leader="dot" w:pos="9345"/>
         </w:tabs>
@@ -3350,7 +3350,7 @@
       <w:hyperlink w:anchor="_Toc242820262" w:history="1">
         <w:r>
           <w:rPr>
-            <w:rStyle w:val="Siuktni"/>
+            <w:rStyle w:val="Hyperlink"/>
             <w:noProof/>
           </w:rPr>
           <w:t>PHỤ LỤC B. SEQUENCE VÀ ACTIVITY CÁC USE CASE CÒN LẠI</w:t>
@@ -3417,52 +3417,22 @@
     </w:p>
     <w:p>
       <w:pPr>
-        <w:pStyle w:val="u1"/>
+        <w:pStyle w:val="Heading1"/>
       </w:pPr>
       <w:bookmarkStart w:id="0" w:name="_Toc242820216"/>
       <w:r>
         <w:lastRenderedPageBreak/>
-        <w:t>1. GI</w:t>
-      </w:r>
-      <w:r>
-        <w:t>Ớ</w:t>
-      </w:r>
-      <w:r>
-        <w:t>I THI</w:t>
-      </w:r>
-      <w:r>
-        <w:t>Ệ</w:t>
-      </w:r>
-      <w:r>
-        <w:t>U</w:t>
+        <w:t>1. GIỚI THIỆU</w:t>
       </w:r>
       <w:bookmarkEnd w:id="0"/>
     </w:p>
     <w:p>
       <w:pPr>
-        <w:pStyle w:val="u2"/>
+        <w:pStyle w:val="Heading2"/>
       </w:pPr>
       <w:bookmarkStart w:id="1" w:name="_Toc242820217"/>
       <w:r>
-        <w:t>1.1. M</w:t>
-      </w:r>
-      <w:r>
-        <w:t>ụ</w:t>
-      </w:r>
-      <w:r>
-        <w:t>c tiêu và b</w:t>
-      </w:r>
-      <w:r>
-        <w:t>ố</w:t>
-      </w:r>
-      <w:r>
-        <w:t>i c</w:t>
-      </w:r>
-      <w:r>
-        <w:t>ả</w:t>
-      </w:r>
-      <w:r>
-        <w:t>nh</w:t>
+        <w:t>1.1. Mục tiêu và bối cảnh</w:t>
       </w:r>
       <w:bookmarkEnd w:id="1"/>
     </w:p>
@@ -3478,17 +3448,11 @@
     </w:p>
     <w:p>
       <w:pPr>
-        <w:pStyle w:val="u2"/>
+        <w:pStyle w:val="Heading2"/>
       </w:pPr>
       <w:bookmarkStart w:id="2" w:name="_Toc242820218"/>
       <w:r>
-        <w:t>1.2. Ph</w:t>
-      </w:r>
-      <w:r>
-        <w:t>ạ</w:t>
-      </w:r>
-      <w:r>
-        <w:t>m vi và các use case</w:t>
+        <w:t>1.2. Phạm vi và các use case</w:t>
       </w:r>
       <w:bookmarkEnd w:id="2"/>
     </w:p>
@@ -3509,7 +3473,7 @@
     </w:p>
     <w:tbl>
       <w:tblPr>
-        <w:tblStyle w:val="LiBang"/>
+        <w:tblStyle w:val="TableGrid"/>
         <w:tblW w:w="0" w:type="auto"/>
         <w:jc w:val="center"/>
         <w:tblLayout w:type="fixed"/>
@@ -4364,53 +4328,17 @@
     </w:p>
     <w:p>
       <w:pPr>
-        <w:pStyle w:val="u2"/>
+        <w:pStyle w:val="Heading2"/>
       </w:pPr>
       <w:bookmarkStart w:id="3" w:name="_Toc242820219"/>
       <w:r>
-        <w:t>1.3. Các thay đ</w:t>
-      </w:r>
-      <w:r>
-        <w:t>ổ</w:t>
-      </w:r>
-      <w:r>
-        <w:t>i thi</w:t>
-      </w:r>
-      <w:r>
-        <w:t>ế</w:t>
-      </w:r>
-      <w:r>
-        <w:t>t k</w:t>
-      </w:r>
-      <w:r>
-        <w:t>ế</w:t>
-      </w:r>
-      <w:r>
-        <w:t xml:space="preserve"> so v</w:t>
-      </w:r>
-      <w:r>
-        <w:t>ớ</w:t>
-      </w:r>
-      <w:r>
-        <w:t>i b</w:t>
-      </w:r>
-      <w:r>
-        <w:t>ả</w:t>
-      </w:r>
-      <w:r>
-        <w:t>n đ</w:t>
-      </w:r>
-      <w:r>
-        <w:t>ầ</w:t>
-      </w:r>
-      <w:r>
-        <w:t>u</w:t>
+        <w:t>1.3. Các thay đổi thiết kế so với bản đầu</w:t>
       </w:r>
       <w:bookmarkEnd w:id="3"/>
     </w:p>
     <w:p>
       <w:pPr>
-        <w:pStyle w:val="Duudong"/>
+        <w:pStyle w:val="ListBullet"/>
         <w:spacing w:after="60"/>
       </w:pPr>
       <w:r>
@@ -4425,7 +4353,7 @@
     </w:p>
     <w:p>
       <w:pPr>
-        <w:pStyle w:val="Duudong"/>
+        <w:pStyle w:val="ListBullet"/>
         <w:spacing w:after="60"/>
       </w:pPr>
       <w:r>
@@ -4440,7 +4368,7 @@
     </w:p>
     <w:p>
       <w:pPr>
-        <w:pStyle w:val="Duudong"/>
+        <w:pStyle w:val="ListBullet"/>
         <w:spacing w:after="60"/>
       </w:pPr>
       <w:r>
@@ -4455,7 +4383,7 @@
     </w:p>
     <w:p>
       <w:pPr>
-        <w:pStyle w:val="Duudong"/>
+        <w:pStyle w:val="ListBullet"/>
         <w:spacing w:after="60"/>
       </w:pPr>
       <w:r>
@@ -4480,7 +4408,7 @@
     </w:p>
     <w:p>
       <w:pPr>
-        <w:pStyle w:val="Duudong"/>
+        <w:pStyle w:val="ListBullet"/>
         <w:spacing w:after="60"/>
       </w:pPr>
       <w:r>
@@ -4505,18 +4433,12 @@
     </w:p>
     <w:p>
       <w:pPr>
-        <w:pStyle w:val="u2"/>
+        <w:pStyle w:val="Heading2"/>
       </w:pPr>
       <w:bookmarkStart w:id="4" w:name="_Toc242820220"/>
       <w:r>
         <w:lastRenderedPageBreak/>
-        <w:t>1.4. Tài li</w:t>
-      </w:r>
-      <w:r>
-        <w:t>ệ</w:t>
-      </w:r>
-      <w:r>
-        <w:t>u liên quan</w:t>
+        <w:t>1.4. Tài liệu liên quan</w:t>
       </w:r>
       <w:bookmarkEnd w:id="4"/>
     </w:p>
@@ -4537,7 +4459,7 @@
     </w:p>
     <w:tbl>
       <w:tblPr>
-        <w:tblStyle w:val="LiBang"/>
+        <w:tblStyle w:val="TableGrid"/>
         <w:tblW w:w="0" w:type="auto"/>
         <w:jc w:val="center"/>
         <w:tblLayout w:type="fixed"/>
@@ -4918,42 +4840,21 @@
     </w:p>
     <w:p>
       <w:pPr>
-        <w:pStyle w:val="u1"/>
+        <w:pStyle w:val="Heading1"/>
       </w:pPr>
       <w:bookmarkStart w:id="5" w:name="_Toc242820221"/>
       <w:r>
-        <w:t>2. KI</w:t>
-      </w:r>
-      <w:r>
-        <w:t>Ế</w:t>
-      </w:r>
-      <w:r>
-        <w:t>N TRÚC T</w:t>
-      </w:r>
-      <w:r>
-        <w:t>Ổ</w:t>
-      </w:r>
-      <w:r>
-        <w:t>NG TH</w:t>
-      </w:r>
-      <w:r>
-        <w:t>Ể</w:t>
+        <w:t>2. KIẾN TRÚC TỔNG THỂ</w:t>
       </w:r>
       <w:bookmarkEnd w:id="5"/>
     </w:p>
     <w:p>
       <w:pPr>
-        <w:pStyle w:val="u2"/>
+        <w:pStyle w:val="Heading2"/>
       </w:pPr>
       <w:bookmarkStart w:id="6" w:name="_Toc242820222"/>
       <w:r>
-        <w:t>2.1. T</w:t>
-      </w:r>
-      <w:r>
-        <w:t>ổ</w:t>
-      </w:r>
-      <w:r>
-        <w:t>ng quan</w:t>
+        <w:t>2.1. Tổng quan</w:t>
       </w:r>
       <w:bookmarkEnd w:id="6"/>
     </w:p>
@@ -5025,23 +4926,11 @@
     </w:p>
     <w:p>
       <w:pPr>
-        <w:pStyle w:val="u2"/>
+        <w:pStyle w:val="Heading2"/>
       </w:pPr>
       <w:bookmarkStart w:id="7" w:name="_Toc242820223"/>
       <w:r>
-        <w:t>2.2. Thành ph</w:t>
-      </w:r>
-      <w:r>
-        <w:t>ầ</w:t>
-      </w:r>
-      <w:r>
-        <w:t>n theo t</w:t>
-      </w:r>
-      <w:r>
-        <w:t>ầ</w:t>
-      </w:r>
-      <w:r>
-        <w:t>ng</w:t>
+        <w:t>2.2. Thành phần theo tầng</w:t>
       </w:r>
       <w:bookmarkEnd w:id="7"/>
     </w:p>
@@ -5174,29 +5063,11 @@
     </w:p>
     <w:p>
       <w:pPr>
-        <w:pStyle w:val="u2"/>
+        <w:pStyle w:val="Heading2"/>
       </w:pPr>
       <w:bookmarkStart w:id="8" w:name="_Toc242820224"/>
       <w:r>
-        <w:t>2.3. Công ngh</w:t>
-      </w:r>
-      <w:r>
-        <w:t>ệ</w:t>
-      </w:r>
-      <w:r>
-        <w:t xml:space="preserve"> s</w:t>
-      </w:r>
-      <w:r>
-        <w:t>ử</w:t>
-      </w:r>
-      <w:r>
-        <w:t xml:space="preserve"> d</w:t>
-      </w:r>
-      <w:r>
-        <w:t>ụ</w:t>
-      </w:r>
-      <w:r>
-        <w:t>ng</w:t>
+        <w:t>2.3. Công nghệ sử dụng</w:t>
       </w:r>
       <w:bookmarkEnd w:id="8"/>
     </w:p>
@@ -5217,7 +5088,7 @@
     </w:p>
     <w:tbl>
       <w:tblPr>
-        <w:tblStyle w:val="LiBang"/>
+        <w:tblStyle w:val="TableGrid"/>
         <w:tblW w:w="0" w:type="auto"/>
         <w:jc w:val="center"/>
         <w:tblLayout w:type="fixed"/>
@@ -5753,17 +5624,11 @@
     </w:p>
     <w:p>
       <w:pPr>
-        <w:pStyle w:val="u2"/>
+        <w:pStyle w:val="Heading2"/>
       </w:pPr>
       <w:bookmarkStart w:id="9" w:name="_Toc242820225"/>
       <w:r>
-        <w:t>2.4. Tri</w:t>
-      </w:r>
-      <w:r>
-        <w:t>ể</w:t>
-      </w:r>
-      <w:r>
-        <w:t>n khai</w:t>
+        <w:t>2.4. Triển khai</w:t>
       </w:r>
       <w:bookmarkEnd w:id="9"/>
     </w:p>
@@ -5836,44 +5701,11 @@
     </w:p>
     <w:p>
       <w:pPr>
-        <w:pStyle w:val="u2"/>
+        <w:pStyle w:val="Heading2"/>
       </w:pPr>
       <w:bookmarkStart w:id="10" w:name="_Toc242820226"/>
       <w:r>
-        <w:t>2.5. Lu</w:t>
-      </w:r>
-      <w:r>
-        <w:t>ồ</w:t>
-      </w:r>
-      <w:r>
-        <w:t>ng ch</w:t>
-      </w:r>
-      <w:r>
-        <w:t>ấ</w:t>
-      </w:r>
-      <w:r>
-        <w:t>m đi</w:t>
-      </w:r>
-      <w:r>
-        <w:t>ể</w:t>
-      </w:r>
-      <w:r>
-        <w:t>m b</w:t>
-      </w:r>
-      <w:r>
-        <w:t>ấ</w:t>
-      </w:r>
-      <w:r>
-        <w:t>t đ</w:t>
-      </w:r>
-      <w:r>
-        <w:t>ồ</w:t>
-      </w:r>
-      <w:r>
-        <w:t>ng b</w:t>
-      </w:r>
-      <w:r>
-        <w:t>ộ</w:t>
+        <w:t>2.5. Luồng chấm điểm bất đồng bộ</w:t>
       </w:r>
       <w:bookmarkEnd w:id="10"/>
     </w:p>
@@ -5884,7 +5716,7 @@
     </w:p>
     <w:p>
       <w:pPr>
-        <w:pStyle w:val="Duudong"/>
+        <w:pStyle w:val="ListBullet"/>
         <w:spacing w:after="60"/>
       </w:pPr>
       <w:r>
@@ -5929,7 +5761,7 @@
     </w:p>
     <w:p>
       <w:pPr>
-        <w:pStyle w:val="Duudong"/>
+        <w:pStyle w:val="ListBullet"/>
         <w:spacing w:after="60"/>
       </w:pPr>
       <w:r>
@@ -5947,7 +5779,7 @@
     </w:p>
     <w:p>
       <w:pPr>
-        <w:pStyle w:val="Duudong"/>
+        <w:pStyle w:val="ListBullet"/>
         <w:spacing w:after="60"/>
       </w:pPr>
       <w:r>
@@ -6006,7 +5838,7 @@
     </w:p>
     <w:p>
       <w:pPr>
-        <w:pStyle w:val="Duudong"/>
+        <w:pStyle w:val="ListBullet"/>
         <w:spacing w:after="60"/>
       </w:pPr>
       <w:r>
@@ -6025,7 +5857,7 @@
     </w:p>
     <w:p>
       <w:pPr>
-        <w:pStyle w:val="Duudong"/>
+        <w:pStyle w:val="ListBullet"/>
         <w:spacing w:after="60"/>
       </w:pPr>
       <w:r>
@@ -6126,23 +5958,11 @@
     </w:p>
     <w:p>
       <w:pPr>
-        <w:pStyle w:val="u2"/>
+        <w:pStyle w:val="Heading2"/>
       </w:pPr>
       <w:bookmarkStart w:id="11" w:name="_Toc242820227"/>
       <w:r>
-        <w:t>2.6. B</w:t>
-      </w:r>
-      <w:r>
-        <w:t>ả</w:t>
-      </w:r>
-      <w:r>
-        <w:t>o m</w:t>
-      </w:r>
-      <w:r>
-        <w:t>ậ</w:t>
-      </w:r>
-      <w:r>
-        <w:t>t</w:t>
+        <w:t>2.6. Bảo mật</w:t>
       </w:r>
       <w:bookmarkEnd w:id="11"/>
     </w:p>
@@ -6245,23 +6065,11 @@
     </w:p>
     <w:p>
       <w:pPr>
-        <w:pStyle w:val="u2"/>
+        <w:pStyle w:val="Heading2"/>
       </w:pPr>
       <w:bookmarkStart w:id="12" w:name="_Toc242820228"/>
       <w:r>
-        <w:t>2.7. Yêu c</w:t>
-      </w:r>
-      <w:r>
-        <w:t>ầ</w:t>
-      </w:r>
-      <w:r>
-        <w:t>u phi ch</w:t>
-      </w:r>
-      <w:r>
-        <w:t>ứ</w:t>
-      </w:r>
-      <w:r>
-        <w:t>c năng chính</w:t>
+        <w:t>2.7. Yêu cầu phi chức năng chính</w:t>
       </w:r>
       <w:bookmarkEnd w:id="12"/>
     </w:p>
@@ -6282,7 +6090,7 @@
     </w:p>
     <w:tbl>
       <w:tblPr>
-        <w:tblStyle w:val="LiBang"/>
+        <w:tblStyle w:val="TableGrid"/>
         <w:tblW w:w="0" w:type="auto"/>
         <w:jc w:val="center"/>
         <w:tblLayout w:type="fixed"/>
@@ -6650,29 +6458,11 @@
     </w:p>
     <w:p>
       <w:pPr>
-        <w:pStyle w:val="u2"/>
+        <w:pStyle w:val="Heading2"/>
       </w:pPr>
       <w:bookmarkStart w:id="13" w:name="_Toc242820229"/>
       <w:r>
-        <w:t>2.8. Quy</w:t>
-      </w:r>
-      <w:r>
-        <w:t>ế</w:t>
-      </w:r>
-      <w:r>
-        <w:t>t đ</w:t>
-      </w:r>
-      <w:r>
-        <w:t>ị</w:t>
-      </w:r>
-      <w:r>
-        <w:t>nh ki</w:t>
-      </w:r>
-      <w:r>
-        <w:t>ế</w:t>
-      </w:r>
-      <w:r>
-        <w:t>n trúc</w:t>
+        <w:t>2.8. Quyết định kiến trúc</w:t>
       </w:r>
       <w:bookmarkEnd w:id="13"/>
     </w:p>
@@ -6693,7 +6483,7 @@
     </w:p>
     <w:tbl>
       <w:tblPr>
-        <w:tblStyle w:val="LiBang"/>
+        <w:tblStyle w:val="TableGrid"/>
         <w:tblW w:w="0" w:type="auto"/>
         <w:jc w:val="center"/>
         <w:tblLayout w:type="fixed"/>
@@ -7061,55 +6851,22 @@
     </w:p>
     <w:p>
       <w:pPr>
-        <w:pStyle w:val="u1"/>
+        <w:pStyle w:val="Heading1"/>
       </w:pPr>
       <w:bookmarkStart w:id="14" w:name="_Toc242820230"/>
       <w:r>
         <w:lastRenderedPageBreak/>
-        <w:t>3. THI</w:t>
-      </w:r>
-      <w:r>
-        <w:t>Ế</w:t>
-      </w:r>
-      <w:r>
-        <w:t>T K</w:t>
-      </w:r>
-      <w:r>
-        <w:t>Ế</w:t>
-      </w:r>
-      <w:r>
-        <w:t xml:space="preserve"> CƠ S</w:t>
-      </w:r>
-      <w:r>
-        <w:t>Ở</w:t>
-      </w:r>
-      <w:r>
-        <w:t xml:space="preserve"> D</w:t>
-      </w:r>
-      <w:r>
-        <w:t>Ữ</w:t>
-      </w:r>
-      <w:r>
-        <w:t xml:space="preserve"> LI</w:t>
-      </w:r>
-      <w:r>
-        <w:t>Ệ</w:t>
-      </w:r>
-      <w:r>
-        <w:t>U</w:t>
+        <w:t>3. THIẾT KẾ CƠ SỞ DỮ LIỆU</w:t>
       </w:r>
       <w:bookmarkEnd w:id="14"/>
     </w:p>
     <w:p>
       <w:pPr>
-        <w:pStyle w:val="u2"/>
+        <w:pStyle w:val="Heading2"/>
       </w:pPr>
       <w:bookmarkStart w:id="15" w:name="_Toc242820231"/>
       <w:r>
-        <w:t>3.1. Mô hình quan h</w:t>
-      </w:r>
-      <w:r>
-        <w:t>ệ</w:t>
+        <w:t>3.1. Mô hình quan hệ</w:t>
       </w:r>
       <w:bookmarkEnd w:id="15"/>
     </w:p>
@@ -7281,41 +7038,17 @@
     </w:p>
     <w:p>
       <w:pPr>
-        <w:pStyle w:val="u2"/>
+        <w:pStyle w:val="Heading2"/>
       </w:pPr>
       <w:bookmarkStart w:id="16" w:name="_Toc242820232"/>
       <w:r>
-        <w:t>3.2. T</w:t>
-      </w:r>
-      <w:r>
-        <w:t>ừ</w:t>
-      </w:r>
-      <w:r>
-        <w:t xml:space="preserve"> đi</w:t>
-      </w:r>
-      <w:r>
-        <w:t>ể</w:t>
-      </w:r>
-      <w:r>
-        <w:t>n d</w:t>
-      </w:r>
-      <w:r>
-        <w:t>ữ</w:t>
-      </w:r>
-      <w:r>
-        <w:t xml:space="preserve"> li</w:t>
-      </w:r>
-      <w:r>
-        <w:t>ệ</w:t>
-      </w:r>
-      <w:r>
-        <w:t>u</w:t>
+        <w:t>3.2. Từ điển dữ liệu</w:t>
       </w:r>
       <w:bookmarkEnd w:id="16"/>
     </w:p>
     <w:p>
       <w:pPr>
-        <w:pStyle w:val="Duudong"/>
+        <w:pStyle w:val="ListBullet"/>
         <w:spacing w:after="60"/>
       </w:pPr>
       <w:r>
@@ -7326,7 +7059,23 @@
           <w:rFonts w:ascii="Consolas" w:eastAsia="Consolas" w:hAnsi="Consolas"/>
           <w:sz w:val="21"/>
         </w:rPr>
-        <w:t>gen_random_uuid()</w:t>
+        <w:t>gen_random_</w:t>
+      </w:r>
+      <w:proofErr w:type="gramStart"/>
+      <w:r>
+        <w:rPr>
+          <w:rFonts w:ascii="Consolas" w:eastAsia="Consolas" w:hAnsi="Consolas"/>
+          <w:sz w:val="21"/>
+        </w:rPr>
+        <w:t>uuid(</w:t>
+      </w:r>
+      <w:proofErr w:type="gramEnd"/>
+      <w:r>
+        <w:rPr>
+          <w:rFonts w:ascii="Consolas" w:eastAsia="Consolas" w:hAnsi="Consolas"/>
+          <w:sz w:val="21"/>
+        </w:rPr>
+        <w:t>)</w:t>
       </w:r>
       <w:r>
         <w:t>), quản lý schema bằng Flyway (</w:t>
@@ -7344,7 +7093,7 @@
     </w:p>
     <w:p>
       <w:pPr>
-        <w:pStyle w:val="Duudong"/>
+        <w:pStyle w:val="ListBullet"/>
         <w:spacing w:after="60"/>
       </w:pPr>
       <w:r>
@@ -7383,7 +7132,7 @@
     </w:p>
     <w:p>
       <w:pPr>
-        <w:pStyle w:val="Duudong"/>
+        <w:pStyle w:val="ListBullet"/>
         <w:spacing w:after="60"/>
       </w:pPr>
       <w:r>
@@ -7442,22 +7191,16 @@
     </w:p>
     <w:p>
       <w:pPr>
-        <w:pStyle w:val="u3"/>
+        <w:pStyle w:val="Heading3"/>
       </w:pPr>
       <w:r>
         <w:lastRenderedPageBreak/>
-        <w:t>Quy t</w:t>
-      </w:r>
-      <w:r>
-        <w:t>ắ</w:t>
-      </w:r>
-      <w:r>
-        <w:t>c chung</w:t>
+        <w:t>Quy tắc chung</w:t>
       </w:r>
     </w:p>
     <w:p>
       <w:pPr>
-        <w:pStyle w:val="Duudong"/>
+        <w:pStyle w:val="ListBullet"/>
         <w:spacing w:after="60"/>
       </w:pPr>
       <w:r>
@@ -7469,12 +7212,21 @@
       <w:r>
         <w:t xml:space="preserve"> câu hỏi không bị xóa cứng khi đã có trong lịch sử; chuyển </w:t>
       </w:r>
+      <w:proofErr w:type="gramStart"/>
       <w:r>
         <w:rPr>
           <w:rFonts w:ascii="Consolas" w:eastAsia="Consolas" w:hAnsi="Consolas"/>
           <w:sz w:val="21"/>
         </w:rPr>
-        <w:t>questions.status = 'HIDDEN'</w:t>
+        <w:t>questions.status</w:t>
+      </w:r>
+      <w:proofErr w:type="gramEnd"/>
+      <w:r>
+        <w:rPr>
+          <w:rFonts w:ascii="Consolas" w:eastAsia="Consolas" w:hAnsi="Consolas"/>
+          <w:sz w:val="21"/>
+        </w:rPr>
+        <w:t xml:space="preserve"> = 'HIDDEN'</w:t>
       </w:r>
       <w:r>
         <w:t xml:space="preserve">. Vì vậy mọi khóa ngoại tới </w:t>
@@ -7512,7 +7264,7 @@
     </w:p>
     <w:p>
       <w:pPr>
-        <w:pStyle w:val="Duudong"/>
+        <w:pStyle w:val="ListBullet"/>
         <w:spacing w:after="60"/>
       </w:pPr>
       <w:r>
@@ -7567,7 +7319,7 @@
     </w:p>
     <w:p>
       <w:pPr>
-        <w:pStyle w:val="Duudong"/>
+        <w:pStyle w:val="ListBullet"/>
         <w:spacing w:after="60"/>
       </w:pPr>
       <w:r>
@@ -7584,7 +7336,23 @@
           <w:rFonts w:ascii="Consolas" w:eastAsia="Consolas" w:hAnsi="Consolas"/>
           <w:sz w:val="21"/>
         </w:rPr>
-        <w:t>score_results.session_id</w:t>
+        <w:t>score_</w:t>
+      </w:r>
+      <w:proofErr w:type="gramStart"/>
+      <w:r>
+        <w:rPr>
+          <w:rFonts w:ascii="Consolas" w:eastAsia="Consolas" w:hAnsi="Consolas"/>
+          <w:sz w:val="21"/>
+        </w:rPr>
+        <w:t>results.session</w:t>
+      </w:r>
+      <w:proofErr w:type="gramEnd"/>
+      <w:r>
+        <w:rPr>
+          <w:rFonts w:ascii="Consolas" w:eastAsia="Consolas" w:hAnsi="Consolas"/>
+          <w:sz w:val="21"/>
+        </w:rPr>
+        <w:t>_id</w:t>
       </w:r>
       <w:r>
         <w:t xml:space="preserve"> là duy nhất. Chấm lại sau khi sửa transcript ghi đè kết quả cũ (bản cũ chỉ lưu trong </w:t>
@@ -7602,7 +7370,7 @@
     </w:p>
     <w:p>
       <w:pPr>
-        <w:pStyle w:val="Duudong"/>
+        <w:pStyle w:val="ListBullet"/>
         <w:spacing w:after="60"/>
       </w:pPr>
       <w:r>
@@ -7657,7 +7425,7 @@
     </w:p>
     <w:p>
       <w:pPr>
-        <w:pStyle w:val="Duudong"/>
+        <w:pStyle w:val="ListBullet"/>
         <w:spacing w:after="60"/>
       </w:pPr>
       <w:r>
@@ -7702,7 +7470,7 @@
     </w:p>
     <w:p>
       <w:pPr>
-        <w:pStyle w:val="Duudong"/>
+        <w:pStyle w:val="ListBullet"/>
         <w:spacing w:after="60"/>
       </w:pPr>
       <w:r>
@@ -7719,7 +7487,23 @@
           <w:rFonts w:ascii="Consolas" w:eastAsia="Consolas" w:hAnsi="Consolas"/>
           <w:sz w:val="21"/>
         </w:rPr>
-        <w:t>practice_sessions.status = 'PROCESSING'</w:t>
+        <w:t>practice_</w:t>
+      </w:r>
+      <w:proofErr w:type="gramStart"/>
+      <w:r>
+        <w:rPr>
+          <w:rFonts w:ascii="Consolas" w:eastAsia="Consolas" w:hAnsi="Consolas"/>
+          <w:sz w:val="21"/>
+        </w:rPr>
+        <w:t>sessions.status</w:t>
+      </w:r>
+      <w:proofErr w:type="gramEnd"/>
+      <w:r>
+        <w:rPr>
+          <w:rFonts w:ascii="Consolas" w:eastAsia="Consolas" w:hAnsi="Consolas"/>
+          <w:sz w:val="21"/>
+        </w:rPr>
+        <w:t xml:space="preserve"> = 'PROCESSING'</w:t>
       </w:r>
       <w:r>
         <w:t xml:space="preserve"> kèm </w:t>
@@ -7767,65 +7551,72 @@
     </w:p>
     <w:p>
       <w:pPr>
-        <w:pStyle w:val="u3"/>
+        <w:pStyle w:val="Heading3"/>
       </w:pPr>
       <w:r>
-        <w:t>Quy</w:t>
-      </w:r>
-      <w:r>
-        <w:t>ế</w:t>
-      </w:r>
-      <w:r>
-        <w:t>t đ</w:t>
-      </w:r>
-      <w:r>
-        <w:t>ị</w:t>
-      </w:r>
-      <w:r>
-        <w:t>nh đã ch</w:t>
-      </w:r>
-      <w:r>
-        <w:t>ố</w:t>
-      </w:r>
-      <w:r>
-        <w:t>t</w:t>
+        <w:t>Quyết định đã chốt</w:t>
       </w:r>
     </w:p>
     <w:p>
       <w:pPr>
-        <w:pStyle w:val="Duudong"/>
+        <w:pStyle w:val="ListBullet"/>
         <w:spacing w:after="60"/>
       </w:pPr>
+      <w:proofErr w:type="gramStart"/>
       <w:r>
         <w:rPr>
           <w:rFonts w:ascii="Consolas" w:eastAsia="Consolas" w:hAnsi="Consolas"/>
           <w:sz w:val="21"/>
         </w:rPr>
-        <w:t>users.locked_until</w:t>
-      </w:r>
-      <w:r>
-        <w:t>: tài khoản bị khóa sau 5 lần sai tự mở khóa sau 15 phút.</w:t>
-      </w:r>
-    </w:p>
-    <w:p>
-      <w:pPr>
-        <w:pStyle w:val="Duudong"/>
-        <w:spacing w:after="60"/>
-      </w:pPr>
+        <w:t>users.locked</w:t>
+      </w:r>
+      <w:proofErr w:type="gramEnd"/>
       <w:r>
         <w:rPr>
           <w:rFonts w:ascii="Consolas" w:eastAsia="Consolas" w:hAnsi="Consolas"/>
           <w:sz w:val="21"/>
         </w:rPr>
-        <w:t>password_reset_tokens.expires_at</w:t>
-      </w:r>
-      <w:r>
-        <w:t>: token đặt lại mật khẩu có hạn 30 phút, dùng một lần.</w:t>
+        <w:t>_until</w:t>
+      </w:r>
+      <w:r>
+        <w:t>: tài khoản bị khóa sau 5 lần sai tự mở khóa sau 15 phút.</w:t>
       </w:r>
     </w:p>
     <w:p>
       <w:pPr>
-        <w:pStyle w:val="Duudong"/>
+        <w:pStyle w:val="ListBullet"/>
+        <w:spacing w:after="60"/>
+      </w:pPr>
+      <w:r>
+        <w:rPr>
+          <w:rFonts w:ascii="Consolas" w:eastAsia="Consolas" w:hAnsi="Consolas"/>
+          <w:sz w:val="21"/>
+        </w:rPr>
+        <w:t>password_reset_</w:t>
+      </w:r>
+      <w:proofErr w:type="gramStart"/>
+      <w:r>
+        <w:rPr>
+          <w:rFonts w:ascii="Consolas" w:eastAsia="Consolas" w:hAnsi="Consolas"/>
+          <w:sz w:val="21"/>
+        </w:rPr>
+        <w:t>tokens.expires</w:t>
+      </w:r>
+      <w:proofErr w:type="gramEnd"/>
+      <w:r>
+        <w:rPr>
+          <w:rFonts w:ascii="Consolas" w:eastAsia="Consolas" w:hAnsi="Consolas"/>
+          <w:sz w:val="21"/>
+        </w:rPr>
+        <w:t>_at</w:t>
+      </w:r>
+      <w:r>
+        <w:t>: token đặt lại mật khẩu có hạn 30 phút, dùng một lần.</w:t>
+      </w:r>
+    </w:p>
+    <w:p>
+      <w:pPr>
+        <w:pStyle w:val="ListBullet"/>
         <w:spacing w:after="60"/>
       </w:pPr>
       <w:r>
@@ -7844,7 +7635,7 @@
     </w:p>
     <w:p>
       <w:pPr>
-        <w:pStyle w:val="u3"/>
+        <w:pStyle w:val="Heading3"/>
       </w:pPr>
       <w:r>
         <w:t>users</w:t>
@@ -7857,7 +7648,7 @@
     </w:p>
     <w:tbl>
       <w:tblPr>
-        <w:tblStyle w:val="LiBang"/>
+        <w:tblStyle w:val="TableGrid"/>
         <w:tblW w:w="0" w:type="auto"/>
         <w:jc w:val="center"/>
         <w:tblLayout w:type="fixed"/>
@@ -8075,7 +7866,23 @@
                 <w:rFonts w:ascii="Consolas" w:eastAsia="Consolas" w:hAnsi="Consolas"/>
                 <w:sz w:val="13"/>
               </w:rPr>
-              <w:t>gen_random_uuid()</w:t>
+              <w:t>gen_random_</w:t>
+            </w:r>
+            <w:proofErr w:type="gramStart"/>
+            <w:r>
+              <w:rPr>
+                <w:rFonts w:ascii="Consolas" w:eastAsia="Consolas" w:hAnsi="Consolas"/>
+                <w:sz w:val="13"/>
+              </w:rPr>
+              <w:t>uuid(</w:t>
+            </w:r>
+            <w:proofErr w:type="gramEnd"/>
+            <w:r>
+              <w:rPr>
+                <w:rFonts w:ascii="Consolas" w:eastAsia="Consolas" w:hAnsi="Consolas"/>
+                <w:sz w:val="13"/>
+              </w:rPr>
+              <w:t>)</w:t>
             </w:r>
           </w:p>
         </w:tc>
@@ -8146,11 +7953,19 @@
             <w:pPr>
               <w:spacing w:after="20" w:line="240" w:lineRule="auto"/>
             </w:pPr>
+            <w:proofErr w:type="gramStart"/>
             <w:r>
               <w:rPr>
                 <w:sz w:val="16"/>
               </w:rPr>
-              <w:t>varchar(100)</w:t>
+              <w:t>varchar(</w:t>
+            </w:r>
+            <w:proofErr w:type="gramEnd"/>
+            <w:r>
+              <w:rPr>
+                <w:sz w:val="16"/>
+              </w:rPr>
+              <w:t>100)</w:t>
             </w:r>
           </w:p>
         </w:tc>
@@ -8241,11 +8056,19 @@
             <w:pPr>
               <w:spacing w:after="20" w:line="240" w:lineRule="auto"/>
             </w:pPr>
+            <w:proofErr w:type="gramStart"/>
             <w:r>
               <w:rPr>
                 <w:sz w:val="16"/>
               </w:rPr>
-              <w:t>varchar(255)</w:t>
+              <w:t>varchar(</w:t>
+            </w:r>
+            <w:proofErr w:type="gramEnd"/>
+            <w:r>
+              <w:rPr>
+                <w:sz w:val="16"/>
+              </w:rPr>
+              <w:t>255)</w:t>
             </w:r>
           </w:p>
         </w:tc>
@@ -8340,11 +8163,19 @@
             <w:pPr>
               <w:spacing w:after="20" w:line="240" w:lineRule="auto"/>
             </w:pPr>
+            <w:proofErr w:type="gramStart"/>
             <w:r>
               <w:rPr>
                 <w:sz w:val="16"/>
               </w:rPr>
-              <w:t>varchar(100)</w:t>
+              <w:t>varchar(</w:t>
+            </w:r>
+            <w:proofErr w:type="gramEnd"/>
+            <w:r>
+              <w:rPr>
+                <w:sz w:val="16"/>
+              </w:rPr>
+              <w:t>100)</w:t>
             </w:r>
           </w:p>
         </w:tc>
@@ -8435,11 +8266,19 @@
             <w:pPr>
               <w:spacing w:after="20" w:line="240" w:lineRule="auto"/>
             </w:pPr>
+            <w:proofErr w:type="gramStart"/>
             <w:r>
               <w:rPr>
                 <w:sz w:val="16"/>
               </w:rPr>
-              <w:t>varchar(20)</w:t>
+              <w:t>varchar(</w:t>
+            </w:r>
+            <w:proofErr w:type="gramEnd"/>
+            <w:r>
+              <w:rPr>
+                <w:sz w:val="16"/>
+              </w:rPr>
+              <w:t>20)</w:t>
             </w:r>
           </w:p>
         </w:tc>
@@ -8541,11 +8380,19 @@
             <w:pPr>
               <w:spacing w:after="20" w:line="240" w:lineRule="auto"/>
             </w:pPr>
+            <w:proofErr w:type="gramStart"/>
             <w:r>
               <w:rPr>
                 <w:sz w:val="16"/>
               </w:rPr>
-              <w:t>varchar(20)</w:t>
+              <w:t>varchar(</w:t>
+            </w:r>
+            <w:proofErr w:type="gramEnd"/>
+            <w:r>
+              <w:rPr>
+                <w:sz w:val="16"/>
+              </w:rPr>
+              <w:t>20)</w:t>
             </w:r>
           </w:p>
         </w:tc>
@@ -8882,12 +8729,21 @@
             <w:pPr>
               <w:spacing w:after="20" w:line="240" w:lineRule="auto"/>
             </w:pPr>
+            <w:proofErr w:type="gramStart"/>
             <w:r>
               <w:rPr>
                 <w:rFonts w:ascii="Consolas" w:eastAsia="Consolas" w:hAnsi="Consolas"/>
                 <w:sz w:val="13"/>
               </w:rPr>
-              <w:t>now()</w:t>
+              <w:t>now(</w:t>
+            </w:r>
+            <w:proofErr w:type="gramEnd"/>
+            <w:r>
+              <w:rPr>
+                <w:rFonts w:ascii="Consolas" w:eastAsia="Consolas" w:hAnsi="Consolas"/>
+                <w:sz w:val="13"/>
+              </w:rPr>
+              <w:t>)</w:t>
             </w:r>
           </w:p>
         </w:tc>
@@ -8931,7 +8787,7 @@
     </w:p>
     <w:p>
       <w:pPr>
-        <w:pStyle w:val="Duudong"/>
+        <w:pStyle w:val="ListBullet"/>
         <w:spacing w:after="60"/>
       </w:pPr>
       <w:r>
@@ -8957,7 +8813,7 @@
     </w:p>
     <w:p>
       <w:pPr>
-        <w:pStyle w:val="u3"/>
+        <w:pStyle w:val="Heading3"/>
       </w:pPr>
       <w:r>
         <w:t>questions</w:t>
@@ -8970,7 +8826,7 @@
     </w:p>
     <w:tbl>
       <w:tblPr>
-        <w:tblStyle w:val="LiBang"/>
+        <w:tblStyle w:val="TableGrid"/>
         <w:tblW w:w="0" w:type="auto"/>
         <w:jc w:val="center"/>
         <w:tblLayout w:type="fixed"/>
@@ -9189,7 +9045,23 @@
                 <w:rFonts w:ascii="Consolas" w:eastAsia="Consolas" w:hAnsi="Consolas"/>
                 <w:sz w:val="13"/>
               </w:rPr>
-              <w:t>gen_random_uuid()</w:t>
+              <w:t>gen_random_</w:t>
+            </w:r>
+            <w:proofErr w:type="gramStart"/>
+            <w:r>
+              <w:rPr>
+                <w:rFonts w:ascii="Consolas" w:eastAsia="Consolas" w:hAnsi="Consolas"/>
+                <w:sz w:val="13"/>
+              </w:rPr>
+              <w:t>uuid(</w:t>
+            </w:r>
+            <w:proofErr w:type="gramEnd"/>
+            <w:r>
+              <w:rPr>
+                <w:rFonts w:ascii="Consolas" w:eastAsia="Consolas" w:hAnsi="Consolas"/>
+                <w:sz w:val="13"/>
+              </w:rPr>
+              <w:t>)</w:t>
             </w:r>
           </w:p>
         </w:tc>
@@ -9355,11 +9227,19 @@
             <w:pPr>
               <w:spacing w:after="20" w:line="240" w:lineRule="auto"/>
             </w:pPr>
+            <w:proofErr w:type="gramStart"/>
             <w:r>
               <w:rPr>
                 <w:sz w:val="16"/>
               </w:rPr>
-              <w:t>varchar(100)</w:t>
+              <w:t>varchar(</w:t>
+            </w:r>
+            <w:proofErr w:type="gramEnd"/>
+            <w:r>
+              <w:rPr>
+                <w:sz w:val="16"/>
+              </w:rPr>
+              <w:t>100)</w:t>
             </w:r>
           </w:p>
         </w:tc>
@@ -9448,11 +9328,19 @@
             <w:pPr>
               <w:spacing w:after="20" w:line="240" w:lineRule="auto"/>
             </w:pPr>
+            <w:proofErr w:type="gramStart"/>
             <w:r>
               <w:rPr>
                 <w:sz w:val="16"/>
               </w:rPr>
-              <w:t>varchar(100)</w:t>
+              <w:t>varchar(</w:t>
+            </w:r>
+            <w:proofErr w:type="gramEnd"/>
+            <w:r>
+              <w:rPr>
+                <w:sz w:val="16"/>
+              </w:rPr>
+              <w:t>100)</w:t>
             </w:r>
           </w:p>
         </w:tc>
@@ -9543,11 +9431,19 @@
             <w:pPr>
               <w:spacing w:after="20" w:line="240" w:lineRule="auto"/>
             </w:pPr>
+            <w:proofErr w:type="gramStart"/>
             <w:r>
               <w:rPr>
                 <w:sz w:val="16"/>
               </w:rPr>
-              <w:t>varchar(10)</w:t>
+              <w:t>varchar(</w:t>
+            </w:r>
+            <w:proofErr w:type="gramEnd"/>
+            <w:r>
+              <w:rPr>
+                <w:sz w:val="16"/>
+              </w:rPr>
+              <w:t>10)</w:t>
             </w:r>
           </w:p>
         </w:tc>
@@ -9642,11 +9538,19 @@
             <w:pPr>
               <w:spacing w:after="20" w:line="240" w:lineRule="auto"/>
             </w:pPr>
+            <w:proofErr w:type="gramStart"/>
             <w:r>
               <w:rPr>
                 <w:sz w:val="16"/>
               </w:rPr>
-              <w:t>varchar(20)</w:t>
+              <w:t>varchar(</w:t>
+            </w:r>
+            <w:proofErr w:type="gramEnd"/>
+            <w:r>
+              <w:rPr>
+                <w:sz w:val="16"/>
+              </w:rPr>
+              <w:t>20)</w:t>
             </w:r>
           </w:p>
         </w:tc>
@@ -9931,11 +9835,19 @@
             <w:pPr>
               <w:spacing w:after="20" w:line="240" w:lineRule="auto"/>
             </w:pPr>
+            <w:proofErr w:type="gramStart"/>
             <w:r>
               <w:rPr>
                 <w:sz w:val="16"/>
               </w:rPr>
-              <w:t>varchar(10)</w:t>
+              <w:t>varchar(</w:t>
+            </w:r>
+            <w:proofErr w:type="gramEnd"/>
+            <w:r>
+              <w:rPr>
+                <w:sz w:val="16"/>
+              </w:rPr>
+              <w:t>10)</w:t>
             </w:r>
           </w:p>
         </w:tc>
@@ -10170,12 +10082,21 @@
             <w:pPr>
               <w:spacing w:after="20" w:line="240" w:lineRule="auto"/>
             </w:pPr>
+            <w:proofErr w:type="gramStart"/>
             <w:r>
               <w:rPr>
                 <w:rFonts w:ascii="Consolas" w:eastAsia="Consolas" w:hAnsi="Consolas"/>
                 <w:sz w:val="13"/>
               </w:rPr>
-              <w:t>now()</w:t>
+              <w:t>now(</w:t>
+            </w:r>
+            <w:proofErr w:type="gramEnd"/>
+            <w:r>
+              <w:rPr>
+                <w:rFonts w:ascii="Consolas" w:eastAsia="Consolas" w:hAnsi="Consolas"/>
+                <w:sz w:val="13"/>
+              </w:rPr>
+              <w:t>)</w:t>
             </w:r>
           </w:p>
         </w:tc>
@@ -10219,7 +10140,7 @@
     </w:p>
     <w:p>
       <w:pPr>
-        <w:pStyle w:val="Duudong"/>
+        <w:pStyle w:val="ListBullet"/>
         <w:spacing w:after="60"/>
       </w:pPr>
       <w:r>
@@ -10245,7 +10166,7 @@
     </w:p>
     <w:p>
       <w:pPr>
-        <w:pStyle w:val="Duudong"/>
+        <w:pStyle w:val="ListBullet"/>
         <w:spacing w:after="60"/>
       </w:pPr>
       <w:r>
@@ -10271,7 +10192,7 @@
     </w:p>
     <w:p>
       <w:pPr>
-        <w:pStyle w:val="u3"/>
+        <w:pStyle w:val="Heading3"/>
       </w:pPr>
       <w:r>
         <w:t>practice_sessions</w:t>
@@ -10284,7 +10205,7 @@
     </w:p>
     <w:tbl>
       <w:tblPr>
-        <w:tblStyle w:val="LiBang"/>
+        <w:tblStyle w:val="TableGrid"/>
         <w:tblW w:w="0" w:type="auto"/>
         <w:jc w:val="center"/>
         <w:tblLayout w:type="fixed"/>
@@ -10502,7 +10423,23 @@
                 <w:rFonts w:ascii="Consolas" w:eastAsia="Consolas" w:hAnsi="Consolas"/>
                 <w:sz w:val="13"/>
               </w:rPr>
-              <w:t>gen_random_uuid()</w:t>
+              <w:t>gen_random_</w:t>
+            </w:r>
+            <w:proofErr w:type="gramStart"/>
+            <w:r>
+              <w:rPr>
+                <w:rFonts w:ascii="Consolas" w:eastAsia="Consolas" w:hAnsi="Consolas"/>
+                <w:sz w:val="13"/>
+              </w:rPr>
+              <w:t>uuid(</w:t>
+            </w:r>
+            <w:proofErr w:type="gramEnd"/>
+            <w:r>
+              <w:rPr>
+                <w:rFonts w:ascii="Consolas" w:eastAsia="Consolas" w:hAnsi="Consolas"/>
+                <w:sz w:val="13"/>
+              </w:rPr>
+              <w:t>)</w:t>
             </w:r>
           </w:p>
         </w:tc>
@@ -10773,11 +10710,19 @@
             <w:pPr>
               <w:spacing w:after="20" w:line="240" w:lineRule="auto"/>
             </w:pPr>
+            <w:proofErr w:type="gramStart"/>
             <w:r>
               <w:rPr>
                 <w:sz w:val="16"/>
               </w:rPr>
-              <w:t>varchar(20)</w:t>
+              <w:t>varchar(</w:t>
+            </w:r>
+            <w:proofErr w:type="gramEnd"/>
+            <w:r>
+              <w:rPr>
+                <w:sz w:val="16"/>
+              </w:rPr>
+              <w:t>20)</w:t>
             </w:r>
           </w:p>
         </w:tc>
@@ -10881,11 +10826,19 @@
             <w:pPr>
               <w:spacing w:after="20" w:line="240" w:lineRule="auto"/>
             </w:pPr>
+            <w:proofErr w:type="gramStart"/>
             <w:r>
               <w:rPr>
                 <w:sz w:val="16"/>
               </w:rPr>
-              <w:t>varchar(255)</w:t>
+              <w:t>varchar(</w:t>
+            </w:r>
+            <w:proofErr w:type="gramEnd"/>
+            <w:r>
+              <w:rPr>
+                <w:sz w:val="16"/>
+              </w:rPr>
+              <w:t>255)</w:t>
             </w:r>
           </w:p>
         </w:tc>
@@ -11075,11 +11028,19 @@
             <w:pPr>
               <w:spacing w:after="20" w:line="240" w:lineRule="auto"/>
             </w:pPr>
+            <w:proofErr w:type="gramStart"/>
             <w:r>
               <w:rPr>
                 <w:sz w:val="16"/>
               </w:rPr>
-              <w:t>numeric(5,2)</w:t>
+              <w:t>numeric(</w:t>
+            </w:r>
+            <w:proofErr w:type="gramEnd"/>
+            <w:r>
+              <w:rPr>
+                <w:sz w:val="16"/>
+              </w:rPr>
+              <w:t>5,2)</w:t>
             </w:r>
           </w:p>
         </w:tc>
@@ -11269,11 +11230,19 @@
             <w:pPr>
               <w:spacing w:after="20" w:line="240" w:lineRule="auto"/>
             </w:pPr>
+            <w:proofErr w:type="gramStart"/>
             <w:r>
               <w:rPr>
                 <w:sz w:val="16"/>
               </w:rPr>
-              <w:t>varchar(40)</w:t>
+              <w:t>varchar(</w:t>
+            </w:r>
+            <w:proofErr w:type="gramEnd"/>
+            <w:r>
+              <w:rPr>
+                <w:sz w:val="16"/>
+              </w:rPr>
+              <w:t>40)</w:t>
             </w:r>
           </w:p>
         </w:tc>
@@ -11396,12 +11365,21 @@
             <w:pPr>
               <w:spacing w:after="20" w:line="240" w:lineRule="auto"/>
             </w:pPr>
+            <w:proofErr w:type="gramStart"/>
             <w:r>
               <w:rPr>
                 <w:rFonts w:ascii="Consolas" w:eastAsia="Consolas" w:hAnsi="Consolas"/>
                 <w:sz w:val="13"/>
               </w:rPr>
-              <w:t>now()</w:t>
+              <w:t>now(</w:t>
+            </w:r>
+            <w:proofErr w:type="gramEnd"/>
+            <w:r>
+              <w:rPr>
+                <w:rFonts w:ascii="Consolas" w:eastAsia="Consolas" w:hAnsi="Consolas"/>
+                <w:sz w:val="13"/>
+              </w:rPr>
+              <w:t>)</w:t>
             </w:r>
           </w:p>
         </w:tc>
@@ -11726,7 +11704,7 @@
     </w:p>
     <w:p>
       <w:pPr>
-        <w:pStyle w:val="Duudong"/>
+        <w:pStyle w:val="ListBullet"/>
         <w:spacing w:after="60"/>
       </w:pPr>
       <w:r>
@@ -11752,7 +11730,7 @@
     </w:p>
     <w:p>
       <w:pPr>
-        <w:pStyle w:val="Duudong"/>
+        <w:pStyle w:val="ListBullet"/>
         <w:spacing w:after="60"/>
       </w:pPr>
       <w:r>
@@ -11778,7 +11756,7 @@
     </w:p>
     <w:p>
       <w:pPr>
-        <w:pStyle w:val="Duudong"/>
+        <w:pStyle w:val="ListBullet"/>
         <w:spacing w:after="60"/>
       </w:pPr>
       <w:r>
@@ -11804,7 +11782,7 @@
     </w:p>
     <w:p>
       <w:pPr>
-        <w:pStyle w:val="u3"/>
+        <w:pStyle w:val="Heading3"/>
       </w:pPr>
       <w:r>
         <w:t>score_results</w:t>
@@ -11817,7 +11795,7 @@
     </w:p>
     <w:tbl>
       <w:tblPr>
-        <w:tblStyle w:val="LiBang"/>
+        <w:tblStyle w:val="TableGrid"/>
         <w:tblW w:w="0" w:type="auto"/>
         <w:jc w:val="center"/>
         <w:tblLayout w:type="fixed"/>
@@ -12035,7 +12013,23 @@
                 <w:rFonts w:ascii="Consolas" w:eastAsia="Consolas" w:hAnsi="Consolas"/>
                 <w:sz w:val="13"/>
               </w:rPr>
-              <w:t>gen_random_uuid()</w:t>
+              <w:t>gen_random_</w:t>
+            </w:r>
+            <w:proofErr w:type="gramStart"/>
+            <w:r>
+              <w:rPr>
+                <w:rFonts w:ascii="Consolas" w:eastAsia="Consolas" w:hAnsi="Consolas"/>
+                <w:sz w:val="13"/>
+              </w:rPr>
+              <w:t>uuid(</w:t>
+            </w:r>
+            <w:proofErr w:type="gramEnd"/>
+            <w:r>
+              <w:rPr>
+                <w:rFonts w:ascii="Consolas" w:eastAsia="Consolas" w:hAnsi="Consolas"/>
+                <w:sz w:val="13"/>
+              </w:rPr>
+              <w:t>)</w:t>
             </w:r>
           </w:p>
         </w:tc>
@@ -12300,11 +12294,19 @@
             <w:pPr>
               <w:spacing w:after="20" w:line="240" w:lineRule="auto"/>
             </w:pPr>
+            <w:proofErr w:type="gramStart"/>
             <w:r>
               <w:rPr>
                 <w:sz w:val="16"/>
               </w:rPr>
-              <w:t>varchar(20)</w:t>
+              <w:t>varchar(</w:t>
+            </w:r>
+            <w:proofErr w:type="gramEnd"/>
+            <w:r>
+              <w:rPr>
+                <w:sz w:val="16"/>
+              </w:rPr>
+              <w:t>20)</w:t>
             </w:r>
           </w:p>
         </w:tc>
@@ -12401,11 +12403,19 @@
             <w:pPr>
               <w:spacing w:after="20" w:line="240" w:lineRule="auto"/>
             </w:pPr>
+            <w:proofErr w:type="gramStart"/>
             <w:r>
               <w:rPr>
                 <w:sz w:val="16"/>
               </w:rPr>
-              <w:t>numeric(5,2)</w:t>
+              <w:t>numeric(</w:t>
+            </w:r>
+            <w:proofErr w:type="gramEnd"/>
+            <w:r>
+              <w:rPr>
+                <w:sz w:val="16"/>
+              </w:rPr>
+              <w:t>5,2)</w:t>
             </w:r>
           </w:p>
         </w:tc>
@@ -12500,11 +12510,19 @@
             <w:pPr>
               <w:spacing w:after="20" w:line="240" w:lineRule="auto"/>
             </w:pPr>
+            <w:proofErr w:type="gramStart"/>
             <w:r>
               <w:rPr>
                 <w:sz w:val="16"/>
               </w:rPr>
-              <w:t>numeric(5,2)</w:t>
+              <w:t>numeric(</w:t>
+            </w:r>
+            <w:proofErr w:type="gramEnd"/>
+            <w:r>
+              <w:rPr>
+                <w:sz w:val="16"/>
+              </w:rPr>
+              <w:t>5,2)</w:t>
             </w:r>
           </w:p>
         </w:tc>
@@ -13003,11 +13021,19 @@
             <w:pPr>
               <w:spacing w:after="20" w:line="240" w:lineRule="auto"/>
             </w:pPr>
+            <w:proofErr w:type="gramStart"/>
             <w:r>
               <w:rPr>
                 <w:sz w:val="16"/>
               </w:rPr>
-              <w:t>numeric(5,2)</w:t>
+              <w:t>numeric(</w:t>
+            </w:r>
+            <w:proofErr w:type="gramEnd"/>
+            <w:r>
+              <w:rPr>
+                <w:sz w:val="16"/>
+              </w:rPr>
+              <w:t>5,2)</w:t>
             </w:r>
           </w:p>
         </w:tc>
@@ -13096,11 +13122,19 @@
             <w:pPr>
               <w:spacing w:after="20" w:line="240" w:lineRule="auto"/>
             </w:pPr>
+            <w:proofErr w:type="gramStart"/>
             <w:r>
               <w:rPr>
                 <w:sz w:val="16"/>
               </w:rPr>
-              <w:t>numeric(3,2)</w:t>
+              <w:t>numeric(</w:t>
+            </w:r>
+            <w:proofErr w:type="gramEnd"/>
+            <w:r>
+              <w:rPr>
+                <w:sz w:val="16"/>
+              </w:rPr>
+              <w:t>3,2)</w:t>
             </w:r>
           </w:p>
         </w:tc>
@@ -13385,11 +13419,19 @@
             <w:pPr>
               <w:spacing w:after="20" w:line="240" w:lineRule="auto"/>
             </w:pPr>
+            <w:proofErr w:type="gramStart"/>
             <w:r>
               <w:rPr>
                 <w:sz w:val="16"/>
               </w:rPr>
-              <w:t>varchar(255)</w:t>
+              <w:t>varchar(</w:t>
+            </w:r>
+            <w:proofErr w:type="gramEnd"/>
+            <w:r>
+              <w:rPr>
+                <w:sz w:val="16"/>
+              </w:rPr>
+              <w:t>255)</w:t>
             </w:r>
           </w:p>
         </w:tc>
@@ -13478,11 +13520,19 @@
             <w:pPr>
               <w:spacing w:after="20" w:line="240" w:lineRule="auto"/>
             </w:pPr>
+            <w:proofErr w:type="gramStart"/>
             <w:r>
               <w:rPr>
                 <w:sz w:val="16"/>
               </w:rPr>
-              <w:t>varchar(20)</w:t>
+              <w:t>varchar(</w:t>
+            </w:r>
+            <w:proofErr w:type="gramEnd"/>
+            <w:r>
+              <w:rPr>
+                <w:sz w:val="16"/>
+              </w:rPr>
+              <w:t>20)</w:t>
             </w:r>
           </w:p>
         </w:tc>
@@ -13573,11 +13623,19 @@
             <w:pPr>
               <w:spacing w:after="20" w:line="240" w:lineRule="auto"/>
             </w:pPr>
+            <w:proofErr w:type="gramStart"/>
             <w:r>
               <w:rPr>
                 <w:sz w:val="16"/>
               </w:rPr>
-              <w:t>varchar(20)</w:t>
+              <w:t>varchar(</w:t>
+            </w:r>
+            <w:proofErr w:type="gramEnd"/>
+            <w:r>
+              <w:rPr>
+                <w:sz w:val="16"/>
+              </w:rPr>
+              <w:t>20)</w:t>
             </w:r>
           </w:p>
         </w:tc>
@@ -13666,11 +13724,19 @@
             <w:pPr>
               <w:spacing w:after="20" w:line="240" w:lineRule="auto"/>
             </w:pPr>
+            <w:proofErr w:type="gramStart"/>
             <w:r>
               <w:rPr>
                 <w:sz w:val="16"/>
               </w:rPr>
-              <w:t>varchar(50)</w:t>
+              <w:t>varchar(</w:t>
+            </w:r>
+            <w:proofErr w:type="gramEnd"/>
+            <w:r>
+              <w:rPr>
+                <w:sz w:val="16"/>
+              </w:rPr>
+              <w:t>50)</w:t>
             </w:r>
           </w:p>
         </w:tc>
@@ -13761,11 +13827,19 @@
             <w:pPr>
               <w:spacing w:after="20" w:line="240" w:lineRule="auto"/>
             </w:pPr>
+            <w:proofErr w:type="gramStart"/>
             <w:r>
               <w:rPr>
                 <w:sz w:val="16"/>
               </w:rPr>
-              <w:t>varchar(20)</w:t>
+              <w:t>varchar(</w:t>
+            </w:r>
+            <w:proofErr w:type="gramEnd"/>
+            <w:r>
+              <w:rPr>
+                <w:sz w:val="16"/>
+              </w:rPr>
+              <w:t>20)</w:t>
             </w:r>
           </w:p>
         </w:tc>
@@ -13888,12 +13962,21 @@
             <w:pPr>
               <w:spacing w:after="20" w:line="240" w:lineRule="auto"/>
             </w:pPr>
+            <w:proofErr w:type="gramStart"/>
             <w:r>
               <w:rPr>
                 <w:rFonts w:ascii="Consolas" w:eastAsia="Consolas" w:hAnsi="Consolas"/>
                 <w:sz w:val="13"/>
               </w:rPr>
-              <w:t>now()</w:t>
+              <w:t>now(</w:t>
+            </w:r>
+            <w:proofErr w:type="gramEnd"/>
+            <w:r>
+              <w:rPr>
+                <w:rFonts w:ascii="Consolas" w:eastAsia="Consolas" w:hAnsi="Consolas"/>
+                <w:sz w:val="13"/>
+              </w:rPr>
+              <w:t>)</w:t>
             </w:r>
           </w:p>
         </w:tc>
@@ -13939,7 +14022,7 @@
     </w:p>
     <w:p>
       <w:pPr>
-        <w:pStyle w:val="Duudong"/>
+        <w:pStyle w:val="ListBullet"/>
         <w:spacing w:after="60"/>
       </w:pPr>
       <w:r>
@@ -13965,7 +14048,7 @@
     </w:p>
     <w:p>
       <w:pPr>
-        <w:pStyle w:val="u3"/>
+        <w:pStyle w:val="Heading3"/>
       </w:pPr>
       <w:r>
         <w:t>score_criteria</w:t>
@@ -13978,7 +14061,7 @@
     </w:p>
     <w:tbl>
       <w:tblPr>
-        <w:tblStyle w:val="LiBang"/>
+        <w:tblStyle w:val="TableGrid"/>
         <w:tblW w:w="0" w:type="auto"/>
         <w:jc w:val="center"/>
         <w:tblLayout w:type="fixed"/>
@@ -14197,7 +14280,23 @@
                 <w:rFonts w:ascii="Consolas" w:eastAsia="Consolas" w:hAnsi="Consolas"/>
                 <w:sz w:val="13"/>
               </w:rPr>
-              <w:t>gen_random_uuid()</w:t>
+              <w:t>gen_random_</w:t>
+            </w:r>
+            <w:proofErr w:type="gramStart"/>
+            <w:r>
+              <w:rPr>
+                <w:rFonts w:ascii="Consolas" w:eastAsia="Consolas" w:hAnsi="Consolas"/>
+                <w:sz w:val="13"/>
+              </w:rPr>
+              <w:t>uuid(</w:t>
+            </w:r>
+            <w:proofErr w:type="gramEnd"/>
+            <w:r>
+              <w:rPr>
+                <w:rFonts w:ascii="Consolas" w:eastAsia="Consolas" w:hAnsi="Consolas"/>
+                <w:sz w:val="13"/>
+              </w:rPr>
+              <w:t>)</w:t>
             </w:r>
           </w:p>
         </w:tc>
@@ -14369,11 +14468,19 @@
             <w:pPr>
               <w:spacing w:after="20" w:line="240" w:lineRule="auto"/>
             </w:pPr>
+            <w:proofErr w:type="gramStart"/>
             <w:r>
               <w:rPr>
                 <w:sz w:val="16"/>
               </w:rPr>
-              <w:t>varchar(20)</w:t>
+              <w:t>varchar(</w:t>
+            </w:r>
+            <w:proofErr w:type="gramEnd"/>
+            <w:r>
+              <w:rPr>
+                <w:sz w:val="16"/>
+              </w:rPr>
+              <w:t>20)</w:t>
             </w:r>
           </w:p>
         </w:tc>
@@ -14941,7 +15048,7 @@
     </w:p>
     <w:p>
       <w:pPr>
-        <w:pStyle w:val="Duudong"/>
+        <w:pStyle w:val="ListBullet"/>
         <w:spacing w:after="60"/>
       </w:pPr>
       <w:r>
@@ -14967,7 +15074,7 @@
     </w:p>
     <w:p>
       <w:pPr>
-        <w:pStyle w:val="u3"/>
+        <w:pStyle w:val="Heading3"/>
       </w:pPr>
       <w:r>
         <w:t>api_usages</w:t>
@@ -14980,7 +15087,7 @@
     </w:p>
     <w:tbl>
       <w:tblPr>
-        <w:tblStyle w:val="LiBang"/>
+        <w:tblStyle w:val="TableGrid"/>
         <w:tblW w:w="0" w:type="auto"/>
         <w:jc w:val="center"/>
         <w:tblLayout w:type="fixed"/>
@@ -15198,7 +15305,23 @@
                 <w:rFonts w:ascii="Consolas" w:eastAsia="Consolas" w:hAnsi="Consolas"/>
                 <w:sz w:val="13"/>
               </w:rPr>
-              <w:t>gen_random_uuid()</w:t>
+              <w:t>gen_random_</w:t>
+            </w:r>
+            <w:proofErr w:type="gramStart"/>
+            <w:r>
+              <w:rPr>
+                <w:rFonts w:ascii="Consolas" w:eastAsia="Consolas" w:hAnsi="Consolas"/>
+                <w:sz w:val="13"/>
+              </w:rPr>
+              <w:t>uuid(</w:t>
+            </w:r>
+            <w:proofErr w:type="gramEnd"/>
+            <w:r>
+              <w:rPr>
+                <w:rFonts w:ascii="Consolas" w:eastAsia="Consolas" w:hAnsi="Consolas"/>
+                <w:sz w:val="13"/>
+              </w:rPr>
+              <w:t>)</w:t>
             </w:r>
           </w:p>
         </w:tc>
@@ -15370,11 +15493,19 @@
             <w:pPr>
               <w:spacing w:after="20" w:line="240" w:lineRule="auto"/>
             </w:pPr>
+            <w:proofErr w:type="gramStart"/>
             <w:r>
               <w:rPr>
                 <w:sz w:val="16"/>
               </w:rPr>
-              <w:t>varchar(10)</w:t>
+              <w:t>varchar(</w:t>
+            </w:r>
+            <w:proofErr w:type="gramEnd"/>
+            <w:r>
+              <w:rPr>
+                <w:sz w:val="16"/>
+              </w:rPr>
+              <w:t>10)</w:t>
             </w:r>
           </w:p>
         </w:tc>
@@ -15503,12 +15634,21 @@
             <w:pPr>
               <w:spacing w:after="20" w:line="240" w:lineRule="auto"/>
             </w:pPr>
+            <w:proofErr w:type="gramStart"/>
             <w:r>
               <w:rPr>
                 <w:rFonts w:ascii="Consolas" w:eastAsia="Consolas" w:hAnsi="Consolas"/>
                 <w:sz w:val="13"/>
               </w:rPr>
-              <w:t>now()</w:t>
+              <w:t>now(</w:t>
+            </w:r>
+            <w:proofErr w:type="gramEnd"/>
+            <w:r>
+              <w:rPr>
+                <w:rFonts w:ascii="Consolas" w:eastAsia="Consolas" w:hAnsi="Consolas"/>
+                <w:sz w:val="13"/>
+              </w:rPr>
+              <w:t>)</w:t>
             </w:r>
           </w:p>
         </w:tc>
@@ -15670,11 +15810,19 @@
             <w:pPr>
               <w:spacing w:after="20" w:line="240" w:lineRule="auto"/>
             </w:pPr>
+            <w:proofErr w:type="gramStart"/>
             <w:r>
               <w:rPr>
                 <w:sz w:val="16"/>
               </w:rPr>
-              <w:t>numeric(12,4)</w:t>
+              <w:t>numeric(</w:t>
+            </w:r>
+            <w:proofErr w:type="gramEnd"/>
+            <w:r>
+              <w:rPr>
+                <w:sz w:val="16"/>
+              </w:rPr>
+              <w:t>12,4)</w:t>
             </w:r>
           </w:p>
         </w:tc>
@@ -15765,11 +15913,19 @@
             <w:pPr>
               <w:spacing w:after="20" w:line="240" w:lineRule="auto"/>
             </w:pPr>
+            <w:proofErr w:type="gramStart"/>
             <w:r>
               <w:rPr>
                 <w:sz w:val="16"/>
               </w:rPr>
-              <w:t>numeric(12,6)</w:t>
+              <w:t>numeric(</w:t>
+            </w:r>
+            <w:proofErr w:type="gramEnd"/>
+            <w:r>
+              <w:rPr>
+                <w:sz w:val="16"/>
+              </w:rPr>
+              <w:t>12,6)</w:t>
             </w:r>
           </w:p>
         </w:tc>
@@ -15839,7 +15995,7 @@
     </w:p>
     <w:p>
       <w:pPr>
-        <w:pStyle w:val="Duudong"/>
+        <w:pStyle w:val="ListBullet"/>
         <w:spacing w:after="60"/>
       </w:pPr>
       <w:r>
@@ -15865,7 +16021,7 @@
     </w:p>
     <w:p>
       <w:pPr>
-        <w:pStyle w:val="Duudong"/>
+        <w:pStyle w:val="ListBullet"/>
         <w:spacing w:after="60"/>
       </w:pPr>
       <w:r>
@@ -15891,7 +16047,7 @@
     </w:p>
     <w:p>
       <w:pPr>
-        <w:pStyle w:val="u3"/>
+        <w:pStyle w:val="Heading3"/>
       </w:pPr>
       <w:r>
         <w:t>audit_logs</w:t>
@@ -15904,7 +16060,7 @@
     </w:p>
     <w:tbl>
       <w:tblPr>
-        <w:tblStyle w:val="LiBang"/>
+        <w:tblStyle w:val="TableGrid"/>
         <w:tblW w:w="0" w:type="auto"/>
         <w:jc w:val="center"/>
         <w:tblLayout w:type="fixed"/>
@@ -16122,7 +16278,23 @@
                 <w:rFonts w:ascii="Consolas" w:eastAsia="Consolas" w:hAnsi="Consolas"/>
                 <w:sz w:val="13"/>
               </w:rPr>
-              <w:t>gen_random_uuid()</w:t>
+              <w:t>gen_random_</w:t>
+            </w:r>
+            <w:proofErr w:type="gramStart"/>
+            <w:r>
+              <w:rPr>
+                <w:rFonts w:ascii="Consolas" w:eastAsia="Consolas" w:hAnsi="Consolas"/>
+                <w:sz w:val="13"/>
+              </w:rPr>
+              <w:t>uuid(</w:t>
+            </w:r>
+            <w:proofErr w:type="gramEnd"/>
+            <w:r>
+              <w:rPr>
+                <w:rFonts w:ascii="Consolas" w:eastAsia="Consolas" w:hAnsi="Consolas"/>
+                <w:sz w:val="13"/>
+              </w:rPr>
+              <w:t>)</w:t>
             </w:r>
           </w:p>
         </w:tc>
@@ -16294,11 +16466,19 @@
             <w:pPr>
               <w:spacing w:after="20" w:line="240" w:lineRule="auto"/>
             </w:pPr>
+            <w:proofErr w:type="gramStart"/>
             <w:r>
               <w:rPr>
                 <w:sz w:val="16"/>
               </w:rPr>
-              <w:t>varchar(50)</w:t>
+              <w:t>varchar(</w:t>
+            </w:r>
+            <w:proofErr w:type="gramEnd"/>
+            <w:r>
+              <w:rPr>
+                <w:sz w:val="16"/>
+              </w:rPr>
+              <w:t>50)</w:t>
             </w:r>
           </w:p>
         </w:tc>
@@ -16387,11 +16567,19 @@
             <w:pPr>
               <w:spacing w:after="20" w:line="240" w:lineRule="auto"/>
             </w:pPr>
+            <w:proofErr w:type="gramStart"/>
             <w:r>
               <w:rPr>
                 <w:sz w:val="16"/>
               </w:rPr>
-              <w:t>varchar(50)</w:t>
+              <w:t>varchar(</w:t>
+            </w:r>
+            <w:proofErr w:type="gramEnd"/>
+            <w:r>
+              <w:rPr>
+                <w:sz w:val="16"/>
+              </w:rPr>
+              <w:t>50)</w:t>
             </w:r>
           </w:p>
         </w:tc>
@@ -16609,12 +16797,21 @@
             <w:pPr>
               <w:spacing w:after="20" w:line="240" w:lineRule="auto"/>
             </w:pPr>
+            <w:proofErr w:type="gramStart"/>
             <w:r>
               <w:rPr>
                 <w:rFonts w:ascii="Consolas" w:eastAsia="Consolas" w:hAnsi="Consolas"/>
                 <w:sz w:val="13"/>
               </w:rPr>
-              <w:t>now()</w:t>
+              <w:t>now(</w:t>
+            </w:r>
+            <w:proofErr w:type="gramEnd"/>
+            <w:r>
+              <w:rPr>
+                <w:rFonts w:ascii="Consolas" w:eastAsia="Consolas" w:hAnsi="Consolas"/>
+                <w:sz w:val="13"/>
+              </w:rPr>
+              <w:t>)</w:t>
             </w:r>
           </w:p>
         </w:tc>
@@ -16661,7 +16858,7 @@
     </w:p>
     <w:p>
       <w:pPr>
-        <w:pStyle w:val="Duudong"/>
+        <w:pStyle w:val="ListBullet"/>
         <w:spacing w:after="60"/>
       </w:pPr>
       <w:r>
@@ -16687,7 +16884,7 @@
     </w:p>
     <w:p>
       <w:pPr>
-        <w:pStyle w:val="u3"/>
+        <w:pStyle w:val="Heading3"/>
       </w:pPr>
       <w:r>
         <w:t>password_reset_tokens</w:t>
@@ -16700,7 +16897,7 @@
     </w:p>
     <w:tbl>
       <w:tblPr>
-        <w:tblStyle w:val="LiBang"/>
+        <w:tblStyle w:val="TableGrid"/>
         <w:tblW w:w="0" w:type="auto"/>
         <w:jc w:val="center"/>
         <w:tblLayout w:type="fixed"/>
@@ -16918,7 +17115,23 @@
                 <w:rFonts w:ascii="Consolas" w:eastAsia="Consolas" w:hAnsi="Consolas"/>
                 <w:sz w:val="13"/>
               </w:rPr>
-              <w:t>gen_random_uuid()</w:t>
+              <w:t>gen_random_</w:t>
+            </w:r>
+            <w:proofErr w:type="gramStart"/>
+            <w:r>
+              <w:rPr>
+                <w:rFonts w:ascii="Consolas" w:eastAsia="Consolas" w:hAnsi="Consolas"/>
+                <w:sz w:val="13"/>
+              </w:rPr>
+              <w:t>uuid(</w:t>
+            </w:r>
+            <w:proofErr w:type="gramEnd"/>
+            <w:r>
+              <w:rPr>
+                <w:rFonts w:ascii="Consolas" w:eastAsia="Consolas" w:hAnsi="Consolas"/>
+                <w:sz w:val="13"/>
+              </w:rPr>
+              <w:t>)</w:t>
             </w:r>
           </w:p>
         </w:tc>
@@ -17090,11 +17303,19 @@
             <w:pPr>
               <w:spacing w:after="20" w:line="240" w:lineRule="auto"/>
             </w:pPr>
+            <w:proofErr w:type="gramStart"/>
             <w:r>
               <w:rPr>
                 <w:sz w:val="16"/>
               </w:rPr>
-              <w:t>varchar(64)</w:t>
+              <w:t>varchar(</w:t>
+            </w:r>
+            <w:proofErr w:type="gramEnd"/>
+            <w:r>
+              <w:rPr>
+                <w:sz w:val="16"/>
+              </w:rPr>
+              <w:t>64)</w:t>
             </w:r>
           </w:p>
         </w:tc>
@@ -17411,12 +17632,21 @@
             <w:pPr>
               <w:spacing w:after="20" w:line="240" w:lineRule="auto"/>
             </w:pPr>
+            <w:proofErr w:type="gramStart"/>
             <w:r>
               <w:rPr>
                 <w:rFonts w:ascii="Consolas" w:eastAsia="Consolas" w:hAnsi="Consolas"/>
                 <w:sz w:val="13"/>
               </w:rPr>
-              <w:t>now()</w:t>
+              <w:t>now(</w:t>
+            </w:r>
+            <w:proofErr w:type="gramEnd"/>
+            <w:r>
+              <w:rPr>
+                <w:rFonts w:ascii="Consolas" w:eastAsia="Consolas" w:hAnsi="Consolas"/>
+                <w:sz w:val="13"/>
+              </w:rPr>
+              <w:t>)</w:t>
             </w:r>
           </w:p>
         </w:tc>
@@ -17462,7 +17692,7 @@
     </w:p>
     <w:p>
       <w:pPr>
-        <w:pStyle w:val="Duudong"/>
+        <w:pStyle w:val="ListBullet"/>
         <w:spacing w:after="60"/>
       </w:pPr>
       <w:r>
@@ -17488,7 +17718,7 @@
     </w:p>
     <w:p>
       <w:pPr>
-        <w:pStyle w:val="Duudong"/>
+        <w:pStyle w:val="ListBullet"/>
         <w:spacing w:after="60"/>
       </w:pPr>
       <w:r>
@@ -17514,83 +17744,20 @@
     </w:p>
     <w:p>
       <w:pPr>
-        <w:pStyle w:val="u2"/>
+        <w:pStyle w:val="Heading2"/>
       </w:pPr>
       <w:bookmarkStart w:id="17" w:name="_Toc242820233"/>
       <w:r>
-        <w:t>3.3. Quy</w:t>
-      </w:r>
-      <w:r>
-        <w:t>ế</w:t>
-      </w:r>
-      <w:r>
-        <w:t>t đ</w:t>
-      </w:r>
-      <w:r>
-        <w:t>ị</w:t>
-      </w:r>
-      <w:r>
-        <w:t>nh thi</w:t>
-      </w:r>
-      <w:r>
-        <w:t>ế</w:t>
-      </w:r>
-      <w:r>
-        <w:t>t k</w:t>
-      </w:r>
-      <w:r>
-        <w:t>ế</w:t>
-      </w:r>
-      <w:r>
-        <w:t xml:space="preserve"> cơ s</w:t>
-      </w:r>
-      <w:r>
-        <w:t>ở</w:t>
-      </w:r>
-      <w:r>
-        <w:t xml:space="preserve"> d</w:t>
-      </w:r>
-      <w:r>
-        <w:t>ữ</w:t>
-      </w:r>
-      <w:r>
-        <w:t xml:space="preserve"> li</w:t>
-      </w:r>
-      <w:r>
-        <w:t>ệ</w:t>
-      </w:r>
-      <w:r>
-        <w:t>u</w:t>
+        <w:t>3.3. Quyết định thiết kế cơ sở dữ liệu</w:t>
       </w:r>
       <w:bookmarkEnd w:id="17"/>
     </w:p>
     <w:p>
       <w:pPr>
-        <w:pStyle w:val="u3"/>
+        <w:pStyle w:val="Heading3"/>
       </w:pPr>
       <w:r>
-        <w:t>Quy</w:t>
-      </w:r>
-      <w:r>
-        <w:t>ế</w:t>
-      </w:r>
-      <w:r>
-        <w:t>t đ</w:t>
-      </w:r>
-      <w:r>
-        <w:t>ị</w:t>
-      </w:r>
-      <w:r>
-        <w:t>nh thi</w:t>
-      </w:r>
-      <w:r>
-        <w:t>ế</w:t>
-      </w:r>
-      <w:r>
-        <w:t>t k</w:t>
-      </w:r>
-      <w:r>
-        <w:t>ế</w:t>
+        <w:t>Quyết định thiết kế</w:t>
       </w:r>
     </w:p>
     <w:p>
@@ -17644,7 +17811,23 @@
           <w:rFonts w:ascii="Consolas" w:eastAsia="Consolas" w:hAnsi="Consolas"/>
           <w:sz w:val="21"/>
         </w:rPr>
-        <w:t>score_results.question_type</w:t>
+        <w:t>score_</w:t>
+      </w:r>
+      <w:proofErr w:type="gramStart"/>
+      <w:r>
+        <w:rPr>
+          <w:rFonts w:ascii="Consolas" w:eastAsia="Consolas" w:hAnsi="Consolas"/>
+          <w:sz w:val="21"/>
+        </w:rPr>
+        <w:t>results.question</w:t>
+      </w:r>
+      <w:proofErr w:type="gramEnd"/>
+      <w:r>
+        <w:rPr>
+          <w:rFonts w:ascii="Consolas" w:eastAsia="Consolas" w:hAnsi="Consolas"/>
+          <w:sz w:val="21"/>
+        </w:rPr>
+        <w:t>_type</w:t>
       </w:r>
       <w:r>
         <w:t xml:space="preserve"> được chụp lại tại thời điểm chấm để sửa loại câu hỏi sau này không làm lệch kết quả cũ.</w:t>
@@ -17658,12 +17841,21 @@
       <w:r>
         <w:t xml:space="preserve">4. </w:t>
       </w:r>
+      <w:proofErr w:type="gramStart"/>
       <w:r>
         <w:rPr>
           <w:rFonts w:ascii="Consolas" w:eastAsia="Consolas" w:hAnsi="Consolas"/>
           <w:sz w:val="21"/>
         </w:rPr>
-        <w:t>questions.reference_answer</w:t>
+        <w:t>questions.reference</w:t>
+      </w:r>
+      <w:proofErr w:type="gramEnd"/>
+      <w:r>
+        <w:rPr>
+          <w:rFonts w:ascii="Consolas" w:eastAsia="Consolas" w:hAnsi="Consolas"/>
+          <w:sz w:val="21"/>
+        </w:rPr>
+        <w:t>_answer</w:t>
       </w:r>
       <w:r>
         <w:t xml:space="preserve"> chỉ ADMIN đọc/ghi, API dành cho candidate không trả về.</w:t>
@@ -17764,22 +17956,40 @@
       <w:r>
         <w:t xml:space="preserve">8. Khóa tài khoản: </w:t>
       </w:r>
+      <w:proofErr w:type="gramStart"/>
       <w:r>
         <w:rPr>
           <w:rFonts w:ascii="Consolas" w:eastAsia="Consolas" w:hAnsi="Consolas"/>
           <w:sz w:val="21"/>
         </w:rPr>
-        <w:t>users.failed_login_count</w:t>
-      </w:r>
-      <w:r>
-        <w:t xml:space="preserve"> và </w:t>
-      </w:r>
+        <w:t>users.failed</w:t>
+      </w:r>
+      <w:proofErr w:type="gramEnd"/>
       <w:r>
         <w:rPr>
           <w:rFonts w:ascii="Consolas" w:eastAsia="Consolas" w:hAnsi="Consolas"/>
           <w:sz w:val="21"/>
         </w:rPr>
-        <w:t>users.locked_until</w:t>
+        <w:t>_login_count</w:t>
+      </w:r>
+      <w:r>
+        <w:t xml:space="preserve"> và </w:t>
+      </w:r>
+      <w:proofErr w:type="gramStart"/>
+      <w:r>
+        <w:rPr>
+          <w:rFonts w:ascii="Consolas" w:eastAsia="Consolas" w:hAnsi="Consolas"/>
+          <w:sz w:val="21"/>
+        </w:rPr>
+        <w:t>users.locked</w:t>
+      </w:r>
+      <w:proofErr w:type="gramEnd"/>
+      <w:r>
+        <w:rPr>
+          <w:rFonts w:ascii="Consolas" w:eastAsia="Consolas" w:hAnsi="Consolas"/>
+          <w:sz w:val="21"/>
+        </w:rPr>
+        <w:t>_until</w:t>
       </w:r>
       <w:r>
         <w:t xml:space="preserve"> (tự mở khóa sau 15 phút).</w:t>
@@ -17800,30 +18010,18 @@
     </w:p>
     <w:p>
       <w:pPr>
-        <w:pStyle w:val="u1"/>
+        <w:pStyle w:val="Heading1"/>
       </w:pPr>
       <w:bookmarkStart w:id="18" w:name="_Toc242820234"/>
       <w:r>
         <w:lastRenderedPageBreak/>
-        <w:t>4. THI</w:t>
-      </w:r>
-      <w:r>
-        <w:t>Ế</w:t>
-      </w:r>
-      <w:r>
-        <w:t>T K</w:t>
-      </w:r>
-      <w:r>
-        <w:t>Ế</w:t>
-      </w:r>
-      <w:r>
-        <w:t xml:space="preserve"> CLASS</w:t>
+        <w:t>4. THIẾT KẾ CLASS</w:t>
       </w:r>
       <w:bookmarkEnd w:id="18"/>
     </w:p>
     <w:p>
       <w:pPr>
-        <w:pStyle w:val="u2"/>
+        <w:pStyle w:val="Heading2"/>
       </w:pPr>
       <w:bookmarkStart w:id="19" w:name="_Toc242820235"/>
       <w:r>
@@ -17932,18 +18130,12 @@
     </w:p>
     <w:p>
       <w:pPr>
-        <w:pStyle w:val="u2"/>
+        <w:pStyle w:val="Heading2"/>
       </w:pPr>
       <w:bookmarkStart w:id="20" w:name="_Toc242820236"/>
       <w:r>
         <w:lastRenderedPageBreak/>
-        <w:t>4.2. Design Class Diagram theo t</w:t>
-      </w:r>
-      <w:r>
-        <w:t>ầ</w:t>
-      </w:r>
-      <w:r>
-        <w:t>ng</w:t>
+        <w:t>4.2. Design Class Diagram theo tầng</w:t>
       </w:r>
       <w:bookmarkEnd w:id="20"/>
     </w:p>
@@ -18015,23 +18207,11 @@
     </w:p>
     <w:p>
       <w:pPr>
-        <w:pStyle w:val="u2"/>
+        <w:pStyle w:val="Heading2"/>
       </w:pPr>
       <w:bookmarkStart w:id="21" w:name="_Toc242820237"/>
       <w:r>
-        <w:t>4.3. Đ</w:t>
-      </w:r>
-      <w:r>
-        <w:t>ố</w:t>
-      </w:r>
-      <w:r>
-        <w:t>i chi</w:t>
-      </w:r>
-      <w:r>
-        <w:t>ế</w:t>
-      </w:r>
-      <w:r>
-        <w:t>u Class – CSDL – API</w:t>
+        <w:t>4.3. Đối chiếu Class – CSDL – API</w:t>
       </w:r>
       <w:bookmarkEnd w:id="21"/>
     </w:p>
@@ -18042,7 +18222,7 @@
     </w:p>
     <w:p>
       <w:pPr>
-        <w:pStyle w:val="u3"/>
+        <w:pStyle w:val="Heading3"/>
       </w:pPr>
       <w:r>
         <w:lastRenderedPageBreak/>
@@ -18051,7 +18231,7 @@
     </w:p>
     <w:tbl>
       <w:tblPr>
-        <w:tblStyle w:val="LiBang"/>
+        <w:tblStyle w:val="TableGrid"/>
         <w:tblW w:w="0" w:type="auto"/>
         <w:jc w:val="center"/>
         <w:tblLayout w:type="fixed"/>
@@ -19871,33 +20051,15 @@
     </w:p>
     <w:p>
       <w:pPr>
-        <w:pStyle w:val="u3"/>
+        <w:pStyle w:val="Heading3"/>
       </w:pPr>
       <w:r>
-        <w:t>L</w:t>
-      </w:r>
-      <w:r>
-        <w:t>ớ</w:t>
-      </w:r>
-      <w:r>
-        <w:t>p mi</w:t>
-      </w:r>
-      <w:r>
-        <w:t>ề</w:t>
-      </w:r>
-      <w:r>
-        <w:t>n ↔ B</w:t>
-      </w:r>
-      <w:r>
-        <w:t>ả</w:t>
-      </w:r>
-      <w:r>
-        <w:t>ng CSDL</w:t>
+        <w:t>Lớp miền ↔ Bảng CSDL</w:t>
       </w:r>
     </w:p>
     <w:tbl>
       <w:tblPr>
-        <w:tblStyle w:val="LiBang"/>
+        <w:tblStyle w:val="TableGrid"/>
         <w:tblW w:w="0" w:type="auto"/>
         <w:jc w:val="center"/>
         <w:tblLayout w:type="fixed"/>
@@ -20734,27 +20896,15 @@
     </w:p>
     <w:p>
       <w:pPr>
-        <w:pStyle w:val="u3"/>
+        <w:pStyle w:val="Heading3"/>
       </w:pPr>
       <w:r>
-        <w:t>Giá tr</w:t>
-      </w:r>
-      <w:r>
-        <w:t>ị</w:t>
-      </w:r>
-      <w:r>
-        <w:t xml:space="preserve"> li</w:t>
-      </w:r>
-      <w:r>
-        <w:t>ệ</w:t>
-      </w:r>
-      <w:r>
-        <w:t>t kê (enum)</w:t>
+        <w:t>Giá trị liệt kê (enum)</w:t>
       </w:r>
     </w:p>
     <w:tbl>
       <w:tblPr>
-        <w:tblStyle w:val="LiBang"/>
+        <w:tblStyle w:val="TableGrid"/>
         <w:tblW w:w="0" w:type="auto"/>
         <w:jc w:val="center"/>
         <w:tblLayout w:type="fixed"/>
@@ -20905,12 +21055,14 @@
               <w:keepNext/>
               <w:spacing w:after="20" w:line="240" w:lineRule="auto"/>
             </w:pPr>
+            <w:proofErr w:type="gramStart"/>
             <w:r>
               <w:rPr>
                 <w:sz w:val="17"/>
               </w:rPr>
               <w:t>users.role</w:t>
             </w:r>
+            <w:proofErr w:type="gramEnd"/>
           </w:p>
         </w:tc>
         <w:tc>
@@ -20979,12 +21131,14 @@
             <w:pPr>
               <w:spacing w:after="20" w:line="240" w:lineRule="auto"/>
             </w:pPr>
+            <w:proofErr w:type="gramStart"/>
             <w:r>
               <w:rPr>
                 <w:sz w:val="17"/>
               </w:rPr>
               <w:t>users.status</w:t>
             </w:r>
+            <w:proofErr w:type="gramEnd"/>
           </w:p>
         </w:tc>
         <w:tc>
@@ -21050,12 +21204,14 @@
             <w:pPr>
               <w:spacing w:after="20" w:line="240" w:lineRule="auto"/>
             </w:pPr>
+            <w:proofErr w:type="gramStart"/>
             <w:r>
               <w:rPr>
                 <w:sz w:val="17"/>
               </w:rPr>
               <w:t>questions.level</w:t>
             </w:r>
+            <w:proofErr w:type="gramEnd"/>
           </w:p>
         </w:tc>
         <w:tc>
@@ -21123,12 +21279,14 @@
             <w:pPr>
               <w:spacing w:after="20" w:line="240" w:lineRule="auto"/>
             </w:pPr>
+            <w:proofErr w:type="gramStart"/>
             <w:r>
               <w:rPr>
                 <w:sz w:val="17"/>
               </w:rPr>
               <w:t>questions.status</w:t>
             </w:r>
+            <w:proofErr w:type="gramEnd"/>
           </w:p>
         </w:tc>
         <w:tc>
@@ -21198,8 +21356,16 @@
               <w:rPr>
                 <w:sz w:val="17"/>
               </w:rPr>
-              <w:t>practice_sessions.status</w:t>
-            </w:r>
+              <w:t>practice_</w:t>
+            </w:r>
+            <w:proofErr w:type="gramStart"/>
+            <w:r>
+              <w:rPr>
+                <w:sz w:val="17"/>
+              </w:rPr>
+              <w:t>sessions.status</w:t>
+            </w:r>
+            <w:proofErr w:type="gramEnd"/>
           </w:p>
         </w:tc>
         <w:tc>
@@ -21271,8 +21437,16 @@
               <w:rPr>
                 <w:sz w:val="17"/>
               </w:rPr>
-              <w:t>api_usages.provider</w:t>
-            </w:r>
+              <w:t>api_</w:t>
+            </w:r>
+            <w:proofErr w:type="gramStart"/>
+            <w:r>
+              <w:rPr>
+                <w:sz w:val="17"/>
+              </w:rPr>
+              <w:t>usages.provider</w:t>
+            </w:r>
+            <w:proofErr w:type="gramEnd"/>
           </w:p>
         </w:tc>
         <w:tc>
@@ -21339,11 +21513,33 @@
             <w:pPr>
               <w:spacing w:after="20" w:line="240" w:lineRule="auto"/>
             </w:pPr>
-            <w:r>
-              <w:rPr>
-                <w:sz w:val="17"/>
-              </w:rPr>
-              <w:t>questions.question_type, score_results.question_type</w:t>
+            <w:proofErr w:type="gramStart"/>
+            <w:r>
+              <w:rPr>
+                <w:sz w:val="17"/>
+              </w:rPr>
+              <w:t>questions.question</w:t>
+            </w:r>
+            <w:proofErr w:type="gramEnd"/>
+            <w:r>
+              <w:rPr>
+                <w:sz w:val="17"/>
+              </w:rPr>
+              <w:t>_type, score_</w:t>
+            </w:r>
+            <w:proofErr w:type="gramStart"/>
+            <w:r>
+              <w:rPr>
+                <w:sz w:val="17"/>
+              </w:rPr>
+              <w:t>results.question</w:t>
+            </w:r>
+            <w:proofErr w:type="gramEnd"/>
+            <w:r>
+              <w:rPr>
+                <w:sz w:val="17"/>
+              </w:rPr>
+              <w:t>_type</w:t>
             </w:r>
           </w:p>
         </w:tc>
@@ -21416,8 +21612,16 @@
               <w:rPr>
                 <w:sz w:val="17"/>
               </w:rPr>
-              <w:t>score_criteria.code</w:t>
-            </w:r>
+              <w:t>score_</w:t>
+            </w:r>
+            <w:proofErr w:type="gramStart"/>
+            <w:r>
+              <w:rPr>
+                <w:sz w:val="17"/>
+              </w:rPr>
+              <w:t>criteria.code</w:t>
+            </w:r>
+            <w:proofErr w:type="gramEnd"/>
           </w:p>
         </w:tc>
         <w:tc>
@@ -21446,48 +21650,15 @@
     </w:p>
     <w:p>
       <w:pPr>
-        <w:pStyle w:val="u3"/>
+        <w:pStyle w:val="Heading3"/>
       </w:pPr>
       <w:r>
-        <w:t>Ph</w:t>
-      </w:r>
-      <w:r>
-        <w:t>ụ</w:t>
-      </w:r>
-      <w:r>
-        <w:t xml:space="preserve"> thu</w:t>
-      </w:r>
-      <w:r>
-        <w:t>ộ</w:t>
-      </w:r>
-      <w:r>
-        <w:t>c gi</w:t>
-      </w:r>
-      <w:r>
-        <w:t>ữ</w:t>
-      </w:r>
-      <w:r>
-        <w:t>a các l</w:t>
-      </w:r>
-      <w:r>
-        <w:t>ớ</w:t>
-      </w:r>
-      <w:r>
-        <w:t>p thi</w:t>
-      </w:r>
-      <w:r>
-        <w:t>ế</w:t>
-      </w:r>
-      <w:r>
-        <w:t>t k</w:t>
-      </w:r>
-      <w:r>
-        <w:t>ế</w:t>
+        <w:t>Phụ thuộc giữa các lớp thiết kế</w:t>
       </w:r>
     </w:p>
     <w:tbl>
       <w:tblPr>
-        <w:tblStyle w:val="LiBang"/>
+        <w:tblStyle w:val="TableGrid"/>
         <w:tblW w:w="0" w:type="auto"/>
         <w:jc w:val="center"/>
         <w:tblLayout w:type="fixed"/>
@@ -25215,60 +25386,36 @@
     </w:p>
     <w:p>
       <w:pPr>
-        <w:pStyle w:val="u1"/>
+        <w:pStyle w:val="Heading1"/>
       </w:pPr>
       <w:bookmarkStart w:id="22" w:name="_Toc242820238"/>
       <w:r>
         <w:lastRenderedPageBreak/>
-        <w:t>5. THI</w:t>
-      </w:r>
-      <w:r>
-        <w:t>Ế</w:t>
-      </w:r>
-      <w:r>
-        <w:t>T K</w:t>
-      </w:r>
-      <w:r>
-        <w:t>Ế</w:t>
-      </w:r>
-      <w:r>
-        <w:t xml:space="preserve"> API</w:t>
+        <w:t>5. THIẾT KẾ API</w:t>
       </w:r>
       <w:bookmarkEnd w:id="22"/>
     </w:p>
     <w:p>
       <w:pPr>
-        <w:pStyle w:val="u2"/>
+        <w:pStyle w:val="Heading2"/>
       </w:pPr>
       <w:bookmarkStart w:id="23" w:name="_Toc242820239"/>
       <w:r>
-        <w:t>5.1. Quy ư</w:t>
-      </w:r>
-      <w:r>
-        <w:t>ớ</w:t>
-      </w:r>
-      <w:r>
-        <w:t>c chung</w:t>
+        <w:t>5.1. Quy ước chung</w:t>
       </w:r>
       <w:bookmarkEnd w:id="23"/>
     </w:p>
     <w:p>
       <w:pPr>
-        <w:pStyle w:val="u3"/>
+        <w:pStyle w:val="Heading3"/>
       </w:pPr>
       <w:r>
-        <w:t>Quy ư</w:t>
-      </w:r>
-      <w:r>
-        <w:t>ớ</w:t>
-      </w:r>
-      <w:r>
-        <w:t>c chung</w:t>
+        <w:t>Quy ước chung</w:t>
       </w:r>
     </w:p>
     <w:p>
       <w:pPr>
-        <w:pStyle w:val="Duudong"/>
+        <w:pStyle w:val="ListBullet"/>
         <w:spacing w:after="60"/>
       </w:pPr>
       <w:r>
@@ -25303,7 +25450,7 @@
     </w:p>
     <w:p>
       <w:pPr>
-        <w:pStyle w:val="Duudong"/>
+        <w:pStyle w:val="ListBullet"/>
         <w:spacing w:after="60"/>
       </w:pPr>
       <w:r>
@@ -25358,7 +25505,7 @@
     </w:p>
     <w:p>
       <w:pPr>
-        <w:pStyle w:val="Duudong"/>
+        <w:pStyle w:val="ListBullet"/>
         <w:spacing w:after="60"/>
       </w:pPr>
       <w:r>
@@ -25383,7 +25530,7 @@
     </w:p>
     <w:p>
       <w:pPr>
-        <w:pStyle w:val="Duudong"/>
+        <w:pStyle w:val="ListBullet"/>
         <w:spacing w:after="60"/>
       </w:pPr>
       <w:r>
@@ -25468,7 +25615,7 @@
     </w:p>
     <w:p>
       <w:pPr>
-        <w:pStyle w:val="Duudong"/>
+        <w:pStyle w:val="ListBullet"/>
         <w:spacing w:after="60"/>
       </w:pPr>
       <w:r>
@@ -25657,7 +25804,7 @@
     </w:p>
     <w:p>
       <w:pPr>
-        <w:pStyle w:val="u2"/>
+        <w:pStyle w:val="Heading2"/>
       </w:pPr>
       <w:bookmarkStart w:id="24" w:name="_Toc242820240"/>
       <w:r>
@@ -25682,7 +25829,7 @@
     </w:p>
     <w:tbl>
       <w:tblPr>
-        <w:tblStyle w:val="LiBang"/>
+        <w:tblStyle w:val="TableGrid"/>
         <w:tblW w:w="0" w:type="auto"/>
         <w:jc w:val="center"/>
         <w:tblLayout w:type="fixed"/>
@@ -26497,8 +26644,17 @@
                 <w:rFonts w:ascii="Consolas" w:eastAsia="Consolas" w:hAnsi="Consolas"/>
                 <w:sz w:val="14"/>
               </w:rPr>
-              <w:t>/questions</w:t>
-            </w:r>
+              <w:t>/</w:t>
+            </w:r>
+            <w:proofErr w:type="gramStart"/>
+            <w:r>
+              <w:rPr>
+                <w:rFonts w:ascii="Consolas" w:eastAsia="Consolas" w:hAnsi="Consolas"/>
+                <w:sz w:val="14"/>
+              </w:rPr>
+              <w:t>questions</w:t>
+            </w:r>
+            <w:proofErr w:type="gramEnd"/>
           </w:p>
         </w:tc>
         <w:tc>
@@ -26919,7 +27075,23 @@
                 <w:rFonts w:ascii="Consolas" w:eastAsia="Consolas" w:hAnsi="Consolas"/>
                 <w:sz w:val="14"/>
               </w:rPr>
-              <w:t>/practice-sessions</w:t>
+              <w:t>/</w:t>
+            </w:r>
+            <w:proofErr w:type="gramStart"/>
+            <w:r>
+              <w:rPr>
+                <w:rFonts w:ascii="Consolas" w:eastAsia="Consolas" w:hAnsi="Consolas"/>
+                <w:sz w:val="14"/>
+              </w:rPr>
+              <w:t>practice</w:t>
+            </w:r>
+            <w:proofErr w:type="gramEnd"/>
+            <w:r>
+              <w:rPr>
+                <w:rFonts w:ascii="Consolas" w:eastAsia="Consolas" w:hAnsi="Consolas"/>
+                <w:sz w:val="14"/>
+              </w:rPr>
+              <w:t>-sessions</w:t>
             </w:r>
           </w:p>
         </w:tc>
@@ -27061,7 +27233,23 @@
                 <w:rFonts w:ascii="Consolas" w:eastAsia="Consolas" w:hAnsi="Consolas"/>
                 <w:sz w:val="14"/>
               </w:rPr>
-              <w:t>/practice-sessions/{id}</w:t>
+              <w:t>/</w:t>
+            </w:r>
+            <w:proofErr w:type="gramStart"/>
+            <w:r>
+              <w:rPr>
+                <w:rFonts w:ascii="Consolas" w:eastAsia="Consolas" w:hAnsi="Consolas"/>
+                <w:sz w:val="14"/>
+              </w:rPr>
+              <w:t>practice</w:t>
+            </w:r>
+            <w:proofErr w:type="gramEnd"/>
+            <w:r>
+              <w:rPr>
+                <w:rFonts w:ascii="Consolas" w:eastAsia="Consolas" w:hAnsi="Consolas"/>
+                <w:sz w:val="14"/>
+              </w:rPr>
+              <w:t>-sessions/{id}</w:t>
             </w:r>
           </w:p>
         </w:tc>
@@ -27201,7 +27389,23 @@
                 <w:rFonts w:ascii="Consolas" w:eastAsia="Consolas" w:hAnsi="Consolas"/>
                 <w:sz w:val="14"/>
               </w:rPr>
-              <w:t>/practice-sessions/{id}/answer</w:t>
+              <w:t>/</w:t>
+            </w:r>
+            <w:proofErr w:type="gramStart"/>
+            <w:r>
+              <w:rPr>
+                <w:rFonts w:ascii="Consolas" w:eastAsia="Consolas" w:hAnsi="Consolas"/>
+                <w:sz w:val="14"/>
+              </w:rPr>
+              <w:t>practice</w:t>
+            </w:r>
+            <w:proofErr w:type="gramEnd"/>
+            <w:r>
+              <w:rPr>
+                <w:rFonts w:ascii="Consolas" w:eastAsia="Consolas" w:hAnsi="Consolas"/>
+                <w:sz w:val="14"/>
+              </w:rPr>
+              <w:t>-sessions/{id}/answer</w:t>
             </w:r>
           </w:p>
         </w:tc>
@@ -27344,7 +27548,23 @@
                 <w:rFonts w:ascii="Consolas" w:eastAsia="Consolas" w:hAnsi="Consolas"/>
                 <w:sz w:val="14"/>
               </w:rPr>
-              <w:t>/practice-sessions/{id}/evaluate</w:t>
+              <w:t>/</w:t>
+            </w:r>
+            <w:proofErr w:type="gramStart"/>
+            <w:r>
+              <w:rPr>
+                <w:rFonts w:ascii="Consolas" w:eastAsia="Consolas" w:hAnsi="Consolas"/>
+                <w:sz w:val="14"/>
+              </w:rPr>
+              <w:t>practice</w:t>
+            </w:r>
+            <w:proofErr w:type="gramEnd"/>
+            <w:r>
+              <w:rPr>
+                <w:rFonts w:ascii="Consolas" w:eastAsia="Consolas" w:hAnsi="Consolas"/>
+                <w:sz w:val="14"/>
+              </w:rPr>
+              <w:t>-sessions/{id}/evaluate</w:t>
             </w:r>
           </w:p>
         </w:tc>
@@ -27484,7 +27704,23 @@
                 <w:rFonts w:ascii="Consolas" w:eastAsia="Consolas" w:hAnsi="Consolas"/>
                 <w:sz w:val="14"/>
               </w:rPr>
-              <w:t>/practice-sessions/{id}/result</w:t>
+              <w:t>/</w:t>
+            </w:r>
+            <w:proofErr w:type="gramStart"/>
+            <w:r>
+              <w:rPr>
+                <w:rFonts w:ascii="Consolas" w:eastAsia="Consolas" w:hAnsi="Consolas"/>
+                <w:sz w:val="14"/>
+              </w:rPr>
+              <w:t>practice</w:t>
+            </w:r>
+            <w:proofErr w:type="gramEnd"/>
+            <w:r>
+              <w:rPr>
+                <w:rFonts w:ascii="Consolas" w:eastAsia="Consolas" w:hAnsi="Consolas"/>
+                <w:sz w:val="14"/>
+              </w:rPr>
+              <w:t>-sessions/{id}/result</w:t>
             </w:r>
           </w:p>
         </w:tc>
@@ -27626,7 +27862,23 @@
                 <w:rFonts w:ascii="Consolas" w:eastAsia="Consolas" w:hAnsi="Consolas"/>
                 <w:sz w:val="14"/>
               </w:rPr>
-              <w:t>/practice-sessions/{id}/rescore</w:t>
+              <w:t>/</w:t>
+            </w:r>
+            <w:proofErr w:type="gramStart"/>
+            <w:r>
+              <w:rPr>
+                <w:rFonts w:ascii="Consolas" w:eastAsia="Consolas" w:hAnsi="Consolas"/>
+                <w:sz w:val="14"/>
+              </w:rPr>
+              <w:t>practice</w:t>
+            </w:r>
+            <w:proofErr w:type="gramEnd"/>
+            <w:r>
+              <w:rPr>
+                <w:rFonts w:ascii="Consolas" w:eastAsia="Consolas" w:hAnsi="Consolas"/>
+                <w:sz w:val="14"/>
+              </w:rPr>
+              <w:t>-sessions/{id}/rescore</w:t>
             </w:r>
           </w:p>
         </w:tc>
@@ -27766,7 +28018,23 @@
                 <w:rFonts w:ascii="Consolas" w:eastAsia="Consolas" w:hAnsi="Consolas"/>
                 <w:sz w:val="14"/>
               </w:rPr>
-              <w:t>/practice-sessions/{id}/feedback/audio</w:t>
+              <w:t>/</w:t>
+            </w:r>
+            <w:proofErr w:type="gramStart"/>
+            <w:r>
+              <w:rPr>
+                <w:rFonts w:ascii="Consolas" w:eastAsia="Consolas" w:hAnsi="Consolas"/>
+                <w:sz w:val="14"/>
+              </w:rPr>
+              <w:t>practice</w:t>
+            </w:r>
+            <w:proofErr w:type="gramEnd"/>
+            <w:r>
+              <w:rPr>
+                <w:rFonts w:ascii="Consolas" w:eastAsia="Consolas" w:hAnsi="Consolas"/>
+                <w:sz w:val="14"/>
+              </w:rPr>
+              <w:t>-sessions/{id}/feedback/audio</w:t>
             </w:r>
           </w:p>
         </w:tc>
@@ -27908,8 +28176,17 @@
                 <w:rFonts w:ascii="Consolas" w:eastAsia="Consolas" w:hAnsi="Consolas"/>
                 <w:sz w:val="14"/>
               </w:rPr>
-              <w:t>/history</w:t>
-            </w:r>
+              <w:t>/</w:t>
+            </w:r>
+            <w:proofErr w:type="gramStart"/>
+            <w:r>
+              <w:rPr>
+                <w:rFonts w:ascii="Consolas" w:eastAsia="Consolas" w:hAnsi="Consolas"/>
+                <w:sz w:val="14"/>
+              </w:rPr>
+              <w:t>history</w:t>
+            </w:r>
+            <w:proofErr w:type="gramEnd"/>
           </w:p>
         </w:tc>
         <w:tc>
@@ -28472,7 +28749,23 @@
                 <w:rFonts w:ascii="Consolas" w:eastAsia="Consolas" w:hAnsi="Consolas"/>
                 <w:sz w:val="14"/>
               </w:rPr>
-              <w:t>/admin/questions/{id}</w:t>
+              <w:t>/</w:t>
+            </w:r>
+            <w:proofErr w:type="gramStart"/>
+            <w:r>
+              <w:rPr>
+                <w:rFonts w:ascii="Consolas" w:eastAsia="Consolas" w:hAnsi="Consolas"/>
+                <w:sz w:val="14"/>
+              </w:rPr>
+              <w:t>admin</w:t>
+            </w:r>
+            <w:proofErr w:type="gramEnd"/>
+            <w:r>
+              <w:rPr>
+                <w:rFonts w:ascii="Consolas" w:eastAsia="Consolas" w:hAnsi="Consolas"/>
+                <w:sz w:val="14"/>
+              </w:rPr>
+              <w:t>/questions/{id}</w:t>
             </w:r>
           </w:p>
         </w:tc>
@@ -28612,7 +28905,23 @@
                 <w:rFonts w:ascii="Consolas" w:eastAsia="Consolas" w:hAnsi="Consolas"/>
                 <w:sz w:val="14"/>
               </w:rPr>
-              <w:t>/admin/questions/{id}</w:t>
+              <w:t>/</w:t>
+            </w:r>
+            <w:proofErr w:type="gramStart"/>
+            <w:r>
+              <w:rPr>
+                <w:rFonts w:ascii="Consolas" w:eastAsia="Consolas" w:hAnsi="Consolas"/>
+                <w:sz w:val="14"/>
+              </w:rPr>
+              <w:t>admin</w:t>
+            </w:r>
+            <w:proofErr w:type="gramEnd"/>
+            <w:r>
+              <w:rPr>
+                <w:rFonts w:ascii="Consolas" w:eastAsia="Consolas" w:hAnsi="Consolas"/>
+                <w:sz w:val="14"/>
+              </w:rPr>
+              <w:t>/questions/{id}</w:t>
             </w:r>
           </w:p>
         </w:tc>
@@ -29100,8 +29409,16 @@
               <w:rPr>
                 <w:sz w:val="17"/>
               </w:rPr>
-              <w:t>200 binary</w:t>
-            </w:r>
+              <w:t xml:space="preserve">200 </w:t>
+            </w:r>
+            <w:proofErr w:type="gramStart"/>
+            <w:r>
+              <w:rPr>
+                <w:sz w:val="17"/>
+              </w:rPr>
+              <w:t>binary</w:t>
+            </w:r>
+            <w:proofErr w:type="gramEnd"/>
           </w:p>
         </w:tc>
         <w:tc>
@@ -29145,7 +29462,21 @@
         <w:rPr>
           <w:sz w:val="22"/>
         </w:rPr>
-        <w:t xml:space="preserve"> (OpenAPI 0.2.0, hợp lệ theo validator, 23 operation, 30 schema).</w:t>
+        <w:t xml:space="preserve"> (OpenAPI 0.2.0, hợp lệ theo validator, 23 </w:t>
+      </w:r>
+      <w:proofErr w:type="gramStart"/>
+      <w:r>
+        <w:rPr>
+          <w:sz w:val="22"/>
+        </w:rPr>
+        <w:t>operation</w:t>
+      </w:r>
+      <w:proofErr w:type="gramEnd"/>
+      <w:r>
+        <w:rPr>
+          <w:sz w:val="22"/>
+        </w:rPr>
+        <w:t>, 30 schema).</w:t>
       </w:r>
     </w:p>
     <w:p>
@@ -29162,24 +29493,12 @@
     </w:p>
     <w:p>
       <w:pPr>
-        <w:pStyle w:val="u1"/>
+        <w:pStyle w:val="Heading1"/>
       </w:pPr>
       <w:bookmarkStart w:id="25" w:name="_Toc242820241"/>
       <w:r>
         <w:lastRenderedPageBreak/>
-        <w:t>6. THI</w:t>
-      </w:r>
-      <w:r>
-        <w:t>Ế</w:t>
-      </w:r>
-      <w:r>
-        <w:t>T K</w:t>
-      </w:r>
-      <w:r>
-        <w:t>Ế</w:t>
-      </w:r>
-      <w:r>
-        <w:t xml:space="preserve"> HÀNH VI</w:t>
+        <w:t>6. THIẾT KẾ HÀNH VI</w:t>
       </w:r>
       <w:bookmarkEnd w:id="25"/>
     </w:p>
@@ -29190,42 +29509,12 @@
     </w:p>
     <w:p>
       <w:pPr>
-        <w:pStyle w:val="u2"/>
+        <w:pStyle w:val="Heading2"/>
       </w:pPr>
       <w:bookmarkStart w:id="26" w:name="_Toc242820242"/>
       <w:r>
         <w:lastRenderedPageBreak/>
-        <w:t>6.1. UC5: Nh</w:t>
-      </w:r>
-      <w:r>
-        <w:t>ậ</w:t>
-      </w:r>
-      <w:r>
-        <w:t>n k</w:t>
-      </w:r>
-      <w:r>
-        <w:t>ế</w:t>
-      </w:r>
-      <w:r>
-        <w:t>t qu</w:t>
-      </w:r>
-      <w:r>
-        <w:t>ả</w:t>
-      </w:r>
-      <w:r>
-        <w:t xml:space="preserve"> ch</w:t>
-      </w:r>
-      <w:r>
-        <w:t>ấ</w:t>
-      </w:r>
-      <w:r>
-        <w:t>m đi</w:t>
-      </w:r>
-      <w:r>
-        <w:t>ể</w:t>
-      </w:r>
-      <w:r>
-        <w:t>m AI</w:t>
+        <w:t>6.1. UC5: Nhận kết quả chấm điểm AI</w:t>
       </w:r>
       <w:bookmarkEnd w:id="26"/>
     </w:p>
@@ -29366,48 +29655,12 @@
     </w:p>
     <w:p>
       <w:pPr>
-        <w:pStyle w:val="u2"/>
+        <w:pStyle w:val="Heading2"/>
       </w:pPr>
       <w:bookmarkStart w:id="27" w:name="_Toc242820243"/>
       <w:r>
         <w:lastRenderedPageBreak/>
-        <w:t>6.2. UC2b: Quên m</w:t>
-      </w:r>
-      <w:r>
-        <w:t>ậ</w:t>
-      </w:r>
-      <w:r>
-        <w:t>t kh</w:t>
-      </w:r>
-      <w:r>
-        <w:t>ẩ</w:t>
-      </w:r>
-      <w:r>
-        <w:t>u và đ</w:t>
-      </w:r>
-      <w:r>
-        <w:t>ặ</w:t>
-      </w:r>
-      <w:r>
-        <w:t>t l</w:t>
-      </w:r>
-      <w:r>
-        <w:t>ạ</w:t>
-      </w:r>
-      <w:r>
-        <w:t>i m</w:t>
-      </w:r>
-      <w:r>
-        <w:t>ậ</w:t>
-      </w:r>
-      <w:r>
-        <w:t>t kh</w:t>
-      </w:r>
-      <w:r>
-        <w:t>ẩ</w:t>
-      </w:r>
-      <w:r>
-        <w:t>u</w:t>
+        <w:t>6.2. UC2b: Quên mật khẩu và đặt lại mật khẩu</w:t>
       </w:r>
       <w:bookmarkEnd w:id="27"/>
     </w:p>
@@ -29474,23 +29727,11 @@
     </w:p>
     <w:p>
       <w:pPr>
-        <w:pStyle w:val="u1"/>
+        <w:pStyle w:val="Heading1"/>
       </w:pPr>
       <w:bookmarkStart w:id="28" w:name="_Toc242820244"/>
       <w:r>
-        <w:t>7. RUBRIC CH</w:t>
-      </w:r>
-      <w:r>
-        <w:t>Ấ</w:t>
-      </w:r>
-      <w:r>
-        <w:t>M ĐI</w:t>
-      </w:r>
-      <w:r>
-        <w:t>Ể</w:t>
-      </w:r>
-      <w:r>
-        <w:t>M</w:t>
+        <w:t>7. RUBRIC CHẤM ĐIỂM</w:t>
       </w:r>
       <w:bookmarkEnd w:id="28"/>
     </w:p>
@@ -29521,17 +29762,11 @@
     </w:p>
     <w:p>
       <w:pPr>
-        <w:pStyle w:val="u2"/>
+        <w:pStyle w:val="Heading2"/>
       </w:pPr>
       <w:bookmarkStart w:id="29" w:name="_Toc242820245"/>
       <w:r>
-        <w:t>Nguyên t</w:t>
-      </w:r>
-      <w:r>
-        <w:t>ắ</w:t>
-      </w:r>
-      <w:r>
-        <w:t>c</w:t>
+        <w:t>Nguyên tắc</w:t>
       </w:r>
       <w:bookmarkEnd w:id="29"/>
     </w:p>
@@ -29638,29 +29873,17 @@
     </w:p>
     <w:p>
       <w:pPr>
-        <w:pStyle w:val="u2"/>
+        <w:pStyle w:val="Heading2"/>
       </w:pPr>
       <w:bookmarkStart w:id="30" w:name="_Toc242820246"/>
       <w:r>
-        <w:t>Lo</w:t>
-      </w:r>
-      <w:r>
-        <w:t>ạ</w:t>
-      </w:r>
-      <w:r>
-        <w:t>i câu h</w:t>
-      </w:r>
-      <w:r>
-        <w:t>ỏ</w:t>
-      </w:r>
-      <w:r>
-        <w:t>i (questionType)</w:t>
+        <w:t>Loại câu hỏi (questionType)</w:t>
       </w:r>
       <w:bookmarkEnd w:id="30"/>
     </w:p>
     <w:tbl>
       <w:tblPr>
-        <w:tblStyle w:val="LiBang"/>
+        <w:tblStyle w:val="TableGrid"/>
         <w:tblW w:w="0" w:type="auto"/>
         <w:jc w:val="center"/>
         <w:tblLayout w:type="fixed"/>
@@ -30023,17 +30246,11 @@
     </w:p>
     <w:p>
       <w:pPr>
-        <w:pStyle w:val="u2"/>
+        <w:pStyle w:val="Heading2"/>
       </w:pPr>
       <w:bookmarkStart w:id="31" w:name="_Toc242820247"/>
       <w:r>
-        <w:t>Tiêu chí và thang đi</w:t>
-      </w:r>
-      <w:r>
-        <w:t>ể</w:t>
-      </w:r>
-      <w:r>
-        <w:t>m</w:t>
+        <w:t>Tiêu chí và thang điểm</w:t>
       </w:r>
       <w:bookmarkEnd w:id="31"/>
     </w:p>
@@ -30053,7 +30270,7 @@
     </w:p>
     <w:tbl>
       <w:tblPr>
-        <w:tblStyle w:val="LiBang"/>
+        <w:tblStyle w:val="TableGrid"/>
         <w:tblW w:w="0" w:type="auto"/>
         <w:jc w:val="center"/>
         <w:tblLayout w:type="fixed"/>
@@ -30446,41 +30663,11 @@
     </w:p>
     <w:p>
       <w:pPr>
-        <w:pStyle w:val="u2"/>
+        <w:pStyle w:val="Heading2"/>
       </w:pPr>
       <w:bookmarkStart w:id="32" w:name="_Toc242820248"/>
       <w:r>
-        <w:t>Tr</w:t>
-      </w:r>
-      <w:r>
-        <w:t>ọ</w:t>
-      </w:r>
-      <w:r>
-        <w:t>ng s</w:t>
-      </w:r>
-      <w:r>
-        <w:t>ố</w:t>
-      </w:r>
-      <w:r>
-        <w:t xml:space="preserve"> và công th</w:t>
-      </w:r>
-      <w:r>
-        <w:t>ứ</w:t>
-      </w:r>
-      <w:r>
-        <w:t>c t</w:t>
-      </w:r>
-      <w:r>
-        <w:t>ổ</w:t>
-      </w:r>
-      <w:r>
-        <w:t>ng đi</w:t>
-      </w:r>
-      <w:r>
-        <w:t>ể</w:t>
-      </w:r>
-      <w:r>
-        <w:t>m</w:t>
+        <w:t>Trọng số và công thức tổng điểm</w:t>
       </w:r>
       <w:bookmarkEnd w:id="32"/>
     </w:p>
@@ -30491,7 +30678,7 @@
     </w:p>
     <w:tbl>
       <w:tblPr>
-        <w:tblStyle w:val="LiBang"/>
+        <w:tblStyle w:val="TableGrid"/>
         <w:tblW w:w="0" w:type="auto"/>
         <w:jc w:val="center"/>
         <w:tblLayout w:type="fixed"/>
@@ -31084,31 +31271,17 @@
           <w:rFonts w:ascii="Consolas" w:eastAsia="Consolas" w:hAnsi="Consolas"/>
           <w:sz w:val="21"/>
         </w:rPr>
-        <w:t>w</w:t>
+        <w:t>wᵢ</w:t>
+      </w:r>
+      <w:r>
+        <w:t xml:space="preserve"> là trọng số và </w:t>
       </w:r>
       <w:r>
         <w:rPr>
           <w:rFonts w:ascii="Consolas" w:eastAsia="Consolas" w:hAnsi="Consolas"/>
           <w:sz w:val="21"/>
         </w:rPr>
-        <w:t>ᵢ</w:t>
-      </w:r>
-      <w:r>
-        <w:t xml:space="preserve"> là trọng số và </w:t>
-      </w:r>
-      <w:r>
-        <w:rPr>
-          <w:rFonts w:ascii="Consolas" w:eastAsia="Consolas" w:hAnsi="Consolas"/>
-          <w:sz w:val="21"/>
-        </w:rPr>
-        <w:t>s</w:t>
-      </w:r>
-      <w:r>
-        <w:rPr>
-          <w:rFonts w:ascii="Consolas" w:eastAsia="Consolas" w:hAnsi="Consolas"/>
-          <w:sz w:val="21"/>
-        </w:rPr>
-        <w:t>ᵢ</w:t>
+        <w:t>sᵢ</w:t>
       </w:r>
       <w:r>
         <w:t xml:space="preserve"> là điểm tiêu chí (1-5):</w:t>
@@ -31179,7 +31352,7 @@
     </w:p>
     <w:p>
       <w:pPr>
-        <w:pStyle w:val="Duudong"/>
+        <w:pStyle w:val="ListBullet"/>
         <w:spacing w:after="60"/>
       </w:pPr>
       <w:r>
@@ -31194,7 +31367,7 @@
     </w:p>
     <w:p>
       <w:pPr>
-        <w:pStyle w:val="Duudong"/>
+        <w:pStyle w:val="ListBullet"/>
         <w:spacing w:after="60"/>
       </w:pPr>
       <w:r>
@@ -31220,7 +31393,7 @@
     </w:p>
     <w:p>
       <w:pPr>
-        <w:pStyle w:val="Duudong"/>
+        <w:pStyle w:val="ListBullet"/>
         <w:spacing w:after="60"/>
       </w:pPr>
       <w:r>
@@ -31245,17 +31418,11 @@
     </w:p>
     <w:p>
       <w:pPr>
-        <w:pStyle w:val="u2"/>
+        <w:pStyle w:val="Heading2"/>
       </w:pPr>
       <w:bookmarkStart w:id="33" w:name="_Toc242820249"/>
       <w:r>
-        <w:t>Delivery (tính b</w:t>
-      </w:r>
-      <w:r>
-        <w:t>ằ</w:t>
-      </w:r>
-      <w:r>
-        <w:t>ng code, không dùng LLM)</w:t>
+        <w:t>Delivery (tính bằng code, không dùng LLM)</w:t>
       </w:r>
       <w:bookmarkEnd w:id="33"/>
     </w:p>
@@ -31286,7 +31453,7 @@
     </w:p>
     <w:tbl>
       <w:tblPr>
-        <w:tblStyle w:val="LiBang"/>
+        <w:tblStyle w:val="TableGrid"/>
         <w:tblW w:w="0" w:type="auto"/>
         <w:jc w:val="center"/>
         <w:tblLayout w:type="fixed"/>
@@ -31571,7 +31738,7 @@
     </w:p>
     <w:tbl>
       <w:tblPr>
-        <w:tblStyle w:val="LiBang"/>
+        <w:tblStyle w:val="TableGrid"/>
         <w:tblW w:w="0" w:type="auto"/>
         <w:jc w:val="center"/>
         <w:tblLayout w:type="fixed"/>
@@ -31884,23 +32051,17 @@
     </w:p>
     <w:p>
       <w:pPr>
-        <w:pStyle w:val="u2"/>
+        <w:pStyle w:val="Heading2"/>
       </w:pPr>
       <w:bookmarkStart w:id="34" w:name="_Toc242820250"/>
       <w:r>
-        <w:t>Ch</w:t>
-      </w:r>
-      <w:r>
-        <w:t>ố</w:t>
-      </w:r>
-      <w:r>
-        <w:t>ng prompt injection</w:t>
+        <w:t>Chống prompt injection</w:t>
       </w:r>
       <w:bookmarkEnd w:id="34"/>
     </w:p>
     <w:p>
       <w:pPr>
-        <w:pStyle w:val="Duudong"/>
+        <w:pStyle w:val="ListBullet"/>
         <w:spacing w:after="60"/>
       </w:pPr>
       <w:r>
@@ -31919,7 +32080,7 @@
     </w:p>
     <w:p>
       <w:pPr>
-        <w:pStyle w:val="Duudong"/>
+        <w:pStyle w:val="ListBullet"/>
         <w:spacing w:after="60"/>
       </w:pPr>
       <w:r>
@@ -31938,7 +32099,7 @@
     </w:p>
     <w:p>
       <w:pPr>
-        <w:pStyle w:val="Duudong"/>
+        <w:pStyle w:val="ListBullet"/>
         <w:spacing w:after="60"/>
       </w:pPr>
       <w:r>
@@ -31947,7 +32108,7 @@
     </w:p>
     <w:p>
       <w:pPr>
-        <w:pStyle w:val="Duudong"/>
+        <w:pStyle w:val="ListBullet"/>
         <w:spacing w:after="60"/>
       </w:pPr>
       <w:r>
@@ -31956,23 +32117,11 @@
     </w:p>
     <w:p>
       <w:pPr>
-        <w:pStyle w:val="u2"/>
+        <w:pStyle w:val="Heading2"/>
       </w:pPr>
       <w:bookmarkStart w:id="35" w:name="_Toc242820251"/>
       <w:r>
-        <w:t>Truy v</w:t>
-      </w:r>
-      <w:r>
-        <w:t>ế</w:t>
-      </w:r>
-      <w:r>
-        <w:t>t và phiên b</w:t>
-      </w:r>
-      <w:r>
-        <w:t>ả</w:t>
-      </w:r>
-      <w:r>
-        <w:t>n</w:t>
+        <w:t>Truy vết và phiên bản</w:t>
       </w:r>
       <w:bookmarkEnd w:id="35"/>
     </w:p>
@@ -32023,30 +32172,12 @@
     </w:p>
     <w:p>
       <w:pPr>
-        <w:pStyle w:val="u2"/>
+        <w:pStyle w:val="Heading2"/>
       </w:pPr>
       <w:bookmarkStart w:id="36" w:name="_Toc242820252"/>
       <w:r>
         <w:lastRenderedPageBreak/>
-        <w:t>Hi</w:t>
-      </w:r>
-      <w:r>
-        <w:t>ệ</w:t>
-      </w:r>
-      <w:r>
-        <w:t>u ch</w:t>
-      </w:r>
-      <w:r>
-        <w:t>ỉ</w:t>
-      </w:r>
-      <w:r>
-        <w:t>nh và đo đ</w:t>
-      </w:r>
-      <w:r>
-        <w:t>ộ</w:t>
-      </w:r>
-      <w:r>
-        <w:t xml:space="preserve"> chính xác</w:t>
+        <w:t>Hiệu chỉnh và đo độ chính xác</w:t>
       </w:r>
       <w:bookmarkEnd w:id="36"/>
     </w:p>
@@ -32093,87 +32224,27 @@
     </w:p>
     <w:p>
       <w:pPr>
-        <w:pStyle w:val="u1"/>
+        <w:pStyle w:val="Heading1"/>
       </w:pPr>
       <w:bookmarkStart w:id="37" w:name="_Toc242820253"/>
       <w:r>
-        <w:t>8. QUY</w:t>
-      </w:r>
-      <w:r>
-        <w:t>Ế</w:t>
-      </w:r>
-      <w:r>
-        <w:t>T Đ</w:t>
-      </w:r>
-      <w:r>
-        <w:t>Ị</w:t>
-      </w:r>
-      <w:r>
-        <w:t>NH ĐÃ CH</w:t>
-      </w:r>
-      <w:r>
-        <w:t>Ố</w:t>
-      </w:r>
-      <w:r>
-        <w:t>T, H</w:t>
-      </w:r>
-      <w:r>
-        <w:t>Ạ</w:t>
-      </w:r>
-      <w:r>
-        <w:t>N CH</w:t>
-      </w:r>
-      <w:r>
-        <w:t>Ế</w:t>
-      </w:r>
-      <w:r>
-        <w:t xml:space="preserve"> VÀ HƯ</w:t>
-      </w:r>
-      <w:r>
-        <w:t>Ớ</w:t>
-      </w:r>
-      <w:r>
-        <w:t>NG PHÁT TRI</w:t>
-      </w:r>
-      <w:r>
-        <w:t>Ể</w:t>
-      </w:r>
-      <w:r>
-        <w:t>N</w:t>
+        <w:t>8. QUYẾT ĐỊNH ĐÃ CHỐT, HẠN CHẾ VÀ HƯỚNG PHÁT TRIỂN</w:t>
       </w:r>
       <w:bookmarkEnd w:id="37"/>
     </w:p>
     <w:p>
       <w:pPr>
-        <w:pStyle w:val="u2"/>
+        <w:pStyle w:val="Heading2"/>
       </w:pPr>
       <w:bookmarkStart w:id="38" w:name="_Toc242820254"/>
       <w:r>
-        <w:t>8.1. Quy</w:t>
-      </w:r>
-      <w:r>
-        <w:t>ế</w:t>
-      </w:r>
-      <w:r>
-        <w:t>t đ</w:t>
-      </w:r>
-      <w:r>
-        <w:t>ị</w:t>
-      </w:r>
-      <w:r>
-        <w:t>nh đã ch</w:t>
-      </w:r>
-      <w:r>
-        <w:t>ố</w:t>
-      </w:r>
-      <w:r>
-        <w:t>t</w:t>
+        <w:t>8.1. Quyết định đã chốt</w:t>
       </w:r>
       <w:bookmarkEnd w:id="38"/>
     </w:p>
     <w:p>
       <w:pPr>
-        <w:pStyle w:val="Duudong"/>
+        <w:pStyle w:val="ListBullet"/>
         <w:spacing w:after="60"/>
       </w:pPr>
       <w:r>
@@ -32200,7 +32271,7 @@
     </w:p>
     <w:p>
       <w:pPr>
-        <w:pStyle w:val="Duudong"/>
+        <w:pStyle w:val="ListBullet"/>
         <w:spacing w:after="60"/>
       </w:pPr>
       <w:r>
@@ -32219,7 +32290,7 @@
     </w:p>
     <w:p>
       <w:pPr>
-        <w:pStyle w:val="Duudong"/>
+        <w:pStyle w:val="ListBullet"/>
         <w:spacing w:after="60"/>
       </w:pPr>
       <w:r>
@@ -32228,7 +32299,7 @@
     </w:p>
     <w:p>
       <w:pPr>
-        <w:pStyle w:val="Duudong"/>
+        <w:pStyle w:val="ListBullet"/>
         <w:spacing w:after="60"/>
       </w:pPr>
       <w:r>
@@ -32237,35 +32308,17 @@
     </w:p>
     <w:p>
       <w:pPr>
-        <w:pStyle w:val="u2"/>
+        <w:pStyle w:val="Heading2"/>
       </w:pPr>
       <w:bookmarkStart w:id="39" w:name="_Toc242820255"/>
       <w:r>
-        <w:t>8.2. H</w:t>
-      </w:r>
-      <w:r>
-        <w:t>ạ</w:t>
-      </w:r>
-      <w:r>
-        <w:t>n ch</w:t>
-      </w:r>
-      <w:r>
-        <w:t>ế</w:t>
-      </w:r>
-      <w:r>
-        <w:t xml:space="preserve"> đã bi</w:t>
-      </w:r>
-      <w:r>
-        <w:t>ế</w:t>
-      </w:r>
-      <w:r>
-        <w:t>t</w:t>
+        <w:t>8.2. Hạn chế đã biết</w:t>
       </w:r>
       <w:bookmarkEnd w:id="39"/>
     </w:p>
     <w:p>
       <w:pPr>
-        <w:pStyle w:val="Duudong"/>
+        <w:pStyle w:val="ListBullet"/>
         <w:spacing w:after="60"/>
       </w:pPr>
       <w:r>
@@ -32274,7 +32327,7 @@
     </w:p>
     <w:p>
       <w:pPr>
-        <w:pStyle w:val="Duudong"/>
+        <w:pStyle w:val="ListBullet"/>
         <w:spacing w:after="60"/>
       </w:pPr>
       <w:r>
@@ -32283,7 +32336,7 @@
     </w:p>
     <w:p>
       <w:pPr>
-        <w:pStyle w:val="Duudong"/>
+        <w:pStyle w:val="ListBullet"/>
         <w:spacing w:after="60"/>
       </w:pPr>
       <w:r>
@@ -32292,7 +32345,7 @@
     </w:p>
     <w:p>
       <w:pPr>
-        <w:pStyle w:val="Duudong"/>
+        <w:pStyle w:val="ListBullet"/>
         <w:spacing w:after="60"/>
       </w:pPr>
       <w:r>
@@ -32311,7 +32364,7 @@
     </w:p>
     <w:p>
       <w:pPr>
-        <w:pStyle w:val="Duudong"/>
+        <w:pStyle w:val="ListBullet"/>
         <w:spacing w:after="60"/>
       </w:pPr>
       <w:r>
@@ -32320,7 +32373,7 @@
     </w:p>
     <w:p>
       <w:pPr>
-        <w:pStyle w:val="Duudong"/>
+        <w:pStyle w:val="ListBullet"/>
         <w:spacing w:after="60"/>
       </w:pPr>
       <w:r>
@@ -32329,29 +32382,17 @@
     </w:p>
     <w:p>
       <w:pPr>
-        <w:pStyle w:val="u2"/>
+        <w:pStyle w:val="Heading2"/>
       </w:pPr>
       <w:bookmarkStart w:id="40" w:name="_Toc242820256"/>
       <w:r>
-        <w:t>8.3. Hư</w:t>
-      </w:r>
-      <w:r>
-        <w:t>ớ</w:t>
-      </w:r>
-      <w:r>
-        <w:t>ng phát tri</w:t>
-      </w:r>
-      <w:r>
-        <w:t>ể</w:t>
-      </w:r>
-      <w:r>
-        <w:t>n</w:t>
+        <w:t>8.3. Hướng phát triển</w:t>
       </w:r>
       <w:bookmarkEnd w:id="40"/>
     </w:p>
     <w:p>
       <w:pPr>
-        <w:pStyle w:val="Duudong"/>
+        <w:pStyle w:val="ListBullet"/>
         <w:spacing w:after="60"/>
       </w:pPr>
       <w:r>
@@ -32360,7 +32401,7 @@
     </w:p>
     <w:p>
       <w:pPr>
-        <w:pStyle w:val="Duudong"/>
+        <w:pStyle w:val="ListBullet"/>
         <w:spacing w:after="60"/>
       </w:pPr>
       <w:r>
@@ -32369,7 +32410,7 @@
     </w:p>
     <w:p>
       <w:pPr>
-        <w:pStyle w:val="Duudong"/>
+        <w:pStyle w:val="ListBullet"/>
         <w:spacing w:after="60"/>
       </w:pPr>
       <w:r>
@@ -32390,48 +32431,12 @@
     </w:p>
     <w:p>
       <w:pPr>
-        <w:pStyle w:val="u1"/>
+        <w:pStyle w:val="Heading1"/>
       </w:pPr>
       <w:bookmarkStart w:id="41" w:name="_Toc242820257"/>
       <w:r>
         <w:lastRenderedPageBreak/>
-        <w:t>PH</w:t>
-      </w:r>
-      <w:r>
-        <w:t>Ụ</w:t>
-      </w:r>
-      <w:r>
-        <w:t xml:space="preserve"> L</w:t>
-      </w:r>
-      <w:r>
-        <w:t>Ụ</w:t>
-      </w:r>
-      <w:r>
-        <w:t>C A. CÂU H</w:t>
-      </w:r>
-      <w:r>
-        <w:t>Ỏ</w:t>
-      </w:r>
-      <w:r>
-        <w:t>I GI</w:t>
-      </w:r>
-      <w:r>
-        <w:t>Ả</w:t>
-      </w:r>
-      <w:r>
-        <w:t>NG VIÊN CÓ TH</w:t>
-      </w:r>
-      <w:r>
-        <w:t>Ể</w:t>
-      </w:r>
-      <w:r>
-        <w:t xml:space="preserve"> H</w:t>
-      </w:r>
-      <w:r>
-        <w:t>Ỏ</w:t>
-      </w:r>
-      <w:r>
-        <w:t>I</w:t>
+        <w:t>PHỤ LỤC A. CÂU HỎI GIẢNG VIÊN CÓ THỂ HỎI</w:t>
       </w:r>
       <w:bookmarkEnd w:id="41"/>
     </w:p>
@@ -32452,26 +32457,11 @@
     </w:p>
     <w:p>
       <w:pPr>
-        <w:pStyle w:val="u2"/>
+        <w:pStyle w:val="Heading2"/>
       </w:pPr>
       <w:bookmarkStart w:id="42" w:name="_Toc242820258"/>
       <w:r>
-        <w:t>Ki</w:t>
-      </w:r>
-      <w:r>
-        <w:t>ế</w:t>
-      </w:r>
-      <w:r>
-        <w:t>n trúc t</w:t>
-      </w:r>
-      <w:r>
-        <w:t>ổ</w:t>
-      </w:r>
-      <w:r>
-        <w:t>ng th</w:t>
-      </w:r>
-      <w:r>
-        <w:t>ể</w:t>
+        <w:t>Kiến trúc tổng thể</w:t>
       </w:r>
       <w:bookmarkEnd w:id="42"/>
     </w:p>
@@ -32694,29 +32684,11 @@
     </w:p>
     <w:p>
       <w:pPr>
-        <w:pStyle w:val="u2"/>
+        <w:pStyle w:val="Heading2"/>
       </w:pPr>
       <w:bookmarkStart w:id="43" w:name="_Toc242820259"/>
       <w:r>
-        <w:t>Cơ s</w:t>
-      </w:r>
-      <w:r>
-        <w:t>ở</w:t>
-      </w:r>
-      <w:r>
-        <w:t xml:space="preserve"> d</w:t>
-      </w:r>
-      <w:r>
-        <w:t>ữ</w:t>
-      </w:r>
-      <w:r>
-        <w:t xml:space="preserve"> li</w:t>
-      </w:r>
-      <w:r>
-        <w:t>ệ</w:t>
-      </w:r>
-      <w:r>
-        <w:t>u</w:t>
+        <w:t>Cơ sở dữ liệu</w:t>
       </w:r>
       <w:bookmarkEnd w:id="43"/>
     </w:p>
@@ -32880,7 +32852,23 @@
           <w:rFonts w:ascii="Consolas" w:eastAsia="Consolas" w:hAnsi="Consolas"/>
           <w:sz w:val="21"/>
         </w:rPr>
-        <w:t>password_reset_tokens.token_hash</w:t>
+        <w:t>password_reset_</w:t>
+      </w:r>
+      <w:proofErr w:type="gramStart"/>
+      <w:r>
+        <w:rPr>
+          <w:rFonts w:ascii="Consolas" w:eastAsia="Consolas" w:hAnsi="Consolas"/>
+          <w:sz w:val="21"/>
+        </w:rPr>
+        <w:t>tokens.token</w:t>
+      </w:r>
+      <w:proofErr w:type="gramEnd"/>
+      <w:r>
+        <w:rPr>
+          <w:rFonts w:ascii="Consolas" w:eastAsia="Consolas" w:hAnsi="Consolas"/>
+          <w:sz w:val="21"/>
+        </w:rPr>
+        <w:t>_hash</w:t>
       </w:r>
       <w:r>
         <w:t>), dùng một lần (</w:t>
@@ -32950,7 +32938,7 @@
     </w:p>
     <w:p>
       <w:pPr>
-        <w:pStyle w:val="u2"/>
+        <w:pStyle w:val="Heading2"/>
       </w:pPr>
       <w:bookmarkStart w:id="44" w:name="_Toc242820260"/>
       <w:r>
@@ -33013,23 +33001,11 @@
     </w:p>
     <w:p>
       <w:pPr>
-        <w:pStyle w:val="u2"/>
+        <w:pStyle w:val="Heading2"/>
       </w:pPr>
       <w:bookmarkStart w:id="45" w:name="_Toc242820261"/>
       <w:r>
-        <w:t>API và ch</w:t>
-      </w:r>
-      <w:r>
-        <w:t>ấ</w:t>
-      </w:r>
-      <w:r>
-        <w:t>m đi</w:t>
-      </w:r>
-      <w:r>
-        <w:t>ể</w:t>
-      </w:r>
-      <w:r>
-        <w:t>m</w:t>
+        <w:t>API và chấm điểm</w:t>
       </w:r>
       <w:bookmarkEnd w:id="45"/>
     </w:p>
@@ -33182,29 +33158,11 @@
     </w:p>
     <w:p>
       <w:pPr>
-        <w:pStyle w:val="u1"/>
+        <w:pStyle w:val="Heading1"/>
       </w:pPr>
       <w:bookmarkStart w:id="46" w:name="_Toc242820262"/>
       <w:r>
-        <w:t>PH</w:t>
-      </w:r>
-      <w:r>
-        <w:t>Ụ</w:t>
-      </w:r>
-      <w:r>
-        <w:t xml:space="preserve"> L</w:t>
-      </w:r>
-      <w:r>
-        <w:t>Ụ</w:t>
-      </w:r>
-      <w:r>
-        <w:t>C B. SEQUENCE VÀ ACTIVITY CÁC USE CASE CÒN L</w:t>
-      </w:r>
-      <w:r>
-        <w:t>Ạ</w:t>
-      </w:r>
-      <w:r>
-        <w:t>I</w:t>
+        <w:t>PHỤ LỤC B. SEQUENCE VÀ ACTIVITY CÁC USE CASE CÒN LẠI</w:t>
       </w:r>
       <w:bookmarkEnd w:id="46"/>
     </w:p>
@@ -33565,8 +33523,60 @@
         <w:t>Hình 7-5. Sequence UC4: Ghi âm và upload</w:t>
       </w:r>
     </w:p>
+    <w:p/>
+    <w:p/>
+    <w:p/>
+    <w:p/>
+    <w:p/>
+    <w:p/>
+    <w:p/>
+    <w:p/>
+    <w:p>
+      <w:r>
+        <w:rPr>
+          <w:noProof/>
+        </w:rPr>
+        <w:lastRenderedPageBreak/>
+        <w:drawing>
+          <wp:inline distT="0" distB="0" distL="0" distR="0" wp14:anchorId="7D95BCDF" wp14:editId="0158A008">
+            <wp:extent cx="5389085" cy="8569960"/>
+            <wp:effectExtent l="0" t="0" r="2540" b="2540"/>
+            <wp:docPr id="30553529" name="Picture 2"/>
+            <wp:cNvGraphicFramePr>
+              <a:graphicFrameLocks xmlns:a="http://schemas.openxmlformats.org/drawingml/2006/main" noChangeAspect="1"/>
+            </wp:cNvGraphicFramePr>
+            <a:graphic xmlns:a="http://schemas.openxmlformats.org/drawingml/2006/main">
+              <a:graphicData uri="http://schemas.openxmlformats.org/drawingml/2006/picture">
+                <pic:pic xmlns:pic="http://schemas.openxmlformats.org/drawingml/2006/picture">
+                  <pic:nvPicPr>
+                    <pic:cNvPr id="30553529" name="Picture 30553529"/>
+                    <pic:cNvPicPr/>
+                  </pic:nvPicPr>
+                  <pic:blipFill>
+                    <a:blip r:embed="rId27"/>
+                    <a:stretch>
+                      <a:fillRect/>
+                    </a:stretch>
+                  </pic:blipFill>
+                  <pic:spPr>
+                    <a:xfrm>
+                      <a:off x="0" y="0"/>
+                      <a:ext cx="5393719" cy="8577330"/>
+                    </a:xfrm>
+                    <a:prstGeom prst="rect">
+                      <a:avLst/>
+                    </a:prstGeom>
+                  </pic:spPr>
+                </pic:pic>
+              </a:graphicData>
+            </a:graphic>
+          </wp:inline>
+        </w:drawing>
+      </w:r>
+    </w:p>
     <w:p>
       <w:pPr>
+        <w:jc w:val="center"/>
         <w:sectPr>
           <w:headerReference w:type="default" r:id="rId44"/>
           <w:footerReference w:type="default" r:id="rId45"/>
@@ -33576,6 +33586,54 @@
           <w:docGrid w:linePitch="360"/>
         </w:sectPr>
       </w:pPr>
+      <w:r>
+        <w:rPr>
+          <w:b/>
+          <w:color w:val="1F4E78"/>
+          <w:sz w:val="21"/>
+        </w:rPr>
+        <w:t>Hình 7-</w:t>
+      </w:r>
+      <w:r>
+        <w:rPr>
+          <w:b/>
+          <w:color w:val="1F4E78"/>
+          <w:sz w:val="21"/>
+        </w:rPr>
+        <w:t>6</w:t>
+      </w:r>
+      <w:r>
+        <w:rPr>
+          <w:b/>
+          <w:color w:val="1F4E78"/>
+          <w:sz w:val="21"/>
+        </w:rPr>
+        <w:t>. Sequence UC</w:t>
+      </w:r>
+      <w:r>
+        <w:rPr>
+          <w:b/>
+          <w:color w:val="1F4E78"/>
+          <w:sz w:val="21"/>
+        </w:rPr>
+        <w:t>5</w:t>
+      </w:r>
+      <w:r>
+        <w:rPr>
+          <w:b/>
+          <w:color w:val="1F4E78"/>
+          <w:sz w:val="21"/>
+        </w:rPr>
+        <w:t xml:space="preserve">: </w:t>
+      </w:r>
+      <w:r>
+        <w:rPr>
+          <w:b/>
+          <w:color w:val="1F4E78"/>
+          <w:sz w:val="21"/>
+        </w:rPr>
+        <w:t xml:space="preserve">Nhận kết quả chấm điểm </w:t>
+      </w:r>
     </w:p>
     <w:p>
       <w:pPr>
@@ -33636,7 +33694,23 @@
           <w:color w:val="1F4E78"/>
           <w:sz w:val="21"/>
         </w:rPr>
-        <w:t>Hình 7-6. Sequence UC6: Nghe phản hồi</w:t>
+        <w:t>Hình 7-</w:t>
+      </w:r>
+      <w:r>
+        <w:rPr>
+          <w:b/>
+          <w:color w:val="1F4E78"/>
+          <w:sz w:val="21"/>
+        </w:rPr>
+        <w:t>7</w:t>
+      </w:r>
+      <w:r>
+        <w:rPr>
+          <w:b/>
+          <w:color w:val="1F4E78"/>
+          <w:sz w:val="21"/>
+        </w:rPr>
+        <w:t>. Sequence UC6: Nghe phản hồi</w:t>
       </w:r>
     </w:p>
     <w:p>
@@ -33710,7 +33784,23 @@
           <w:color w:val="1F4E78"/>
           <w:sz w:val="21"/>
         </w:rPr>
-        <w:t>Hình 7-7. Sequence UC7: Lịch sử luyện tập</w:t>
+        <w:t>Hình 7-</w:t>
+      </w:r>
+      <w:r>
+        <w:rPr>
+          <w:b/>
+          <w:color w:val="1F4E78"/>
+          <w:sz w:val="21"/>
+        </w:rPr>
+        <w:t>8</w:t>
+      </w:r>
+      <w:r>
+        <w:rPr>
+          <w:b/>
+          <w:color w:val="1F4E78"/>
+          <w:sz w:val="21"/>
+        </w:rPr>
+        <w:t>. Sequence UC7: Lịch sử luyện tập</w:t>
       </w:r>
     </w:p>
     <w:p>
@@ -33784,7 +33874,23 @@
           <w:color w:val="1F4E78"/>
           <w:sz w:val="21"/>
         </w:rPr>
-        <w:t>Hình 7-8. Sequence UC8: Quản lý câu hỏi</w:t>
+        <w:t>Hình 7-</w:t>
+      </w:r>
+      <w:r>
+        <w:rPr>
+          <w:b/>
+          <w:color w:val="1F4E78"/>
+          <w:sz w:val="21"/>
+        </w:rPr>
+        <w:t>9</w:t>
+      </w:r>
+      <w:r>
+        <w:rPr>
+          <w:b/>
+          <w:color w:val="1F4E78"/>
+          <w:sz w:val="21"/>
+        </w:rPr>
+        <w:t>. Sequence UC8: Quản lý câu hỏi</w:t>
       </w:r>
     </w:p>
     <w:p>
@@ -33858,7 +33964,23 @@
           <w:color w:val="1F4E78"/>
           <w:sz w:val="21"/>
         </w:rPr>
-        <w:t>Hình 7-9. Sequence UC9: Thống kê</w:t>
+        <w:t xml:space="preserve">Hình </w:t>
+      </w:r>
+      <w:r>
+        <w:rPr>
+          <w:b/>
+          <w:color w:val="1F4E78"/>
+          <w:sz w:val="21"/>
+        </w:rPr>
+        <w:t>7-10</w:t>
+      </w:r>
+      <w:r>
+        <w:rPr>
+          <w:b/>
+          <w:color w:val="1F4E78"/>
+          <w:sz w:val="21"/>
+        </w:rPr>
+        <w:t>. Sequence UC9: Thống kê</w:t>
       </w:r>
     </w:p>
     <w:p>
@@ -33932,7 +34054,23 @@
           <w:color w:val="1F4E78"/>
           <w:sz w:val="21"/>
         </w:rPr>
-        <w:t>Hình 7-10. Activity UC1: Đăng ký</w:t>
+        <w:t>Hình 7-1</w:t>
+      </w:r>
+      <w:r>
+        <w:rPr>
+          <w:b/>
+          <w:color w:val="1F4E78"/>
+          <w:sz w:val="21"/>
+        </w:rPr>
+        <w:t>1</w:t>
+      </w:r>
+      <w:r>
+        <w:rPr>
+          <w:b/>
+          <w:color w:val="1F4E78"/>
+          <w:sz w:val="21"/>
+        </w:rPr>
+        <w:t>. Activity UC1: Đăng ký</w:t>
       </w:r>
     </w:p>
     <w:p>
@@ -34006,7 +34144,23 @@
           <w:color w:val="1F4E78"/>
           <w:sz w:val="21"/>
         </w:rPr>
-        <w:t>Hình 7-11. Activity UC2: Đăng nhập</w:t>
+        <w:t>Hình 7-1</w:t>
+      </w:r>
+      <w:r>
+        <w:rPr>
+          <w:b/>
+          <w:color w:val="1F4E78"/>
+          <w:sz w:val="21"/>
+        </w:rPr>
+        <w:t>2</w:t>
+      </w:r>
+      <w:r>
+        <w:rPr>
+          <w:b/>
+          <w:color w:val="1F4E78"/>
+          <w:sz w:val="21"/>
+        </w:rPr>
+        <w:t>. Activity UC2: Đăng nhập</w:t>
       </w:r>
     </w:p>
     <w:p>
@@ -34080,7 +34234,23 @@
           <w:color w:val="1F4E78"/>
           <w:sz w:val="21"/>
         </w:rPr>
-        <w:t>Hình 7-12. Activity UC3: Chọn câu hỏi</w:t>
+        <w:t>Hình 7-1</w:t>
+      </w:r>
+      <w:r>
+        <w:rPr>
+          <w:b/>
+          <w:color w:val="1F4E78"/>
+          <w:sz w:val="21"/>
+        </w:rPr>
+        <w:t>3</w:t>
+      </w:r>
+      <w:r>
+        <w:rPr>
+          <w:b/>
+          <w:color w:val="1F4E78"/>
+          <w:sz w:val="21"/>
+        </w:rPr>
+        <w:t>. Activity UC3: Chọn câu hỏi</w:t>
       </w:r>
     </w:p>
     <w:p>
@@ -34154,9 +34324,117 @@
           <w:color w:val="1F4E78"/>
           <w:sz w:val="21"/>
         </w:rPr>
-        <w:t>Hình 7-13. Activity UC4: Ghi âm câu trả lời</w:t>
+        <w:t>Hình 7-1</w:t>
+      </w:r>
+      <w:r>
+        <w:rPr>
+          <w:b/>
+          <w:color w:val="1F4E78"/>
+          <w:sz w:val="21"/>
+        </w:rPr>
+        <w:t>4</w:t>
+      </w:r>
+      <w:r>
+        <w:rPr>
+          <w:b/>
+          <w:color w:val="1F4E78"/>
+          <w:sz w:val="21"/>
+        </w:rPr>
+        <w:t>. Activity UC4: Ghi âm câu trả lời</w:t>
       </w:r>
     </w:p>
+    <w:p>
+      <w:r>
+        <w:t xml:space="preserve"> </w:t>
+      </w:r>
+    </w:p>
+    <w:p/>
+    <w:p/>
+    <w:p/>
+    <w:p/>
+    <w:p>
+      <w:pPr>
+        <w:jc w:val="center"/>
+      </w:pPr>
+      <w:r>
+        <w:rPr>
+          <w:noProof/>
+        </w:rPr>
+        <w:drawing>
+          <wp:inline distT="0" distB="0" distL="0" distR="0" wp14:anchorId="3B7F045F" wp14:editId="75B35CCE">
+            <wp:extent cx="5308636" cy="7528560"/>
+            <wp:effectExtent l="0" t="0" r="6350" b="0"/>
+            <wp:docPr id="1204586707" name="Picture 3"/>
+            <wp:cNvGraphicFramePr>
+              <a:graphicFrameLocks xmlns:a="http://schemas.openxmlformats.org/drawingml/2006/main" noChangeAspect="1"/>
+            </wp:cNvGraphicFramePr>
+            <a:graphic xmlns:a="http://schemas.openxmlformats.org/drawingml/2006/main">
+              <a:graphicData uri="http://schemas.openxmlformats.org/drawingml/2006/picture">
+                <pic:pic xmlns:pic="http://schemas.openxmlformats.org/drawingml/2006/picture">
+                  <pic:nvPicPr>
+                    <pic:cNvPr id="1204586707" name="Picture 1204586707"/>
+                    <pic:cNvPicPr/>
+                  </pic:nvPicPr>
+                  <pic:blipFill>
+                    <a:blip r:embed="rId24"/>
+                    <a:stretch>
+                      <a:fillRect/>
+                    </a:stretch>
+                  </pic:blipFill>
+                  <pic:spPr>
+                    <a:xfrm>
+                      <a:off x="0" y="0"/>
+                      <a:ext cx="5311175" cy="7532161"/>
+                    </a:xfrm>
+                    <a:prstGeom prst="rect">
+                      <a:avLst/>
+                    </a:prstGeom>
+                  </pic:spPr>
+                </pic:pic>
+              </a:graphicData>
+            </a:graphic>
+          </wp:inline>
+        </w:drawing>
+      </w:r>
+    </w:p>
+    <w:p>
+      <w:pPr>
+        <w:jc w:val="center"/>
+      </w:pPr>
+      <w:r>
+        <w:rPr>
+          <w:b/>
+          <w:color w:val="1F4E78"/>
+          <w:sz w:val="21"/>
+        </w:rPr>
+        <w:t>Hình 7-15. Activity UC</w:t>
+      </w:r>
+      <w:r>
+        <w:rPr>
+          <w:b/>
+          <w:color w:val="1F4E78"/>
+          <w:sz w:val="21"/>
+        </w:rPr>
+        <w:t>5</w:t>
+      </w:r>
+      <w:r>
+        <w:rPr>
+          <w:b/>
+          <w:color w:val="1F4E78"/>
+          <w:sz w:val="21"/>
+        </w:rPr>
+        <w:t xml:space="preserve">: </w:t>
+      </w:r>
+      <w:r>
+        <w:rPr>
+          <w:b/>
+          <w:color w:val="1F4E78"/>
+          <w:sz w:val="21"/>
+        </w:rPr>
+        <w:t>Nhận kết quả chấm điểm</w:t>
+      </w:r>
+    </w:p>
+    <w:p/>
     <w:p>
       <w:pPr>
         <w:sectPr>
@@ -34228,7 +34506,23 @@
           <w:color w:val="1F4E78"/>
           <w:sz w:val="21"/>
         </w:rPr>
-        <w:t>Hình 7-14. Activity UC6: Nghe phản hồi</w:t>
+        <w:t>Hình 7-1</w:t>
+      </w:r>
+      <w:r>
+        <w:rPr>
+          <w:b/>
+          <w:color w:val="1F4E78"/>
+          <w:sz w:val="21"/>
+        </w:rPr>
+        <w:t>6</w:t>
+      </w:r>
+      <w:r>
+        <w:rPr>
+          <w:b/>
+          <w:color w:val="1F4E78"/>
+          <w:sz w:val="21"/>
+        </w:rPr>
+        <w:t>. Activity UC6: Nghe phản hồi</w:t>
       </w:r>
     </w:p>
     <w:p>
@@ -34302,7 +34596,23 @@
           <w:color w:val="1F4E78"/>
           <w:sz w:val="21"/>
         </w:rPr>
-        <w:t>Hình 7-15. Activity UC7: Lịch sử luyện tập</w:t>
+        <w:t>Hình 7-1</w:t>
+      </w:r>
+      <w:r>
+        <w:rPr>
+          <w:b/>
+          <w:color w:val="1F4E78"/>
+          <w:sz w:val="21"/>
+        </w:rPr>
+        <w:t>7</w:t>
+      </w:r>
+      <w:r>
+        <w:rPr>
+          <w:b/>
+          <w:color w:val="1F4E78"/>
+          <w:sz w:val="21"/>
+        </w:rPr>
+        <w:t>. Activity UC7: Lịch sử luyện tập</w:t>
       </w:r>
     </w:p>
     <w:p>
@@ -34376,7 +34686,23 @@
           <w:color w:val="1F4E78"/>
           <w:sz w:val="21"/>
         </w:rPr>
-        <w:t>Hình 7-16. Activity UC8: Quản lý câu hỏi</w:t>
+        <w:t>Hình 7-1</w:t>
+      </w:r>
+      <w:r>
+        <w:rPr>
+          <w:b/>
+          <w:color w:val="1F4E78"/>
+          <w:sz w:val="21"/>
+        </w:rPr>
+        <w:t>8</w:t>
+      </w:r>
+      <w:r>
+        <w:rPr>
+          <w:b/>
+          <w:color w:val="1F4E78"/>
+          <w:sz w:val="21"/>
+        </w:rPr>
+        <w:t>. Activity UC8: Quản lý câu hỏi</w:t>
       </w:r>
     </w:p>
     <w:p>
@@ -34450,7 +34776,23 @@
           <w:color w:val="1F4E78"/>
           <w:sz w:val="21"/>
         </w:rPr>
-        <w:t>Hình 7-17. Activity UC9: Thống kê</w:t>
+        <w:t>Hình 7-1</w:t>
+      </w:r>
+      <w:r>
+        <w:rPr>
+          <w:b/>
+          <w:color w:val="1F4E78"/>
+          <w:sz w:val="21"/>
+        </w:rPr>
+        <w:t>9</w:t>
+      </w:r>
+      <w:r>
+        <w:rPr>
+          <w:b/>
+          <w:color w:val="1F4E78"/>
+          <w:sz w:val="21"/>
+        </w:rPr>
+        <w:t>. Activity UC9: Thống kê</w:t>
       </w:r>
     </w:p>
     <w:sectPr>
@@ -34494,7 +34836,7 @@
 <w:ftr xmlns:wpc="http://schemas.microsoft.com/office/word/2010/wordprocessingCanvas" xmlns:cx="http://schemas.microsoft.com/office/drawing/2014/chartex" xmlns:cx1="http://schemas.microsoft.com/office/drawing/2015/9/8/chartex" xmlns:cx2="http://schemas.microsoft.com/office/drawing/2015/10/21/chartex" xmlns:cx3="http://schemas.microsoft.com/office/drawing/2016/5/9/chartex" xmlns:cx4="http://schemas.microsoft.com/office/drawing/2016/5/10/chartex" xmlns:cx5="http://schemas.microsoft.com/office/drawing/2016/5/11/chartex" xmlns:cx6="http://schemas.microsoft.com/office/drawing/2016/5/12/chartex" xmlns:cx7="http://schemas.microsoft.com/office/drawing/2016/5/13/chartex" xmlns:cx8="http://schemas.microsoft.com/office/drawing/2016/5/14/chartex" xmlns:mc="http://schemas.openxmlformats.org/markup-compatibility/2006" xmlns:aink="http://schemas.microsoft.com/office/drawing/2016/ink" xmlns:am3d="http://schemas.microsoft.com/office/drawing/2017/model3d" xmlns:o="urn:schemas-microsoft-com:office:office" xmlns:oel="http://schemas.microsoft.com/office/2019/extlst" xmlns:r="http://schemas.openxmlformats.org/officeDocument/2006/relationships" xmlns:m="http://schemas.openxmlformats.org/officeDocument/2006/math" xmlns:v="urn:schemas-microsoft-com:vml" xmlns:wp14="http://schemas.microsoft.com/office/word/2010/wordprocessingDrawing" xmlns:wp="http://schemas.openxmlformats.org/drawingml/2006/wordprocessingDrawing" xmlns:w10="urn:schemas-microsoft-com:office:word" xmlns:w="http://schemas.openxmlformats.org/wordprocessingml/2006/main" xmlns:w14="http://schemas.microsoft.com/office/word/2010/wordml" xmlns:w15="http://schemas.microsoft.com/office/word/2012/wordml" xmlns:w16cex="http://schemas.microsoft.com/office/word/2018/wordml/cex" xmlns:w16cid="http://schemas.microsoft.com/office/word/2016/wordml/cid" xmlns:w16="http://schemas.microsoft.com/office/word/2018/wordml" xmlns:w16du="http://schemas.microsoft.com/office/word/2023/wordml/word16du" xmlns:w16sdtdh="http://schemas.microsoft.com/office/word/2020/wordml/sdtdatahash" xmlns:w16sdtfl="http://schemas.microsoft.com/office/word/2024/wordml/sdtformatlock" xmlns:w16se="http://schemas.microsoft.com/office/word/2015/wordml/symex" xmlns:wpg="http://schemas.microsoft.com/office/word/2010/wordprocessingGroup" xmlns:wpi="http://schemas.microsoft.com/office/word/2010/wordprocessingInk" xmlns:wne="http://schemas.microsoft.com/office/word/2006/wordml" xmlns:wps="http://schemas.microsoft.com/office/word/2010/wordprocessingShape" mc:Ignorable="w14 w15 w16se w16cid w16 w16cex w16sdtdh w16sdtfl w16du wp14">
   <w:p>
     <w:pPr>
-      <w:pStyle w:val="Chntrang"/>
+      <w:pStyle w:val="Footer"/>
       <w:jc w:val="center"/>
     </w:pPr>
     <w:r>
@@ -34526,7 +34868,7 @@
 <w:ftr xmlns:wpc="http://schemas.microsoft.com/office/word/2010/wordprocessingCanvas" xmlns:cx="http://schemas.microsoft.com/office/drawing/2014/chartex" xmlns:cx1="http://schemas.microsoft.com/office/drawing/2015/9/8/chartex" xmlns:cx2="http://schemas.microsoft.com/office/drawing/2015/10/21/chartex" xmlns:cx3="http://schemas.microsoft.com/office/drawing/2016/5/9/chartex" xmlns:cx4="http://schemas.microsoft.com/office/drawing/2016/5/10/chartex" xmlns:cx5="http://schemas.microsoft.com/office/drawing/2016/5/11/chartex" xmlns:cx6="http://schemas.microsoft.com/office/drawing/2016/5/12/chartex" xmlns:cx7="http://schemas.microsoft.com/office/drawing/2016/5/13/chartex" xmlns:cx8="http://schemas.microsoft.com/office/drawing/2016/5/14/chartex" xmlns:mc="http://schemas.openxmlformats.org/markup-compatibility/2006" xmlns:aink="http://schemas.microsoft.com/office/drawing/2016/ink" xmlns:am3d="http://schemas.microsoft.com/office/drawing/2017/model3d" xmlns:o="urn:schemas-microsoft-com:office:office" xmlns:oel="http://schemas.microsoft.com/office/2019/extlst" xmlns:r="http://schemas.openxmlformats.org/officeDocument/2006/relationships" xmlns:m="http://schemas.openxmlformats.org/officeDocument/2006/math" xmlns:v="urn:schemas-microsoft-com:vml" xmlns:wp14="http://schemas.microsoft.com/office/word/2010/wordprocessingDrawing" xmlns:wp="http://schemas.openxmlformats.org/drawingml/2006/wordprocessingDrawing" xmlns:w10="urn:schemas-microsoft-com:office:word" xmlns:w="http://schemas.openxmlformats.org/wordprocessingml/2006/main" xmlns:w14="http://schemas.microsoft.com/office/word/2010/wordml" xmlns:w15="http://schemas.microsoft.com/office/word/2012/wordml" xmlns:w16cex="http://schemas.microsoft.com/office/word/2018/wordml/cex" xmlns:w16cid="http://schemas.microsoft.com/office/word/2016/wordml/cid" xmlns:w16="http://schemas.microsoft.com/office/word/2018/wordml" xmlns:w16du="http://schemas.microsoft.com/office/word/2023/wordml/word16du" xmlns:w16sdtdh="http://schemas.microsoft.com/office/word/2020/wordml/sdtdatahash" xmlns:w16sdtfl="http://schemas.microsoft.com/office/word/2024/wordml/sdtformatlock" xmlns:w16se="http://schemas.microsoft.com/office/word/2015/wordml/symex" xmlns:wpg="http://schemas.microsoft.com/office/word/2010/wordprocessingGroup" xmlns:wpi="http://schemas.microsoft.com/office/word/2010/wordprocessingInk" xmlns:wne="http://schemas.microsoft.com/office/word/2006/wordml" xmlns:wps="http://schemas.microsoft.com/office/word/2010/wordprocessingShape" mc:Ignorable="w14 w15 w16se w16cid w16 w16cex w16sdtdh w16sdtfl w16du wp14">
   <w:p>
     <w:pPr>
-      <w:pStyle w:val="Chntrang"/>
+      <w:pStyle w:val="Footer"/>
       <w:jc w:val="center"/>
     </w:pPr>
     <w:r>
@@ -34558,7 +34900,7 @@
 <w:ftr xmlns:wpc="http://schemas.microsoft.com/office/word/2010/wordprocessingCanvas" xmlns:cx="http://schemas.microsoft.com/office/drawing/2014/chartex" xmlns:cx1="http://schemas.microsoft.com/office/drawing/2015/9/8/chartex" xmlns:cx2="http://schemas.microsoft.com/office/drawing/2015/10/21/chartex" xmlns:cx3="http://schemas.microsoft.com/office/drawing/2016/5/9/chartex" xmlns:cx4="http://schemas.microsoft.com/office/drawing/2016/5/10/chartex" xmlns:cx5="http://schemas.microsoft.com/office/drawing/2016/5/11/chartex" xmlns:cx6="http://schemas.microsoft.com/office/drawing/2016/5/12/chartex" xmlns:cx7="http://schemas.microsoft.com/office/drawing/2016/5/13/chartex" xmlns:cx8="http://schemas.microsoft.com/office/drawing/2016/5/14/chartex" xmlns:mc="http://schemas.openxmlformats.org/markup-compatibility/2006" xmlns:aink="http://schemas.microsoft.com/office/drawing/2016/ink" xmlns:am3d="http://schemas.microsoft.com/office/drawing/2017/model3d" xmlns:o="urn:schemas-microsoft-com:office:office" xmlns:oel="http://schemas.microsoft.com/office/2019/extlst" xmlns:r="http://schemas.openxmlformats.org/officeDocument/2006/relationships" xmlns:m="http://schemas.openxmlformats.org/officeDocument/2006/math" xmlns:v="urn:schemas-microsoft-com:vml" xmlns:wp14="http://schemas.microsoft.com/office/word/2010/wordprocessingDrawing" xmlns:wp="http://schemas.openxmlformats.org/drawingml/2006/wordprocessingDrawing" xmlns:w10="urn:schemas-microsoft-com:office:word" xmlns:w="http://schemas.openxmlformats.org/wordprocessingml/2006/main" xmlns:w14="http://schemas.microsoft.com/office/word/2010/wordml" xmlns:w15="http://schemas.microsoft.com/office/word/2012/wordml" xmlns:w16cex="http://schemas.microsoft.com/office/word/2018/wordml/cex" xmlns:w16cid="http://schemas.microsoft.com/office/word/2016/wordml/cid" xmlns:w16="http://schemas.microsoft.com/office/word/2018/wordml" xmlns:w16du="http://schemas.microsoft.com/office/word/2023/wordml/word16du" xmlns:w16sdtdh="http://schemas.microsoft.com/office/word/2020/wordml/sdtdatahash" xmlns:w16sdtfl="http://schemas.microsoft.com/office/word/2024/wordml/sdtformatlock" xmlns:w16se="http://schemas.microsoft.com/office/word/2015/wordml/symex" xmlns:wpg="http://schemas.microsoft.com/office/word/2010/wordprocessingGroup" xmlns:wpi="http://schemas.microsoft.com/office/word/2010/wordprocessingInk" xmlns:wne="http://schemas.microsoft.com/office/word/2006/wordml" xmlns:wps="http://schemas.microsoft.com/office/word/2010/wordprocessingShape" mc:Ignorable="w14 w15 w16se w16cid w16 w16cex w16sdtdh w16sdtfl w16du wp14">
   <w:p>
     <w:pPr>
-      <w:pStyle w:val="Chntrang"/>
+      <w:pStyle w:val="Footer"/>
       <w:jc w:val="center"/>
     </w:pPr>
     <w:r>
@@ -34590,7 +34932,7 @@
 <w:ftr xmlns:wpc="http://schemas.microsoft.com/office/word/2010/wordprocessingCanvas" xmlns:cx="http://schemas.microsoft.com/office/drawing/2014/chartex" xmlns:cx1="http://schemas.microsoft.com/office/drawing/2015/9/8/chartex" xmlns:cx2="http://schemas.microsoft.com/office/drawing/2015/10/21/chartex" xmlns:cx3="http://schemas.microsoft.com/office/drawing/2016/5/9/chartex" xmlns:cx4="http://schemas.microsoft.com/office/drawing/2016/5/10/chartex" xmlns:cx5="http://schemas.microsoft.com/office/drawing/2016/5/11/chartex" xmlns:cx6="http://schemas.microsoft.com/office/drawing/2016/5/12/chartex" xmlns:cx7="http://schemas.microsoft.com/office/drawing/2016/5/13/chartex" xmlns:cx8="http://schemas.microsoft.com/office/drawing/2016/5/14/chartex" xmlns:mc="http://schemas.openxmlformats.org/markup-compatibility/2006" xmlns:aink="http://schemas.microsoft.com/office/drawing/2016/ink" xmlns:am3d="http://schemas.microsoft.com/office/drawing/2017/model3d" xmlns:o="urn:schemas-microsoft-com:office:office" xmlns:oel="http://schemas.microsoft.com/office/2019/extlst" xmlns:r="http://schemas.openxmlformats.org/officeDocument/2006/relationships" xmlns:m="http://schemas.openxmlformats.org/officeDocument/2006/math" xmlns:v="urn:schemas-microsoft-com:vml" xmlns:wp14="http://schemas.microsoft.com/office/word/2010/wordprocessingDrawing" xmlns:wp="http://schemas.openxmlformats.org/drawingml/2006/wordprocessingDrawing" xmlns:w10="urn:schemas-microsoft-com:office:word" xmlns:w="http://schemas.openxmlformats.org/wordprocessingml/2006/main" xmlns:w14="http://schemas.microsoft.com/office/word/2010/wordml" xmlns:w15="http://schemas.microsoft.com/office/word/2012/wordml" xmlns:w16cex="http://schemas.microsoft.com/office/word/2018/wordml/cex" xmlns:w16cid="http://schemas.microsoft.com/office/word/2016/wordml/cid" xmlns:w16="http://schemas.microsoft.com/office/word/2018/wordml" xmlns:w16du="http://schemas.microsoft.com/office/word/2023/wordml/word16du" xmlns:w16sdtdh="http://schemas.microsoft.com/office/word/2020/wordml/sdtdatahash" xmlns:w16sdtfl="http://schemas.microsoft.com/office/word/2024/wordml/sdtformatlock" xmlns:w16se="http://schemas.microsoft.com/office/word/2015/wordml/symex" xmlns:wpg="http://schemas.microsoft.com/office/word/2010/wordprocessingGroup" xmlns:wpi="http://schemas.microsoft.com/office/word/2010/wordprocessingInk" xmlns:wne="http://schemas.microsoft.com/office/word/2006/wordml" xmlns:wps="http://schemas.microsoft.com/office/word/2010/wordprocessingShape" mc:Ignorable="w14 w15 w16se w16cid w16 w16cex w16sdtdh w16sdtfl w16du wp14">
   <w:p>
     <w:pPr>
-      <w:pStyle w:val="Chntrang"/>
+      <w:pStyle w:val="Footer"/>
       <w:jc w:val="center"/>
     </w:pPr>
     <w:r>
@@ -34622,7 +34964,7 @@
 <w:ftr xmlns:wpc="http://schemas.microsoft.com/office/word/2010/wordprocessingCanvas" xmlns:cx="http://schemas.microsoft.com/office/drawing/2014/chartex" xmlns:cx1="http://schemas.microsoft.com/office/drawing/2015/9/8/chartex" xmlns:cx2="http://schemas.microsoft.com/office/drawing/2015/10/21/chartex" xmlns:cx3="http://schemas.microsoft.com/office/drawing/2016/5/9/chartex" xmlns:cx4="http://schemas.microsoft.com/office/drawing/2016/5/10/chartex" xmlns:cx5="http://schemas.microsoft.com/office/drawing/2016/5/11/chartex" xmlns:cx6="http://schemas.microsoft.com/office/drawing/2016/5/12/chartex" xmlns:cx7="http://schemas.microsoft.com/office/drawing/2016/5/13/chartex" xmlns:cx8="http://schemas.microsoft.com/office/drawing/2016/5/14/chartex" xmlns:mc="http://schemas.openxmlformats.org/markup-compatibility/2006" xmlns:aink="http://schemas.microsoft.com/office/drawing/2016/ink" xmlns:am3d="http://schemas.microsoft.com/office/drawing/2017/model3d" xmlns:o="urn:schemas-microsoft-com:office:office" xmlns:oel="http://schemas.microsoft.com/office/2019/extlst" xmlns:r="http://schemas.openxmlformats.org/officeDocument/2006/relationships" xmlns:m="http://schemas.openxmlformats.org/officeDocument/2006/math" xmlns:v="urn:schemas-microsoft-com:vml" xmlns:wp14="http://schemas.microsoft.com/office/word/2010/wordprocessingDrawing" xmlns:wp="http://schemas.openxmlformats.org/drawingml/2006/wordprocessingDrawing" xmlns:w10="urn:schemas-microsoft-com:office:word" xmlns:w="http://schemas.openxmlformats.org/wordprocessingml/2006/main" xmlns:w14="http://schemas.microsoft.com/office/word/2010/wordml" xmlns:w15="http://schemas.microsoft.com/office/word/2012/wordml" xmlns:w16cex="http://schemas.microsoft.com/office/word/2018/wordml/cex" xmlns:w16cid="http://schemas.microsoft.com/office/word/2016/wordml/cid" xmlns:w16="http://schemas.microsoft.com/office/word/2018/wordml" xmlns:w16du="http://schemas.microsoft.com/office/word/2023/wordml/word16du" xmlns:w16sdtdh="http://schemas.microsoft.com/office/word/2020/wordml/sdtdatahash" xmlns:w16sdtfl="http://schemas.microsoft.com/office/word/2024/wordml/sdtformatlock" xmlns:w16se="http://schemas.microsoft.com/office/word/2015/wordml/symex" xmlns:wpg="http://schemas.microsoft.com/office/word/2010/wordprocessingGroup" xmlns:wpi="http://schemas.microsoft.com/office/word/2010/wordprocessingInk" xmlns:wne="http://schemas.microsoft.com/office/word/2006/wordml" xmlns:wps="http://schemas.microsoft.com/office/word/2010/wordprocessingShape" mc:Ignorable="w14 w15 w16se w16cid w16 w16cex w16sdtdh w16sdtfl w16du wp14">
   <w:p>
     <w:pPr>
-      <w:pStyle w:val="Chntrang"/>
+      <w:pStyle w:val="Footer"/>
       <w:jc w:val="center"/>
     </w:pPr>
     <w:r>
@@ -34654,7 +34996,7 @@
 <w:ftr xmlns:wpc="http://schemas.microsoft.com/office/word/2010/wordprocessingCanvas" xmlns:cx="http://schemas.microsoft.com/office/drawing/2014/chartex" xmlns:cx1="http://schemas.microsoft.com/office/drawing/2015/9/8/chartex" xmlns:cx2="http://schemas.microsoft.com/office/drawing/2015/10/21/chartex" xmlns:cx3="http://schemas.microsoft.com/office/drawing/2016/5/9/chartex" xmlns:cx4="http://schemas.microsoft.com/office/drawing/2016/5/10/chartex" xmlns:cx5="http://schemas.microsoft.com/office/drawing/2016/5/11/chartex" xmlns:cx6="http://schemas.microsoft.com/office/drawing/2016/5/12/chartex" xmlns:cx7="http://schemas.microsoft.com/office/drawing/2016/5/13/chartex" xmlns:cx8="http://schemas.microsoft.com/office/drawing/2016/5/14/chartex" xmlns:mc="http://schemas.openxmlformats.org/markup-compatibility/2006" xmlns:aink="http://schemas.microsoft.com/office/drawing/2016/ink" xmlns:am3d="http://schemas.microsoft.com/office/drawing/2017/model3d" xmlns:o="urn:schemas-microsoft-com:office:office" xmlns:oel="http://schemas.microsoft.com/office/2019/extlst" xmlns:r="http://schemas.openxmlformats.org/officeDocument/2006/relationships" xmlns:m="http://schemas.openxmlformats.org/officeDocument/2006/math" xmlns:v="urn:schemas-microsoft-com:vml" xmlns:wp14="http://schemas.microsoft.com/office/word/2010/wordprocessingDrawing" xmlns:wp="http://schemas.openxmlformats.org/drawingml/2006/wordprocessingDrawing" xmlns:w10="urn:schemas-microsoft-com:office:word" xmlns:w="http://schemas.openxmlformats.org/wordprocessingml/2006/main" xmlns:w14="http://schemas.microsoft.com/office/word/2010/wordml" xmlns:w15="http://schemas.microsoft.com/office/word/2012/wordml" xmlns:w16cex="http://schemas.microsoft.com/office/word/2018/wordml/cex" xmlns:w16cid="http://schemas.microsoft.com/office/word/2016/wordml/cid" xmlns:w16="http://schemas.microsoft.com/office/word/2018/wordml" xmlns:w16du="http://schemas.microsoft.com/office/word/2023/wordml/word16du" xmlns:w16sdtdh="http://schemas.microsoft.com/office/word/2020/wordml/sdtdatahash" xmlns:w16sdtfl="http://schemas.microsoft.com/office/word/2024/wordml/sdtformatlock" xmlns:w16se="http://schemas.microsoft.com/office/word/2015/wordml/symex" xmlns:wpg="http://schemas.microsoft.com/office/word/2010/wordprocessingGroup" xmlns:wpi="http://schemas.microsoft.com/office/word/2010/wordprocessingInk" xmlns:wne="http://schemas.microsoft.com/office/word/2006/wordml" xmlns:wps="http://schemas.microsoft.com/office/word/2010/wordprocessingShape" mc:Ignorable="w14 w15 w16se w16cid w16 w16cex w16sdtdh w16sdtfl w16du wp14">
   <w:p>
     <w:pPr>
-      <w:pStyle w:val="Chntrang"/>
+      <w:pStyle w:val="Footer"/>
       <w:jc w:val="center"/>
     </w:pPr>
     <w:r>
@@ -34686,7 +35028,7 @@
 <w:ftr xmlns:wpc="http://schemas.microsoft.com/office/word/2010/wordprocessingCanvas" xmlns:cx="http://schemas.microsoft.com/office/drawing/2014/chartex" xmlns:cx1="http://schemas.microsoft.com/office/drawing/2015/9/8/chartex" xmlns:cx2="http://schemas.microsoft.com/office/drawing/2015/10/21/chartex" xmlns:cx3="http://schemas.microsoft.com/office/drawing/2016/5/9/chartex" xmlns:cx4="http://schemas.microsoft.com/office/drawing/2016/5/10/chartex" xmlns:cx5="http://schemas.microsoft.com/office/drawing/2016/5/11/chartex" xmlns:cx6="http://schemas.microsoft.com/office/drawing/2016/5/12/chartex" xmlns:cx7="http://schemas.microsoft.com/office/drawing/2016/5/13/chartex" xmlns:cx8="http://schemas.microsoft.com/office/drawing/2016/5/14/chartex" xmlns:mc="http://schemas.openxmlformats.org/markup-compatibility/2006" xmlns:aink="http://schemas.microsoft.com/office/drawing/2016/ink" xmlns:am3d="http://schemas.microsoft.com/office/drawing/2017/model3d" xmlns:o="urn:schemas-microsoft-com:office:office" xmlns:oel="http://schemas.microsoft.com/office/2019/extlst" xmlns:r="http://schemas.openxmlformats.org/officeDocument/2006/relationships" xmlns:m="http://schemas.openxmlformats.org/officeDocument/2006/math" xmlns:v="urn:schemas-microsoft-com:vml" xmlns:wp14="http://schemas.microsoft.com/office/word/2010/wordprocessingDrawing" xmlns:wp="http://schemas.openxmlformats.org/drawingml/2006/wordprocessingDrawing" xmlns:w10="urn:schemas-microsoft-com:office:word" xmlns:w="http://schemas.openxmlformats.org/wordprocessingml/2006/main" xmlns:w14="http://schemas.microsoft.com/office/word/2010/wordml" xmlns:w15="http://schemas.microsoft.com/office/word/2012/wordml" xmlns:w16cex="http://schemas.microsoft.com/office/word/2018/wordml/cex" xmlns:w16cid="http://schemas.microsoft.com/office/word/2016/wordml/cid" xmlns:w16="http://schemas.microsoft.com/office/word/2018/wordml" xmlns:w16du="http://schemas.microsoft.com/office/word/2023/wordml/word16du" xmlns:w16sdtdh="http://schemas.microsoft.com/office/word/2020/wordml/sdtdatahash" xmlns:w16sdtfl="http://schemas.microsoft.com/office/word/2024/wordml/sdtformatlock" xmlns:w16se="http://schemas.microsoft.com/office/word/2015/wordml/symex" xmlns:wpg="http://schemas.microsoft.com/office/word/2010/wordprocessingGroup" xmlns:wpi="http://schemas.microsoft.com/office/word/2010/wordprocessingInk" xmlns:wne="http://schemas.microsoft.com/office/word/2006/wordml" xmlns:wps="http://schemas.microsoft.com/office/word/2010/wordprocessingShape" mc:Ignorable="w14 w15 w16se w16cid w16 w16cex w16sdtdh w16sdtfl w16du wp14">
   <w:p>
     <w:pPr>
-      <w:pStyle w:val="Chntrang"/>
+      <w:pStyle w:val="Footer"/>
       <w:jc w:val="center"/>
     </w:pPr>
     <w:r>
@@ -34718,7 +35060,7 @@
 <w:ftr xmlns:wpc="http://schemas.microsoft.com/office/word/2010/wordprocessingCanvas" xmlns:cx="http://schemas.microsoft.com/office/drawing/2014/chartex" xmlns:cx1="http://schemas.microsoft.com/office/drawing/2015/9/8/chartex" xmlns:cx2="http://schemas.microsoft.com/office/drawing/2015/10/21/chartex" xmlns:cx3="http://schemas.microsoft.com/office/drawing/2016/5/9/chartex" xmlns:cx4="http://schemas.microsoft.com/office/drawing/2016/5/10/chartex" xmlns:cx5="http://schemas.microsoft.com/office/drawing/2016/5/11/chartex" xmlns:cx6="http://schemas.microsoft.com/office/drawing/2016/5/12/chartex" xmlns:cx7="http://schemas.microsoft.com/office/drawing/2016/5/13/chartex" xmlns:cx8="http://schemas.microsoft.com/office/drawing/2016/5/14/chartex" xmlns:mc="http://schemas.openxmlformats.org/markup-compatibility/2006" xmlns:aink="http://schemas.microsoft.com/office/drawing/2016/ink" xmlns:am3d="http://schemas.microsoft.com/office/drawing/2017/model3d" xmlns:o="urn:schemas-microsoft-com:office:office" xmlns:oel="http://schemas.microsoft.com/office/2019/extlst" xmlns:r="http://schemas.openxmlformats.org/officeDocument/2006/relationships" xmlns:m="http://schemas.openxmlformats.org/officeDocument/2006/math" xmlns:v="urn:schemas-microsoft-com:vml" xmlns:wp14="http://schemas.microsoft.com/office/word/2010/wordprocessingDrawing" xmlns:wp="http://schemas.openxmlformats.org/drawingml/2006/wordprocessingDrawing" xmlns:w10="urn:schemas-microsoft-com:office:word" xmlns:w="http://schemas.openxmlformats.org/wordprocessingml/2006/main" xmlns:w14="http://schemas.microsoft.com/office/word/2010/wordml" xmlns:w15="http://schemas.microsoft.com/office/word/2012/wordml" xmlns:w16cex="http://schemas.microsoft.com/office/word/2018/wordml/cex" xmlns:w16cid="http://schemas.microsoft.com/office/word/2016/wordml/cid" xmlns:w16="http://schemas.microsoft.com/office/word/2018/wordml" xmlns:w16du="http://schemas.microsoft.com/office/word/2023/wordml/word16du" xmlns:w16sdtdh="http://schemas.microsoft.com/office/word/2020/wordml/sdtdatahash" xmlns:w16sdtfl="http://schemas.microsoft.com/office/word/2024/wordml/sdtformatlock" xmlns:w16se="http://schemas.microsoft.com/office/word/2015/wordml/symex" xmlns:wpg="http://schemas.microsoft.com/office/word/2010/wordprocessingGroup" xmlns:wpi="http://schemas.microsoft.com/office/word/2010/wordprocessingInk" xmlns:wne="http://schemas.microsoft.com/office/word/2006/wordml" xmlns:wps="http://schemas.microsoft.com/office/word/2010/wordprocessingShape" mc:Ignorable="w14 w15 w16se w16cid w16 w16cex w16sdtdh w16sdtfl w16du wp14">
   <w:p>
     <w:pPr>
-      <w:pStyle w:val="Chntrang"/>
+      <w:pStyle w:val="Footer"/>
       <w:jc w:val="center"/>
     </w:pPr>
     <w:r>
@@ -34750,7 +35092,7 @@
 <w:ftr xmlns:wpc="http://schemas.microsoft.com/office/word/2010/wordprocessingCanvas" xmlns:cx="http://schemas.microsoft.com/office/drawing/2014/chartex" xmlns:cx1="http://schemas.microsoft.com/office/drawing/2015/9/8/chartex" xmlns:cx2="http://schemas.microsoft.com/office/drawing/2015/10/21/chartex" xmlns:cx3="http://schemas.microsoft.com/office/drawing/2016/5/9/chartex" xmlns:cx4="http://schemas.microsoft.com/office/drawing/2016/5/10/chartex" xmlns:cx5="http://schemas.microsoft.com/office/drawing/2016/5/11/chartex" xmlns:cx6="http://schemas.microsoft.com/office/drawing/2016/5/12/chartex" xmlns:cx7="http://schemas.microsoft.com/office/drawing/2016/5/13/chartex" xmlns:cx8="http://schemas.microsoft.com/office/drawing/2016/5/14/chartex" xmlns:mc="http://schemas.openxmlformats.org/markup-compatibility/2006" xmlns:aink="http://schemas.microsoft.com/office/drawing/2016/ink" xmlns:am3d="http://schemas.microsoft.com/office/drawing/2017/model3d" xmlns:o="urn:schemas-microsoft-com:office:office" xmlns:oel="http://schemas.microsoft.com/office/2019/extlst" xmlns:r="http://schemas.openxmlformats.org/officeDocument/2006/relationships" xmlns:m="http://schemas.openxmlformats.org/officeDocument/2006/math" xmlns:v="urn:schemas-microsoft-com:vml" xmlns:wp14="http://schemas.microsoft.com/office/word/2010/wordprocessingDrawing" xmlns:wp="http://schemas.openxmlformats.org/drawingml/2006/wordprocessingDrawing" xmlns:w10="urn:schemas-microsoft-com:office:word" xmlns:w="http://schemas.openxmlformats.org/wordprocessingml/2006/main" xmlns:w14="http://schemas.microsoft.com/office/word/2010/wordml" xmlns:w15="http://schemas.microsoft.com/office/word/2012/wordml" xmlns:w16cex="http://schemas.microsoft.com/office/word/2018/wordml/cex" xmlns:w16cid="http://schemas.microsoft.com/office/word/2016/wordml/cid" xmlns:w16="http://schemas.microsoft.com/office/word/2018/wordml" xmlns:w16du="http://schemas.microsoft.com/office/word/2023/wordml/word16du" xmlns:w16sdtdh="http://schemas.microsoft.com/office/word/2020/wordml/sdtdatahash" xmlns:w16sdtfl="http://schemas.microsoft.com/office/word/2024/wordml/sdtformatlock" xmlns:w16se="http://schemas.microsoft.com/office/word/2015/wordml/symex" xmlns:wpg="http://schemas.microsoft.com/office/word/2010/wordprocessingGroup" xmlns:wpi="http://schemas.microsoft.com/office/word/2010/wordprocessingInk" xmlns:wne="http://schemas.microsoft.com/office/word/2006/wordml" xmlns:wps="http://schemas.microsoft.com/office/word/2010/wordprocessingShape" mc:Ignorable="w14 w15 w16se w16cid w16 w16cex w16sdtdh w16sdtfl w16du wp14">
   <w:p>
     <w:pPr>
-      <w:pStyle w:val="Chntrang"/>
+      <w:pStyle w:val="Footer"/>
       <w:jc w:val="center"/>
     </w:pPr>
     <w:r>
@@ -34782,7 +35124,7 @@
 <w:ftr xmlns:wpc="http://schemas.microsoft.com/office/word/2010/wordprocessingCanvas" xmlns:cx="http://schemas.microsoft.com/office/drawing/2014/chartex" xmlns:cx1="http://schemas.microsoft.com/office/drawing/2015/9/8/chartex" xmlns:cx2="http://schemas.microsoft.com/office/drawing/2015/10/21/chartex" xmlns:cx3="http://schemas.microsoft.com/office/drawing/2016/5/9/chartex" xmlns:cx4="http://schemas.microsoft.com/office/drawing/2016/5/10/chartex" xmlns:cx5="http://schemas.microsoft.com/office/drawing/2016/5/11/chartex" xmlns:cx6="http://schemas.microsoft.com/office/drawing/2016/5/12/chartex" xmlns:cx7="http://schemas.microsoft.com/office/drawing/2016/5/13/chartex" xmlns:cx8="http://schemas.microsoft.com/office/drawing/2016/5/14/chartex" xmlns:mc="http://schemas.openxmlformats.org/markup-compatibility/2006" xmlns:aink="http://schemas.microsoft.com/office/drawing/2016/ink" xmlns:am3d="http://schemas.microsoft.com/office/drawing/2017/model3d" xmlns:o="urn:schemas-microsoft-com:office:office" xmlns:oel="http://schemas.microsoft.com/office/2019/extlst" xmlns:r="http://schemas.openxmlformats.org/officeDocument/2006/relationships" xmlns:m="http://schemas.openxmlformats.org/officeDocument/2006/math" xmlns:v="urn:schemas-microsoft-com:vml" xmlns:wp14="http://schemas.microsoft.com/office/word/2010/wordprocessingDrawing" xmlns:wp="http://schemas.openxmlformats.org/drawingml/2006/wordprocessingDrawing" xmlns:w10="urn:schemas-microsoft-com:office:word" xmlns:w="http://schemas.openxmlformats.org/wordprocessingml/2006/main" xmlns:w14="http://schemas.microsoft.com/office/word/2010/wordml" xmlns:w15="http://schemas.microsoft.com/office/word/2012/wordml" xmlns:w16cex="http://schemas.microsoft.com/office/word/2018/wordml/cex" xmlns:w16cid="http://schemas.microsoft.com/office/word/2016/wordml/cid" xmlns:w16="http://schemas.microsoft.com/office/word/2018/wordml" xmlns:w16du="http://schemas.microsoft.com/office/word/2023/wordml/word16du" xmlns:w16sdtdh="http://schemas.microsoft.com/office/word/2020/wordml/sdtdatahash" xmlns:w16sdtfl="http://schemas.microsoft.com/office/word/2024/wordml/sdtformatlock" xmlns:w16se="http://schemas.microsoft.com/office/word/2015/wordml/symex" xmlns:wpg="http://schemas.microsoft.com/office/word/2010/wordprocessingGroup" xmlns:wpi="http://schemas.microsoft.com/office/word/2010/wordprocessingInk" xmlns:wne="http://schemas.microsoft.com/office/word/2006/wordml" xmlns:wps="http://schemas.microsoft.com/office/word/2010/wordprocessingShape" mc:Ignorable="w14 w15 w16se w16cid w16 w16cex w16sdtdh w16sdtfl w16du wp14">
   <w:p>
     <w:pPr>
-      <w:pStyle w:val="Chntrang"/>
+      <w:pStyle w:val="Footer"/>
       <w:jc w:val="center"/>
     </w:pPr>
     <w:r>
@@ -34814,7 +35156,7 @@
 <w:ftr xmlns:wpc="http://schemas.microsoft.com/office/word/2010/wordprocessingCanvas" xmlns:cx="http://schemas.microsoft.com/office/drawing/2014/chartex" xmlns:cx1="http://schemas.microsoft.com/office/drawing/2015/9/8/chartex" xmlns:cx2="http://schemas.microsoft.com/office/drawing/2015/10/21/chartex" xmlns:cx3="http://schemas.microsoft.com/office/drawing/2016/5/9/chartex" xmlns:cx4="http://schemas.microsoft.com/office/drawing/2016/5/10/chartex" xmlns:cx5="http://schemas.microsoft.com/office/drawing/2016/5/11/chartex" xmlns:cx6="http://schemas.microsoft.com/office/drawing/2016/5/12/chartex" xmlns:cx7="http://schemas.microsoft.com/office/drawing/2016/5/13/chartex" xmlns:cx8="http://schemas.microsoft.com/office/drawing/2016/5/14/chartex" xmlns:mc="http://schemas.openxmlformats.org/markup-compatibility/2006" xmlns:aink="http://schemas.microsoft.com/office/drawing/2016/ink" xmlns:am3d="http://schemas.microsoft.com/office/drawing/2017/model3d" xmlns:o="urn:schemas-microsoft-com:office:office" xmlns:oel="http://schemas.microsoft.com/office/2019/extlst" xmlns:r="http://schemas.openxmlformats.org/officeDocument/2006/relationships" xmlns:m="http://schemas.openxmlformats.org/officeDocument/2006/math" xmlns:v="urn:schemas-microsoft-com:vml" xmlns:wp14="http://schemas.microsoft.com/office/word/2010/wordprocessingDrawing" xmlns:wp="http://schemas.openxmlformats.org/drawingml/2006/wordprocessingDrawing" xmlns:w10="urn:schemas-microsoft-com:office:word" xmlns:w="http://schemas.openxmlformats.org/wordprocessingml/2006/main" xmlns:w14="http://schemas.microsoft.com/office/word/2010/wordml" xmlns:w15="http://schemas.microsoft.com/office/word/2012/wordml" xmlns:w16cex="http://schemas.microsoft.com/office/word/2018/wordml/cex" xmlns:w16cid="http://schemas.microsoft.com/office/word/2016/wordml/cid" xmlns:w16="http://schemas.microsoft.com/office/word/2018/wordml" xmlns:w16du="http://schemas.microsoft.com/office/word/2023/wordml/word16du" xmlns:w16sdtdh="http://schemas.microsoft.com/office/word/2020/wordml/sdtdatahash" xmlns:w16sdtfl="http://schemas.microsoft.com/office/word/2024/wordml/sdtformatlock" xmlns:w16se="http://schemas.microsoft.com/office/word/2015/wordml/symex" xmlns:wpg="http://schemas.microsoft.com/office/word/2010/wordprocessingGroup" xmlns:wpi="http://schemas.microsoft.com/office/word/2010/wordprocessingInk" xmlns:wne="http://schemas.microsoft.com/office/word/2006/wordml" xmlns:wps="http://schemas.microsoft.com/office/word/2010/wordprocessingShape" mc:Ignorable="w14 w15 w16se w16cid w16 w16cex w16sdtdh w16sdtfl w16du wp14">
   <w:p>
     <w:pPr>
-      <w:pStyle w:val="Chntrang"/>
+      <w:pStyle w:val="Footer"/>
       <w:jc w:val="center"/>
     </w:pPr>
     <w:r>
@@ -34846,7 +35188,7 @@
 <w:ftr xmlns:wpc="http://schemas.microsoft.com/office/word/2010/wordprocessingCanvas" xmlns:cx="http://schemas.microsoft.com/office/drawing/2014/chartex" xmlns:cx1="http://schemas.microsoft.com/office/drawing/2015/9/8/chartex" xmlns:cx2="http://schemas.microsoft.com/office/drawing/2015/10/21/chartex" xmlns:cx3="http://schemas.microsoft.com/office/drawing/2016/5/9/chartex" xmlns:cx4="http://schemas.microsoft.com/office/drawing/2016/5/10/chartex" xmlns:cx5="http://schemas.microsoft.com/office/drawing/2016/5/11/chartex" xmlns:cx6="http://schemas.microsoft.com/office/drawing/2016/5/12/chartex" xmlns:cx7="http://schemas.microsoft.com/office/drawing/2016/5/13/chartex" xmlns:cx8="http://schemas.microsoft.com/office/drawing/2016/5/14/chartex" xmlns:mc="http://schemas.openxmlformats.org/markup-compatibility/2006" xmlns:aink="http://schemas.microsoft.com/office/drawing/2016/ink" xmlns:am3d="http://schemas.microsoft.com/office/drawing/2017/model3d" xmlns:o="urn:schemas-microsoft-com:office:office" xmlns:oel="http://schemas.microsoft.com/office/2019/extlst" xmlns:r="http://schemas.openxmlformats.org/officeDocument/2006/relationships" xmlns:m="http://schemas.openxmlformats.org/officeDocument/2006/math" xmlns:v="urn:schemas-microsoft-com:vml" xmlns:wp14="http://schemas.microsoft.com/office/word/2010/wordprocessingDrawing" xmlns:wp="http://schemas.openxmlformats.org/drawingml/2006/wordprocessingDrawing" xmlns:w10="urn:schemas-microsoft-com:office:word" xmlns:w="http://schemas.openxmlformats.org/wordprocessingml/2006/main" xmlns:w14="http://schemas.microsoft.com/office/word/2010/wordml" xmlns:w15="http://schemas.microsoft.com/office/word/2012/wordml" xmlns:w16cex="http://schemas.microsoft.com/office/word/2018/wordml/cex" xmlns:w16cid="http://schemas.microsoft.com/office/word/2016/wordml/cid" xmlns:w16="http://schemas.microsoft.com/office/word/2018/wordml" xmlns:w16du="http://schemas.microsoft.com/office/word/2023/wordml/word16du" xmlns:w16sdtdh="http://schemas.microsoft.com/office/word/2020/wordml/sdtdatahash" xmlns:w16sdtfl="http://schemas.microsoft.com/office/word/2024/wordml/sdtformatlock" xmlns:w16se="http://schemas.microsoft.com/office/word/2015/wordml/symex" xmlns:wpg="http://schemas.microsoft.com/office/word/2010/wordprocessingGroup" xmlns:wpi="http://schemas.microsoft.com/office/word/2010/wordprocessingInk" xmlns:wne="http://schemas.microsoft.com/office/word/2006/wordml" xmlns:wps="http://schemas.microsoft.com/office/word/2010/wordprocessingShape" mc:Ignorable="w14 w15 w16se w16cid w16 w16cex w16sdtdh w16sdtfl w16du wp14">
   <w:p>
     <w:pPr>
-      <w:pStyle w:val="Chntrang"/>
+      <w:pStyle w:val="Footer"/>
       <w:jc w:val="center"/>
     </w:pPr>
     <w:r>
@@ -34878,7 +35220,7 @@
 <w:ftr xmlns:wpc="http://schemas.microsoft.com/office/word/2010/wordprocessingCanvas" xmlns:cx="http://schemas.microsoft.com/office/drawing/2014/chartex" xmlns:cx1="http://schemas.microsoft.com/office/drawing/2015/9/8/chartex" xmlns:cx2="http://schemas.microsoft.com/office/drawing/2015/10/21/chartex" xmlns:cx3="http://schemas.microsoft.com/office/drawing/2016/5/9/chartex" xmlns:cx4="http://schemas.microsoft.com/office/drawing/2016/5/10/chartex" xmlns:cx5="http://schemas.microsoft.com/office/drawing/2016/5/11/chartex" xmlns:cx6="http://schemas.microsoft.com/office/drawing/2016/5/12/chartex" xmlns:cx7="http://schemas.microsoft.com/office/drawing/2016/5/13/chartex" xmlns:cx8="http://schemas.microsoft.com/office/drawing/2016/5/14/chartex" xmlns:mc="http://schemas.openxmlformats.org/markup-compatibility/2006" xmlns:aink="http://schemas.microsoft.com/office/drawing/2016/ink" xmlns:am3d="http://schemas.microsoft.com/office/drawing/2017/model3d" xmlns:o="urn:schemas-microsoft-com:office:office" xmlns:oel="http://schemas.microsoft.com/office/2019/extlst" xmlns:r="http://schemas.openxmlformats.org/officeDocument/2006/relationships" xmlns:m="http://schemas.openxmlformats.org/officeDocument/2006/math" xmlns:v="urn:schemas-microsoft-com:vml" xmlns:wp14="http://schemas.microsoft.com/office/word/2010/wordprocessingDrawing" xmlns:wp="http://schemas.openxmlformats.org/drawingml/2006/wordprocessingDrawing" xmlns:w10="urn:schemas-microsoft-com:office:word" xmlns:w="http://schemas.openxmlformats.org/wordprocessingml/2006/main" xmlns:w14="http://schemas.microsoft.com/office/word/2010/wordml" xmlns:w15="http://schemas.microsoft.com/office/word/2012/wordml" xmlns:w16cex="http://schemas.microsoft.com/office/word/2018/wordml/cex" xmlns:w16cid="http://schemas.microsoft.com/office/word/2016/wordml/cid" xmlns:w16="http://schemas.microsoft.com/office/word/2018/wordml" xmlns:w16du="http://schemas.microsoft.com/office/word/2023/wordml/word16du" xmlns:w16sdtdh="http://schemas.microsoft.com/office/word/2020/wordml/sdtdatahash" xmlns:w16sdtfl="http://schemas.microsoft.com/office/word/2024/wordml/sdtformatlock" xmlns:w16se="http://schemas.microsoft.com/office/word/2015/wordml/symex" xmlns:wpg="http://schemas.microsoft.com/office/word/2010/wordprocessingGroup" xmlns:wpi="http://schemas.microsoft.com/office/word/2010/wordprocessingInk" xmlns:wne="http://schemas.microsoft.com/office/word/2006/wordml" xmlns:wps="http://schemas.microsoft.com/office/word/2010/wordprocessingShape" mc:Ignorable="w14 w15 w16se w16cid w16 w16cex w16sdtdh w16sdtfl w16du wp14">
   <w:p>
     <w:pPr>
-      <w:pStyle w:val="Chntrang"/>
+      <w:pStyle w:val="Footer"/>
       <w:jc w:val="center"/>
     </w:pPr>
     <w:r>
@@ -34910,7 +35252,7 @@
 <w:ftr xmlns:wpc="http://schemas.microsoft.com/office/word/2010/wordprocessingCanvas" xmlns:cx="http://schemas.microsoft.com/office/drawing/2014/chartex" xmlns:cx1="http://schemas.microsoft.com/office/drawing/2015/9/8/chartex" xmlns:cx2="http://schemas.microsoft.com/office/drawing/2015/10/21/chartex" xmlns:cx3="http://schemas.microsoft.com/office/drawing/2016/5/9/chartex" xmlns:cx4="http://schemas.microsoft.com/office/drawing/2016/5/10/chartex" xmlns:cx5="http://schemas.microsoft.com/office/drawing/2016/5/11/chartex" xmlns:cx6="http://schemas.microsoft.com/office/drawing/2016/5/12/chartex" xmlns:cx7="http://schemas.microsoft.com/office/drawing/2016/5/13/chartex" xmlns:cx8="http://schemas.microsoft.com/office/drawing/2016/5/14/chartex" xmlns:mc="http://schemas.openxmlformats.org/markup-compatibility/2006" xmlns:aink="http://schemas.microsoft.com/office/drawing/2016/ink" xmlns:am3d="http://schemas.microsoft.com/office/drawing/2017/model3d" xmlns:o="urn:schemas-microsoft-com:office:office" xmlns:oel="http://schemas.microsoft.com/office/2019/extlst" xmlns:r="http://schemas.openxmlformats.org/officeDocument/2006/relationships" xmlns:m="http://schemas.openxmlformats.org/officeDocument/2006/math" xmlns:v="urn:schemas-microsoft-com:vml" xmlns:wp14="http://schemas.microsoft.com/office/word/2010/wordprocessingDrawing" xmlns:wp="http://schemas.openxmlformats.org/drawingml/2006/wordprocessingDrawing" xmlns:w10="urn:schemas-microsoft-com:office:word" xmlns:w="http://schemas.openxmlformats.org/wordprocessingml/2006/main" xmlns:w14="http://schemas.microsoft.com/office/word/2010/wordml" xmlns:w15="http://schemas.microsoft.com/office/word/2012/wordml" xmlns:w16cex="http://schemas.microsoft.com/office/word/2018/wordml/cex" xmlns:w16cid="http://schemas.microsoft.com/office/word/2016/wordml/cid" xmlns:w16="http://schemas.microsoft.com/office/word/2018/wordml" xmlns:w16du="http://schemas.microsoft.com/office/word/2023/wordml/word16du" xmlns:w16sdtdh="http://schemas.microsoft.com/office/word/2020/wordml/sdtdatahash" xmlns:w16sdtfl="http://schemas.microsoft.com/office/word/2024/wordml/sdtformatlock" xmlns:w16se="http://schemas.microsoft.com/office/word/2015/wordml/symex" xmlns:wpg="http://schemas.microsoft.com/office/word/2010/wordprocessingGroup" xmlns:wpi="http://schemas.microsoft.com/office/word/2010/wordprocessingInk" xmlns:wne="http://schemas.microsoft.com/office/word/2006/wordml" xmlns:wps="http://schemas.microsoft.com/office/word/2010/wordprocessingShape" mc:Ignorable="w14 w15 w16se w16cid w16 w16cex w16sdtdh w16sdtfl w16du wp14">
   <w:p>
     <w:pPr>
-      <w:pStyle w:val="Chntrang"/>
+      <w:pStyle w:val="Footer"/>
       <w:jc w:val="center"/>
     </w:pPr>
     <w:r>
@@ -34942,7 +35284,7 @@
 <w:ftr xmlns:wpc="http://schemas.microsoft.com/office/word/2010/wordprocessingCanvas" xmlns:cx="http://schemas.microsoft.com/office/drawing/2014/chartex" xmlns:cx1="http://schemas.microsoft.com/office/drawing/2015/9/8/chartex" xmlns:cx2="http://schemas.microsoft.com/office/drawing/2015/10/21/chartex" xmlns:cx3="http://schemas.microsoft.com/office/drawing/2016/5/9/chartex" xmlns:cx4="http://schemas.microsoft.com/office/drawing/2016/5/10/chartex" xmlns:cx5="http://schemas.microsoft.com/office/drawing/2016/5/11/chartex" xmlns:cx6="http://schemas.microsoft.com/office/drawing/2016/5/12/chartex" xmlns:cx7="http://schemas.microsoft.com/office/drawing/2016/5/13/chartex" xmlns:cx8="http://schemas.microsoft.com/office/drawing/2016/5/14/chartex" xmlns:mc="http://schemas.openxmlformats.org/markup-compatibility/2006" xmlns:aink="http://schemas.microsoft.com/office/drawing/2016/ink" xmlns:am3d="http://schemas.microsoft.com/office/drawing/2017/model3d" xmlns:o="urn:schemas-microsoft-com:office:office" xmlns:oel="http://schemas.microsoft.com/office/2019/extlst" xmlns:r="http://schemas.openxmlformats.org/officeDocument/2006/relationships" xmlns:m="http://schemas.openxmlformats.org/officeDocument/2006/math" xmlns:v="urn:schemas-microsoft-com:vml" xmlns:wp14="http://schemas.microsoft.com/office/word/2010/wordprocessingDrawing" xmlns:wp="http://schemas.openxmlformats.org/drawingml/2006/wordprocessingDrawing" xmlns:w10="urn:schemas-microsoft-com:office:word" xmlns:w="http://schemas.openxmlformats.org/wordprocessingml/2006/main" xmlns:w14="http://schemas.microsoft.com/office/word/2010/wordml" xmlns:w15="http://schemas.microsoft.com/office/word/2012/wordml" xmlns:w16cex="http://schemas.microsoft.com/office/word/2018/wordml/cex" xmlns:w16cid="http://schemas.microsoft.com/office/word/2016/wordml/cid" xmlns:w16="http://schemas.microsoft.com/office/word/2018/wordml" xmlns:w16du="http://schemas.microsoft.com/office/word/2023/wordml/word16du" xmlns:w16sdtdh="http://schemas.microsoft.com/office/word/2020/wordml/sdtdatahash" xmlns:w16sdtfl="http://schemas.microsoft.com/office/word/2024/wordml/sdtformatlock" xmlns:w16se="http://schemas.microsoft.com/office/word/2015/wordml/symex" xmlns:wpg="http://schemas.microsoft.com/office/word/2010/wordprocessingGroup" xmlns:wpi="http://schemas.microsoft.com/office/word/2010/wordprocessingInk" xmlns:wne="http://schemas.microsoft.com/office/word/2006/wordml" xmlns:wps="http://schemas.microsoft.com/office/word/2010/wordprocessingShape" mc:Ignorable="w14 w15 w16se w16cid w16 w16cex w16sdtdh w16sdtfl w16du wp14">
   <w:p>
     <w:pPr>
-      <w:pStyle w:val="Chntrang"/>
+      <w:pStyle w:val="Footer"/>
       <w:jc w:val="center"/>
     </w:pPr>
     <w:r>
@@ -34974,7 +35316,7 @@
 <w:ftr xmlns:wpc="http://schemas.microsoft.com/office/word/2010/wordprocessingCanvas" xmlns:cx="http://schemas.microsoft.com/office/drawing/2014/chartex" xmlns:cx1="http://schemas.microsoft.com/office/drawing/2015/9/8/chartex" xmlns:cx2="http://schemas.microsoft.com/office/drawing/2015/10/21/chartex" xmlns:cx3="http://schemas.microsoft.com/office/drawing/2016/5/9/chartex" xmlns:cx4="http://schemas.microsoft.com/office/drawing/2016/5/10/chartex" xmlns:cx5="http://schemas.microsoft.com/office/drawing/2016/5/11/chartex" xmlns:cx6="http://schemas.microsoft.com/office/drawing/2016/5/12/chartex" xmlns:cx7="http://schemas.microsoft.com/office/drawing/2016/5/13/chartex" xmlns:cx8="http://schemas.microsoft.com/office/drawing/2016/5/14/chartex" xmlns:mc="http://schemas.openxmlformats.org/markup-compatibility/2006" xmlns:aink="http://schemas.microsoft.com/office/drawing/2016/ink" xmlns:am3d="http://schemas.microsoft.com/office/drawing/2017/model3d" xmlns:o="urn:schemas-microsoft-com:office:office" xmlns:oel="http://schemas.microsoft.com/office/2019/extlst" xmlns:r="http://schemas.openxmlformats.org/officeDocument/2006/relationships" xmlns:m="http://schemas.openxmlformats.org/officeDocument/2006/math" xmlns:v="urn:schemas-microsoft-com:vml" xmlns:wp14="http://schemas.microsoft.com/office/word/2010/wordprocessingDrawing" xmlns:wp="http://schemas.openxmlformats.org/drawingml/2006/wordprocessingDrawing" xmlns:w10="urn:schemas-microsoft-com:office:word" xmlns:w="http://schemas.openxmlformats.org/wordprocessingml/2006/main" xmlns:w14="http://schemas.microsoft.com/office/word/2010/wordml" xmlns:w15="http://schemas.microsoft.com/office/word/2012/wordml" xmlns:w16cex="http://schemas.microsoft.com/office/word/2018/wordml/cex" xmlns:w16cid="http://schemas.microsoft.com/office/word/2016/wordml/cid" xmlns:w16="http://schemas.microsoft.com/office/word/2018/wordml" xmlns:w16du="http://schemas.microsoft.com/office/word/2023/wordml/word16du" xmlns:w16sdtdh="http://schemas.microsoft.com/office/word/2020/wordml/sdtdatahash" xmlns:w16sdtfl="http://schemas.microsoft.com/office/word/2024/wordml/sdtformatlock" xmlns:w16se="http://schemas.microsoft.com/office/word/2015/wordml/symex" xmlns:wpg="http://schemas.microsoft.com/office/word/2010/wordprocessingGroup" xmlns:wpi="http://schemas.microsoft.com/office/word/2010/wordprocessingInk" xmlns:wne="http://schemas.microsoft.com/office/word/2006/wordml" xmlns:wps="http://schemas.microsoft.com/office/word/2010/wordprocessingShape" mc:Ignorable="w14 w15 w16se w16cid w16 w16cex w16sdtdh w16sdtfl w16du wp14">
   <w:p>
     <w:pPr>
-      <w:pStyle w:val="Chntrang"/>
+      <w:pStyle w:val="Footer"/>
       <w:jc w:val="center"/>
     </w:pPr>
     <w:r>
@@ -35006,7 +35348,7 @@
 <w:ftr xmlns:wpc="http://schemas.microsoft.com/office/word/2010/wordprocessingCanvas" xmlns:cx="http://schemas.microsoft.com/office/drawing/2014/chartex" xmlns:cx1="http://schemas.microsoft.com/office/drawing/2015/9/8/chartex" xmlns:cx2="http://schemas.microsoft.com/office/drawing/2015/10/21/chartex" xmlns:cx3="http://schemas.microsoft.com/office/drawing/2016/5/9/chartex" xmlns:cx4="http://schemas.microsoft.com/office/drawing/2016/5/10/chartex" xmlns:cx5="http://schemas.microsoft.com/office/drawing/2016/5/11/chartex" xmlns:cx6="http://schemas.microsoft.com/office/drawing/2016/5/12/chartex" xmlns:cx7="http://schemas.microsoft.com/office/drawing/2016/5/13/chartex" xmlns:cx8="http://schemas.microsoft.com/office/drawing/2016/5/14/chartex" xmlns:mc="http://schemas.openxmlformats.org/markup-compatibility/2006" xmlns:aink="http://schemas.microsoft.com/office/drawing/2016/ink" xmlns:am3d="http://schemas.microsoft.com/office/drawing/2017/model3d" xmlns:o="urn:schemas-microsoft-com:office:office" xmlns:oel="http://schemas.microsoft.com/office/2019/extlst" xmlns:r="http://schemas.openxmlformats.org/officeDocument/2006/relationships" xmlns:m="http://schemas.openxmlformats.org/officeDocument/2006/math" xmlns:v="urn:schemas-microsoft-com:vml" xmlns:wp14="http://schemas.microsoft.com/office/word/2010/wordprocessingDrawing" xmlns:wp="http://schemas.openxmlformats.org/drawingml/2006/wordprocessingDrawing" xmlns:w10="urn:schemas-microsoft-com:office:word" xmlns:w="http://schemas.openxmlformats.org/wordprocessingml/2006/main" xmlns:w14="http://schemas.microsoft.com/office/word/2010/wordml" xmlns:w15="http://schemas.microsoft.com/office/word/2012/wordml" xmlns:w16cex="http://schemas.microsoft.com/office/word/2018/wordml/cex" xmlns:w16cid="http://schemas.microsoft.com/office/word/2016/wordml/cid" xmlns:w16="http://schemas.microsoft.com/office/word/2018/wordml" xmlns:w16du="http://schemas.microsoft.com/office/word/2023/wordml/word16du" xmlns:w16sdtdh="http://schemas.microsoft.com/office/word/2020/wordml/sdtdatahash" xmlns:w16sdtfl="http://schemas.microsoft.com/office/word/2024/wordml/sdtformatlock" xmlns:w16se="http://schemas.microsoft.com/office/word/2015/wordml/symex" xmlns:wpg="http://schemas.microsoft.com/office/word/2010/wordprocessingGroup" xmlns:wpi="http://schemas.microsoft.com/office/word/2010/wordprocessingInk" xmlns:wne="http://schemas.microsoft.com/office/word/2006/wordml" xmlns:wps="http://schemas.microsoft.com/office/word/2010/wordprocessingShape" mc:Ignorable="w14 w15 w16se w16cid w16 w16cex w16sdtdh w16sdtfl w16du wp14">
   <w:p>
     <w:pPr>
-      <w:pStyle w:val="Chntrang"/>
+      <w:pStyle w:val="Footer"/>
       <w:jc w:val="center"/>
     </w:pPr>
     <w:r>
@@ -35038,7 +35380,7 @@
 <w:ftr xmlns:wpc="http://schemas.microsoft.com/office/word/2010/wordprocessingCanvas" xmlns:cx="http://schemas.microsoft.com/office/drawing/2014/chartex" xmlns:cx1="http://schemas.microsoft.com/office/drawing/2015/9/8/chartex" xmlns:cx2="http://schemas.microsoft.com/office/drawing/2015/10/21/chartex" xmlns:cx3="http://schemas.microsoft.com/office/drawing/2016/5/9/chartex" xmlns:cx4="http://schemas.microsoft.com/office/drawing/2016/5/10/chartex" xmlns:cx5="http://schemas.microsoft.com/office/drawing/2016/5/11/chartex" xmlns:cx6="http://schemas.microsoft.com/office/drawing/2016/5/12/chartex" xmlns:cx7="http://schemas.microsoft.com/office/drawing/2016/5/13/chartex" xmlns:cx8="http://schemas.microsoft.com/office/drawing/2016/5/14/chartex" xmlns:mc="http://schemas.openxmlformats.org/markup-compatibility/2006" xmlns:aink="http://schemas.microsoft.com/office/drawing/2016/ink" xmlns:am3d="http://schemas.microsoft.com/office/drawing/2017/model3d" xmlns:o="urn:schemas-microsoft-com:office:office" xmlns:oel="http://schemas.microsoft.com/office/2019/extlst" xmlns:r="http://schemas.openxmlformats.org/officeDocument/2006/relationships" xmlns:m="http://schemas.openxmlformats.org/officeDocument/2006/math" xmlns:v="urn:schemas-microsoft-com:vml" xmlns:wp14="http://schemas.microsoft.com/office/word/2010/wordprocessingDrawing" xmlns:wp="http://schemas.openxmlformats.org/drawingml/2006/wordprocessingDrawing" xmlns:w10="urn:schemas-microsoft-com:office:word" xmlns:w="http://schemas.openxmlformats.org/wordprocessingml/2006/main" xmlns:w14="http://schemas.microsoft.com/office/word/2010/wordml" xmlns:w15="http://schemas.microsoft.com/office/word/2012/wordml" xmlns:w16cex="http://schemas.microsoft.com/office/word/2018/wordml/cex" xmlns:w16cid="http://schemas.microsoft.com/office/word/2016/wordml/cid" xmlns:w16="http://schemas.microsoft.com/office/word/2018/wordml" xmlns:w16du="http://schemas.microsoft.com/office/word/2023/wordml/word16du" xmlns:w16sdtdh="http://schemas.microsoft.com/office/word/2020/wordml/sdtdatahash" xmlns:w16sdtfl="http://schemas.microsoft.com/office/word/2024/wordml/sdtformatlock" xmlns:w16se="http://schemas.microsoft.com/office/word/2015/wordml/symex" xmlns:wpg="http://schemas.microsoft.com/office/word/2010/wordprocessingGroup" xmlns:wpi="http://schemas.microsoft.com/office/word/2010/wordprocessingInk" xmlns:wne="http://schemas.microsoft.com/office/word/2006/wordml" xmlns:wps="http://schemas.microsoft.com/office/word/2010/wordprocessingShape" mc:Ignorable="w14 w15 w16se w16cid w16 w16cex w16sdtdh w16sdtfl w16du wp14">
   <w:p>
     <w:pPr>
-      <w:pStyle w:val="Chntrang"/>
+      <w:pStyle w:val="Footer"/>
       <w:jc w:val="center"/>
     </w:pPr>
     <w:r>
@@ -35070,7 +35412,7 @@
 <w:ftr xmlns:wpc="http://schemas.microsoft.com/office/word/2010/wordprocessingCanvas" xmlns:cx="http://schemas.microsoft.com/office/drawing/2014/chartex" xmlns:cx1="http://schemas.microsoft.com/office/drawing/2015/9/8/chartex" xmlns:cx2="http://schemas.microsoft.com/office/drawing/2015/10/21/chartex" xmlns:cx3="http://schemas.microsoft.com/office/drawing/2016/5/9/chartex" xmlns:cx4="http://schemas.microsoft.com/office/drawing/2016/5/10/chartex" xmlns:cx5="http://schemas.microsoft.com/office/drawing/2016/5/11/chartex" xmlns:cx6="http://schemas.microsoft.com/office/drawing/2016/5/12/chartex" xmlns:cx7="http://schemas.microsoft.com/office/drawing/2016/5/13/chartex" xmlns:cx8="http://schemas.microsoft.com/office/drawing/2016/5/14/chartex" xmlns:mc="http://schemas.openxmlformats.org/markup-compatibility/2006" xmlns:aink="http://schemas.microsoft.com/office/drawing/2016/ink" xmlns:am3d="http://schemas.microsoft.com/office/drawing/2017/model3d" xmlns:o="urn:schemas-microsoft-com:office:office" xmlns:oel="http://schemas.microsoft.com/office/2019/extlst" xmlns:r="http://schemas.openxmlformats.org/officeDocument/2006/relationships" xmlns:m="http://schemas.openxmlformats.org/officeDocument/2006/math" xmlns:v="urn:schemas-microsoft-com:vml" xmlns:wp14="http://schemas.microsoft.com/office/word/2010/wordprocessingDrawing" xmlns:wp="http://schemas.openxmlformats.org/drawingml/2006/wordprocessingDrawing" xmlns:w10="urn:schemas-microsoft-com:office:word" xmlns:w="http://schemas.openxmlformats.org/wordprocessingml/2006/main" xmlns:w14="http://schemas.microsoft.com/office/word/2010/wordml" xmlns:w15="http://schemas.microsoft.com/office/word/2012/wordml" xmlns:w16cex="http://schemas.microsoft.com/office/word/2018/wordml/cex" xmlns:w16cid="http://schemas.microsoft.com/office/word/2016/wordml/cid" xmlns:w16="http://schemas.microsoft.com/office/word/2018/wordml" xmlns:w16du="http://schemas.microsoft.com/office/word/2023/wordml/word16du" xmlns:w16sdtdh="http://schemas.microsoft.com/office/word/2020/wordml/sdtdatahash" xmlns:w16sdtfl="http://schemas.microsoft.com/office/word/2024/wordml/sdtformatlock" xmlns:w16se="http://schemas.microsoft.com/office/word/2015/wordml/symex" xmlns:wpg="http://schemas.microsoft.com/office/word/2010/wordprocessingGroup" xmlns:wpi="http://schemas.microsoft.com/office/word/2010/wordprocessingInk" xmlns:wne="http://schemas.microsoft.com/office/word/2006/wordml" xmlns:wps="http://schemas.microsoft.com/office/word/2010/wordprocessingShape" mc:Ignorable="w14 w15 w16se w16cid w16 w16cex w16sdtdh w16sdtfl w16du wp14">
   <w:p>
     <w:pPr>
-      <w:pStyle w:val="Chntrang"/>
+      <w:pStyle w:val="Footer"/>
       <w:jc w:val="center"/>
     </w:pPr>
     <w:r>
@@ -35102,7 +35444,7 @@
 <w:ftr xmlns:wpc="http://schemas.microsoft.com/office/word/2010/wordprocessingCanvas" xmlns:cx="http://schemas.microsoft.com/office/drawing/2014/chartex" xmlns:cx1="http://schemas.microsoft.com/office/drawing/2015/9/8/chartex" xmlns:cx2="http://schemas.microsoft.com/office/drawing/2015/10/21/chartex" xmlns:cx3="http://schemas.microsoft.com/office/drawing/2016/5/9/chartex" xmlns:cx4="http://schemas.microsoft.com/office/drawing/2016/5/10/chartex" xmlns:cx5="http://schemas.microsoft.com/office/drawing/2016/5/11/chartex" xmlns:cx6="http://schemas.microsoft.com/office/drawing/2016/5/12/chartex" xmlns:cx7="http://schemas.microsoft.com/office/drawing/2016/5/13/chartex" xmlns:cx8="http://schemas.microsoft.com/office/drawing/2016/5/14/chartex" xmlns:mc="http://schemas.openxmlformats.org/markup-compatibility/2006" xmlns:aink="http://schemas.microsoft.com/office/drawing/2016/ink" xmlns:am3d="http://schemas.microsoft.com/office/drawing/2017/model3d" xmlns:o="urn:schemas-microsoft-com:office:office" xmlns:oel="http://schemas.microsoft.com/office/2019/extlst" xmlns:r="http://schemas.openxmlformats.org/officeDocument/2006/relationships" xmlns:m="http://schemas.openxmlformats.org/officeDocument/2006/math" xmlns:v="urn:schemas-microsoft-com:vml" xmlns:wp14="http://schemas.microsoft.com/office/word/2010/wordprocessingDrawing" xmlns:wp="http://schemas.openxmlformats.org/drawingml/2006/wordprocessingDrawing" xmlns:w10="urn:schemas-microsoft-com:office:word" xmlns:w="http://schemas.openxmlformats.org/wordprocessingml/2006/main" xmlns:w14="http://schemas.microsoft.com/office/word/2010/wordml" xmlns:w15="http://schemas.microsoft.com/office/word/2012/wordml" xmlns:w16cex="http://schemas.microsoft.com/office/word/2018/wordml/cex" xmlns:w16cid="http://schemas.microsoft.com/office/word/2016/wordml/cid" xmlns:w16="http://schemas.microsoft.com/office/word/2018/wordml" xmlns:w16du="http://schemas.microsoft.com/office/word/2023/wordml/word16du" xmlns:w16sdtdh="http://schemas.microsoft.com/office/word/2020/wordml/sdtdatahash" xmlns:w16sdtfl="http://schemas.microsoft.com/office/word/2024/wordml/sdtformatlock" xmlns:w16se="http://schemas.microsoft.com/office/word/2015/wordml/symex" xmlns:wpg="http://schemas.microsoft.com/office/word/2010/wordprocessingGroup" xmlns:wpi="http://schemas.microsoft.com/office/word/2010/wordprocessingInk" xmlns:wne="http://schemas.microsoft.com/office/word/2006/wordml" xmlns:wps="http://schemas.microsoft.com/office/word/2010/wordprocessingShape" mc:Ignorable="w14 w15 w16se w16cid w16 w16cex w16sdtdh w16sdtfl w16du wp14">
   <w:p>
     <w:pPr>
-      <w:pStyle w:val="Chntrang"/>
+      <w:pStyle w:val="Footer"/>
       <w:jc w:val="center"/>
     </w:pPr>
     <w:r>
@@ -35134,7 +35476,7 @@
 <w:ftr xmlns:wpc="http://schemas.microsoft.com/office/word/2010/wordprocessingCanvas" xmlns:cx="http://schemas.microsoft.com/office/drawing/2014/chartex" xmlns:cx1="http://schemas.microsoft.com/office/drawing/2015/9/8/chartex" xmlns:cx2="http://schemas.microsoft.com/office/drawing/2015/10/21/chartex" xmlns:cx3="http://schemas.microsoft.com/office/drawing/2016/5/9/chartex" xmlns:cx4="http://schemas.microsoft.com/office/drawing/2016/5/10/chartex" xmlns:cx5="http://schemas.microsoft.com/office/drawing/2016/5/11/chartex" xmlns:cx6="http://schemas.microsoft.com/office/drawing/2016/5/12/chartex" xmlns:cx7="http://schemas.microsoft.com/office/drawing/2016/5/13/chartex" xmlns:cx8="http://schemas.microsoft.com/office/drawing/2016/5/14/chartex" xmlns:mc="http://schemas.openxmlformats.org/markup-compatibility/2006" xmlns:aink="http://schemas.microsoft.com/office/drawing/2016/ink" xmlns:am3d="http://schemas.microsoft.com/office/drawing/2017/model3d" xmlns:o="urn:schemas-microsoft-com:office:office" xmlns:oel="http://schemas.microsoft.com/office/2019/extlst" xmlns:r="http://schemas.openxmlformats.org/officeDocument/2006/relationships" xmlns:m="http://schemas.openxmlformats.org/officeDocument/2006/math" xmlns:v="urn:schemas-microsoft-com:vml" xmlns:wp14="http://schemas.microsoft.com/office/word/2010/wordprocessingDrawing" xmlns:wp="http://schemas.openxmlformats.org/drawingml/2006/wordprocessingDrawing" xmlns:w10="urn:schemas-microsoft-com:office:word" xmlns:w="http://schemas.openxmlformats.org/wordprocessingml/2006/main" xmlns:w14="http://schemas.microsoft.com/office/word/2010/wordml" xmlns:w15="http://schemas.microsoft.com/office/word/2012/wordml" xmlns:w16cex="http://schemas.microsoft.com/office/word/2018/wordml/cex" xmlns:w16cid="http://schemas.microsoft.com/office/word/2016/wordml/cid" xmlns:w16="http://schemas.microsoft.com/office/word/2018/wordml" xmlns:w16du="http://schemas.microsoft.com/office/word/2023/wordml/word16du" xmlns:w16sdtdh="http://schemas.microsoft.com/office/word/2020/wordml/sdtdatahash" xmlns:w16sdtfl="http://schemas.microsoft.com/office/word/2024/wordml/sdtformatlock" xmlns:w16se="http://schemas.microsoft.com/office/word/2015/wordml/symex" xmlns:wpg="http://schemas.microsoft.com/office/word/2010/wordprocessingGroup" xmlns:wpi="http://schemas.microsoft.com/office/word/2010/wordprocessingInk" xmlns:wne="http://schemas.microsoft.com/office/word/2006/wordml" xmlns:wps="http://schemas.microsoft.com/office/word/2010/wordprocessingShape" mc:Ignorable="w14 w15 w16se w16cid w16 w16cex w16sdtdh w16sdtfl w16du wp14">
   <w:p>
     <w:pPr>
-      <w:pStyle w:val="Chntrang"/>
+      <w:pStyle w:val="Footer"/>
       <w:jc w:val="center"/>
     </w:pPr>
     <w:r>
@@ -35166,7 +35508,7 @@
 <w:ftr xmlns:wpc="http://schemas.microsoft.com/office/word/2010/wordprocessingCanvas" xmlns:cx="http://schemas.microsoft.com/office/drawing/2014/chartex" xmlns:cx1="http://schemas.microsoft.com/office/drawing/2015/9/8/chartex" xmlns:cx2="http://schemas.microsoft.com/office/drawing/2015/10/21/chartex" xmlns:cx3="http://schemas.microsoft.com/office/drawing/2016/5/9/chartex" xmlns:cx4="http://schemas.microsoft.com/office/drawing/2016/5/10/chartex" xmlns:cx5="http://schemas.microsoft.com/office/drawing/2016/5/11/chartex" xmlns:cx6="http://schemas.microsoft.com/office/drawing/2016/5/12/chartex" xmlns:cx7="http://schemas.microsoft.com/office/drawing/2016/5/13/chartex" xmlns:cx8="http://schemas.microsoft.com/office/drawing/2016/5/14/chartex" xmlns:mc="http://schemas.openxmlformats.org/markup-compatibility/2006" xmlns:aink="http://schemas.microsoft.com/office/drawing/2016/ink" xmlns:am3d="http://schemas.microsoft.com/office/drawing/2017/model3d" xmlns:o="urn:schemas-microsoft-com:office:office" xmlns:oel="http://schemas.microsoft.com/office/2019/extlst" xmlns:r="http://schemas.openxmlformats.org/officeDocument/2006/relationships" xmlns:m="http://schemas.openxmlformats.org/officeDocument/2006/math" xmlns:v="urn:schemas-microsoft-com:vml" xmlns:wp14="http://schemas.microsoft.com/office/word/2010/wordprocessingDrawing" xmlns:wp="http://schemas.openxmlformats.org/drawingml/2006/wordprocessingDrawing" xmlns:w10="urn:schemas-microsoft-com:office:word" xmlns:w="http://schemas.openxmlformats.org/wordprocessingml/2006/main" xmlns:w14="http://schemas.microsoft.com/office/word/2010/wordml" xmlns:w15="http://schemas.microsoft.com/office/word/2012/wordml" xmlns:w16cex="http://schemas.microsoft.com/office/word/2018/wordml/cex" xmlns:w16cid="http://schemas.microsoft.com/office/word/2016/wordml/cid" xmlns:w16="http://schemas.microsoft.com/office/word/2018/wordml" xmlns:w16du="http://schemas.microsoft.com/office/word/2023/wordml/word16du" xmlns:w16sdtdh="http://schemas.microsoft.com/office/word/2020/wordml/sdtdatahash" xmlns:w16sdtfl="http://schemas.microsoft.com/office/word/2024/wordml/sdtformatlock" xmlns:w16se="http://schemas.microsoft.com/office/word/2015/wordml/symex" xmlns:wpg="http://schemas.microsoft.com/office/word/2010/wordprocessingGroup" xmlns:wpi="http://schemas.microsoft.com/office/word/2010/wordprocessingInk" xmlns:wne="http://schemas.microsoft.com/office/word/2006/wordml" xmlns:wps="http://schemas.microsoft.com/office/word/2010/wordprocessingShape" mc:Ignorable="w14 w15 w16se w16cid w16 w16cex w16sdtdh w16sdtfl w16du wp14">
   <w:p>
     <w:pPr>
-      <w:pStyle w:val="Chntrang"/>
+      <w:pStyle w:val="Footer"/>
       <w:jc w:val="center"/>
     </w:pPr>
     <w:r>
@@ -35198,7 +35540,7 @@
 <w:ftr xmlns:wpc="http://schemas.microsoft.com/office/word/2010/wordprocessingCanvas" xmlns:cx="http://schemas.microsoft.com/office/drawing/2014/chartex" xmlns:cx1="http://schemas.microsoft.com/office/drawing/2015/9/8/chartex" xmlns:cx2="http://schemas.microsoft.com/office/drawing/2015/10/21/chartex" xmlns:cx3="http://schemas.microsoft.com/office/drawing/2016/5/9/chartex" xmlns:cx4="http://schemas.microsoft.com/office/drawing/2016/5/10/chartex" xmlns:cx5="http://schemas.microsoft.com/office/drawing/2016/5/11/chartex" xmlns:cx6="http://schemas.microsoft.com/office/drawing/2016/5/12/chartex" xmlns:cx7="http://schemas.microsoft.com/office/drawing/2016/5/13/chartex" xmlns:cx8="http://schemas.microsoft.com/office/drawing/2016/5/14/chartex" xmlns:mc="http://schemas.openxmlformats.org/markup-compatibility/2006" xmlns:aink="http://schemas.microsoft.com/office/drawing/2016/ink" xmlns:am3d="http://schemas.microsoft.com/office/drawing/2017/model3d" xmlns:o="urn:schemas-microsoft-com:office:office" xmlns:oel="http://schemas.microsoft.com/office/2019/extlst" xmlns:r="http://schemas.openxmlformats.org/officeDocument/2006/relationships" xmlns:m="http://schemas.openxmlformats.org/officeDocument/2006/math" xmlns:v="urn:schemas-microsoft-com:vml" xmlns:wp14="http://schemas.microsoft.com/office/word/2010/wordprocessingDrawing" xmlns:wp="http://schemas.openxmlformats.org/drawingml/2006/wordprocessingDrawing" xmlns:w10="urn:schemas-microsoft-com:office:word" xmlns:w="http://schemas.openxmlformats.org/wordprocessingml/2006/main" xmlns:w14="http://schemas.microsoft.com/office/word/2010/wordml" xmlns:w15="http://schemas.microsoft.com/office/word/2012/wordml" xmlns:w16cex="http://schemas.microsoft.com/office/word/2018/wordml/cex" xmlns:w16cid="http://schemas.microsoft.com/office/word/2016/wordml/cid" xmlns:w16="http://schemas.microsoft.com/office/word/2018/wordml" xmlns:w16du="http://schemas.microsoft.com/office/word/2023/wordml/word16du" xmlns:w16sdtdh="http://schemas.microsoft.com/office/word/2020/wordml/sdtdatahash" xmlns:w16sdtfl="http://schemas.microsoft.com/office/word/2024/wordml/sdtformatlock" xmlns:w16se="http://schemas.microsoft.com/office/word/2015/wordml/symex" xmlns:wpg="http://schemas.microsoft.com/office/word/2010/wordprocessingGroup" xmlns:wpi="http://schemas.microsoft.com/office/word/2010/wordprocessingInk" xmlns:wne="http://schemas.microsoft.com/office/word/2006/wordml" xmlns:wps="http://schemas.microsoft.com/office/word/2010/wordprocessingShape" mc:Ignorable="w14 w15 w16se w16cid w16 w16cex w16sdtdh w16sdtfl w16du wp14">
   <w:p>
     <w:pPr>
-      <w:pStyle w:val="Chntrang"/>
+      <w:pStyle w:val="Footer"/>
       <w:jc w:val="center"/>
     </w:pPr>
     <w:r>
@@ -35255,7 +35597,7 @@
 <w:hdr xmlns:wpc="http://schemas.microsoft.com/office/word/2010/wordprocessingCanvas" xmlns:cx="http://schemas.microsoft.com/office/drawing/2014/chartex" xmlns:cx1="http://schemas.microsoft.com/office/drawing/2015/9/8/chartex" xmlns:cx2="http://schemas.microsoft.com/office/drawing/2015/10/21/chartex" xmlns:cx3="http://schemas.microsoft.com/office/drawing/2016/5/9/chartex" xmlns:cx4="http://schemas.microsoft.com/office/drawing/2016/5/10/chartex" xmlns:cx5="http://schemas.microsoft.com/office/drawing/2016/5/11/chartex" xmlns:cx6="http://schemas.microsoft.com/office/drawing/2016/5/12/chartex" xmlns:cx7="http://schemas.microsoft.com/office/drawing/2016/5/13/chartex" xmlns:cx8="http://schemas.microsoft.com/office/drawing/2016/5/14/chartex" xmlns:mc="http://schemas.openxmlformats.org/markup-compatibility/2006" xmlns:aink="http://schemas.microsoft.com/office/drawing/2016/ink" xmlns:am3d="http://schemas.microsoft.com/office/drawing/2017/model3d" xmlns:o="urn:schemas-microsoft-com:office:office" xmlns:oel="http://schemas.microsoft.com/office/2019/extlst" xmlns:r="http://schemas.openxmlformats.org/officeDocument/2006/relationships" xmlns:m="http://schemas.openxmlformats.org/officeDocument/2006/math" xmlns:v="urn:schemas-microsoft-com:vml" xmlns:wp14="http://schemas.microsoft.com/office/word/2010/wordprocessingDrawing" xmlns:wp="http://schemas.openxmlformats.org/drawingml/2006/wordprocessingDrawing" xmlns:w10="urn:schemas-microsoft-com:office:word" xmlns:w="http://schemas.openxmlformats.org/wordprocessingml/2006/main" xmlns:w14="http://schemas.microsoft.com/office/word/2010/wordml" xmlns:w15="http://schemas.microsoft.com/office/word/2012/wordml" xmlns:w16cex="http://schemas.microsoft.com/office/word/2018/wordml/cex" xmlns:w16cid="http://schemas.microsoft.com/office/word/2016/wordml/cid" xmlns:w16="http://schemas.microsoft.com/office/word/2018/wordml" xmlns:w16du="http://schemas.microsoft.com/office/word/2023/wordml/word16du" xmlns:w16sdtdh="http://schemas.microsoft.com/office/word/2020/wordml/sdtdatahash" xmlns:w16sdtfl="http://schemas.microsoft.com/office/word/2024/wordml/sdtformatlock" xmlns:w16se="http://schemas.microsoft.com/office/word/2015/wordml/symex" xmlns:wpg="http://schemas.microsoft.com/office/word/2010/wordprocessingGroup" xmlns:wpi="http://schemas.microsoft.com/office/word/2010/wordprocessingInk" xmlns:wne="http://schemas.microsoft.com/office/word/2006/wordml" xmlns:wps="http://schemas.microsoft.com/office/word/2010/wordprocessingShape" mc:Ignorable="w14 w15 w16se w16cid w16 w16cex w16sdtdh w16sdtfl w16du wp14">
   <w:p>
     <w:pPr>
-      <w:pStyle w:val="utrang"/>
+      <w:pStyle w:val="Header"/>
       <w:jc w:val="center"/>
     </w:pPr>
     <w:r>
@@ -35263,7 +35605,23 @@
         <w:color w:val="595959"/>
         <w:sz w:val="18"/>
       </w:rPr>
-      <w:t>BÁO CÁO THIẾT KẾ HỆ THỐNG  |  NỀN TẢNG LUYỆN PHỎNG VẤN AI</w:t>
+      <w:t xml:space="preserve">BÁO CÁO THIẾT KẾ HỆ </w:t>
+    </w:r>
+    <w:proofErr w:type="gramStart"/>
+    <w:r>
+      <w:rPr>
+        <w:color w:val="595959"/>
+        <w:sz w:val="18"/>
+      </w:rPr>
+      <w:t>THỐNG  |</w:t>
+    </w:r>
+    <w:proofErr w:type="gramEnd"/>
+    <w:r>
+      <w:rPr>
+        <w:color w:val="595959"/>
+        <w:sz w:val="18"/>
+      </w:rPr>
+      <w:t xml:space="preserve">  NỀN TẢNG LUYỆN PHỎNG VẤN AI</w:t>
     </w:r>
   </w:p>
 </w:hdr>
@@ -35273,7 +35631,7 @@
 <w:hdr xmlns:wpc="http://schemas.microsoft.com/office/word/2010/wordprocessingCanvas" xmlns:cx="http://schemas.microsoft.com/office/drawing/2014/chartex" xmlns:cx1="http://schemas.microsoft.com/office/drawing/2015/9/8/chartex" xmlns:cx2="http://schemas.microsoft.com/office/drawing/2015/10/21/chartex" xmlns:cx3="http://schemas.microsoft.com/office/drawing/2016/5/9/chartex" xmlns:cx4="http://schemas.microsoft.com/office/drawing/2016/5/10/chartex" xmlns:cx5="http://schemas.microsoft.com/office/drawing/2016/5/11/chartex" xmlns:cx6="http://schemas.microsoft.com/office/drawing/2016/5/12/chartex" xmlns:cx7="http://schemas.microsoft.com/office/drawing/2016/5/13/chartex" xmlns:cx8="http://schemas.microsoft.com/office/drawing/2016/5/14/chartex" xmlns:mc="http://schemas.openxmlformats.org/markup-compatibility/2006" xmlns:aink="http://schemas.microsoft.com/office/drawing/2016/ink" xmlns:am3d="http://schemas.microsoft.com/office/drawing/2017/model3d" xmlns:o="urn:schemas-microsoft-com:office:office" xmlns:oel="http://schemas.microsoft.com/office/2019/extlst" xmlns:r="http://schemas.openxmlformats.org/officeDocument/2006/relationships" xmlns:m="http://schemas.openxmlformats.org/officeDocument/2006/math" xmlns:v="urn:schemas-microsoft-com:vml" xmlns:wp14="http://schemas.microsoft.com/office/word/2010/wordprocessingDrawing" xmlns:wp="http://schemas.openxmlformats.org/drawingml/2006/wordprocessingDrawing" xmlns:w10="urn:schemas-microsoft-com:office:word" xmlns:w="http://schemas.openxmlformats.org/wordprocessingml/2006/main" xmlns:w14="http://schemas.microsoft.com/office/word/2010/wordml" xmlns:w15="http://schemas.microsoft.com/office/word/2012/wordml" xmlns:w16cex="http://schemas.microsoft.com/office/word/2018/wordml/cex" xmlns:w16cid="http://schemas.microsoft.com/office/word/2016/wordml/cid" xmlns:w16="http://schemas.microsoft.com/office/word/2018/wordml" xmlns:w16du="http://schemas.microsoft.com/office/word/2023/wordml/word16du" xmlns:w16sdtdh="http://schemas.microsoft.com/office/word/2020/wordml/sdtdatahash" xmlns:w16sdtfl="http://schemas.microsoft.com/office/word/2024/wordml/sdtformatlock" xmlns:w16se="http://schemas.microsoft.com/office/word/2015/wordml/symex" xmlns:wpg="http://schemas.microsoft.com/office/word/2010/wordprocessingGroup" xmlns:wpi="http://schemas.microsoft.com/office/word/2010/wordprocessingInk" xmlns:wne="http://schemas.microsoft.com/office/word/2006/wordml" xmlns:wps="http://schemas.microsoft.com/office/word/2010/wordprocessingShape" mc:Ignorable="w14 w15 w16se w16cid w16 w16cex w16sdtdh w16sdtfl w16du wp14">
   <w:p>
     <w:pPr>
-      <w:pStyle w:val="utrang"/>
+      <w:pStyle w:val="Header"/>
       <w:jc w:val="center"/>
     </w:pPr>
     <w:r>
@@ -35281,7 +35639,23 @@
         <w:color w:val="595959"/>
         <w:sz w:val="18"/>
       </w:rPr>
-      <w:t>BÁO CÁO THIẾT KẾ HỆ THỐNG  |  NỀN TẢNG LUYỆN PHỎNG VẤN AI</w:t>
+      <w:t xml:space="preserve">BÁO CÁO THIẾT KẾ HỆ </w:t>
+    </w:r>
+    <w:proofErr w:type="gramStart"/>
+    <w:r>
+      <w:rPr>
+        <w:color w:val="595959"/>
+        <w:sz w:val="18"/>
+      </w:rPr>
+      <w:t>THỐNG  |</w:t>
+    </w:r>
+    <w:proofErr w:type="gramEnd"/>
+    <w:r>
+      <w:rPr>
+        <w:color w:val="595959"/>
+        <w:sz w:val="18"/>
+      </w:rPr>
+      <w:t xml:space="preserve">  NỀN TẢNG LUYỆN PHỎNG VẤN AI</w:t>
     </w:r>
   </w:p>
 </w:hdr>
@@ -35291,7 +35665,7 @@
 <w:hdr xmlns:wpc="http://schemas.microsoft.com/office/word/2010/wordprocessingCanvas" xmlns:cx="http://schemas.microsoft.com/office/drawing/2014/chartex" xmlns:cx1="http://schemas.microsoft.com/office/drawing/2015/9/8/chartex" xmlns:cx2="http://schemas.microsoft.com/office/drawing/2015/10/21/chartex" xmlns:cx3="http://schemas.microsoft.com/office/drawing/2016/5/9/chartex" xmlns:cx4="http://schemas.microsoft.com/office/drawing/2016/5/10/chartex" xmlns:cx5="http://schemas.microsoft.com/office/drawing/2016/5/11/chartex" xmlns:cx6="http://schemas.microsoft.com/office/drawing/2016/5/12/chartex" xmlns:cx7="http://schemas.microsoft.com/office/drawing/2016/5/13/chartex" xmlns:cx8="http://schemas.microsoft.com/office/drawing/2016/5/14/chartex" xmlns:mc="http://schemas.openxmlformats.org/markup-compatibility/2006" xmlns:aink="http://schemas.microsoft.com/office/drawing/2016/ink" xmlns:am3d="http://schemas.microsoft.com/office/drawing/2017/model3d" xmlns:o="urn:schemas-microsoft-com:office:office" xmlns:oel="http://schemas.microsoft.com/office/2019/extlst" xmlns:r="http://schemas.openxmlformats.org/officeDocument/2006/relationships" xmlns:m="http://schemas.openxmlformats.org/officeDocument/2006/math" xmlns:v="urn:schemas-microsoft-com:vml" xmlns:wp14="http://schemas.microsoft.com/office/word/2010/wordprocessingDrawing" xmlns:wp="http://schemas.openxmlformats.org/drawingml/2006/wordprocessingDrawing" xmlns:w10="urn:schemas-microsoft-com:office:word" xmlns:w="http://schemas.openxmlformats.org/wordprocessingml/2006/main" xmlns:w14="http://schemas.microsoft.com/office/word/2010/wordml" xmlns:w15="http://schemas.microsoft.com/office/word/2012/wordml" xmlns:w16cex="http://schemas.microsoft.com/office/word/2018/wordml/cex" xmlns:w16cid="http://schemas.microsoft.com/office/word/2016/wordml/cid" xmlns:w16="http://schemas.microsoft.com/office/word/2018/wordml" xmlns:w16du="http://schemas.microsoft.com/office/word/2023/wordml/word16du" xmlns:w16sdtdh="http://schemas.microsoft.com/office/word/2020/wordml/sdtdatahash" xmlns:w16sdtfl="http://schemas.microsoft.com/office/word/2024/wordml/sdtformatlock" xmlns:w16se="http://schemas.microsoft.com/office/word/2015/wordml/symex" xmlns:wpg="http://schemas.microsoft.com/office/word/2010/wordprocessingGroup" xmlns:wpi="http://schemas.microsoft.com/office/word/2010/wordprocessingInk" xmlns:wne="http://schemas.microsoft.com/office/word/2006/wordml" xmlns:wps="http://schemas.microsoft.com/office/word/2010/wordprocessingShape" mc:Ignorable="w14 w15 w16se w16cid w16 w16cex w16sdtdh w16sdtfl w16du wp14">
   <w:p>
     <w:pPr>
-      <w:pStyle w:val="utrang"/>
+      <w:pStyle w:val="Header"/>
       <w:jc w:val="center"/>
     </w:pPr>
     <w:r>
@@ -35299,7 +35673,23 @@
         <w:color w:val="595959"/>
         <w:sz w:val="18"/>
       </w:rPr>
-      <w:t>BÁO CÁO THIẾT KẾ HỆ THỐNG  |  NỀN TẢNG LUYỆN PHỎNG VẤN AI</w:t>
+      <w:t xml:space="preserve">BÁO CÁO THIẾT KẾ HỆ </w:t>
+    </w:r>
+    <w:proofErr w:type="gramStart"/>
+    <w:r>
+      <w:rPr>
+        <w:color w:val="595959"/>
+        <w:sz w:val="18"/>
+      </w:rPr>
+      <w:t>THỐNG  |</w:t>
+    </w:r>
+    <w:proofErr w:type="gramEnd"/>
+    <w:r>
+      <w:rPr>
+        <w:color w:val="595959"/>
+        <w:sz w:val="18"/>
+      </w:rPr>
+      <w:t xml:space="preserve">  NỀN TẢNG LUYỆN PHỎNG VẤN AI</w:t>
     </w:r>
   </w:p>
 </w:hdr>
@@ -35309,7 +35699,7 @@
 <w:hdr xmlns:wpc="http://schemas.microsoft.com/office/word/2010/wordprocessingCanvas" xmlns:cx="http://schemas.microsoft.com/office/drawing/2014/chartex" xmlns:cx1="http://schemas.microsoft.com/office/drawing/2015/9/8/chartex" xmlns:cx2="http://schemas.microsoft.com/office/drawing/2015/10/21/chartex" xmlns:cx3="http://schemas.microsoft.com/office/drawing/2016/5/9/chartex" xmlns:cx4="http://schemas.microsoft.com/office/drawing/2016/5/10/chartex" xmlns:cx5="http://schemas.microsoft.com/office/drawing/2016/5/11/chartex" xmlns:cx6="http://schemas.microsoft.com/office/drawing/2016/5/12/chartex" xmlns:cx7="http://schemas.microsoft.com/office/drawing/2016/5/13/chartex" xmlns:cx8="http://schemas.microsoft.com/office/drawing/2016/5/14/chartex" xmlns:mc="http://schemas.openxmlformats.org/markup-compatibility/2006" xmlns:aink="http://schemas.microsoft.com/office/drawing/2016/ink" xmlns:am3d="http://schemas.microsoft.com/office/drawing/2017/model3d" xmlns:o="urn:schemas-microsoft-com:office:office" xmlns:oel="http://schemas.microsoft.com/office/2019/extlst" xmlns:r="http://schemas.openxmlformats.org/officeDocument/2006/relationships" xmlns:m="http://schemas.openxmlformats.org/officeDocument/2006/math" xmlns:v="urn:schemas-microsoft-com:vml" xmlns:wp14="http://schemas.microsoft.com/office/word/2010/wordprocessingDrawing" xmlns:wp="http://schemas.openxmlformats.org/drawingml/2006/wordprocessingDrawing" xmlns:w10="urn:schemas-microsoft-com:office:word" xmlns:w="http://schemas.openxmlformats.org/wordprocessingml/2006/main" xmlns:w14="http://schemas.microsoft.com/office/word/2010/wordml" xmlns:w15="http://schemas.microsoft.com/office/word/2012/wordml" xmlns:w16cex="http://schemas.microsoft.com/office/word/2018/wordml/cex" xmlns:w16cid="http://schemas.microsoft.com/office/word/2016/wordml/cid" xmlns:w16="http://schemas.microsoft.com/office/word/2018/wordml" xmlns:w16du="http://schemas.microsoft.com/office/word/2023/wordml/word16du" xmlns:w16sdtdh="http://schemas.microsoft.com/office/word/2020/wordml/sdtdatahash" xmlns:w16sdtfl="http://schemas.microsoft.com/office/word/2024/wordml/sdtformatlock" xmlns:w16se="http://schemas.microsoft.com/office/word/2015/wordml/symex" xmlns:wpg="http://schemas.microsoft.com/office/word/2010/wordprocessingGroup" xmlns:wpi="http://schemas.microsoft.com/office/word/2010/wordprocessingInk" xmlns:wne="http://schemas.microsoft.com/office/word/2006/wordml" xmlns:wps="http://schemas.microsoft.com/office/word/2010/wordprocessingShape" mc:Ignorable="w14 w15 w16se w16cid w16 w16cex w16sdtdh w16sdtfl w16du wp14">
   <w:p>
     <w:pPr>
-      <w:pStyle w:val="utrang"/>
+      <w:pStyle w:val="Header"/>
       <w:jc w:val="center"/>
     </w:pPr>
     <w:r>
@@ -35317,7 +35707,23 @@
         <w:color w:val="595959"/>
         <w:sz w:val="18"/>
       </w:rPr>
-      <w:t>BÁO CÁO THIẾT KẾ HỆ THỐNG  |  NỀN TẢNG LUYỆN PHỎNG VẤN AI</w:t>
+      <w:t xml:space="preserve">BÁO CÁO THIẾT KẾ HỆ </w:t>
+    </w:r>
+    <w:proofErr w:type="gramStart"/>
+    <w:r>
+      <w:rPr>
+        <w:color w:val="595959"/>
+        <w:sz w:val="18"/>
+      </w:rPr>
+      <w:t>THỐNG  |</w:t>
+    </w:r>
+    <w:proofErr w:type="gramEnd"/>
+    <w:r>
+      <w:rPr>
+        <w:color w:val="595959"/>
+        <w:sz w:val="18"/>
+      </w:rPr>
+      <w:t xml:space="preserve">  NỀN TẢNG LUYỆN PHỎNG VẤN AI</w:t>
     </w:r>
   </w:p>
 </w:hdr>
@@ -35327,7 +35733,7 @@
 <w:hdr xmlns:wpc="http://schemas.microsoft.com/office/word/2010/wordprocessingCanvas" xmlns:cx="http://schemas.microsoft.com/office/drawing/2014/chartex" xmlns:cx1="http://schemas.microsoft.com/office/drawing/2015/9/8/chartex" xmlns:cx2="http://schemas.microsoft.com/office/drawing/2015/10/21/chartex" xmlns:cx3="http://schemas.microsoft.com/office/drawing/2016/5/9/chartex" xmlns:cx4="http://schemas.microsoft.com/office/drawing/2016/5/10/chartex" xmlns:cx5="http://schemas.microsoft.com/office/drawing/2016/5/11/chartex" xmlns:cx6="http://schemas.microsoft.com/office/drawing/2016/5/12/chartex" xmlns:cx7="http://schemas.microsoft.com/office/drawing/2016/5/13/chartex" xmlns:cx8="http://schemas.microsoft.com/office/drawing/2016/5/14/chartex" xmlns:mc="http://schemas.openxmlformats.org/markup-compatibility/2006" xmlns:aink="http://schemas.microsoft.com/office/drawing/2016/ink" xmlns:am3d="http://schemas.microsoft.com/office/drawing/2017/model3d" xmlns:o="urn:schemas-microsoft-com:office:office" xmlns:oel="http://schemas.microsoft.com/office/2019/extlst" xmlns:r="http://schemas.openxmlformats.org/officeDocument/2006/relationships" xmlns:m="http://schemas.openxmlformats.org/officeDocument/2006/math" xmlns:v="urn:schemas-microsoft-com:vml" xmlns:wp14="http://schemas.microsoft.com/office/word/2010/wordprocessingDrawing" xmlns:wp="http://schemas.openxmlformats.org/drawingml/2006/wordprocessingDrawing" xmlns:w10="urn:schemas-microsoft-com:office:word" xmlns:w="http://schemas.openxmlformats.org/wordprocessingml/2006/main" xmlns:w14="http://schemas.microsoft.com/office/word/2010/wordml" xmlns:w15="http://schemas.microsoft.com/office/word/2012/wordml" xmlns:w16cex="http://schemas.microsoft.com/office/word/2018/wordml/cex" xmlns:w16cid="http://schemas.microsoft.com/office/word/2016/wordml/cid" xmlns:w16="http://schemas.microsoft.com/office/word/2018/wordml" xmlns:w16du="http://schemas.microsoft.com/office/word/2023/wordml/word16du" xmlns:w16sdtdh="http://schemas.microsoft.com/office/word/2020/wordml/sdtdatahash" xmlns:w16sdtfl="http://schemas.microsoft.com/office/word/2024/wordml/sdtformatlock" xmlns:w16se="http://schemas.microsoft.com/office/word/2015/wordml/symex" xmlns:wpg="http://schemas.microsoft.com/office/word/2010/wordprocessingGroup" xmlns:wpi="http://schemas.microsoft.com/office/word/2010/wordprocessingInk" xmlns:wne="http://schemas.microsoft.com/office/word/2006/wordml" xmlns:wps="http://schemas.microsoft.com/office/word/2010/wordprocessingShape" mc:Ignorable="w14 w15 w16se w16cid w16 w16cex w16sdtdh w16sdtfl w16du wp14">
   <w:p>
     <w:pPr>
-      <w:pStyle w:val="utrang"/>
+      <w:pStyle w:val="Header"/>
       <w:jc w:val="center"/>
     </w:pPr>
     <w:r>
@@ -35335,7 +35741,23 @@
         <w:color w:val="595959"/>
         <w:sz w:val="18"/>
       </w:rPr>
-      <w:t>BÁO CÁO THIẾT KẾ HỆ THỐNG  |  NỀN TẢNG LUYỆN PHỎNG VẤN AI</w:t>
+      <w:t xml:space="preserve">BÁO CÁO THIẾT KẾ HỆ </w:t>
+    </w:r>
+    <w:proofErr w:type="gramStart"/>
+    <w:r>
+      <w:rPr>
+        <w:color w:val="595959"/>
+        <w:sz w:val="18"/>
+      </w:rPr>
+      <w:t>THỐNG  |</w:t>
+    </w:r>
+    <w:proofErr w:type="gramEnd"/>
+    <w:r>
+      <w:rPr>
+        <w:color w:val="595959"/>
+        <w:sz w:val="18"/>
+      </w:rPr>
+      <w:t xml:space="preserve">  NỀN TẢNG LUYỆN PHỎNG VẤN AI</w:t>
     </w:r>
   </w:p>
 </w:hdr>
@@ -35345,7 +35767,7 @@
 <w:hdr xmlns:wpc="http://schemas.microsoft.com/office/word/2010/wordprocessingCanvas" xmlns:cx="http://schemas.microsoft.com/office/drawing/2014/chartex" xmlns:cx1="http://schemas.microsoft.com/office/drawing/2015/9/8/chartex" xmlns:cx2="http://schemas.microsoft.com/office/drawing/2015/10/21/chartex" xmlns:cx3="http://schemas.microsoft.com/office/drawing/2016/5/9/chartex" xmlns:cx4="http://schemas.microsoft.com/office/drawing/2016/5/10/chartex" xmlns:cx5="http://schemas.microsoft.com/office/drawing/2016/5/11/chartex" xmlns:cx6="http://schemas.microsoft.com/office/drawing/2016/5/12/chartex" xmlns:cx7="http://schemas.microsoft.com/office/drawing/2016/5/13/chartex" xmlns:cx8="http://schemas.microsoft.com/office/drawing/2016/5/14/chartex" xmlns:mc="http://schemas.openxmlformats.org/markup-compatibility/2006" xmlns:aink="http://schemas.microsoft.com/office/drawing/2016/ink" xmlns:am3d="http://schemas.microsoft.com/office/drawing/2017/model3d" xmlns:o="urn:schemas-microsoft-com:office:office" xmlns:oel="http://schemas.microsoft.com/office/2019/extlst" xmlns:r="http://schemas.openxmlformats.org/officeDocument/2006/relationships" xmlns:m="http://schemas.openxmlformats.org/officeDocument/2006/math" xmlns:v="urn:schemas-microsoft-com:vml" xmlns:wp14="http://schemas.microsoft.com/office/word/2010/wordprocessingDrawing" xmlns:wp="http://schemas.openxmlformats.org/drawingml/2006/wordprocessingDrawing" xmlns:w10="urn:schemas-microsoft-com:office:word" xmlns:w="http://schemas.openxmlformats.org/wordprocessingml/2006/main" xmlns:w14="http://schemas.microsoft.com/office/word/2010/wordml" xmlns:w15="http://schemas.microsoft.com/office/word/2012/wordml" xmlns:w16cex="http://schemas.microsoft.com/office/word/2018/wordml/cex" xmlns:w16cid="http://schemas.microsoft.com/office/word/2016/wordml/cid" xmlns:w16="http://schemas.microsoft.com/office/word/2018/wordml" xmlns:w16du="http://schemas.microsoft.com/office/word/2023/wordml/word16du" xmlns:w16sdtdh="http://schemas.microsoft.com/office/word/2020/wordml/sdtdatahash" xmlns:w16sdtfl="http://schemas.microsoft.com/office/word/2024/wordml/sdtformatlock" xmlns:w16se="http://schemas.microsoft.com/office/word/2015/wordml/symex" xmlns:wpg="http://schemas.microsoft.com/office/word/2010/wordprocessingGroup" xmlns:wpi="http://schemas.microsoft.com/office/word/2010/wordprocessingInk" xmlns:wne="http://schemas.microsoft.com/office/word/2006/wordml" xmlns:wps="http://schemas.microsoft.com/office/word/2010/wordprocessingShape" mc:Ignorable="w14 w15 w16se w16cid w16 w16cex w16sdtdh w16sdtfl w16du wp14">
   <w:p>
     <w:pPr>
-      <w:pStyle w:val="utrang"/>
+      <w:pStyle w:val="Header"/>
       <w:jc w:val="center"/>
     </w:pPr>
     <w:r>
@@ -35353,7 +35775,23 @@
         <w:color w:val="595959"/>
         <w:sz w:val="18"/>
       </w:rPr>
-      <w:t>BÁO CÁO THIẾT KẾ HỆ THỐNG  |  NỀN TẢNG LUYỆN PHỎNG VẤN AI</w:t>
+      <w:t xml:space="preserve">BÁO CÁO THIẾT KẾ HỆ </w:t>
+    </w:r>
+    <w:proofErr w:type="gramStart"/>
+    <w:r>
+      <w:rPr>
+        <w:color w:val="595959"/>
+        <w:sz w:val="18"/>
+      </w:rPr>
+      <w:t>THỐNG  |</w:t>
+    </w:r>
+    <w:proofErr w:type="gramEnd"/>
+    <w:r>
+      <w:rPr>
+        <w:color w:val="595959"/>
+        <w:sz w:val="18"/>
+      </w:rPr>
+      <w:t xml:space="preserve">  NỀN TẢNG LUYỆN PHỎNG VẤN AI</w:t>
     </w:r>
   </w:p>
 </w:hdr>
@@ -35363,7 +35801,7 @@
 <w:hdr xmlns:wpc="http://schemas.microsoft.com/office/word/2010/wordprocessingCanvas" xmlns:cx="http://schemas.microsoft.com/office/drawing/2014/chartex" xmlns:cx1="http://schemas.microsoft.com/office/drawing/2015/9/8/chartex" xmlns:cx2="http://schemas.microsoft.com/office/drawing/2015/10/21/chartex" xmlns:cx3="http://schemas.microsoft.com/office/drawing/2016/5/9/chartex" xmlns:cx4="http://schemas.microsoft.com/office/drawing/2016/5/10/chartex" xmlns:cx5="http://schemas.microsoft.com/office/drawing/2016/5/11/chartex" xmlns:cx6="http://schemas.microsoft.com/office/drawing/2016/5/12/chartex" xmlns:cx7="http://schemas.microsoft.com/office/drawing/2016/5/13/chartex" xmlns:cx8="http://schemas.microsoft.com/office/drawing/2016/5/14/chartex" xmlns:mc="http://schemas.openxmlformats.org/markup-compatibility/2006" xmlns:aink="http://schemas.microsoft.com/office/drawing/2016/ink" xmlns:am3d="http://schemas.microsoft.com/office/drawing/2017/model3d" xmlns:o="urn:schemas-microsoft-com:office:office" xmlns:oel="http://schemas.microsoft.com/office/2019/extlst" xmlns:r="http://schemas.openxmlformats.org/officeDocument/2006/relationships" xmlns:m="http://schemas.openxmlformats.org/officeDocument/2006/math" xmlns:v="urn:schemas-microsoft-com:vml" xmlns:wp14="http://schemas.microsoft.com/office/word/2010/wordprocessingDrawing" xmlns:wp="http://schemas.openxmlformats.org/drawingml/2006/wordprocessingDrawing" xmlns:w10="urn:schemas-microsoft-com:office:word" xmlns:w="http://schemas.openxmlformats.org/wordprocessingml/2006/main" xmlns:w14="http://schemas.microsoft.com/office/word/2010/wordml" xmlns:w15="http://schemas.microsoft.com/office/word/2012/wordml" xmlns:w16cex="http://schemas.microsoft.com/office/word/2018/wordml/cex" xmlns:w16cid="http://schemas.microsoft.com/office/word/2016/wordml/cid" xmlns:w16="http://schemas.microsoft.com/office/word/2018/wordml" xmlns:w16du="http://schemas.microsoft.com/office/word/2023/wordml/word16du" xmlns:w16sdtdh="http://schemas.microsoft.com/office/word/2020/wordml/sdtdatahash" xmlns:w16sdtfl="http://schemas.microsoft.com/office/word/2024/wordml/sdtformatlock" xmlns:w16se="http://schemas.microsoft.com/office/word/2015/wordml/symex" xmlns:wpg="http://schemas.microsoft.com/office/word/2010/wordprocessingGroup" xmlns:wpi="http://schemas.microsoft.com/office/word/2010/wordprocessingInk" xmlns:wne="http://schemas.microsoft.com/office/word/2006/wordml" xmlns:wps="http://schemas.microsoft.com/office/word/2010/wordprocessingShape" mc:Ignorable="w14 w15 w16se w16cid w16 w16cex w16sdtdh w16sdtfl w16du wp14">
   <w:p>
     <w:pPr>
-      <w:pStyle w:val="utrang"/>
+      <w:pStyle w:val="Header"/>
       <w:jc w:val="center"/>
     </w:pPr>
     <w:r>
@@ -35371,7 +35809,23 @@
         <w:color w:val="595959"/>
         <w:sz w:val="18"/>
       </w:rPr>
-      <w:t>BÁO CÁO THIẾT KẾ HỆ THỐNG  |  NỀN TẢNG LUYỆN PHỎNG VẤN AI</w:t>
+      <w:t xml:space="preserve">BÁO CÁO THIẾT KẾ HỆ </w:t>
+    </w:r>
+    <w:proofErr w:type="gramStart"/>
+    <w:r>
+      <w:rPr>
+        <w:color w:val="595959"/>
+        <w:sz w:val="18"/>
+      </w:rPr>
+      <w:t>THỐNG  |</w:t>
+    </w:r>
+    <w:proofErr w:type="gramEnd"/>
+    <w:r>
+      <w:rPr>
+        <w:color w:val="595959"/>
+        <w:sz w:val="18"/>
+      </w:rPr>
+      <w:t xml:space="preserve">  NỀN TẢNG LUYỆN PHỎNG VẤN AI</w:t>
     </w:r>
   </w:p>
 </w:hdr>
@@ -35381,7 +35835,7 @@
 <w:hdr xmlns:wpc="http://schemas.microsoft.com/office/word/2010/wordprocessingCanvas" xmlns:cx="http://schemas.microsoft.com/office/drawing/2014/chartex" xmlns:cx1="http://schemas.microsoft.com/office/drawing/2015/9/8/chartex" xmlns:cx2="http://schemas.microsoft.com/office/drawing/2015/10/21/chartex" xmlns:cx3="http://schemas.microsoft.com/office/drawing/2016/5/9/chartex" xmlns:cx4="http://schemas.microsoft.com/office/drawing/2016/5/10/chartex" xmlns:cx5="http://schemas.microsoft.com/office/drawing/2016/5/11/chartex" xmlns:cx6="http://schemas.microsoft.com/office/drawing/2016/5/12/chartex" xmlns:cx7="http://schemas.microsoft.com/office/drawing/2016/5/13/chartex" xmlns:cx8="http://schemas.microsoft.com/office/drawing/2016/5/14/chartex" xmlns:mc="http://schemas.openxmlformats.org/markup-compatibility/2006" xmlns:aink="http://schemas.microsoft.com/office/drawing/2016/ink" xmlns:am3d="http://schemas.microsoft.com/office/drawing/2017/model3d" xmlns:o="urn:schemas-microsoft-com:office:office" xmlns:oel="http://schemas.microsoft.com/office/2019/extlst" xmlns:r="http://schemas.openxmlformats.org/officeDocument/2006/relationships" xmlns:m="http://schemas.openxmlformats.org/officeDocument/2006/math" xmlns:v="urn:schemas-microsoft-com:vml" xmlns:wp14="http://schemas.microsoft.com/office/word/2010/wordprocessingDrawing" xmlns:wp="http://schemas.openxmlformats.org/drawingml/2006/wordprocessingDrawing" xmlns:w10="urn:schemas-microsoft-com:office:word" xmlns:w="http://schemas.openxmlformats.org/wordprocessingml/2006/main" xmlns:w14="http://schemas.microsoft.com/office/word/2010/wordml" xmlns:w15="http://schemas.microsoft.com/office/word/2012/wordml" xmlns:w16cex="http://schemas.microsoft.com/office/word/2018/wordml/cex" xmlns:w16cid="http://schemas.microsoft.com/office/word/2016/wordml/cid" xmlns:w16="http://schemas.microsoft.com/office/word/2018/wordml" xmlns:w16du="http://schemas.microsoft.com/office/word/2023/wordml/word16du" xmlns:w16sdtdh="http://schemas.microsoft.com/office/word/2020/wordml/sdtdatahash" xmlns:w16sdtfl="http://schemas.microsoft.com/office/word/2024/wordml/sdtformatlock" xmlns:w16se="http://schemas.microsoft.com/office/word/2015/wordml/symex" xmlns:wpg="http://schemas.microsoft.com/office/word/2010/wordprocessingGroup" xmlns:wpi="http://schemas.microsoft.com/office/word/2010/wordprocessingInk" xmlns:wne="http://schemas.microsoft.com/office/word/2006/wordml" xmlns:wps="http://schemas.microsoft.com/office/word/2010/wordprocessingShape" mc:Ignorable="w14 w15 w16se w16cid w16 w16cex w16sdtdh w16sdtfl w16du wp14">
   <w:p>
     <w:pPr>
-      <w:pStyle w:val="utrang"/>
+      <w:pStyle w:val="Header"/>
       <w:jc w:val="center"/>
     </w:pPr>
     <w:r>
@@ -35389,7 +35843,23 @@
         <w:color w:val="595959"/>
         <w:sz w:val="18"/>
       </w:rPr>
-      <w:t>BÁO CÁO THIẾT KẾ HỆ THỐNG  |  NỀN TẢNG LUYỆN PHỎNG VẤN AI</w:t>
+      <w:t xml:space="preserve">BÁO CÁO THIẾT KẾ HỆ </w:t>
+    </w:r>
+    <w:proofErr w:type="gramStart"/>
+    <w:r>
+      <w:rPr>
+        <w:color w:val="595959"/>
+        <w:sz w:val="18"/>
+      </w:rPr>
+      <w:t>THỐNG  |</w:t>
+    </w:r>
+    <w:proofErr w:type="gramEnd"/>
+    <w:r>
+      <w:rPr>
+        <w:color w:val="595959"/>
+        <w:sz w:val="18"/>
+      </w:rPr>
+      <w:t xml:space="preserve">  NỀN TẢNG LUYỆN PHỎNG VẤN AI</w:t>
     </w:r>
   </w:p>
 </w:hdr>
@@ -35399,7 +35869,7 @@
 <w:hdr xmlns:wpc="http://schemas.microsoft.com/office/word/2010/wordprocessingCanvas" xmlns:cx="http://schemas.microsoft.com/office/drawing/2014/chartex" xmlns:cx1="http://schemas.microsoft.com/office/drawing/2015/9/8/chartex" xmlns:cx2="http://schemas.microsoft.com/office/drawing/2015/10/21/chartex" xmlns:cx3="http://schemas.microsoft.com/office/drawing/2016/5/9/chartex" xmlns:cx4="http://schemas.microsoft.com/office/drawing/2016/5/10/chartex" xmlns:cx5="http://schemas.microsoft.com/office/drawing/2016/5/11/chartex" xmlns:cx6="http://schemas.microsoft.com/office/drawing/2016/5/12/chartex" xmlns:cx7="http://schemas.microsoft.com/office/drawing/2016/5/13/chartex" xmlns:cx8="http://schemas.microsoft.com/office/drawing/2016/5/14/chartex" xmlns:mc="http://schemas.openxmlformats.org/markup-compatibility/2006" xmlns:aink="http://schemas.microsoft.com/office/drawing/2016/ink" xmlns:am3d="http://schemas.microsoft.com/office/drawing/2017/model3d" xmlns:o="urn:schemas-microsoft-com:office:office" xmlns:oel="http://schemas.microsoft.com/office/2019/extlst" xmlns:r="http://schemas.openxmlformats.org/officeDocument/2006/relationships" xmlns:m="http://schemas.openxmlformats.org/officeDocument/2006/math" xmlns:v="urn:schemas-microsoft-com:vml" xmlns:wp14="http://schemas.microsoft.com/office/word/2010/wordprocessingDrawing" xmlns:wp="http://schemas.openxmlformats.org/drawingml/2006/wordprocessingDrawing" xmlns:w10="urn:schemas-microsoft-com:office:word" xmlns:w="http://schemas.openxmlformats.org/wordprocessingml/2006/main" xmlns:w14="http://schemas.microsoft.com/office/word/2010/wordml" xmlns:w15="http://schemas.microsoft.com/office/word/2012/wordml" xmlns:w16cex="http://schemas.microsoft.com/office/word/2018/wordml/cex" xmlns:w16cid="http://schemas.microsoft.com/office/word/2016/wordml/cid" xmlns:w16="http://schemas.microsoft.com/office/word/2018/wordml" xmlns:w16du="http://schemas.microsoft.com/office/word/2023/wordml/word16du" xmlns:w16sdtdh="http://schemas.microsoft.com/office/word/2020/wordml/sdtdatahash" xmlns:w16sdtfl="http://schemas.microsoft.com/office/word/2024/wordml/sdtformatlock" xmlns:w16se="http://schemas.microsoft.com/office/word/2015/wordml/symex" xmlns:wpg="http://schemas.microsoft.com/office/word/2010/wordprocessingGroup" xmlns:wpi="http://schemas.microsoft.com/office/word/2010/wordprocessingInk" xmlns:wne="http://schemas.microsoft.com/office/word/2006/wordml" xmlns:wps="http://schemas.microsoft.com/office/word/2010/wordprocessingShape" mc:Ignorable="w14 w15 w16se w16cid w16 w16cex w16sdtdh w16sdtfl w16du wp14">
   <w:p>
     <w:pPr>
-      <w:pStyle w:val="utrang"/>
+      <w:pStyle w:val="Header"/>
       <w:jc w:val="center"/>
     </w:pPr>
     <w:r>
@@ -35407,7 +35877,23 @@
         <w:color w:val="595959"/>
         <w:sz w:val="18"/>
       </w:rPr>
-      <w:t>BÁO CÁO THIẾT KẾ HỆ THỐNG  |  NỀN TẢNG LUYỆN PHỎNG VẤN AI</w:t>
+      <w:t xml:space="preserve">BÁO CÁO THIẾT KẾ HỆ </w:t>
+    </w:r>
+    <w:proofErr w:type="gramStart"/>
+    <w:r>
+      <w:rPr>
+        <w:color w:val="595959"/>
+        <w:sz w:val="18"/>
+      </w:rPr>
+      <w:t>THỐNG  |</w:t>
+    </w:r>
+    <w:proofErr w:type="gramEnd"/>
+    <w:r>
+      <w:rPr>
+        <w:color w:val="595959"/>
+        <w:sz w:val="18"/>
+      </w:rPr>
+      <w:t xml:space="preserve">  NỀN TẢNG LUYỆN PHỎNG VẤN AI</w:t>
     </w:r>
   </w:p>
 </w:hdr>
@@ -35417,7 +35903,7 @@
 <w:hdr xmlns:wpc="http://schemas.microsoft.com/office/word/2010/wordprocessingCanvas" xmlns:cx="http://schemas.microsoft.com/office/drawing/2014/chartex" xmlns:cx1="http://schemas.microsoft.com/office/drawing/2015/9/8/chartex" xmlns:cx2="http://schemas.microsoft.com/office/drawing/2015/10/21/chartex" xmlns:cx3="http://schemas.microsoft.com/office/drawing/2016/5/9/chartex" xmlns:cx4="http://schemas.microsoft.com/office/drawing/2016/5/10/chartex" xmlns:cx5="http://schemas.microsoft.com/office/drawing/2016/5/11/chartex" xmlns:cx6="http://schemas.microsoft.com/office/drawing/2016/5/12/chartex" xmlns:cx7="http://schemas.microsoft.com/office/drawing/2016/5/13/chartex" xmlns:cx8="http://schemas.microsoft.com/office/drawing/2016/5/14/chartex" xmlns:mc="http://schemas.openxmlformats.org/markup-compatibility/2006" xmlns:aink="http://schemas.microsoft.com/office/drawing/2016/ink" xmlns:am3d="http://schemas.microsoft.com/office/drawing/2017/model3d" xmlns:o="urn:schemas-microsoft-com:office:office" xmlns:oel="http://schemas.microsoft.com/office/2019/extlst" xmlns:r="http://schemas.openxmlformats.org/officeDocument/2006/relationships" xmlns:m="http://schemas.openxmlformats.org/officeDocument/2006/math" xmlns:v="urn:schemas-microsoft-com:vml" xmlns:wp14="http://schemas.microsoft.com/office/word/2010/wordprocessingDrawing" xmlns:wp="http://schemas.openxmlformats.org/drawingml/2006/wordprocessingDrawing" xmlns:w10="urn:schemas-microsoft-com:office:word" xmlns:w="http://schemas.openxmlformats.org/wordprocessingml/2006/main" xmlns:w14="http://schemas.microsoft.com/office/word/2010/wordml" xmlns:w15="http://schemas.microsoft.com/office/word/2012/wordml" xmlns:w16cex="http://schemas.microsoft.com/office/word/2018/wordml/cex" xmlns:w16cid="http://schemas.microsoft.com/office/word/2016/wordml/cid" xmlns:w16="http://schemas.microsoft.com/office/word/2018/wordml" xmlns:w16du="http://schemas.microsoft.com/office/word/2023/wordml/word16du" xmlns:w16sdtdh="http://schemas.microsoft.com/office/word/2020/wordml/sdtdatahash" xmlns:w16sdtfl="http://schemas.microsoft.com/office/word/2024/wordml/sdtformatlock" xmlns:w16se="http://schemas.microsoft.com/office/word/2015/wordml/symex" xmlns:wpg="http://schemas.microsoft.com/office/word/2010/wordprocessingGroup" xmlns:wpi="http://schemas.microsoft.com/office/word/2010/wordprocessingInk" xmlns:wne="http://schemas.microsoft.com/office/word/2006/wordml" xmlns:wps="http://schemas.microsoft.com/office/word/2010/wordprocessingShape" mc:Ignorable="w14 w15 w16se w16cid w16 w16cex w16sdtdh w16sdtfl w16du wp14">
   <w:p>
     <w:pPr>
-      <w:pStyle w:val="utrang"/>
+      <w:pStyle w:val="Header"/>
       <w:jc w:val="center"/>
     </w:pPr>
     <w:r>
@@ -35425,7 +35911,23 @@
         <w:color w:val="595959"/>
         <w:sz w:val="18"/>
       </w:rPr>
-      <w:t>BÁO CÁO THIẾT KẾ HỆ THỐNG  |  NỀN TẢNG LUYỆN PHỎNG VẤN AI</w:t>
+      <w:t xml:space="preserve">BÁO CÁO THIẾT KẾ HỆ </w:t>
+    </w:r>
+    <w:proofErr w:type="gramStart"/>
+    <w:r>
+      <w:rPr>
+        <w:color w:val="595959"/>
+        <w:sz w:val="18"/>
+      </w:rPr>
+      <w:t>THỐNG  |</w:t>
+    </w:r>
+    <w:proofErr w:type="gramEnd"/>
+    <w:r>
+      <w:rPr>
+        <w:color w:val="595959"/>
+        <w:sz w:val="18"/>
+      </w:rPr>
+      <w:t xml:space="preserve">  NỀN TẢNG LUYỆN PHỎNG VẤN AI</w:t>
     </w:r>
   </w:p>
 </w:hdr>
@@ -35435,7 +35937,7 @@
 <w:hdr xmlns:wpc="http://schemas.microsoft.com/office/word/2010/wordprocessingCanvas" xmlns:cx="http://schemas.microsoft.com/office/drawing/2014/chartex" xmlns:cx1="http://schemas.microsoft.com/office/drawing/2015/9/8/chartex" xmlns:cx2="http://schemas.microsoft.com/office/drawing/2015/10/21/chartex" xmlns:cx3="http://schemas.microsoft.com/office/drawing/2016/5/9/chartex" xmlns:cx4="http://schemas.microsoft.com/office/drawing/2016/5/10/chartex" xmlns:cx5="http://schemas.microsoft.com/office/drawing/2016/5/11/chartex" xmlns:cx6="http://schemas.microsoft.com/office/drawing/2016/5/12/chartex" xmlns:cx7="http://schemas.microsoft.com/office/drawing/2016/5/13/chartex" xmlns:cx8="http://schemas.microsoft.com/office/drawing/2016/5/14/chartex" xmlns:mc="http://schemas.openxmlformats.org/markup-compatibility/2006" xmlns:aink="http://schemas.microsoft.com/office/drawing/2016/ink" xmlns:am3d="http://schemas.microsoft.com/office/drawing/2017/model3d" xmlns:o="urn:schemas-microsoft-com:office:office" xmlns:oel="http://schemas.microsoft.com/office/2019/extlst" xmlns:r="http://schemas.openxmlformats.org/officeDocument/2006/relationships" xmlns:m="http://schemas.openxmlformats.org/officeDocument/2006/math" xmlns:v="urn:schemas-microsoft-com:vml" xmlns:wp14="http://schemas.microsoft.com/office/word/2010/wordprocessingDrawing" xmlns:wp="http://schemas.openxmlformats.org/drawingml/2006/wordprocessingDrawing" xmlns:w10="urn:schemas-microsoft-com:office:word" xmlns:w="http://schemas.openxmlformats.org/wordprocessingml/2006/main" xmlns:w14="http://schemas.microsoft.com/office/word/2010/wordml" xmlns:w15="http://schemas.microsoft.com/office/word/2012/wordml" xmlns:w16cex="http://schemas.microsoft.com/office/word/2018/wordml/cex" xmlns:w16cid="http://schemas.microsoft.com/office/word/2016/wordml/cid" xmlns:w16="http://schemas.microsoft.com/office/word/2018/wordml" xmlns:w16du="http://schemas.microsoft.com/office/word/2023/wordml/word16du" xmlns:w16sdtdh="http://schemas.microsoft.com/office/word/2020/wordml/sdtdatahash" xmlns:w16sdtfl="http://schemas.microsoft.com/office/word/2024/wordml/sdtformatlock" xmlns:w16se="http://schemas.microsoft.com/office/word/2015/wordml/symex" xmlns:wpg="http://schemas.microsoft.com/office/word/2010/wordprocessingGroup" xmlns:wpi="http://schemas.microsoft.com/office/word/2010/wordprocessingInk" xmlns:wne="http://schemas.microsoft.com/office/word/2006/wordml" xmlns:wps="http://schemas.microsoft.com/office/word/2010/wordprocessingShape" mc:Ignorable="w14 w15 w16se w16cid w16 w16cex w16sdtdh w16sdtfl w16du wp14">
   <w:p>
     <w:pPr>
-      <w:pStyle w:val="utrang"/>
+      <w:pStyle w:val="Header"/>
       <w:jc w:val="center"/>
     </w:pPr>
     <w:r>
@@ -35443,7 +35945,23 @@
         <w:color w:val="595959"/>
         <w:sz w:val="18"/>
       </w:rPr>
-      <w:t>BÁO CÁO THIẾT KẾ HỆ THỐNG  |  NỀN TẢNG LUYỆN PHỎNG VẤN AI</w:t>
+      <w:t xml:space="preserve">BÁO CÁO THIẾT KẾ HỆ </w:t>
+    </w:r>
+    <w:proofErr w:type="gramStart"/>
+    <w:r>
+      <w:rPr>
+        <w:color w:val="595959"/>
+        <w:sz w:val="18"/>
+      </w:rPr>
+      <w:t>THỐNG  |</w:t>
+    </w:r>
+    <w:proofErr w:type="gramEnd"/>
+    <w:r>
+      <w:rPr>
+        <w:color w:val="595959"/>
+        <w:sz w:val="18"/>
+      </w:rPr>
+      <w:t xml:space="preserve">  NỀN TẢNG LUYỆN PHỎNG VẤN AI</w:t>
     </w:r>
   </w:p>
 </w:hdr>
@@ -35453,7 +35971,7 @@
 <w:hdr xmlns:wpc="http://schemas.microsoft.com/office/word/2010/wordprocessingCanvas" xmlns:cx="http://schemas.microsoft.com/office/drawing/2014/chartex" xmlns:cx1="http://schemas.microsoft.com/office/drawing/2015/9/8/chartex" xmlns:cx2="http://schemas.microsoft.com/office/drawing/2015/10/21/chartex" xmlns:cx3="http://schemas.microsoft.com/office/drawing/2016/5/9/chartex" xmlns:cx4="http://schemas.microsoft.com/office/drawing/2016/5/10/chartex" xmlns:cx5="http://schemas.microsoft.com/office/drawing/2016/5/11/chartex" xmlns:cx6="http://schemas.microsoft.com/office/drawing/2016/5/12/chartex" xmlns:cx7="http://schemas.microsoft.com/office/drawing/2016/5/13/chartex" xmlns:cx8="http://schemas.microsoft.com/office/drawing/2016/5/14/chartex" xmlns:mc="http://schemas.openxmlformats.org/markup-compatibility/2006" xmlns:aink="http://schemas.microsoft.com/office/drawing/2016/ink" xmlns:am3d="http://schemas.microsoft.com/office/drawing/2017/model3d" xmlns:o="urn:schemas-microsoft-com:office:office" xmlns:oel="http://schemas.microsoft.com/office/2019/extlst" xmlns:r="http://schemas.openxmlformats.org/officeDocument/2006/relationships" xmlns:m="http://schemas.openxmlformats.org/officeDocument/2006/math" xmlns:v="urn:schemas-microsoft-com:vml" xmlns:wp14="http://schemas.microsoft.com/office/word/2010/wordprocessingDrawing" xmlns:wp="http://schemas.openxmlformats.org/drawingml/2006/wordprocessingDrawing" xmlns:w10="urn:schemas-microsoft-com:office:word" xmlns:w="http://schemas.openxmlformats.org/wordprocessingml/2006/main" xmlns:w14="http://schemas.microsoft.com/office/word/2010/wordml" xmlns:w15="http://schemas.microsoft.com/office/word/2012/wordml" xmlns:w16cex="http://schemas.microsoft.com/office/word/2018/wordml/cex" xmlns:w16cid="http://schemas.microsoft.com/office/word/2016/wordml/cid" xmlns:w16="http://schemas.microsoft.com/office/word/2018/wordml" xmlns:w16du="http://schemas.microsoft.com/office/word/2023/wordml/word16du" xmlns:w16sdtdh="http://schemas.microsoft.com/office/word/2020/wordml/sdtdatahash" xmlns:w16sdtfl="http://schemas.microsoft.com/office/word/2024/wordml/sdtformatlock" xmlns:w16se="http://schemas.microsoft.com/office/word/2015/wordml/symex" xmlns:wpg="http://schemas.microsoft.com/office/word/2010/wordprocessingGroup" xmlns:wpi="http://schemas.microsoft.com/office/word/2010/wordprocessingInk" xmlns:wne="http://schemas.microsoft.com/office/word/2006/wordml" xmlns:wps="http://schemas.microsoft.com/office/word/2010/wordprocessingShape" mc:Ignorable="w14 w15 w16se w16cid w16 w16cex w16sdtdh w16sdtfl w16du wp14">
   <w:p>
     <w:pPr>
-      <w:pStyle w:val="utrang"/>
+      <w:pStyle w:val="Header"/>
       <w:jc w:val="center"/>
     </w:pPr>
     <w:r>
@@ -35461,7 +35979,23 @@
         <w:color w:val="595959"/>
         <w:sz w:val="18"/>
       </w:rPr>
-      <w:t>BÁO CÁO THIẾT KẾ HỆ THỐNG  |  NỀN TẢNG LUYỆN PHỎNG VẤN AI</w:t>
+      <w:t xml:space="preserve">BÁO CÁO THIẾT KẾ HỆ </w:t>
+    </w:r>
+    <w:proofErr w:type="gramStart"/>
+    <w:r>
+      <w:rPr>
+        <w:color w:val="595959"/>
+        <w:sz w:val="18"/>
+      </w:rPr>
+      <w:t>THỐNG  |</w:t>
+    </w:r>
+    <w:proofErr w:type="gramEnd"/>
+    <w:r>
+      <w:rPr>
+        <w:color w:val="595959"/>
+        <w:sz w:val="18"/>
+      </w:rPr>
+      <w:t xml:space="preserve">  NỀN TẢNG LUYỆN PHỎNG VẤN AI</w:t>
     </w:r>
   </w:p>
 </w:hdr>
@@ -35471,7 +36005,7 @@
 <w:hdr xmlns:wpc="http://schemas.microsoft.com/office/word/2010/wordprocessingCanvas" xmlns:cx="http://schemas.microsoft.com/office/drawing/2014/chartex" xmlns:cx1="http://schemas.microsoft.com/office/drawing/2015/9/8/chartex" xmlns:cx2="http://schemas.microsoft.com/office/drawing/2015/10/21/chartex" xmlns:cx3="http://schemas.microsoft.com/office/drawing/2016/5/9/chartex" xmlns:cx4="http://schemas.microsoft.com/office/drawing/2016/5/10/chartex" xmlns:cx5="http://schemas.microsoft.com/office/drawing/2016/5/11/chartex" xmlns:cx6="http://schemas.microsoft.com/office/drawing/2016/5/12/chartex" xmlns:cx7="http://schemas.microsoft.com/office/drawing/2016/5/13/chartex" xmlns:cx8="http://schemas.microsoft.com/office/drawing/2016/5/14/chartex" xmlns:mc="http://schemas.openxmlformats.org/markup-compatibility/2006" xmlns:aink="http://schemas.microsoft.com/office/drawing/2016/ink" xmlns:am3d="http://schemas.microsoft.com/office/drawing/2017/model3d" xmlns:o="urn:schemas-microsoft-com:office:office" xmlns:oel="http://schemas.microsoft.com/office/2019/extlst" xmlns:r="http://schemas.openxmlformats.org/officeDocument/2006/relationships" xmlns:m="http://schemas.openxmlformats.org/officeDocument/2006/math" xmlns:v="urn:schemas-microsoft-com:vml" xmlns:wp14="http://schemas.microsoft.com/office/word/2010/wordprocessingDrawing" xmlns:wp="http://schemas.openxmlformats.org/drawingml/2006/wordprocessingDrawing" xmlns:w10="urn:schemas-microsoft-com:office:word" xmlns:w="http://schemas.openxmlformats.org/wordprocessingml/2006/main" xmlns:w14="http://schemas.microsoft.com/office/word/2010/wordml" xmlns:w15="http://schemas.microsoft.com/office/word/2012/wordml" xmlns:w16cex="http://schemas.microsoft.com/office/word/2018/wordml/cex" xmlns:w16cid="http://schemas.microsoft.com/office/word/2016/wordml/cid" xmlns:w16="http://schemas.microsoft.com/office/word/2018/wordml" xmlns:w16du="http://schemas.microsoft.com/office/word/2023/wordml/word16du" xmlns:w16sdtdh="http://schemas.microsoft.com/office/word/2020/wordml/sdtdatahash" xmlns:w16sdtfl="http://schemas.microsoft.com/office/word/2024/wordml/sdtformatlock" xmlns:w16se="http://schemas.microsoft.com/office/word/2015/wordml/symex" xmlns:wpg="http://schemas.microsoft.com/office/word/2010/wordprocessingGroup" xmlns:wpi="http://schemas.microsoft.com/office/word/2010/wordprocessingInk" xmlns:wne="http://schemas.microsoft.com/office/word/2006/wordml" xmlns:wps="http://schemas.microsoft.com/office/word/2010/wordprocessingShape" mc:Ignorable="w14 w15 w16se w16cid w16 w16cex w16sdtdh w16sdtfl w16du wp14">
   <w:p>
     <w:pPr>
-      <w:pStyle w:val="utrang"/>
+      <w:pStyle w:val="Header"/>
       <w:jc w:val="center"/>
     </w:pPr>
     <w:r>
@@ -35479,7 +36013,23 @@
         <w:color w:val="595959"/>
         <w:sz w:val="18"/>
       </w:rPr>
-      <w:t>BÁO CÁO THIẾT KẾ HỆ THỐNG  |  NỀN TẢNG LUYỆN PHỎNG VẤN AI</w:t>
+      <w:t xml:space="preserve">BÁO CÁO THIẾT KẾ HỆ </w:t>
+    </w:r>
+    <w:proofErr w:type="gramStart"/>
+    <w:r>
+      <w:rPr>
+        <w:color w:val="595959"/>
+        <w:sz w:val="18"/>
+      </w:rPr>
+      <w:t>THỐNG  |</w:t>
+    </w:r>
+    <w:proofErr w:type="gramEnd"/>
+    <w:r>
+      <w:rPr>
+        <w:color w:val="595959"/>
+        <w:sz w:val="18"/>
+      </w:rPr>
+      <w:t xml:space="preserve">  NỀN TẢNG LUYỆN PHỎNG VẤN AI</w:t>
     </w:r>
   </w:p>
 </w:hdr>
@@ -35489,7 +36039,7 @@
 <w:hdr xmlns:wpc="http://schemas.microsoft.com/office/word/2010/wordprocessingCanvas" xmlns:cx="http://schemas.microsoft.com/office/drawing/2014/chartex" xmlns:cx1="http://schemas.microsoft.com/office/drawing/2015/9/8/chartex" xmlns:cx2="http://schemas.microsoft.com/office/drawing/2015/10/21/chartex" xmlns:cx3="http://schemas.microsoft.com/office/drawing/2016/5/9/chartex" xmlns:cx4="http://schemas.microsoft.com/office/drawing/2016/5/10/chartex" xmlns:cx5="http://schemas.microsoft.com/office/drawing/2016/5/11/chartex" xmlns:cx6="http://schemas.microsoft.com/office/drawing/2016/5/12/chartex" xmlns:cx7="http://schemas.microsoft.com/office/drawing/2016/5/13/chartex" xmlns:cx8="http://schemas.microsoft.com/office/drawing/2016/5/14/chartex" xmlns:mc="http://schemas.openxmlformats.org/markup-compatibility/2006" xmlns:aink="http://schemas.microsoft.com/office/drawing/2016/ink" xmlns:am3d="http://schemas.microsoft.com/office/drawing/2017/model3d" xmlns:o="urn:schemas-microsoft-com:office:office" xmlns:oel="http://schemas.microsoft.com/office/2019/extlst" xmlns:r="http://schemas.openxmlformats.org/officeDocument/2006/relationships" xmlns:m="http://schemas.openxmlformats.org/officeDocument/2006/math" xmlns:v="urn:schemas-microsoft-com:vml" xmlns:wp14="http://schemas.microsoft.com/office/word/2010/wordprocessingDrawing" xmlns:wp="http://schemas.openxmlformats.org/drawingml/2006/wordprocessingDrawing" xmlns:w10="urn:schemas-microsoft-com:office:word" xmlns:w="http://schemas.openxmlformats.org/wordprocessingml/2006/main" xmlns:w14="http://schemas.microsoft.com/office/word/2010/wordml" xmlns:w15="http://schemas.microsoft.com/office/word/2012/wordml" xmlns:w16cex="http://schemas.microsoft.com/office/word/2018/wordml/cex" xmlns:w16cid="http://schemas.microsoft.com/office/word/2016/wordml/cid" xmlns:w16="http://schemas.microsoft.com/office/word/2018/wordml" xmlns:w16du="http://schemas.microsoft.com/office/word/2023/wordml/word16du" xmlns:w16sdtdh="http://schemas.microsoft.com/office/word/2020/wordml/sdtdatahash" xmlns:w16sdtfl="http://schemas.microsoft.com/office/word/2024/wordml/sdtformatlock" xmlns:w16se="http://schemas.microsoft.com/office/word/2015/wordml/symex" xmlns:wpg="http://schemas.microsoft.com/office/word/2010/wordprocessingGroup" xmlns:wpi="http://schemas.microsoft.com/office/word/2010/wordprocessingInk" xmlns:wne="http://schemas.microsoft.com/office/word/2006/wordml" xmlns:wps="http://schemas.microsoft.com/office/word/2010/wordprocessingShape" mc:Ignorable="w14 w15 w16se w16cid w16 w16cex w16sdtdh w16sdtfl w16du wp14">
   <w:p>
     <w:pPr>
-      <w:pStyle w:val="utrang"/>
+      <w:pStyle w:val="Header"/>
       <w:jc w:val="center"/>
     </w:pPr>
     <w:r>
@@ -35497,7 +36047,23 @@
         <w:color w:val="595959"/>
         <w:sz w:val="18"/>
       </w:rPr>
-      <w:t>BÁO CÁO THIẾT KẾ HỆ THỐNG  |  NỀN TẢNG LUYỆN PHỎNG VẤN AI</w:t>
+      <w:t xml:space="preserve">BÁO CÁO THIẾT KẾ HỆ </w:t>
+    </w:r>
+    <w:proofErr w:type="gramStart"/>
+    <w:r>
+      <w:rPr>
+        <w:color w:val="595959"/>
+        <w:sz w:val="18"/>
+      </w:rPr>
+      <w:t>THỐNG  |</w:t>
+    </w:r>
+    <w:proofErr w:type="gramEnd"/>
+    <w:r>
+      <w:rPr>
+        <w:color w:val="595959"/>
+        <w:sz w:val="18"/>
+      </w:rPr>
+      <w:t xml:space="preserve">  NỀN TẢNG LUYỆN PHỎNG VẤN AI</w:t>
     </w:r>
   </w:p>
 </w:hdr>
@@ -35507,7 +36073,7 @@
 <w:hdr xmlns:wpc="http://schemas.microsoft.com/office/word/2010/wordprocessingCanvas" xmlns:cx="http://schemas.microsoft.com/office/drawing/2014/chartex" xmlns:cx1="http://schemas.microsoft.com/office/drawing/2015/9/8/chartex" xmlns:cx2="http://schemas.microsoft.com/office/drawing/2015/10/21/chartex" xmlns:cx3="http://schemas.microsoft.com/office/drawing/2016/5/9/chartex" xmlns:cx4="http://schemas.microsoft.com/office/drawing/2016/5/10/chartex" xmlns:cx5="http://schemas.microsoft.com/office/drawing/2016/5/11/chartex" xmlns:cx6="http://schemas.microsoft.com/office/drawing/2016/5/12/chartex" xmlns:cx7="http://schemas.microsoft.com/office/drawing/2016/5/13/chartex" xmlns:cx8="http://schemas.microsoft.com/office/drawing/2016/5/14/chartex" xmlns:mc="http://schemas.openxmlformats.org/markup-compatibility/2006" xmlns:aink="http://schemas.microsoft.com/office/drawing/2016/ink" xmlns:am3d="http://schemas.microsoft.com/office/drawing/2017/model3d" xmlns:o="urn:schemas-microsoft-com:office:office" xmlns:oel="http://schemas.microsoft.com/office/2019/extlst" xmlns:r="http://schemas.openxmlformats.org/officeDocument/2006/relationships" xmlns:m="http://schemas.openxmlformats.org/officeDocument/2006/math" xmlns:v="urn:schemas-microsoft-com:vml" xmlns:wp14="http://schemas.microsoft.com/office/word/2010/wordprocessingDrawing" xmlns:wp="http://schemas.openxmlformats.org/drawingml/2006/wordprocessingDrawing" xmlns:w10="urn:schemas-microsoft-com:office:word" xmlns:w="http://schemas.openxmlformats.org/wordprocessingml/2006/main" xmlns:w14="http://schemas.microsoft.com/office/word/2010/wordml" xmlns:w15="http://schemas.microsoft.com/office/word/2012/wordml" xmlns:w16cex="http://schemas.microsoft.com/office/word/2018/wordml/cex" xmlns:w16cid="http://schemas.microsoft.com/office/word/2016/wordml/cid" xmlns:w16="http://schemas.microsoft.com/office/word/2018/wordml" xmlns:w16du="http://schemas.microsoft.com/office/word/2023/wordml/word16du" xmlns:w16sdtdh="http://schemas.microsoft.com/office/word/2020/wordml/sdtdatahash" xmlns:w16sdtfl="http://schemas.microsoft.com/office/word/2024/wordml/sdtformatlock" xmlns:w16se="http://schemas.microsoft.com/office/word/2015/wordml/symex" xmlns:wpg="http://schemas.microsoft.com/office/word/2010/wordprocessingGroup" xmlns:wpi="http://schemas.microsoft.com/office/word/2010/wordprocessingInk" xmlns:wne="http://schemas.microsoft.com/office/word/2006/wordml" xmlns:wps="http://schemas.microsoft.com/office/word/2010/wordprocessingShape" mc:Ignorable="w14 w15 w16se w16cid w16 w16cex w16sdtdh w16sdtfl w16du wp14">
   <w:p>
     <w:pPr>
-      <w:pStyle w:val="utrang"/>
+      <w:pStyle w:val="Header"/>
       <w:jc w:val="center"/>
     </w:pPr>
     <w:r>
@@ -35515,7 +36081,23 @@
         <w:color w:val="595959"/>
         <w:sz w:val="18"/>
       </w:rPr>
-      <w:t>BÁO CÁO THIẾT KẾ HỆ THỐNG  |  NỀN TẢNG LUYỆN PHỎNG VẤN AI</w:t>
+      <w:t xml:space="preserve">BÁO CÁO THIẾT KẾ HỆ </w:t>
+    </w:r>
+    <w:proofErr w:type="gramStart"/>
+    <w:r>
+      <w:rPr>
+        <w:color w:val="595959"/>
+        <w:sz w:val="18"/>
+      </w:rPr>
+      <w:t>THỐNG  |</w:t>
+    </w:r>
+    <w:proofErr w:type="gramEnd"/>
+    <w:r>
+      <w:rPr>
+        <w:color w:val="595959"/>
+        <w:sz w:val="18"/>
+      </w:rPr>
+      <w:t xml:space="preserve">  NỀN TẢNG LUYỆN PHỎNG VẤN AI</w:t>
     </w:r>
   </w:p>
 </w:hdr>
@@ -35525,7 +36107,7 @@
 <w:hdr xmlns:wpc="http://schemas.microsoft.com/office/word/2010/wordprocessingCanvas" xmlns:cx="http://schemas.microsoft.com/office/drawing/2014/chartex" xmlns:cx1="http://schemas.microsoft.com/office/drawing/2015/9/8/chartex" xmlns:cx2="http://schemas.microsoft.com/office/drawing/2015/10/21/chartex" xmlns:cx3="http://schemas.microsoft.com/office/drawing/2016/5/9/chartex" xmlns:cx4="http://schemas.microsoft.com/office/drawing/2016/5/10/chartex" xmlns:cx5="http://schemas.microsoft.com/office/drawing/2016/5/11/chartex" xmlns:cx6="http://schemas.microsoft.com/office/drawing/2016/5/12/chartex" xmlns:cx7="http://schemas.microsoft.com/office/drawing/2016/5/13/chartex" xmlns:cx8="http://schemas.microsoft.com/office/drawing/2016/5/14/chartex" xmlns:mc="http://schemas.openxmlformats.org/markup-compatibility/2006" xmlns:aink="http://schemas.microsoft.com/office/drawing/2016/ink" xmlns:am3d="http://schemas.microsoft.com/office/drawing/2017/model3d" xmlns:o="urn:schemas-microsoft-com:office:office" xmlns:oel="http://schemas.microsoft.com/office/2019/extlst" xmlns:r="http://schemas.openxmlformats.org/officeDocument/2006/relationships" xmlns:m="http://schemas.openxmlformats.org/officeDocument/2006/math" xmlns:v="urn:schemas-microsoft-com:vml" xmlns:wp14="http://schemas.microsoft.com/office/word/2010/wordprocessingDrawing" xmlns:wp="http://schemas.openxmlformats.org/drawingml/2006/wordprocessingDrawing" xmlns:w10="urn:schemas-microsoft-com:office:word" xmlns:w="http://schemas.openxmlformats.org/wordprocessingml/2006/main" xmlns:w14="http://schemas.microsoft.com/office/word/2010/wordml" xmlns:w15="http://schemas.microsoft.com/office/word/2012/wordml" xmlns:w16cex="http://schemas.microsoft.com/office/word/2018/wordml/cex" xmlns:w16cid="http://schemas.microsoft.com/office/word/2016/wordml/cid" xmlns:w16="http://schemas.microsoft.com/office/word/2018/wordml" xmlns:w16du="http://schemas.microsoft.com/office/word/2023/wordml/word16du" xmlns:w16sdtdh="http://schemas.microsoft.com/office/word/2020/wordml/sdtdatahash" xmlns:w16sdtfl="http://schemas.microsoft.com/office/word/2024/wordml/sdtformatlock" xmlns:w16se="http://schemas.microsoft.com/office/word/2015/wordml/symex" xmlns:wpg="http://schemas.microsoft.com/office/word/2010/wordprocessingGroup" xmlns:wpi="http://schemas.microsoft.com/office/word/2010/wordprocessingInk" xmlns:wne="http://schemas.microsoft.com/office/word/2006/wordml" xmlns:wps="http://schemas.microsoft.com/office/word/2010/wordprocessingShape" mc:Ignorable="w14 w15 w16se w16cid w16 w16cex w16sdtdh w16sdtfl w16du wp14">
   <w:p>
     <w:pPr>
-      <w:pStyle w:val="utrang"/>
+      <w:pStyle w:val="Header"/>
       <w:jc w:val="center"/>
     </w:pPr>
     <w:r>
@@ -35533,7 +36115,23 @@
         <w:color w:val="595959"/>
         <w:sz w:val="18"/>
       </w:rPr>
-      <w:t>BÁO CÁO THIẾT KẾ HỆ THỐNG  |  NỀN TẢNG LUYỆN PHỎNG VẤN AI</w:t>
+      <w:t xml:space="preserve">BÁO CÁO THIẾT KẾ HỆ </w:t>
+    </w:r>
+    <w:proofErr w:type="gramStart"/>
+    <w:r>
+      <w:rPr>
+        <w:color w:val="595959"/>
+        <w:sz w:val="18"/>
+      </w:rPr>
+      <w:t>THỐNG  |</w:t>
+    </w:r>
+    <w:proofErr w:type="gramEnd"/>
+    <w:r>
+      <w:rPr>
+        <w:color w:val="595959"/>
+        <w:sz w:val="18"/>
+      </w:rPr>
+      <w:t xml:space="preserve">  NỀN TẢNG LUYỆN PHỎNG VẤN AI</w:t>
     </w:r>
   </w:p>
 </w:hdr>
@@ -35543,7 +36141,7 @@
 <w:hdr xmlns:wpc="http://schemas.microsoft.com/office/word/2010/wordprocessingCanvas" xmlns:cx="http://schemas.microsoft.com/office/drawing/2014/chartex" xmlns:cx1="http://schemas.microsoft.com/office/drawing/2015/9/8/chartex" xmlns:cx2="http://schemas.microsoft.com/office/drawing/2015/10/21/chartex" xmlns:cx3="http://schemas.microsoft.com/office/drawing/2016/5/9/chartex" xmlns:cx4="http://schemas.microsoft.com/office/drawing/2016/5/10/chartex" xmlns:cx5="http://schemas.microsoft.com/office/drawing/2016/5/11/chartex" xmlns:cx6="http://schemas.microsoft.com/office/drawing/2016/5/12/chartex" xmlns:cx7="http://schemas.microsoft.com/office/drawing/2016/5/13/chartex" xmlns:cx8="http://schemas.microsoft.com/office/drawing/2016/5/14/chartex" xmlns:mc="http://schemas.openxmlformats.org/markup-compatibility/2006" xmlns:aink="http://schemas.microsoft.com/office/drawing/2016/ink" xmlns:am3d="http://schemas.microsoft.com/office/drawing/2017/model3d" xmlns:o="urn:schemas-microsoft-com:office:office" xmlns:oel="http://schemas.microsoft.com/office/2019/extlst" xmlns:r="http://schemas.openxmlformats.org/officeDocument/2006/relationships" xmlns:m="http://schemas.openxmlformats.org/officeDocument/2006/math" xmlns:v="urn:schemas-microsoft-com:vml" xmlns:wp14="http://schemas.microsoft.com/office/word/2010/wordprocessingDrawing" xmlns:wp="http://schemas.openxmlformats.org/drawingml/2006/wordprocessingDrawing" xmlns:w10="urn:schemas-microsoft-com:office:word" xmlns:w="http://schemas.openxmlformats.org/wordprocessingml/2006/main" xmlns:w14="http://schemas.microsoft.com/office/word/2010/wordml" xmlns:w15="http://schemas.microsoft.com/office/word/2012/wordml" xmlns:w16cex="http://schemas.microsoft.com/office/word/2018/wordml/cex" xmlns:w16cid="http://schemas.microsoft.com/office/word/2016/wordml/cid" xmlns:w16="http://schemas.microsoft.com/office/word/2018/wordml" xmlns:w16du="http://schemas.microsoft.com/office/word/2023/wordml/word16du" xmlns:w16sdtdh="http://schemas.microsoft.com/office/word/2020/wordml/sdtdatahash" xmlns:w16sdtfl="http://schemas.microsoft.com/office/word/2024/wordml/sdtformatlock" xmlns:w16se="http://schemas.microsoft.com/office/word/2015/wordml/symex" xmlns:wpg="http://schemas.microsoft.com/office/word/2010/wordprocessingGroup" xmlns:wpi="http://schemas.microsoft.com/office/word/2010/wordprocessingInk" xmlns:wne="http://schemas.microsoft.com/office/word/2006/wordml" xmlns:wps="http://schemas.microsoft.com/office/word/2010/wordprocessingShape" mc:Ignorable="w14 w15 w16se w16cid w16 w16cex w16sdtdh w16sdtfl w16du wp14">
   <w:p>
     <w:pPr>
-      <w:pStyle w:val="utrang"/>
+      <w:pStyle w:val="Header"/>
       <w:jc w:val="center"/>
     </w:pPr>
     <w:r>
@@ -35551,7 +36149,23 @@
         <w:color w:val="595959"/>
         <w:sz w:val="18"/>
       </w:rPr>
-      <w:t>BÁO CÁO THIẾT KẾ HỆ THỐNG  |  NỀN TẢNG LUYỆN PHỎNG VẤN AI</w:t>
+      <w:t xml:space="preserve">BÁO CÁO THIẾT KẾ HỆ </w:t>
+    </w:r>
+    <w:proofErr w:type="gramStart"/>
+    <w:r>
+      <w:rPr>
+        <w:color w:val="595959"/>
+        <w:sz w:val="18"/>
+      </w:rPr>
+      <w:t>THỐNG  |</w:t>
+    </w:r>
+    <w:proofErr w:type="gramEnd"/>
+    <w:r>
+      <w:rPr>
+        <w:color w:val="595959"/>
+        <w:sz w:val="18"/>
+      </w:rPr>
+      <w:t xml:space="preserve">  NỀN TẢNG LUYỆN PHỎNG VẤN AI</w:t>
     </w:r>
   </w:p>
 </w:hdr>
@@ -35561,7 +36175,7 @@
 <w:hdr xmlns:wpc="http://schemas.microsoft.com/office/word/2010/wordprocessingCanvas" xmlns:cx="http://schemas.microsoft.com/office/drawing/2014/chartex" xmlns:cx1="http://schemas.microsoft.com/office/drawing/2015/9/8/chartex" xmlns:cx2="http://schemas.microsoft.com/office/drawing/2015/10/21/chartex" xmlns:cx3="http://schemas.microsoft.com/office/drawing/2016/5/9/chartex" xmlns:cx4="http://schemas.microsoft.com/office/drawing/2016/5/10/chartex" xmlns:cx5="http://schemas.microsoft.com/office/drawing/2016/5/11/chartex" xmlns:cx6="http://schemas.microsoft.com/office/drawing/2016/5/12/chartex" xmlns:cx7="http://schemas.microsoft.com/office/drawing/2016/5/13/chartex" xmlns:cx8="http://schemas.microsoft.com/office/drawing/2016/5/14/chartex" xmlns:mc="http://schemas.openxmlformats.org/markup-compatibility/2006" xmlns:aink="http://schemas.microsoft.com/office/drawing/2016/ink" xmlns:am3d="http://schemas.microsoft.com/office/drawing/2017/model3d" xmlns:o="urn:schemas-microsoft-com:office:office" xmlns:oel="http://schemas.microsoft.com/office/2019/extlst" xmlns:r="http://schemas.openxmlformats.org/officeDocument/2006/relationships" xmlns:m="http://schemas.openxmlformats.org/officeDocument/2006/math" xmlns:v="urn:schemas-microsoft-com:vml" xmlns:wp14="http://schemas.microsoft.com/office/word/2010/wordprocessingDrawing" xmlns:wp="http://schemas.openxmlformats.org/drawingml/2006/wordprocessingDrawing" xmlns:w10="urn:schemas-microsoft-com:office:word" xmlns:w="http://schemas.openxmlformats.org/wordprocessingml/2006/main" xmlns:w14="http://schemas.microsoft.com/office/word/2010/wordml" xmlns:w15="http://schemas.microsoft.com/office/word/2012/wordml" xmlns:w16cex="http://schemas.microsoft.com/office/word/2018/wordml/cex" xmlns:w16cid="http://schemas.microsoft.com/office/word/2016/wordml/cid" xmlns:w16="http://schemas.microsoft.com/office/word/2018/wordml" xmlns:w16du="http://schemas.microsoft.com/office/word/2023/wordml/word16du" xmlns:w16sdtdh="http://schemas.microsoft.com/office/word/2020/wordml/sdtdatahash" xmlns:w16sdtfl="http://schemas.microsoft.com/office/word/2024/wordml/sdtformatlock" xmlns:w16se="http://schemas.microsoft.com/office/word/2015/wordml/symex" xmlns:wpg="http://schemas.microsoft.com/office/word/2010/wordprocessingGroup" xmlns:wpi="http://schemas.microsoft.com/office/word/2010/wordprocessingInk" xmlns:wne="http://schemas.microsoft.com/office/word/2006/wordml" xmlns:wps="http://schemas.microsoft.com/office/word/2010/wordprocessingShape" mc:Ignorable="w14 w15 w16se w16cid w16 w16cex w16sdtdh w16sdtfl w16du wp14">
   <w:p>
     <w:pPr>
-      <w:pStyle w:val="utrang"/>
+      <w:pStyle w:val="Header"/>
       <w:jc w:val="center"/>
     </w:pPr>
     <w:r>
@@ -35569,7 +36183,23 @@
         <w:color w:val="595959"/>
         <w:sz w:val="18"/>
       </w:rPr>
-      <w:t>BÁO CÁO THIẾT KẾ HỆ THỐNG  |  NỀN TẢNG LUYỆN PHỎNG VẤN AI</w:t>
+      <w:t xml:space="preserve">BÁO CÁO THIẾT KẾ HỆ </w:t>
+    </w:r>
+    <w:proofErr w:type="gramStart"/>
+    <w:r>
+      <w:rPr>
+        <w:color w:val="595959"/>
+        <w:sz w:val="18"/>
+      </w:rPr>
+      <w:t>THỐNG  |</w:t>
+    </w:r>
+    <w:proofErr w:type="gramEnd"/>
+    <w:r>
+      <w:rPr>
+        <w:color w:val="595959"/>
+        <w:sz w:val="18"/>
+      </w:rPr>
+      <w:t xml:space="preserve">  NỀN TẢNG LUYỆN PHỎNG VẤN AI</w:t>
     </w:r>
   </w:p>
 </w:hdr>
@@ -35579,7 +36209,7 @@
 <w:hdr xmlns:wpc="http://schemas.microsoft.com/office/word/2010/wordprocessingCanvas" xmlns:cx="http://schemas.microsoft.com/office/drawing/2014/chartex" xmlns:cx1="http://schemas.microsoft.com/office/drawing/2015/9/8/chartex" xmlns:cx2="http://schemas.microsoft.com/office/drawing/2015/10/21/chartex" xmlns:cx3="http://schemas.microsoft.com/office/drawing/2016/5/9/chartex" xmlns:cx4="http://schemas.microsoft.com/office/drawing/2016/5/10/chartex" xmlns:cx5="http://schemas.microsoft.com/office/drawing/2016/5/11/chartex" xmlns:cx6="http://schemas.microsoft.com/office/drawing/2016/5/12/chartex" xmlns:cx7="http://schemas.microsoft.com/office/drawing/2016/5/13/chartex" xmlns:cx8="http://schemas.microsoft.com/office/drawing/2016/5/14/chartex" xmlns:mc="http://schemas.openxmlformats.org/markup-compatibility/2006" xmlns:aink="http://schemas.microsoft.com/office/drawing/2016/ink" xmlns:am3d="http://schemas.microsoft.com/office/drawing/2017/model3d" xmlns:o="urn:schemas-microsoft-com:office:office" xmlns:oel="http://schemas.microsoft.com/office/2019/extlst" xmlns:r="http://schemas.openxmlformats.org/officeDocument/2006/relationships" xmlns:m="http://schemas.openxmlformats.org/officeDocument/2006/math" xmlns:v="urn:schemas-microsoft-com:vml" xmlns:wp14="http://schemas.microsoft.com/office/word/2010/wordprocessingDrawing" xmlns:wp="http://schemas.openxmlformats.org/drawingml/2006/wordprocessingDrawing" xmlns:w10="urn:schemas-microsoft-com:office:word" xmlns:w="http://schemas.openxmlformats.org/wordprocessingml/2006/main" xmlns:w14="http://schemas.microsoft.com/office/word/2010/wordml" xmlns:w15="http://schemas.microsoft.com/office/word/2012/wordml" xmlns:w16cex="http://schemas.microsoft.com/office/word/2018/wordml/cex" xmlns:w16cid="http://schemas.microsoft.com/office/word/2016/wordml/cid" xmlns:w16="http://schemas.microsoft.com/office/word/2018/wordml" xmlns:w16du="http://schemas.microsoft.com/office/word/2023/wordml/word16du" xmlns:w16sdtdh="http://schemas.microsoft.com/office/word/2020/wordml/sdtdatahash" xmlns:w16sdtfl="http://schemas.microsoft.com/office/word/2024/wordml/sdtformatlock" xmlns:w16se="http://schemas.microsoft.com/office/word/2015/wordml/symex" xmlns:wpg="http://schemas.microsoft.com/office/word/2010/wordprocessingGroup" xmlns:wpi="http://schemas.microsoft.com/office/word/2010/wordprocessingInk" xmlns:wne="http://schemas.microsoft.com/office/word/2006/wordml" xmlns:wps="http://schemas.microsoft.com/office/word/2010/wordprocessingShape" mc:Ignorable="w14 w15 w16se w16cid w16 w16cex w16sdtdh w16sdtfl w16du wp14">
   <w:p>
     <w:pPr>
-      <w:pStyle w:val="utrang"/>
+      <w:pStyle w:val="Header"/>
       <w:jc w:val="center"/>
     </w:pPr>
     <w:r>
@@ -35587,7 +36217,23 @@
         <w:color w:val="595959"/>
         <w:sz w:val="18"/>
       </w:rPr>
-      <w:t>BÁO CÁO THIẾT KẾ HỆ THỐNG  |  NỀN TẢNG LUYỆN PHỎNG VẤN AI</w:t>
+      <w:t xml:space="preserve">BÁO CÁO THIẾT KẾ HỆ </w:t>
+    </w:r>
+    <w:proofErr w:type="gramStart"/>
+    <w:r>
+      <w:rPr>
+        <w:color w:val="595959"/>
+        <w:sz w:val="18"/>
+      </w:rPr>
+      <w:t>THỐNG  |</w:t>
+    </w:r>
+    <w:proofErr w:type="gramEnd"/>
+    <w:r>
+      <w:rPr>
+        <w:color w:val="595959"/>
+        <w:sz w:val="18"/>
+      </w:rPr>
+      <w:t xml:space="preserve">  NỀN TẢNG LUYỆN PHỎNG VẤN AI</w:t>
     </w:r>
   </w:p>
 </w:hdr>
@@ -35597,7 +36243,7 @@
 <w:hdr xmlns:wpc="http://schemas.microsoft.com/office/word/2010/wordprocessingCanvas" xmlns:cx="http://schemas.microsoft.com/office/drawing/2014/chartex" xmlns:cx1="http://schemas.microsoft.com/office/drawing/2015/9/8/chartex" xmlns:cx2="http://schemas.microsoft.com/office/drawing/2015/10/21/chartex" xmlns:cx3="http://schemas.microsoft.com/office/drawing/2016/5/9/chartex" xmlns:cx4="http://schemas.microsoft.com/office/drawing/2016/5/10/chartex" xmlns:cx5="http://schemas.microsoft.com/office/drawing/2016/5/11/chartex" xmlns:cx6="http://schemas.microsoft.com/office/drawing/2016/5/12/chartex" xmlns:cx7="http://schemas.microsoft.com/office/drawing/2016/5/13/chartex" xmlns:cx8="http://schemas.microsoft.com/office/drawing/2016/5/14/chartex" xmlns:mc="http://schemas.openxmlformats.org/markup-compatibility/2006" xmlns:aink="http://schemas.microsoft.com/office/drawing/2016/ink" xmlns:am3d="http://schemas.microsoft.com/office/drawing/2017/model3d" xmlns:o="urn:schemas-microsoft-com:office:office" xmlns:oel="http://schemas.microsoft.com/office/2019/extlst" xmlns:r="http://schemas.openxmlformats.org/officeDocument/2006/relationships" xmlns:m="http://schemas.openxmlformats.org/officeDocument/2006/math" xmlns:v="urn:schemas-microsoft-com:vml" xmlns:wp14="http://schemas.microsoft.com/office/word/2010/wordprocessingDrawing" xmlns:wp="http://schemas.openxmlformats.org/drawingml/2006/wordprocessingDrawing" xmlns:w10="urn:schemas-microsoft-com:office:word" xmlns:w="http://schemas.openxmlformats.org/wordprocessingml/2006/main" xmlns:w14="http://schemas.microsoft.com/office/word/2010/wordml" xmlns:w15="http://schemas.microsoft.com/office/word/2012/wordml" xmlns:w16cex="http://schemas.microsoft.com/office/word/2018/wordml/cex" xmlns:w16cid="http://schemas.microsoft.com/office/word/2016/wordml/cid" xmlns:w16="http://schemas.microsoft.com/office/word/2018/wordml" xmlns:w16du="http://schemas.microsoft.com/office/word/2023/wordml/word16du" xmlns:w16sdtdh="http://schemas.microsoft.com/office/word/2020/wordml/sdtdatahash" xmlns:w16sdtfl="http://schemas.microsoft.com/office/word/2024/wordml/sdtformatlock" xmlns:w16se="http://schemas.microsoft.com/office/word/2015/wordml/symex" xmlns:wpg="http://schemas.microsoft.com/office/word/2010/wordprocessingGroup" xmlns:wpi="http://schemas.microsoft.com/office/word/2010/wordprocessingInk" xmlns:wne="http://schemas.microsoft.com/office/word/2006/wordml" xmlns:wps="http://schemas.microsoft.com/office/word/2010/wordprocessingShape" mc:Ignorable="w14 w15 w16se w16cid w16 w16cex w16sdtdh w16sdtfl w16du wp14">
   <w:p>
     <w:pPr>
-      <w:pStyle w:val="utrang"/>
+      <w:pStyle w:val="Header"/>
       <w:jc w:val="center"/>
     </w:pPr>
     <w:r>
@@ -35605,7 +36251,23 @@
         <w:color w:val="595959"/>
         <w:sz w:val="18"/>
       </w:rPr>
-      <w:t>BÁO CÁO THIẾT KẾ HỆ THỐNG  |  NỀN TẢNG LUYỆN PHỎNG VẤN AI</w:t>
+      <w:t xml:space="preserve">BÁO CÁO THIẾT KẾ HỆ </w:t>
+    </w:r>
+    <w:proofErr w:type="gramStart"/>
+    <w:r>
+      <w:rPr>
+        <w:color w:val="595959"/>
+        <w:sz w:val="18"/>
+      </w:rPr>
+      <w:t>THỐNG  |</w:t>
+    </w:r>
+    <w:proofErr w:type="gramEnd"/>
+    <w:r>
+      <w:rPr>
+        <w:color w:val="595959"/>
+        <w:sz w:val="18"/>
+      </w:rPr>
+      <w:t xml:space="preserve">  NỀN TẢNG LUYỆN PHỎNG VẤN AI</w:t>
     </w:r>
   </w:p>
 </w:hdr>
@@ -35615,7 +36277,7 @@
 <w:hdr xmlns:wpc="http://schemas.microsoft.com/office/word/2010/wordprocessingCanvas" xmlns:cx="http://schemas.microsoft.com/office/drawing/2014/chartex" xmlns:cx1="http://schemas.microsoft.com/office/drawing/2015/9/8/chartex" xmlns:cx2="http://schemas.microsoft.com/office/drawing/2015/10/21/chartex" xmlns:cx3="http://schemas.microsoft.com/office/drawing/2016/5/9/chartex" xmlns:cx4="http://schemas.microsoft.com/office/drawing/2016/5/10/chartex" xmlns:cx5="http://schemas.microsoft.com/office/drawing/2016/5/11/chartex" xmlns:cx6="http://schemas.microsoft.com/office/drawing/2016/5/12/chartex" xmlns:cx7="http://schemas.microsoft.com/office/drawing/2016/5/13/chartex" xmlns:cx8="http://schemas.microsoft.com/office/drawing/2016/5/14/chartex" xmlns:mc="http://schemas.openxmlformats.org/markup-compatibility/2006" xmlns:aink="http://schemas.microsoft.com/office/drawing/2016/ink" xmlns:am3d="http://schemas.microsoft.com/office/drawing/2017/model3d" xmlns:o="urn:schemas-microsoft-com:office:office" xmlns:oel="http://schemas.microsoft.com/office/2019/extlst" xmlns:r="http://schemas.openxmlformats.org/officeDocument/2006/relationships" xmlns:m="http://schemas.openxmlformats.org/officeDocument/2006/math" xmlns:v="urn:schemas-microsoft-com:vml" xmlns:wp14="http://schemas.microsoft.com/office/word/2010/wordprocessingDrawing" xmlns:wp="http://schemas.openxmlformats.org/drawingml/2006/wordprocessingDrawing" xmlns:w10="urn:schemas-microsoft-com:office:word" xmlns:w="http://schemas.openxmlformats.org/wordprocessingml/2006/main" xmlns:w14="http://schemas.microsoft.com/office/word/2010/wordml" xmlns:w15="http://schemas.microsoft.com/office/word/2012/wordml" xmlns:w16cex="http://schemas.microsoft.com/office/word/2018/wordml/cex" xmlns:w16cid="http://schemas.microsoft.com/office/word/2016/wordml/cid" xmlns:w16="http://schemas.microsoft.com/office/word/2018/wordml" xmlns:w16du="http://schemas.microsoft.com/office/word/2023/wordml/word16du" xmlns:w16sdtdh="http://schemas.microsoft.com/office/word/2020/wordml/sdtdatahash" xmlns:w16sdtfl="http://schemas.microsoft.com/office/word/2024/wordml/sdtformatlock" xmlns:w16se="http://schemas.microsoft.com/office/word/2015/wordml/symex" xmlns:wpg="http://schemas.microsoft.com/office/word/2010/wordprocessingGroup" xmlns:wpi="http://schemas.microsoft.com/office/word/2010/wordprocessingInk" xmlns:wne="http://schemas.microsoft.com/office/word/2006/wordml" xmlns:wps="http://schemas.microsoft.com/office/word/2010/wordprocessingShape" mc:Ignorable="w14 w15 w16se w16cid w16 w16cex w16sdtdh w16sdtfl w16du wp14">
   <w:p>
     <w:pPr>
-      <w:pStyle w:val="utrang"/>
+      <w:pStyle w:val="Header"/>
       <w:jc w:val="center"/>
     </w:pPr>
     <w:r>
@@ -35623,7 +36285,23 @@
         <w:color w:val="595959"/>
         <w:sz w:val="18"/>
       </w:rPr>
-      <w:t>BÁO CÁO THIẾT KẾ HỆ THỐNG  |  NỀN TẢNG LUYỆN PHỎNG VẤN AI</w:t>
+      <w:t xml:space="preserve">BÁO CÁO THIẾT KẾ HỆ </w:t>
+    </w:r>
+    <w:proofErr w:type="gramStart"/>
+    <w:r>
+      <w:rPr>
+        <w:color w:val="595959"/>
+        <w:sz w:val="18"/>
+      </w:rPr>
+      <w:t>THỐNG  |</w:t>
+    </w:r>
+    <w:proofErr w:type="gramEnd"/>
+    <w:r>
+      <w:rPr>
+        <w:color w:val="595959"/>
+        <w:sz w:val="18"/>
+      </w:rPr>
+      <w:t xml:space="preserve">  NỀN TẢNG LUYỆN PHỎNG VẤN AI</w:t>
     </w:r>
   </w:p>
 </w:hdr>
@@ -35633,7 +36311,7 @@
 <w:hdr xmlns:wpc="http://schemas.microsoft.com/office/word/2010/wordprocessingCanvas" xmlns:cx="http://schemas.microsoft.com/office/drawing/2014/chartex" xmlns:cx1="http://schemas.microsoft.com/office/drawing/2015/9/8/chartex" xmlns:cx2="http://schemas.microsoft.com/office/drawing/2015/10/21/chartex" xmlns:cx3="http://schemas.microsoft.com/office/drawing/2016/5/9/chartex" xmlns:cx4="http://schemas.microsoft.com/office/drawing/2016/5/10/chartex" xmlns:cx5="http://schemas.microsoft.com/office/drawing/2016/5/11/chartex" xmlns:cx6="http://schemas.microsoft.com/office/drawing/2016/5/12/chartex" xmlns:cx7="http://schemas.microsoft.com/office/drawing/2016/5/13/chartex" xmlns:cx8="http://schemas.microsoft.com/office/drawing/2016/5/14/chartex" xmlns:mc="http://schemas.openxmlformats.org/markup-compatibility/2006" xmlns:aink="http://schemas.microsoft.com/office/drawing/2016/ink" xmlns:am3d="http://schemas.microsoft.com/office/drawing/2017/model3d" xmlns:o="urn:schemas-microsoft-com:office:office" xmlns:oel="http://schemas.microsoft.com/office/2019/extlst" xmlns:r="http://schemas.openxmlformats.org/officeDocument/2006/relationships" xmlns:m="http://schemas.openxmlformats.org/officeDocument/2006/math" xmlns:v="urn:schemas-microsoft-com:vml" xmlns:wp14="http://schemas.microsoft.com/office/word/2010/wordprocessingDrawing" xmlns:wp="http://schemas.openxmlformats.org/drawingml/2006/wordprocessingDrawing" xmlns:w10="urn:schemas-microsoft-com:office:word" xmlns:w="http://schemas.openxmlformats.org/wordprocessingml/2006/main" xmlns:w14="http://schemas.microsoft.com/office/word/2010/wordml" xmlns:w15="http://schemas.microsoft.com/office/word/2012/wordml" xmlns:w16cex="http://schemas.microsoft.com/office/word/2018/wordml/cex" xmlns:w16cid="http://schemas.microsoft.com/office/word/2016/wordml/cid" xmlns:w16="http://schemas.microsoft.com/office/word/2018/wordml" xmlns:w16du="http://schemas.microsoft.com/office/word/2023/wordml/word16du" xmlns:w16sdtdh="http://schemas.microsoft.com/office/word/2020/wordml/sdtdatahash" xmlns:w16sdtfl="http://schemas.microsoft.com/office/word/2024/wordml/sdtformatlock" xmlns:w16se="http://schemas.microsoft.com/office/word/2015/wordml/symex" xmlns:wpg="http://schemas.microsoft.com/office/word/2010/wordprocessingGroup" xmlns:wpi="http://schemas.microsoft.com/office/word/2010/wordprocessingInk" xmlns:wne="http://schemas.microsoft.com/office/word/2006/wordml" xmlns:wps="http://schemas.microsoft.com/office/word/2010/wordprocessingShape" mc:Ignorable="w14 w15 w16se w16cid w16 w16cex w16sdtdh w16sdtfl w16du wp14">
   <w:p>
     <w:pPr>
-      <w:pStyle w:val="utrang"/>
+      <w:pStyle w:val="Header"/>
       <w:jc w:val="center"/>
     </w:pPr>
     <w:r>
@@ -35641,7 +36319,23 @@
         <w:color w:val="595959"/>
         <w:sz w:val="18"/>
       </w:rPr>
-      <w:t>BÁO CÁO THIẾT KẾ HỆ THỐNG  |  NỀN TẢNG LUYỆN PHỎNG VẤN AI</w:t>
+      <w:t xml:space="preserve">BÁO CÁO THIẾT KẾ HỆ </w:t>
+    </w:r>
+    <w:proofErr w:type="gramStart"/>
+    <w:r>
+      <w:rPr>
+        <w:color w:val="595959"/>
+        <w:sz w:val="18"/>
+      </w:rPr>
+      <w:t>THỐNG  |</w:t>
+    </w:r>
+    <w:proofErr w:type="gramEnd"/>
+    <w:r>
+      <w:rPr>
+        <w:color w:val="595959"/>
+        <w:sz w:val="18"/>
+      </w:rPr>
+      <w:t xml:space="preserve">  NỀN TẢNG LUYỆN PHỎNG VẤN AI</w:t>
     </w:r>
   </w:p>
 </w:hdr>
@@ -35651,7 +36345,7 @@
 <w:hdr xmlns:wpc="http://schemas.microsoft.com/office/word/2010/wordprocessingCanvas" xmlns:cx="http://schemas.microsoft.com/office/drawing/2014/chartex" xmlns:cx1="http://schemas.microsoft.com/office/drawing/2015/9/8/chartex" xmlns:cx2="http://schemas.microsoft.com/office/drawing/2015/10/21/chartex" xmlns:cx3="http://schemas.microsoft.com/office/drawing/2016/5/9/chartex" xmlns:cx4="http://schemas.microsoft.com/office/drawing/2016/5/10/chartex" xmlns:cx5="http://schemas.microsoft.com/office/drawing/2016/5/11/chartex" xmlns:cx6="http://schemas.microsoft.com/office/drawing/2016/5/12/chartex" xmlns:cx7="http://schemas.microsoft.com/office/drawing/2016/5/13/chartex" xmlns:cx8="http://schemas.microsoft.com/office/drawing/2016/5/14/chartex" xmlns:mc="http://schemas.openxmlformats.org/markup-compatibility/2006" xmlns:aink="http://schemas.microsoft.com/office/drawing/2016/ink" xmlns:am3d="http://schemas.microsoft.com/office/drawing/2017/model3d" xmlns:o="urn:schemas-microsoft-com:office:office" xmlns:oel="http://schemas.microsoft.com/office/2019/extlst" xmlns:r="http://schemas.openxmlformats.org/officeDocument/2006/relationships" xmlns:m="http://schemas.openxmlformats.org/officeDocument/2006/math" xmlns:v="urn:schemas-microsoft-com:vml" xmlns:wp14="http://schemas.microsoft.com/office/word/2010/wordprocessingDrawing" xmlns:wp="http://schemas.openxmlformats.org/drawingml/2006/wordprocessingDrawing" xmlns:w10="urn:schemas-microsoft-com:office:word" xmlns:w="http://schemas.openxmlformats.org/wordprocessingml/2006/main" xmlns:w14="http://schemas.microsoft.com/office/word/2010/wordml" xmlns:w15="http://schemas.microsoft.com/office/word/2012/wordml" xmlns:w16cex="http://schemas.microsoft.com/office/word/2018/wordml/cex" xmlns:w16cid="http://schemas.microsoft.com/office/word/2016/wordml/cid" xmlns:w16="http://schemas.microsoft.com/office/word/2018/wordml" xmlns:w16du="http://schemas.microsoft.com/office/word/2023/wordml/word16du" xmlns:w16sdtdh="http://schemas.microsoft.com/office/word/2020/wordml/sdtdatahash" xmlns:w16sdtfl="http://schemas.microsoft.com/office/word/2024/wordml/sdtformatlock" xmlns:w16se="http://schemas.microsoft.com/office/word/2015/wordml/symex" xmlns:wpg="http://schemas.microsoft.com/office/word/2010/wordprocessingGroup" xmlns:wpi="http://schemas.microsoft.com/office/word/2010/wordprocessingInk" xmlns:wne="http://schemas.microsoft.com/office/word/2006/wordml" xmlns:wps="http://schemas.microsoft.com/office/word/2010/wordprocessingShape" mc:Ignorable="w14 w15 w16se w16cid w16 w16cex w16sdtdh w16sdtfl w16du wp14">
   <w:p>
     <w:pPr>
-      <w:pStyle w:val="utrang"/>
+      <w:pStyle w:val="Header"/>
       <w:jc w:val="center"/>
     </w:pPr>
     <w:r>
@@ -35659,7 +36353,23 @@
         <w:color w:val="595959"/>
         <w:sz w:val="18"/>
       </w:rPr>
-      <w:t>BÁO CÁO THIẾT KẾ HỆ THỐNG  |  NỀN TẢNG LUYỆN PHỎNG VẤN AI</w:t>
+      <w:t xml:space="preserve">BÁO CÁO THIẾT KẾ HỆ </w:t>
+    </w:r>
+    <w:proofErr w:type="gramStart"/>
+    <w:r>
+      <w:rPr>
+        <w:color w:val="595959"/>
+        <w:sz w:val="18"/>
+      </w:rPr>
+      <w:t>THỐNG  |</w:t>
+    </w:r>
+    <w:proofErr w:type="gramEnd"/>
+    <w:r>
+      <w:rPr>
+        <w:color w:val="595959"/>
+        <w:sz w:val="18"/>
+      </w:rPr>
+      <w:t xml:space="preserve">  NỀN TẢNG LUYỆN PHỎNG VẤN AI</w:t>
     </w:r>
   </w:p>
 </w:hdr>
@@ -35708,7 +36418,7 @@
     <w:lvl w:ilvl="0">
       <w:start w:val="1"/>
       <w:numFmt w:val="decimal"/>
-      <w:pStyle w:val="Sudong3"/>
+      <w:pStyle w:val="ListNumber3"/>
       <w:lvlText w:val="%1."/>
       <w:lvlJc w:val="left"/>
       <w:pPr>
@@ -35726,7 +36436,7 @@
     <w:lvl w:ilvl="0">
       <w:start w:val="1"/>
       <w:numFmt w:val="decimal"/>
-      <w:pStyle w:val="Sudong2"/>
+      <w:pStyle w:val="ListNumber2"/>
       <w:lvlText w:val="%1."/>
       <w:lvlJc w:val="left"/>
       <w:pPr>
@@ -35764,7 +36474,7 @@
     <w:lvl w:ilvl="0">
       <w:start w:val="1"/>
       <w:numFmt w:val="bullet"/>
-      <w:pStyle w:val="Duudong3"/>
+      <w:pStyle w:val="ListBullet3"/>
       <w:lvlText w:val=""/>
       <w:lvlJc w:val="left"/>
       <w:pPr>
@@ -35785,7 +36495,7 @@
     <w:lvl w:ilvl="0">
       <w:start w:val="1"/>
       <w:numFmt w:val="bullet"/>
-      <w:pStyle w:val="Duudong2"/>
+      <w:pStyle w:val="ListBullet2"/>
       <w:lvlText w:val=""/>
       <w:lvlJc w:val="left"/>
       <w:pPr>
@@ -35806,7 +36516,7 @@
     <w:lvl w:ilvl="0">
       <w:start w:val="1"/>
       <w:numFmt w:val="decimal"/>
-      <w:pStyle w:val="Sudong"/>
+      <w:pStyle w:val="ListNumber"/>
       <w:lvlText w:val="%1."/>
       <w:lvlJc w:val="left"/>
       <w:pPr>
@@ -35824,7 +36534,7 @@
     <w:lvl w:ilvl="0">
       <w:start w:val="1"/>
       <w:numFmt w:val="bullet"/>
-      <w:pStyle w:val="Duudong"/>
+      <w:pStyle w:val="ListBullet"/>
       <w:lvlText w:val=""/>
       <w:lvlJc w:val="left"/>
       <w:pPr>
@@ -36254,7 +36964,7 @@
     <w:lsdException w:name="Unresolved Mention" w:semiHidden="1" w:unhideWhenUsed="1"/>
     <w:lsdException w:name="Smart Link" w:semiHidden="1" w:unhideWhenUsed="1"/>
   </w:latentStyles>
-  <w:style w:type="paragraph" w:default="1" w:styleId="Binhthng">
+  <w:style w:type="paragraph" w:default="1" w:styleId="Normal">
     <w:name w:val="Normal"/>
     <w:qFormat/>
     <w:rsid w:val="00FC693F"/>
@@ -36266,11 +36976,11 @@
       <w:sz w:val="24"/>
     </w:rPr>
   </w:style>
-  <w:style w:type="paragraph" w:styleId="u1">
+  <w:style w:type="paragraph" w:styleId="Heading1">
     <w:name w:val="heading 1"/>
-    <w:basedOn w:val="Binhthng"/>
-    <w:next w:val="Binhthng"/>
-    <w:link w:val="u1Char"/>
+    <w:basedOn w:val="Normal"/>
+    <w:next w:val="Normal"/>
+    <w:link w:val="Heading1Char"/>
     <w:uiPriority w:val="9"/>
     <w:qFormat/>
     <w:rsid w:val="00FC693F"/>
@@ -36289,11 +36999,11 @@
       <w:szCs w:val="28"/>
     </w:rPr>
   </w:style>
-  <w:style w:type="paragraph" w:styleId="u2">
+  <w:style w:type="paragraph" w:styleId="Heading2">
     <w:name w:val="heading 2"/>
-    <w:basedOn w:val="Binhthng"/>
-    <w:next w:val="Binhthng"/>
-    <w:link w:val="u2Char"/>
+    <w:basedOn w:val="Normal"/>
+    <w:next w:val="Normal"/>
+    <w:link w:val="Heading2Char"/>
     <w:uiPriority w:val="9"/>
     <w:unhideWhenUsed/>
     <w:qFormat/>
@@ -36313,11 +37023,11 @@
       <w:szCs w:val="26"/>
     </w:rPr>
   </w:style>
-  <w:style w:type="paragraph" w:styleId="u3">
+  <w:style w:type="paragraph" w:styleId="Heading3">
     <w:name w:val="heading 3"/>
-    <w:basedOn w:val="Binhthng"/>
-    <w:next w:val="Binhthng"/>
-    <w:link w:val="u3Char"/>
+    <w:basedOn w:val="Normal"/>
+    <w:next w:val="Normal"/>
+    <w:link w:val="Heading3Char"/>
     <w:uiPriority w:val="9"/>
     <w:unhideWhenUsed/>
     <w:qFormat/>
@@ -36336,11 +37046,11 @@
       <w:sz w:val="25"/>
     </w:rPr>
   </w:style>
-  <w:style w:type="paragraph" w:styleId="u4">
+  <w:style w:type="paragraph" w:styleId="Heading4">
     <w:name w:val="heading 4"/>
-    <w:basedOn w:val="Binhthng"/>
-    <w:next w:val="Binhthng"/>
-    <w:link w:val="u4Char"/>
+    <w:basedOn w:val="Normal"/>
+    <w:next w:val="Normal"/>
+    <w:link w:val="Heading4Char"/>
     <w:uiPriority w:val="9"/>
     <w:semiHidden/>
     <w:unhideWhenUsed/>
@@ -36361,11 +37071,11 @@
       <w:color w:val="1F4E78"/>
     </w:rPr>
   </w:style>
-  <w:style w:type="paragraph" w:styleId="u5">
+  <w:style w:type="paragraph" w:styleId="Heading5">
     <w:name w:val="heading 5"/>
-    <w:basedOn w:val="Binhthng"/>
-    <w:next w:val="Binhthng"/>
-    <w:link w:val="u5Char"/>
+    <w:basedOn w:val="Normal"/>
+    <w:next w:val="Normal"/>
+    <w:link w:val="Heading5Char"/>
     <w:uiPriority w:val="9"/>
     <w:semiHidden/>
     <w:unhideWhenUsed/>
@@ -36382,11 +37092,11 @@
       <w:color w:val="243F60" w:themeColor="accent1" w:themeShade="7F"/>
     </w:rPr>
   </w:style>
-  <w:style w:type="paragraph" w:styleId="u6">
+  <w:style w:type="paragraph" w:styleId="Heading6">
     <w:name w:val="heading 6"/>
-    <w:basedOn w:val="Binhthng"/>
-    <w:next w:val="Binhthng"/>
-    <w:link w:val="u6Char"/>
+    <w:basedOn w:val="Normal"/>
+    <w:next w:val="Normal"/>
+    <w:link w:val="Heading6Char"/>
     <w:uiPriority w:val="9"/>
     <w:semiHidden/>
     <w:unhideWhenUsed/>
@@ -36405,11 +37115,11 @@
       <w:color w:val="243F60" w:themeColor="accent1" w:themeShade="7F"/>
     </w:rPr>
   </w:style>
-  <w:style w:type="paragraph" w:styleId="u7">
+  <w:style w:type="paragraph" w:styleId="Heading7">
     <w:name w:val="heading 7"/>
-    <w:basedOn w:val="Binhthng"/>
-    <w:next w:val="Binhthng"/>
-    <w:link w:val="u7Char"/>
+    <w:basedOn w:val="Normal"/>
+    <w:next w:val="Normal"/>
+    <w:link w:val="Heading7Char"/>
     <w:uiPriority w:val="9"/>
     <w:semiHidden/>
     <w:unhideWhenUsed/>
@@ -36428,11 +37138,11 @@
       <w:color w:val="404040" w:themeColor="text1" w:themeTint="BF"/>
     </w:rPr>
   </w:style>
-  <w:style w:type="paragraph" w:styleId="u8">
+  <w:style w:type="paragraph" w:styleId="Heading8">
     <w:name w:val="heading 8"/>
-    <w:basedOn w:val="Binhthng"/>
-    <w:next w:val="Binhthng"/>
-    <w:link w:val="u8Char"/>
+    <w:basedOn w:val="Normal"/>
+    <w:next w:val="Normal"/>
+    <w:link w:val="Heading8Char"/>
     <w:uiPriority w:val="9"/>
     <w:semiHidden/>
     <w:unhideWhenUsed/>
@@ -36451,11 +37161,11 @@
       <w:szCs w:val="20"/>
     </w:rPr>
   </w:style>
-  <w:style w:type="paragraph" w:styleId="u9">
+  <w:style w:type="paragraph" w:styleId="Heading9">
     <w:name w:val="heading 9"/>
-    <w:basedOn w:val="Binhthng"/>
-    <w:next w:val="Binhthng"/>
-    <w:link w:val="u9Char"/>
+    <w:basedOn w:val="Normal"/>
+    <w:next w:val="Normal"/>
+    <w:link w:val="Heading9Char"/>
     <w:uiPriority w:val="9"/>
     <w:semiHidden/>
     <w:unhideWhenUsed/>
@@ -36476,13 +37186,13 @@
       <w:szCs w:val="20"/>
     </w:rPr>
   </w:style>
-  <w:style w:type="character" w:default="1" w:styleId="Phngmcinhcuaoanvn">
+  <w:style w:type="character" w:default="1" w:styleId="DefaultParagraphFont">
     <w:name w:val="Default Paragraph Font"/>
     <w:uiPriority w:val="1"/>
     <w:semiHidden/>
     <w:unhideWhenUsed/>
   </w:style>
-  <w:style w:type="table" w:default="1" w:styleId="BangThngthng">
+  <w:style w:type="table" w:default="1" w:styleId="TableNormal">
     <w:name w:val="Normal Table"/>
     <w:uiPriority w:val="99"/>
     <w:semiHidden/>
@@ -36497,16 +37207,16 @@
       </w:tblCellMar>
     </w:tblPr>
   </w:style>
-  <w:style w:type="numbering" w:default="1" w:styleId="Khngco">
+  <w:style w:type="numbering" w:default="1" w:styleId="NoList">
     <w:name w:val="No List"/>
     <w:uiPriority w:val="99"/>
     <w:semiHidden/>
     <w:unhideWhenUsed/>
   </w:style>
-  <w:style w:type="paragraph" w:styleId="utrang">
+  <w:style w:type="paragraph" w:styleId="Header">
     <w:name w:val="header"/>
-    <w:basedOn w:val="Binhthng"/>
-    <w:link w:val="utrangChar"/>
+    <w:basedOn w:val="Normal"/>
+    <w:link w:val="HeaderChar"/>
     <w:uiPriority w:val="99"/>
     <w:unhideWhenUsed/>
     <w:rsid w:val="00E618BF"/>
@@ -36518,17 +37228,17 @@
       <w:spacing w:after="0" w:line="240" w:lineRule="auto"/>
     </w:pPr>
   </w:style>
-  <w:style w:type="character" w:customStyle="1" w:styleId="utrangChar">
-    <w:name w:val="Đầu trang Char"/>
-    <w:basedOn w:val="Phngmcinhcuaoanvn"/>
-    <w:link w:val="utrang"/>
+  <w:style w:type="character" w:customStyle="1" w:styleId="HeaderChar">
+    <w:name w:val="Header Char"/>
+    <w:basedOn w:val="DefaultParagraphFont"/>
+    <w:link w:val="Header"/>
     <w:uiPriority w:val="99"/>
     <w:rsid w:val="00E618BF"/>
   </w:style>
-  <w:style w:type="paragraph" w:styleId="Chntrang">
+  <w:style w:type="paragraph" w:styleId="Footer">
     <w:name w:val="footer"/>
-    <w:basedOn w:val="Binhthng"/>
-    <w:link w:val="ChntrangChar"/>
+    <w:basedOn w:val="Normal"/>
+    <w:link w:val="FooterChar"/>
     <w:uiPriority w:val="99"/>
     <w:unhideWhenUsed/>
     <w:rsid w:val="00E618BF"/>
@@ -36540,14 +37250,14 @@
       <w:spacing w:after="0" w:line="240" w:lineRule="auto"/>
     </w:pPr>
   </w:style>
-  <w:style w:type="character" w:customStyle="1" w:styleId="ChntrangChar">
-    <w:name w:val="Chân trang Char"/>
-    <w:basedOn w:val="Phngmcinhcuaoanvn"/>
-    <w:link w:val="Chntrang"/>
+  <w:style w:type="character" w:customStyle="1" w:styleId="FooterChar">
+    <w:name w:val="Footer Char"/>
+    <w:basedOn w:val="DefaultParagraphFont"/>
+    <w:link w:val="Footer"/>
     <w:uiPriority w:val="99"/>
     <w:rsid w:val="00E618BF"/>
   </w:style>
-  <w:style w:type="paragraph" w:styleId="KhngDncch">
+  <w:style w:type="paragraph" w:styleId="NoSpacing">
     <w:name w:val="No Spacing"/>
     <w:uiPriority w:val="1"/>
     <w:qFormat/>
@@ -36556,10 +37266,10 @@
       <w:spacing w:after="0" w:line="240" w:lineRule="auto"/>
     </w:pPr>
   </w:style>
-  <w:style w:type="character" w:customStyle="1" w:styleId="u1Char">
-    <w:name w:val="Đầu đề 1 Char"/>
-    <w:basedOn w:val="Phngmcinhcuaoanvn"/>
-    <w:link w:val="u1"/>
+  <w:style w:type="character" w:customStyle="1" w:styleId="Heading1Char">
+    <w:name w:val="Heading 1 Char"/>
+    <w:basedOn w:val="DefaultParagraphFont"/>
+    <w:link w:val="Heading1"/>
     <w:uiPriority w:val="9"/>
     <w:rsid w:val="00FC693F"/>
     <w:rPr>
@@ -36571,10 +37281,10 @@
       <w:szCs w:val="28"/>
     </w:rPr>
   </w:style>
-  <w:style w:type="character" w:customStyle="1" w:styleId="u2Char">
-    <w:name w:val="Đầu đề 2 Char"/>
-    <w:basedOn w:val="Phngmcinhcuaoanvn"/>
-    <w:link w:val="u2"/>
+  <w:style w:type="character" w:customStyle="1" w:styleId="Heading2Char">
+    <w:name w:val="Heading 2 Char"/>
+    <w:basedOn w:val="DefaultParagraphFont"/>
+    <w:link w:val="Heading2"/>
     <w:uiPriority w:val="9"/>
     <w:rsid w:val="00FC693F"/>
     <w:rPr>
@@ -36586,10 +37296,10 @@
       <w:szCs w:val="26"/>
     </w:rPr>
   </w:style>
-  <w:style w:type="character" w:customStyle="1" w:styleId="u3Char">
-    <w:name w:val="Đầu đề 3 Char"/>
-    <w:basedOn w:val="Phngmcinhcuaoanvn"/>
-    <w:link w:val="u3"/>
+  <w:style w:type="character" w:customStyle="1" w:styleId="Heading3Char">
+    <w:name w:val="Heading 3 Char"/>
+    <w:basedOn w:val="DefaultParagraphFont"/>
+    <w:link w:val="Heading3"/>
     <w:uiPriority w:val="9"/>
     <w:rsid w:val="00FC693F"/>
     <w:rPr>
@@ -36599,11 +37309,11 @@
       <w:color w:val="4F81BD" w:themeColor="accent1"/>
     </w:rPr>
   </w:style>
-  <w:style w:type="paragraph" w:styleId="Tiu">
+  <w:style w:type="paragraph" w:styleId="Title">
     <w:name w:val="Title"/>
-    <w:basedOn w:val="Binhthng"/>
-    <w:next w:val="Binhthng"/>
-    <w:link w:val="TiuChar"/>
+    <w:basedOn w:val="Normal"/>
+    <w:next w:val="Normal"/>
+    <w:link w:val="TitleChar"/>
     <w:uiPriority w:val="10"/>
     <w:qFormat/>
     <w:rsid w:val="00FC693F"/>
@@ -36623,10 +37333,10 @@
       <w:szCs w:val="52"/>
     </w:rPr>
   </w:style>
-  <w:style w:type="character" w:customStyle="1" w:styleId="TiuChar">
-    <w:name w:val="Tiêu đề Char"/>
-    <w:basedOn w:val="Phngmcinhcuaoanvn"/>
-    <w:link w:val="Tiu"/>
+  <w:style w:type="character" w:customStyle="1" w:styleId="TitleChar">
+    <w:name w:val="Title Char"/>
+    <w:basedOn w:val="DefaultParagraphFont"/>
+    <w:link w:val="Title"/>
     <w:uiPriority w:val="10"/>
     <w:rsid w:val="00FC693F"/>
     <w:rPr>
@@ -36638,11 +37348,11 @@
       <w:szCs w:val="52"/>
     </w:rPr>
   </w:style>
-  <w:style w:type="paragraph" w:styleId="Tiuphu">
+  <w:style w:type="paragraph" w:styleId="Subtitle">
     <w:name w:val="Subtitle"/>
-    <w:basedOn w:val="Binhthng"/>
-    <w:next w:val="Binhthng"/>
-    <w:link w:val="TiuphuChar"/>
+    <w:basedOn w:val="Normal"/>
+    <w:next w:val="Normal"/>
+    <w:link w:val="SubtitleChar"/>
     <w:uiPriority w:val="11"/>
     <w:qFormat/>
     <w:rsid w:val="00FC693F"/>
@@ -36660,10 +37370,10 @@
       <w:szCs w:val="24"/>
     </w:rPr>
   </w:style>
-  <w:style w:type="character" w:customStyle="1" w:styleId="TiuphuChar">
-    <w:name w:val="Tiêu đề phụ Char"/>
-    <w:basedOn w:val="Phngmcinhcuaoanvn"/>
-    <w:link w:val="Tiuphu"/>
+  <w:style w:type="character" w:customStyle="1" w:styleId="SubtitleChar">
+    <w:name w:val="Subtitle Char"/>
+    <w:basedOn w:val="DefaultParagraphFont"/>
+    <w:link w:val="Subtitle"/>
     <w:uiPriority w:val="11"/>
     <w:rsid w:val="00FC693F"/>
     <w:rPr>
@@ -36676,9 +37386,9 @@
       <w:szCs w:val="24"/>
     </w:rPr>
   </w:style>
-  <w:style w:type="paragraph" w:styleId="oancuaDanhsach">
+  <w:style w:type="paragraph" w:styleId="ListParagraph">
     <w:name w:val="List Paragraph"/>
-    <w:basedOn w:val="Binhthng"/>
+    <w:basedOn w:val="Normal"/>
     <w:uiPriority w:val="34"/>
     <w:qFormat/>
     <w:rsid w:val="00FC693F"/>
@@ -36687,25 +37397,25 @@
       <w:contextualSpacing/>
     </w:pPr>
   </w:style>
-  <w:style w:type="paragraph" w:styleId="ThnVnban">
+  <w:style w:type="paragraph" w:styleId="BodyText">
     <w:name w:val="Body Text"/>
-    <w:basedOn w:val="Binhthng"/>
-    <w:link w:val="ThnVnbanChar"/>
+    <w:basedOn w:val="Normal"/>
+    <w:link w:val="BodyTextChar"/>
     <w:uiPriority w:val="99"/>
     <w:unhideWhenUsed/>
     <w:rsid w:val="00AA1D8D"/>
   </w:style>
-  <w:style w:type="character" w:customStyle="1" w:styleId="ThnVnbanChar">
-    <w:name w:val="Thân Văn bản Char"/>
-    <w:basedOn w:val="Phngmcinhcuaoanvn"/>
-    <w:link w:val="ThnVnban"/>
+  <w:style w:type="character" w:customStyle="1" w:styleId="BodyTextChar">
+    <w:name w:val="Body Text Char"/>
+    <w:basedOn w:val="DefaultParagraphFont"/>
+    <w:link w:val="BodyText"/>
     <w:uiPriority w:val="99"/>
     <w:rsid w:val="00AA1D8D"/>
   </w:style>
-  <w:style w:type="paragraph" w:styleId="Thnvnban2">
+  <w:style w:type="paragraph" w:styleId="BodyText2">
     <w:name w:val="Body Text 2"/>
-    <w:basedOn w:val="Binhthng"/>
-    <w:link w:val="Thnvnban2Char"/>
+    <w:basedOn w:val="Normal"/>
+    <w:link w:val="BodyText2Char"/>
     <w:uiPriority w:val="99"/>
     <w:unhideWhenUsed/>
     <w:rsid w:val="00AA1D8D"/>
@@ -36713,17 +37423,17 @@
       <w:spacing w:line="480" w:lineRule="auto"/>
     </w:pPr>
   </w:style>
-  <w:style w:type="character" w:customStyle="1" w:styleId="Thnvnban2Char">
-    <w:name w:val="Thân văn bản 2 Char"/>
-    <w:basedOn w:val="Phngmcinhcuaoanvn"/>
-    <w:link w:val="Thnvnban2"/>
+  <w:style w:type="character" w:customStyle="1" w:styleId="BodyText2Char">
+    <w:name w:val="Body Text 2 Char"/>
+    <w:basedOn w:val="DefaultParagraphFont"/>
+    <w:link w:val="BodyText2"/>
     <w:uiPriority w:val="99"/>
     <w:rsid w:val="00AA1D8D"/>
   </w:style>
-  <w:style w:type="paragraph" w:styleId="Thnvnban3">
+  <w:style w:type="paragraph" w:styleId="BodyText3">
     <w:name w:val="Body Text 3"/>
-    <w:basedOn w:val="Binhthng"/>
-    <w:link w:val="Thnvnban3Char"/>
+    <w:basedOn w:val="Normal"/>
+    <w:link w:val="BodyText3Char"/>
     <w:uiPriority w:val="99"/>
     <w:unhideWhenUsed/>
     <w:rsid w:val="00AA1D8D"/>
@@ -36732,10 +37442,10 @@
       <w:szCs w:val="16"/>
     </w:rPr>
   </w:style>
-  <w:style w:type="character" w:customStyle="1" w:styleId="Thnvnban3Char">
-    <w:name w:val="Thân văn bản 3 Char"/>
-    <w:basedOn w:val="Phngmcinhcuaoanvn"/>
-    <w:link w:val="Thnvnban3"/>
+  <w:style w:type="character" w:customStyle="1" w:styleId="BodyText3Char">
+    <w:name w:val="Body Text 3 Char"/>
+    <w:basedOn w:val="DefaultParagraphFont"/>
+    <w:link w:val="BodyText3"/>
     <w:uiPriority w:val="99"/>
     <w:rsid w:val="00AA1D8D"/>
     <w:rPr>
@@ -36743,9 +37453,9 @@
       <w:szCs w:val="16"/>
     </w:rPr>
   </w:style>
-  <w:style w:type="paragraph" w:styleId="Danhsach">
+  <w:style w:type="paragraph" w:styleId="List">
     <w:name w:val="List"/>
-    <w:basedOn w:val="Binhthng"/>
+    <w:basedOn w:val="Normal"/>
     <w:uiPriority w:val="99"/>
     <w:unhideWhenUsed/>
     <w:rsid w:val="00AA1D8D"/>
@@ -36754,9 +37464,9 @@
       <w:contextualSpacing/>
     </w:pPr>
   </w:style>
-  <w:style w:type="paragraph" w:styleId="Danhsach2">
+  <w:style w:type="paragraph" w:styleId="List2">
     <w:name w:val="List 2"/>
-    <w:basedOn w:val="Binhthng"/>
+    <w:basedOn w:val="Normal"/>
     <w:uiPriority w:val="99"/>
     <w:unhideWhenUsed/>
     <w:rsid w:val="00326F90"/>
@@ -36765,9 +37475,9 @@
       <w:contextualSpacing/>
     </w:pPr>
   </w:style>
-  <w:style w:type="paragraph" w:styleId="Danhsach3">
+  <w:style w:type="paragraph" w:styleId="List3">
     <w:name w:val="List 3"/>
-    <w:basedOn w:val="Binhthng"/>
+    <w:basedOn w:val="Normal"/>
     <w:uiPriority w:val="99"/>
     <w:unhideWhenUsed/>
     <w:rsid w:val="00326F90"/>
@@ -36776,9 +37486,9 @@
       <w:contextualSpacing/>
     </w:pPr>
   </w:style>
-  <w:style w:type="paragraph" w:styleId="Duudong">
+  <w:style w:type="paragraph" w:styleId="ListBullet">
     <w:name w:val="List Bullet"/>
-    <w:basedOn w:val="Binhthng"/>
+    <w:basedOn w:val="Normal"/>
     <w:uiPriority w:val="99"/>
     <w:unhideWhenUsed/>
     <w:rsid w:val="00326F90"/>
@@ -36789,9 +37499,9 @@
       <w:contextualSpacing/>
     </w:pPr>
   </w:style>
-  <w:style w:type="paragraph" w:styleId="Duudong2">
+  <w:style w:type="paragraph" w:styleId="ListBullet2">
     <w:name w:val="List Bullet 2"/>
-    <w:basedOn w:val="Binhthng"/>
+    <w:basedOn w:val="Normal"/>
     <w:uiPriority w:val="99"/>
     <w:unhideWhenUsed/>
     <w:rsid w:val="00326F90"/>
@@ -36802,9 +37512,9 @@
       <w:contextualSpacing/>
     </w:pPr>
   </w:style>
-  <w:style w:type="paragraph" w:styleId="Duudong3">
+  <w:style w:type="paragraph" w:styleId="ListBullet3">
     <w:name w:val="List Bullet 3"/>
-    <w:basedOn w:val="Binhthng"/>
+    <w:basedOn w:val="Normal"/>
     <w:uiPriority w:val="99"/>
     <w:unhideWhenUsed/>
     <w:rsid w:val="00326F90"/>
@@ -36815,9 +37525,9 @@
       <w:contextualSpacing/>
     </w:pPr>
   </w:style>
-  <w:style w:type="paragraph" w:styleId="Sudong">
+  <w:style w:type="paragraph" w:styleId="ListNumber">
     <w:name w:val="List Number"/>
-    <w:basedOn w:val="Binhthng"/>
+    <w:basedOn w:val="Normal"/>
     <w:uiPriority w:val="99"/>
     <w:unhideWhenUsed/>
     <w:rsid w:val="00326F90"/>
@@ -36828,9 +37538,9 @@
       <w:contextualSpacing/>
     </w:pPr>
   </w:style>
-  <w:style w:type="paragraph" w:styleId="Sudong2">
+  <w:style w:type="paragraph" w:styleId="ListNumber2">
     <w:name w:val="List Number 2"/>
-    <w:basedOn w:val="Binhthng"/>
+    <w:basedOn w:val="Normal"/>
     <w:uiPriority w:val="99"/>
     <w:unhideWhenUsed/>
     <w:rsid w:val="0029639D"/>
@@ -36841,9 +37551,9 @@
       <w:contextualSpacing/>
     </w:pPr>
   </w:style>
-  <w:style w:type="paragraph" w:styleId="Sudong3">
+  <w:style w:type="paragraph" w:styleId="ListNumber3">
     <w:name w:val="List Number 3"/>
-    <w:basedOn w:val="Binhthng"/>
+    <w:basedOn w:val="Normal"/>
     <w:uiPriority w:val="99"/>
     <w:unhideWhenUsed/>
     <w:rsid w:val="0029639D"/>
@@ -36854,9 +37564,9 @@
       <w:contextualSpacing/>
     </w:pPr>
   </w:style>
-  <w:style w:type="paragraph" w:styleId="Danhsachlintuc">
+  <w:style w:type="paragraph" w:styleId="ListContinue">
     <w:name w:val="List Continue"/>
-    <w:basedOn w:val="Binhthng"/>
+    <w:basedOn w:val="Normal"/>
     <w:uiPriority w:val="99"/>
     <w:unhideWhenUsed/>
     <w:rsid w:val="0029639D"/>
@@ -36865,9 +37575,9 @@
       <w:contextualSpacing/>
     </w:pPr>
   </w:style>
-  <w:style w:type="paragraph" w:styleId="Danhsachlintuc2">
+  <w:style w:type="paragraph" w:styleId="ListContinue2">
     <w:name w:val="List Continue 2"/>
-    <w:basedOn w:val="Binhthng"/>
+    <w:basedOn w:val="Normal"/>
     <w:uiPriority w:val="99"/>
     <w:unhideWhenUsed/>
     <w:rsid w:val="0029639D"/>
@@ -36876,9 +37586,9 @@
       <w:contextualSpacing/>
     </w:pPr>
   </w:style>
-  <w:style w:type="paragraph" w:styleId="Danhsachlintuc3">
+  <w:style w:type="paragraph" w:styleId="ListContinue3">
     <w:name w:val="List Continue 3"/>
-    <w:basedOn w:val="Binhthng"/>
+    <w:basedOn w:val="Normal"/>
     <w:uiPriority w:val="99"/>
     <w:unhideWhenUsed/>
     <w:rsid w:val="0029639D"/>
@@ -36887,9 +37597,9 @@
       <w:contextualSpacing/>
     </w:pPr>
   </w:style>
-  <w:style w:type="paragraph" w:styleId="VnbanMacro">
+  <w:style w:type="paragraph" w:styleId="MacroText">
     <w:name w:val="macro"/>
-    <w:link w:val="VnbanMacroChar"/>
+    <w:link w:val="MacroTextChar"/>
     <w:uiPriority w:val="99"/>
     <w:unhideWhenUsed/>
     <w:rsid w:val="0029639D"/>
@@ -36910,10 +37620,10 @@
       <w:szCs w:val="20"/>
     </w:rPr>
   </w:style>
-  <w:style w:type="character" w:customStyle="1" w:styleId="VnbanMacroChar">
-    <w:name w:val="Văn bản Macro Char"/>
-    <w:basedOn w:val="Phngmcinhcuaoanvn"/>
-    <w:link w:val="VnbanMacro"/>
+  <w:style w:type="character" w:customStyle="1" w:styleId="MacroTextChar">
+    <w:name w:val="Macro Text Char"/>
+    <w:basedOn w:val="DefaultParagraphFont"/>
+    <w:link w:val="MacroText"/>
     <w:uiPriority w:val="99"/>
     <w:rsid w:val="0029639D"/>
     <w:rPr>
@@ -36922,11 +37632,11 @@
       <w:szCs w:val="20"/>
     </w:rPr>
   </w:style>
-  <w:style w:type="paragraph" w:styleId="Litrichdn">
+  <w:style w:type="paragraph" w:styleId="Quote">
     <w:name w:val="Quote"/>
-    <w:basedOn w:val="Binhthng"/>
-    <w:next w:val="Binhthng"/>
-    <w:link w:val="LitrichdnChar"/>
+    <w:basedOn w:val="Normal"/>
+    <w:next w:val="Normal"/>
+    <w:link w:val="QuoteChar"/>
     <w:uiPriority w:val="29"/>
     <w:qFormat/>
     <w:rsid w:val="00FC693F"/>
@@ -36936,10 +37646,10 @@
       <w:color w:val="000000" w:themeColor="text1"/>
     </w:rPr>
   </w:style>
-  <w:style w:type="character" w:customStyle="1" w:styleId="LitrichdnChar">
-    <w:name w:val="Lời trích dẫn Char"/>
-    <w:basedOn w:val="Phngmcinhcuaoanvn"/>
-    <w:link w:val="Litrichdn"/>
+  <w:style w:type="character" w:customStyle="1" w:styleId="QuoteChar">
+    <w:name w:val="Quote Char"/>
+    <w:basedOn w:val="DefaultParagraphFont"/>
+    <w:link w:val="Quote"/>
     <w:uiPriority w:val="29"/>
     <w:rsid w:val="00FC693F"/>
     <w:rPr>
@@ -36948,10 +37658,10 @@
       <w:color w:val="000000" w:themeColor="text1"/>
     </w:rPr>
   </w:style>
-  <w:style w:type="character" w:customStyle="1" w:styleId="u4Char">
-    <w:name w:val="Đầu đề 4 Char"/>
-    <w:basedOn w:val="Phngmcinhcuaoanvn"/>
-    <w:link w:val="u4"/>
+  <w:style w:type="character" w:customStyle="1" w:styleId="Heading4Char">
+    <w:name w:val="Heading 4 Char"/>
+    <w:basedOn w:val="DefaultParagraphFont"/>
+    <w:link w:val="Heading4"/>
     <w:uiPriority w:val="9"/>
     <w:semiHidden/>
     <w:rsid w:val="00FC693F"/>
@@ -36964,10 +37674,10 @@
       <w:color w:val="4F81BD" w:themeColor="accent1"/>
     </w:rPr>
   </w:style>
-  <w:style w:type="character" w:customStyle="1" w:styleId="u5Char">
-    <w:name w:val="Đầu đề 5 Char"/>
-    <w:basedOn w:val="Phngmcinhcuaoanvn"/>
-    <w:link w:val="u5"/>
+  <w:style w:type="character" w:customStyle="1" w:styleId="Heading5Char">
+    <w:name w:val="Heading 5 Char"/>
+    <w:basedOn w:val="DefaultParagraphFont"/>
+    <w:link w:val="Heading5"/>
     <w:uiPriority w:val="9"/>
     <w:semiHidden/>
     <w:rsid w:val="00FC693F"/>
@@ -36976,10 +37686,10 @@
       <w:color w:val="243F60" w:themeColor="accent1" w:themeShade="7F"/>
     </w:rPr>
   </w:style>
-  <w:style w:type="character" w:customStyle="1" w:styleId="u6Char">
-    <w:name w:val="Đầu đề 6 Char"/>
-    <w:basedOn w:val="Phngmcinhcuaoanvn"/>
-    <w:link w:val="u6"/>
+  <w:style w:type="character" w:customStyle="1" w:styleId="Heading6Char">
+    <w:name w:val="Heading 6 Char"/>
+    <w:basedOn w:val="DefaultParagraphFont"/>
+    <w:link w:val="Heading6"/>
     <w:uiPriority w:val="9"/>
     <w:semiHidden/>
     <w:rsid w:val="00FC693F"/>
@@ -36990,10 +37700,10 @@
       <w:color w:val="243F60" w:themeColor="accent1" w:themeShade="7F"/>
     </w:rPr>
   </w:style>
-  <w:style w:type="character" w:customStyle="1" w:styleId="u7Char">
-    <w:name w:val="Đầu đề 7 Char"/>
-    <w:basedOn w:val="Phngmcinhcuaoanvn"/>
-    <w:link w:val="u7"/>
+  <w:style w:type="character" w:customStyle="1" w:styleId="Heading7Char">
+    <w:name w:val="Heading 7 Char"/>
+    <w:basedOn w:val="DefaultParagraphFont"/>
+    <w:link w:val="Heading7"/>
     <w:uiPriority w:val="9"/>
     <w:semiHidden/>
     <w:rsid w:val="00FC693F"/>
@@ -37004,10 +37714,10 @@
       <w:color w:val="404040" w:themeColor="text1" w:themeTint="BF"/>
     </w:rPr>
   </w:style>
-  <w:style w:type="character" w:customStyle="1" w:styleId="u8Char">
-    <w:name w:val="Đầu đề 8 Char"/>
-    <w:basedOn w:val="Phngmcinhcuaoanvn"/>
-    <w:link w:val="u8"/>
+  <w:style w:type="character" w:customStyle="1" w:styleId="Heading8Char">
+    <w:name w:val="Heading 8 Char"/>
+    <w:basedOn w:val="DefaultParagraphFont"/>
+    <w:link w:val="Heading8"/>
     <w:uiPriority w:val="9"/>
     <w:semiHidden/>
     <w:rsid w:val="00FC693F"/>
@@ -37018,10 +37728,10 @@
       <w:szCs w:val="20"/>
     </w:rPr>
   </w:style>
-  <w:style w:type="character" w:customStyle="1" w:styleId="u9Char">
-    <w:name w:val="Đầu đề 9 Char"/>
-    <w:basedOn w:val="Phngmcinhcuaoanvn"/>
-    <w:link w:val="u9"/>
+  <w:style w:type="character" w:customStyle="1" w:styleId="Heading9Char">
+    <w:name w:val="Heading 9 Char"/>
+    <w:basedOn w:val="DefaultParagraphFont"/>
+    <w:link w:val="Heading9"/>
     <w:uiPriority w:val="9"/>
     <w:semiHidden/>
     <w:rsid w:val="00FC693F"/>
@@ -37034,10 +37744,10 @@
       <w:szCs w:val="20"/>
     </w:rPr>
   </w:style>
-  <w:style w:type="paragraph" w:styleId="Chuthich">
+  <w:style w:type="paragraph" w:styleId="Caption">
     <w:name w:val="caption"/>
-    <w:basedOn w:val="Binhthng"/>
-    <w:next w:val="Binhthng"/>
+    <w:basedOn w:val="Normal"/>
+    <w:next w:val="Normal"/>
     <w:uiPriority w:val="35"/>
     <w:semiHidden/>
     <w:unhideWhenUsed/>
@@ -37054,9 +37764,9 @@
       <w:szCs w:val="18"/>
     </w:rPr>
   </w:style>
-  <w:style w:type="character" w:styleId="Manh">
+  <w:style w:type="character" w:styleId="Strong">
     <w:name w:val="Strong"/>
-    <w:basedOn w:val="Phngmcinhcuaoanvn"/>
+    <w:basedOn w:val="DefaultParagraphFont"/>
     <w:uiPriority w:val="22"/>
     <w:qFormat/>
     <w:rsid w:val="00FC693F"/>
@@ -37065,9 +37775,9 @@
       <w:bCs/>
     </w:rPr>
   </w:style>
-  <w:style w:type="character" w:styleId="Nhnmanh">
+  <w:style w:type="character" w:styleId="Emphasis">
     <w:name w:val="Emphasis"/>
-    <w:basedOn w:val="Phngmcinhcuaoanvn"/>
+    <w:basedOn w:val="DefaultParagraphFont"/>
     <w:uiPriority w:val="20"/>
     <w:qFormat/>
     <w:rsid w:val="00FC693F"/>
@@ -37076,11 +37786,11 @@
       <w:iCs/>
     </w:rPr>
   </w:style>
-  <w:style w:type="paragraph" w:styleId="Nhaykepm">
+  <w:style w:type="paragraph" w:styleId="IntenseQuote">
     <w:name w:val="Intense Quote"/>
-    <w:basedOn w:val="Binhthng"/>
-    <w:next w:val="Binhthng"/>
-    <w:link w:val="NhaykepmChar"/>
+    <w:basedOn w:val="Normal"/>
+    <w:next w:val="Normal"/>
+    <w:link w:val="IntenseQuoteChar"/>
     <w:uiPriority w:val="30"/>
     <w:qFormat/>
     <w:rsid w:val="00FC693F"/>
@@ -37099,10 +37809,10 @@
       <w:color w:val="4F81BD" w:themeColor="accent1"/>
     </w:rPr>
   </w:style>
-  <w:style w:type="character" w:customStyle="1" w:styleId="NhaykepmChar">
-    <w:name w:val="Nháy kép Đậm Char"/>
-    <w:basedOn w:val="Phngmcinhcuaoanvn"/>
-    <w:link w:val="Nhaykepm"/>
+  <w:style w:type="character" w:customStyle="1" w:styleId="IntenseQuoteChar">
+    <w:name w:val="Intense Quote Char"/>
+    <w:basedOn w:val="DefaultParagraphFont"/>
+    <w:link w:val="IntenseQuote"/>
     <w:uiPriority w:val="30"/>
     <w:rsid w:val="00FC693F"/>
     <w:rPr>
@@ -37113,9 +37823,9 @@
       <w:color w:val="4F81BD" w:themeColor="accent1"/>
     </w:rPr>
   </w:style>
-  <w:style w:type="character" w:styleId="NhnmanhTinht">
+  <w:style w:type="character" w:styleId="SubtleEmphasis">
     <w:name w:val="Subtle Emphasis"/>
-    <w:basedOn w:val="Phngmcinhcuaoanvn"/>
+    <w:basedOn w:val="DefaultParagraphFont"/>
     <w:uiPriority w:val="19"/>
     <w:qFormat/>
     <w:rsid w:val="00FC693F"/>
@@ -37125,9 +37835,9 @@
       <w:color w:val="808080" w:themeColor="text1" w:themeTint="7F"/>
     </w:rPr>
   </w:style>
-  <w:style w:type="character" w:styleId="NhnmnhThm">
+  <w:style w:type="character" w:styleId="IntenseEmphasis">
     <w:name w:val="Intense Emphasis"/>
-    <w:basedOn w:val="Phngmcinhcuaoanvn"/>
+    <w:basedOn w:val="DefaultParagraphFont"/>
     <w:uiPriority w:val="21"/>
     <w:qFormat/>
     <w:rsid w:val="00FC693F"/>
@@ -37139,9 +37849,9 @@
       <w:color w:val="4F81BD" w:themeColor="accent1"/>
     </w:rPr>
   </w:style>
-  <w:style w:type="character" w:styleId="ThamchiuTinht">
+  <w:style w:type="character" w:styleId="SubtleReference">
     <w:name w:val="Subtle Reference"/>
-    <w:basedOn w:val="Phngmcinhcuaoanvn"/>
+    <w:basedOn w:val="DefaultParagraphFont"/>
     <w:uiPriority w:val="31"/>
     <w:qFormat/>
     <w:rsid w:val="00FC693F"/>
@@ -37151,9 +37861,9 @@
       <w:u w:val="single"/>
     </w:rPr>
   </w:style>
-  <w:style w:type="character" w:styleId="ThamchiuNhnmnh">
+  <w:style w:type="character" w:styleId="IntenseReference">
     <w:name w:val="Intense Reference"/>
-    <w:basedOn w:val="Phngmcinhcuaoanvn"/>
+    <w:basedOn w:val="DefaultParagraphFont"/>
     <w:uiPriority w:val="32"/>
     <w:qFormat/>
     <w:rsid w:val="00FC693F"/>
@@ -37166,9 +37876,9 @@
       <w:u w:val="single"/>
     </w:rPr>
   </w:style>
-  <w:style w:type="character" w:styleId="TiuSach">
+  <w:style w:type="character" w:styleId="BookTitle">
     <w:name w:val="Book Title"/>
-    <w:basedOn w:val="Phngmcinhcuaoanvn"/>
+    <w:basedOn w:val="DefaultParagraphFont"/>
     <w:uiPriority w:val="33"/>
     <w:qFormat/>
     <w:rsid w:val="00FC693F"/>
@@ -37179,10 +37889,10 @@
       <w:spacing w:val="5"/>
     </w:rPr>
   </w:style>
-  <w:style w:type="paragraph" w:styleId="uMucluc">
+  <w:style w:type="paragraph" w:styleId="TOCHeading">
     <w:name w:val="TOC Heading"/>
-    <w:basedOn w:val="u1"/>
-    <w:next w:val="Binhthng"/>
+    <w:basedOn w:val="Heading1"/>
+    <w:next w:val="Normal"/>
     <w:uiPriority w:val="39"/>
     <w:semiHidden/>
     <w:unhideWhenUsed/>
@@ -37192,9 +37902,9 @@
       <w:outlineLvl w:val="9"/>
     </w:pPr>
   </w:style>
-  <w:style w:type="table" w:styleId="LiBang">
+  <w:style w:type="table" w:styleId="TableGrid">
     <w:name w:val="Table Grid"/>
-    <w:basedOn w:val="BangThngthng"/>
+    <w:basedOn w:val="TableNormal"/>
     <w:uiPriority w:val="59"/>
     <w:rsid w:val="00FC693F"/>
     <w:pPr>
@@ -37211,9 +37921,9 @@
       </w:tblBorders>
     </w:tblPr>
   </w:style>
-  <w:style w:type="table" w:styleId="TnnMausang">
+  <w:style w:type="table" w:styleId="LightShading">
     <w:name w:val="Light Shading"/>
-    <w:basedOn w:val="BangThngthng"/>
+    <w:basedOn w:val="TableNormal"/>
     <w:uiPriority w:val="60"/>
     <w:rsid w:val="00FC693F"/>
     <w:pPr>
@@ -37307,9 +38017,9 @@
       </w:tcPr>
     </w:tblStylePr>
   </w:style>
-  <w:style w:type="table" w:styleId="TnnMausang-Nhnmanh1">
+  <w:style w:type="table" w:styleId="LightShading-Accent1">
     <w:name w:val="Light Shading Accent 1"/>
-    <w:basedOn w:val="BangThngthng"/>
+    <w:basedOn w:val="TableNormal"/>
     <w:uiPriority w:val="60"/>
     <w:rsid w:val="00FC693F"/>
     <w:pPr>
@@ -37403,9 +38113,9 @@
       </w:tcPr>
     </w:tblStylePr>
   </w:style>
-  <w:style w:type="table" w:styleId="TnnMausang-Nhnmanh2">
+  <w:style w:type="table" w:styleId="LightShading-Accent2">
     <w:name w:val="Light Shading Accent 2"/>
-    <w:basedOn w:val="BangThngthng"/>
+    <w:basedOn w:val="TableNormal"/>
     <w:uiPriority w:val="60"/>
     <w:rsid w:val="00FC693F"/>
     <w:pPr>
@@ -37499,9 +38209,9 @@
       </w:tcPr>
     </w:tblStylePr>
   </w:style>
-  <w:style w:type="table" w:styleId="TnnMausang-Nhnmanh3">
+  <w:style w:type="table" w:styleId="LightShading-Accent3">
     <w:name w:val="Light Shading Accent 3"/>
-    <w:basedOn w:val="BangThngthng"/>
+    <w:basedOn w:val="TableNormal"/>
     <w:uiPriority w:val="60"/>
     <w:rsid w:val="00FC693F"/>
     <w:pPr>
@@ -37595,9 +38305,9 @@
       </w:tcPr>
     </w:tblStylePr>
   </w:style>
-  <w:style w:type="table" w:styleId="TnnMausang-Nhnmanh4">
+  <w:style w:type="table" w:styleId="LightShading-Accent4">
     <w:name w:val="Light Shading Accent 4"/>
-    <w:basedOn w:val="BangThngthng"/>
+    <w:basedOn w:val="TableNormal"/>
     <w:uiPriority w:val="60"/>
     <w:rsid w:val="00FC693F"/>
     <w:pPr>
@@ -37691,9 +38401,9 @@
       </w:tcPr>
     </w:tblStylePr>
   </w:style>
-  <w:style w:type="table" w:styleId="TnnMausang-Nhnmanh5">
+  <w:style w:type="table" w:styleId="LightShading-Accent5">
     <w:name w:val="Light Shading Accent 5"/>
-    <w:basedOn w:val="BangThngthng"/>
+    <w:basedOn w:val="TableNormal"/>
     <w:uiPriority w:val="60"/>
     <w:rsid w:val="00FC693F"/>
     <w:pPr>
@@ -37787,9 +38497,9 @@
       </w:tcPr>
     </w:tblStylePr>
   </w:style>
-  <w:style w:type="table" w:styleId="TnnMausang-Nhnmanh6">
+  <w:style w:type="table" w:styleId="LightShading-Accent6">
     <w:name w:val="Light Shading Accent 6"/>
-    <w:basedOn w:val="BangThngthng"/>
+    <w:basedOn w:val="TableNormal"/>
     <w:uiPriority w:val="60"/>
     <w:rsid w:val="00FC693F"/>
     <w:pPr>
@@ -37883,9 +38593,9 @@
       </w:tcPr>
     </w:tblStylePr>
   </w:style>
-  <w:style w:type="table" w:styleId="DanhsachMausang">
+  <w:style w:type="table" w:styleId="LightList">
     <w:name w:val="Light List"/>
-    <w:basedOn w:val="BangThngthng"/>
+    <w:basedOn w:val="TableNormal"/>
     <w:uiPriority w:val="61"/>
     <w:rsid w:val="00FC693F"/>
     <w:pPr>
@@ -37968,9 +38678,9 @@
       </w:tcPr>
     </w:tblStylePr>
   </w:style>
-  <w:style w:type="table" w:styleId="DanhsachMausang-Nhnmanh1">
+  <w:style w:type="table" w:styleId="LightList-Accent1">
     <w:name w:val="Light List Accent 1"/>
-    <w:basedOn w:val="BangThngthng"/>
+    <w:basedOn w:val="TableNormal"/>
     <w:uiPriority w:val="61"/>
     <w:rsid w:val="00FC693F"/>
     <w:pPr>
@@ -38053,9 +38763,9 @@
       </w:tcPr>
     </w:tblStylePr>
   </w:style>
-  <w:style w:type="table" w:styleId="DanhsachMausang-Nhnmanh2">
+  <w:style w:type="table" w:styleId="LightList-Accent2">
     <w:name w:val="Light List Accent 2"/>
-    <w:basedOn w:val="BangThngthng"/>
+    <w:basedOn w:val="TableNormal"/>
     <w:uiPriority w:val="61"/>
     <w:rsid w:val="00CB0664"/>
     <w:pPr>
@@ -38138,9 +38848,9 @@
       </w:tcPr>
     </w:tblStylePr>
   </w:style>
-  <w:style w:type="table" w:styleId="DanhsachMausang-Nhnmanh3">
+  <w:style w:type="table" w:styleId="LightList-Accent3">
     <w:name w:val="Light List Accent 3"/>
-    <w:basedOn w:val="BangThngthng"/>
+    <w:basedOn w:val="TableNormal"/>
     <w:uiPriority w:val="61"/>
     <w:rsid w:val="00CB0664"/>
     <w:pPr>
@@ -38223,9 +38933,9 @@
       </w:tcPr>
     </w:tblStylePr>
   </w:style>
-  <w:style w:type="table" w:styleId="DanhsachMausang-Nhnmanh4">
+  <w:style w:type="table" w:styleId="LightList-Accent4">
     <w:name w:val="Light List Accent 4"/>
-    <w:basedOn w:val="BangThngthng"/>
+    <w:basedOn w:val="TableNormal"/>
     <w:uiPriority w:val="61"/>
     <w:rsid w:val="00CB0664"/>
     <w:pPr>
@@ -38308,9 +39018,9 @@
       </w:tcPr>
     </w:tblStylePr>
   </w:style>
-  <w:style w:type="table" w:styleId="DanhsachMausang-Nhnmanh5">
+  <w:style w:type="table" w:styleId="LightList-Accent5">
     <w:name w:val="Light List Accent 5"/>
-    <w:basedOn w:val="BangThngthng"/>
+    <w:basedOn w:val="TableNormal"/>
     <w:uiPriority w:val="61"/>
     <w:rsid w:val="00CB0664"/>
     <w:pPr>
@@ -38393,9 +39103,9 @@
       </w:tcPr>
     </w:tblStylePr>
   </w:style>
-  <w:style w:type="table" w:styleId="DanhsachMausang-Nhnmanh6">
+  <w:style w:type="table" w:styleId="LightList-Accent6">
     <w:name w:val="Light List Accent 6"/>
-    <w:basedOn w:val="BangThngthng"/>
+    <w:basedOn w:val="TableNormal"/>
     <w:uiPriority w:val="61"/>
     <w:rsid w:val="00CB0664"/>
     <w:pPr>
@@ -38478,9 +39188,9 @@
       </w:tcPr>
     </w:tblStylePr>
   </w:style>
-  <w:style w:type="table" w:styleId="LiMausang">
+  <w:style w:type="table" w:styleId="LightGrid">
     <w:name w:val="Light Grid"/>
-    <w:basedOn w:val="BangThngthng"/>
+    <w:basedOn w:val="TableNormal"/>
     <w:uiPriority w:val="62"/>
     <w:rsid w:val="00CB0664"/>
     <w:pPr>
@@ -38601,9 +39311,9 @@
       </w:tcPr>
     </w:tblStylePr>
   </w:style>
-  <w:style w:type="table" w:styleId="LiMausang-Nhnmanh1">
+  <w:style w:type="table" w:styleId="LightGrid-Accent1">
     <w:name w:val="Light Grid Accent 1"/>
-    <w:basedOn w:val="BangThngthng"/>
+    <w:basedOn w:val="TableNormal"/>
     <w:uiPriority w:val="62"/>
     <w:rsid w:val="00CB0664"/>
     <w:pPr>
@@ -38724,9 +39434,9 @@
       </w:tcPr>
     </w:tblStylePr>
   </w:style>
-  <w:style w:type="table" w:styleId="LiMausang-Nhnmanh2">
+  <w:style w:type="table" w:styleId="LightGrid-Accent2">
     <w:name w:val="Light Grid Accent 2"/>
-    <w:basedOn w:val="BangThngthng"/>
+    <w:basedOn w:val="TableNormal"/>
     <w:uiPriority w:val="62"/>
     <w:rsid w:val="00CB0664"/>
     <w:pPr>
@@ -38847,9 +39557,9 @@
       </w:tcPr>
     </w:tblStylePr>
   </w:style>
-  <w:style w:type="table" w:styleId="LiMausang-Nhnmanh3">
+  <w:style w:type="table" w:styleId="LightGrid-Accent3">
     <w:name w:val="Light Grid Accent 3"/>
-    <w:basedOn w:val="BangThngthng"/>
+    <w:basedOn w:val="TableNormal"/>
     <w:uiPriority w:val="62"/>
     <w:rsid w:val="00CB0664"/>
     <w:pPr>
@@ -38970,9 +39680,9 @@
       </w:tcPr>
     </w:tblStylePr>
   </w:style>
-  <w:style w:type="table" w:styleId="LiMausang-Nhnmanh4">
+  <w:style w:type="table" w:styleId="LightGrid-Accent4">
     <w:name w:val="Light Grid Accent 4"/>
-    <w:basedOn w:val="BangThngthng"/>
+    <w:basedOn w:val="TableNormal"/>
     <w:uiPriority w:val="62"/>
     <w:rsid w:val="00CB0664"/>
     <w:pPr>
@@ -39093,9 +39803,9 @@
       </w:tcPr>
     </w:tblStylePr>
   </w:style>
-  <w:style w:type="table" w:styleId="LiMausang-Nhnmanh5">
+  <w:style w:type="table" w:styleId="LightGrid-Accent5">
     <w:name w:val="Light Grid Accent 5"/>
-    <w:basedOn w:val="BangThngthng"/>
+    <w:basedOn w:val="TableNormal"/>
     <w:uiPriority w:val="62"/>
     <w:rsid w:val="00CB0664"/>
     <w:pPr>
@@ -39216,9 +39926,9 @@
       </w:tcPr>
     </w:tblStylePr>
   </w:style>
-  <w:style w:type="table" w:styleId="LiMausang-Nhnmanh6">
+  <w:style w:type="table" w:styleId="LightGrid-Accent6">
     <w:name w:val="Light Grid Accent 6"/>
-    <w:basedOn w:val="BangThngthng"/>
+    <w:basedOn w:val="TableNormal"/>
     <w:uiPriority w:val="62"/>
     <w:rsid w:val="00CB0664"/>
     <w:pPr>
@@ -39339,9 +40049,9 @@
       </w:tcPr>
     </w:tblStylePr>
   </w:style>
-  <w:style w:type="table" w:styleId="TnnVa1">
+  <w:style w:type="table" w:styleId="MediumShading1">
     <w:name w:val="Medium Shading 1"/>
-    <w:basedOn w:val="BangThngthng"/>
+    <w:basedOn w:val="TableNormal"/>
     <w:uiPriority w:val="63"/>
     <w:rsid w:val="00CB0664"/>
     <w:pPr>
@@ -39438,9 +40148,9 @@
       </w:tcPr>
     </w:tblStylePr>
   </w:style>
-  <w:style w:type="table" w:styleId="TnnVa1-Nhnmanh1">
+  <w:style w:type="table" w:styleId="MediumShading1-Accent1">
     <w:name w:val="Medium Shading 1 Accent 1"/>
-    <w:basedOn w:val="BangThngthng"/>
+    <w:basedOn w:val="TableNormal"/>
     <w:uiPriority w:val="63"/>
     <w:rsid w:val="00CB0664"/>
     <w:pPr>
@@ -39537,9 +40247,9 @@
       </w:tcPr>
     </w:tblStylePr>
   </w:style>
-  <w:style w:type="table" w:styleId="TnnVa1-Nhnmanh2">
+  <w:style w:type="table" w:styleId="MediumShading1-Accent2">
     <w:name w:val="Medium Shading 1 Accent 2"/>
-    <w:basedOn w:val="BangThngthng"/>
+    <w:basedOn w:val="TableNormal"/>
     <w:uiPriority w:val="63"/>
     <w:rsid w:val="00CB0664"/>
     <w:pPr>
@@ -39636,9 +40346,9 @@
       </w:tcPr>
     </w:tblStylePr>
   </w:style>
-  <w:style w:type="table" w:styleId="TnnVa1-Nhnmanh3">
+  <w:style w:type="table" w:styleId="MediumShading1-Accent3">
     <w:name w:val="Medium Shading 1 Accent 3"/>
-    <w:basedOn w:val="BangThngthng"/>
+    <w:basedOn w:val="TableNormal"/>
     <w:uiPriority w:val="63"/>
     <w:rsid w:val="00CB0664"/>
     <w:pPr>
@@ -39735,9 +40445,9 @@
       </w:tcPr>
     </w:tblStylePr>
   </w:style>
-  <w:style w:type="table" w:styleId="TnnVa1-Nhnmanh4">
+  <w:style w:type="table" w:styleId="MediumShading1-Accent4">
     <w:name w:val="Medium Shading 1 Accent 4"/>
-    <w:basedOn w:val="BangThngthng"/>
+    <w:basedOn w:val="TableNormal"/>
     <w:uiPriority w:val="63"/>
     <w:rsid w:val="00CB0664"/>
     <w:pPr>
@@ -39834,9 +40544,9 @@
       </w:tcPr>
     </w:tblStylePr>
   </w:style>
-  <w:style w:type="table" w:styleId="TnnVa1-Nhnmanh5">
+  <w:style w:type="table" w:styleId="MediumShading1-Accent5">
     <w:name w:val="Medium Shading 1 Accent 5"/>
-    <w:basedOn w:val="BangThngthng"/>
+    <w:basedOn w:val="TableNormal"/>
     <w:uiPriority w:val="63"/>
     <w:rsid w:val="00CB0664"/>
     <w:pPr>
@@ -39933,9 +40643,9 @@
       </w:tcPr>
     </w:tblStylePr>
   </w:style>
-  <w:style w:type="table" w:styleId="TnnVa1-Nhnmanh6">
+  <w:style w:type="table" w:styleId="MediumShading1-Accent6">
     <w:name w:val="Medium Shading 1 Accent 6"/>
-    <w:basedOn w:val="BangThngthng"/>
+    <w:basedOn w:val="TableNormal"/>
     <w:uiPriority w:val="63"/>
     <w:rsid w:val="00CB0664"/>
     <w:pPr>
@@ -40032,9 +40742,9 @@
       </w:tcPr>
     </w:tblStylePr>
   </w:style>
-  <w:style w:type="table" w:styleId="TnnVa2">
+  <w:style w:type="table" w:styleId="MediumShading2">
     <w:name w:val="Medium Shading 2"/>
-    <w:basedOn w:val="BangThngthng"/>
+    <w:basedOn w:val="TableNormal"/>
     <w:uiPriority w:val="64"/>
     <w:rsid w:val="00CB0664"/>
     <w:pPr>
@@ -40174,9 +40884,9 @@
       </w:tcPr>
     </w:tblStylePr>
   </w:style>
-  <w:style w:type="table" w:styleId="TnnVa2-Nhnmanh1">
+  <w:style w:type="table" w:styleId="MediumShading2-Accent1">
     <w:name w:val="Medium Shading 2 Accent 1"/>
-    <w:basedOn w:val="BangThngthng"/>
+    <w:basedOn w:val="TableNormal"/>
     <w:uiPriority w:val="64"/>
     <w:rsid w:val="00CB0664"/>
     <w:pPr>
@@ -40316,9 +41026,9 @@
       </w:tcPr>
     </w:tblStylePr>
   </w:style>
-  <w:style w:type="table" w:styleId="TnnVa2-Nhnmanh2">
+  <w:style w:type="table" w:styleId="MediumShading2-Accent2">
     <w:name w:val="Medium Shading 2 Accent 2"/>
-    <w:basedOn w:val="BangThngthng"/>
+    <w:basedOn w:val="TableNormal"/>
     <w:uiPriority w:val="64"/>
     <w:rsid w:val="00CB0664"/>
     <w:pPr>
@@ -40458,9 +41168,9 @@
       </w:tcPr>
     </w:tblStylePr>
   </w:style>
-  <w:style w:type="table" w:styleId="TnnVa2-Nhnmanh3">
+  <w:style w:type="table" w:styleId="MediumShading2-Accent3">
     <w:name w:val="Medium Shading 2 Accent 3"/>
-    <w:basedOn w:val="BangThngthng"/>
+    <w:basedOn w:val="TableNormal"/>
     <w:uiPriority w:val="64"/>
     <w:rsid w:val="00CB0664"/>
     <w:pPr>
@@ -40600,9 +41310,9 @@
       </w:tcPr>
     </w:tblStylePr>
   </w:style>
-  <w:style w:type="table" w:styleId="TnnVa2-Nhnmanh4">
+  <w:style w:type="table" w:styleId="MediumShading2-Accent4">
     <w:name w:val="Medium Shading 2 Accent 4"/>
-    <w:basedOn w:val="BangThngthng"/>
+    <w:basedOn w:val="TableNormal"/>
     <w:uiPriority w:val="64"/>
     <w:rsid w:val="00CB0664"/>
     <w:pPr>
@@ -40742,9 +41452,9 @@
       </w:tcPr>
     </w:tblStylePr>
   </w:style>
-  <w:style w:type="table" w:styleId="TnnVa2-Nhnmanh5">
+  <w:style w:type="table" w:styleId="MediumShading2-Accent5">
     <w:name w:val="Medium Shading 2 Accent 5"/>
-    <w:basedOn w:val="BangThngthng"/>
+    <w:basedOn w:val="TableNormal"/>
     <w:uiPriority w:val="64"/>
     <w:rsid w:val="00CB0664"/>
     <w:pPr>
@@ -40884,9 +41594,9 @@
       </w:tcPr>
     </w:tblStylePr>
   </w:style>
-  <w:style w:type="table" w:styleId="TnnVa2-Nhnmanh6">
+  <w:style w:type="table" w:styleId="MediumShading2-Accent6">
     <w:name w:val="Medium Shading 2 Accent 6"/>
-    <w:basedOn w:val="BangThngthng"/>
+    <w:basedOn w:val="TableNormal"/>
     <w:uiPriority w:val="64"/>
     <w:rsid w:val="00CB0664"/>
     <w:pPr>
@@ -41026,9 +41736,9 @@
       </w:tcPr>
     </w:tblStylePr>
   </w:style>
-  <w:style w:type="table" w:styleId="DanhsachVa1">
+  <w:style w:type="table" w:styleId="MediumList1">
     <w:name w:val="Medium List 1"/>
-    <w:basedOn w:val="BangThngthng"/>
+    <w:basedOn w:val="TableNormal"/>
     <w:uiPriority w:val="65"/>
     <w:rsid w:val="00CB0664"/>
     <w:pPr>
@@ -41103,9 +41813,9 @@
       </w:tcPr>
     </w:tblStylePr>
   </w:style>
-  <w:style w:type="table" w:styleId="DanhsachVa1-Nhnmanh1">
+  <w:style w:type="table" w:styleId="MediumList1-Accent1">
     <w:name w:val="Medium List 1 Accent 1"/>
-    <w:basedOn w:val="BangThngthng"/>
+    <w:basedOn w:val="TableNormal"/>
     <w:uiPriority w:val="65"/>
     <w:rsid w:val="00CB0664"/>
     <w:pPr>
@@ -41180,9 +41890,9 @@
       </w:tcPr>
     </w:tblStylePr>
   </w:style>
-  <w:style w:type="table" w:styleId="DanhsachVa1-Nhnmanh2">
+  <w:style w:type="table" w:styleId="MediumList1-Accent2">
     <w:name w:val="Medium List 1 Accent 2"/>
-    <w:basedOn w:val="BangThngthng"/>
+    <w:basedOn w:val="TableNormal"/>
     <w:uiPriority w:val="65"/>
     <w:rsid w:val="00CB0664"/>
     <w:pPr>
@@ -41257,9 +41967,9 @@
       </w:tcPr>
     </w:tblStylePr>
   </w:style>
-  <w:style w:type="table" w:styleId="DanhsachVa1-Nhnmanh3">
+  <w:style w:type="table" w:styleId="MediumList1-Accent3">
     <w:name w:val="Medium List 1 Accent 3"/>
-    <w:basedOn w:val="BangThngthng"/>
+    <w:basedOn w:val="TableNormal"/>
     <w:uiPriority w:val="65"/>
     <w:rsid w:val="00CB0664"/>
     <w:pPr>
@@ -41334,9 +42044,9 @@
       </w:tcPr>
     </w:tblStylePr>
   </w:style>
-  <w:style w:type="table" w:styleId="DanhsachVa1-Nhnmanh4">
+  <w:style w:type="table" w:styleId="MediumList1-Accent4">
     <w:name w:val="Medium List 1 Accent 4"/>
-    <w:basedOn w:val="BangThngthng"/>
+    <w:basedOn w:val="TableNormal"/>
     <w:uiPriority w:val="65"/>
     <w:rsid w:val="00CB0664"/>
     <w:pPr>
@@ -41411,9 +42121,9 @@
       </w:tcPr>
     </w:tblStylePr>
   </w:style>
-  <w:style w:type="table" w:styleId="DanhsachVa1-Nhnmanh5">
+  <w:style w:type="table" w:styleId="MediumList1-Accent5">
     <w:name w:val="Medium List 1 Accent 5"/>
-    <w:basedOn w:val="BangThngthng"/>
+    <w:basedOn w:val="TableNormal"/>
     <w:uiPriority w:val="65"/>
     <w:rsid w:val="00CB0664"/>
     <w:pPr>
@@ -41488,9 +42198,9 @@
       </w:tcPr>
     </w:tblStylePr>
   </w:style>
-  <w:style w:type="table" w:styleId="DanhsachVa1-Nhnmanh6">
+  <w:style w:type="table" w:styleId="MediumList1-Accent6">
     <w:name w:val="Medium List 1 Accent 6"/>
-    <w:basedOn w:val="BangThngthng"/>
+    <w:basedOn w:val="TableNormal"/>
     <w:uiPriority w:val="65"/>
     <w:rsid w:val="00CB0664"/>
     <w:pPr>
@@ -41565,9 +42275,9 @@
       </w:tcPr>
     </w:tblStylePr>
   </w:style>
-  <w:style w:type="table" w:styleId="DanhsachVa2">
+  <w:style w:type="table" w:styleId="MediumList2">
     <w:name w:val="Medium List 2"/>
-    <w:basedOn w:val="BangThngthng"/>
+    <w:basedOn w:val="TableNormal"/>
     <w:uiPriority w:val="66"/>
     <w:rsid w:val="00CB0664"/>
     <w:pPr>
@@ -41686,9 +42396,9 @@
       </w:tcPr>
     </w:tblStylePr>
   </w:style>
-  <w:style w:type="table" w:styleId="DanhsachVa2-Nhnmanh1">
+  <w:style w:type="table" w:styleId="MediumList2-Accent1">
     <w:name w:val="Medium List 2 Accent 1"/>
-    <w:basedOn w:val="BangThngthng"/>
+    <w:basedOn w:val="TableNormal"/>
     <w:uiPriority w:val="66"/>
     <w:rsid w:val="00CB0664"/>
     <w:pPr>
@@ -41807,9 +42517,9 @@
       </w:tcPr>
     </w:tblStylePr>
   </w:style>
-  <w:style w:type="table" w:styleId="DanhsachVa2-Nhnmanh2">
+  <w:style w:type="table" w:styleId="MediumList2-Accent2">
     <w:name w:val="Medium List 2 Accent 2"/>
-    <w:basedOn w:val="BangThngthng"/>
+    <w:basedOn w:val="TableNormal"/>
     <w:uiPriority w:val="66"/>
     <w:rsid w:val="00CB0664"/>
     <w:pPr>
@@ -41928,9 +42638,9 @@
       </w:tcPr>
     </w:tblStylePr>
   </w:style>
-  <w:style w:type="table" w:styleId="DanhsachVa2-Nhnmanh3">
+  <w:style w:type="table" w:styleId="MediumList2-Accent3">
     <w:name w:val="Medium List 2 Accent 3"/>
-    <w:basedOn w:val="BangThngthng"/>
+    <w:basedOn w:val="TableNormal"/>
     <w:uiPriority w:val="66"/>
     <w:rsid w:val="00CB0664"/>
     <w:pPr>
@@ -42049,9 +42759,9 @@
       </w:tcPr>
     </w:tblStylePr>
   </w:style>
-  <w:style w:type="table" w:styleId="DanhsachVa2-Nhnmanh4">
+  <w:style w:type="table" w:styleId="MediumList2-Accent4">
     <w:name w:val="Medium List 2 Accent 4"/>
-    <w:basedOn w:val="BangThngthng"/>
+    <w:basedOn w:val="TableNormal"/>
     <w:uiPriority w:val="66"/>
     <w:rsid w:val="00CB0664"/>
     <w:pPr>
@@ -42170,9 +42880,9 @@
       </w:tcPr>
     </w:tblStylePr>
   </w:style>
-  <w:style w:type="table" w:styleId="DanhsachVa2-Nhnmanh5">
+  <w:style w:type="table" w:styleId="MediumList2-Accent5">
     <w:name w:val="Medium List 2 Accent 5"/>
-    <w:basedOn w:val="BangThngthng"/>
+    <w:basedOn w:val="TableNormal"/>
     <w:uiPriority w:val="66"/>
     <w:rsid w:val="00CB0664"/>
     <w:pPr>
@@ -42291,9 +43001,9 @@
       </w:tcPr>
     </w:tblStylePr>
   </w:style>
-  <w:style w:type="table" w:styleId="DanhsachVa2-Nhnmanh6">
+  <w:style w:type="table" w:styleId="MediumList2-Accent6">
     <w:name w:val="Medium List 2 Accent 6"/>
-    <w:basedOn w:val="BangThngthng"/>
+    <w:basedOn w:val="TableNormal"/>
     <w:uiPriority w:val="66"/>
     <w:rsid w:val="00CB0664"/>
     <w:pPr>
@@ -42412,9 +43122,9 @@
       </w:tcPr>
     </w:tblStylePr>
   </w:style>
-  <w:style w:type="table" w:styleId="LiVa1">
+  <w:style w:type="table" w:styleId="MediumGrid1">
     <w:name w:val="Medium Grid 1"/>
-    <w:basedOn w:val="BangThngthng"/>
+    <w:basedOn w:val="TableNormal"/>
     <w:uiPriority w:val="67"/>
     <w:rsid w:val="00CB0664"/>
     <w:pPr>
@@ -42478,9 +43188,9 @@
       </w:tcPr>
     </w:tblStylePr>
   </w:style>
-  <w:style w:type="table" w:styleId="LiVa1-Nhnmanh1">
+  <w:style w:type="table" w:styleId="MediumGrid1-Accent1">
     <w:name w:val="Medium Grid 1 Accent 1"/>
-    <w:basedOn w:val="BangThngthng"/>
+    <w:basedOn w:val="TableNormal"/>
     <w:uiPriority w:val="67"/>
     <w:rsid w:val="00CB0664"/>
     <w:pPr>
@@ -42544,9 +43254,9 @@
       </w:tcPr>
     </w:tblStylePr>
   </w:style>
-  <w:style w:type="table" w:styleId="LiVa1-Nhnmanh2">
+  <w:style w:type="table" w:styleId="MediumGrid1-Accent2">
     <w:name w:val="Medium Grid 1 Accent 2"/>
-    <w:basedOn w:val="BangThngthng"/>
+    <w:basedOn w:val="TableNormal"/>
     <w:uiPriority w:val="67"/>
     <w:rsid w:val="00CB0664"/>
     <w:pPr>
@@ -42610,9 +43320,9 @@
       </w:tcPr>
     </w:tblStylePr>
   </w:style>
-  <w:style w:type="table" w:styleId="LiVa1-Nhnmanh3">
+  <w:style w:type="table" w:styleId="MediumGrid1-Accent3">
     <w:name w:val="Medium Grid 1 Accent 3"/>
-    <w:basedOn w:val="BangThngthng"/>
+    <w:basedOn w:val="TableNormal"/>
     <w:uiPriority w:val="67"/>
     <w:rsid w:val="00CB0664"/>
     <w:pPr>
@@ -42676,9 +43386,9 @@
       </w:tcPr>
     </w:tblStylePr>
   </w:style>
-  <w:style w:type="table" w:styleId="LiVa1-Nhnmanh4">
+  <w:style w:type="table" w:styleId="MediumGrid1-Accent4">
     <w:name w:val="Medium Grid 1 Accent 4"/>
-    <w:basedOn w:val="BangThngthng"/>
+    <w:basedOn w:val="TableNormal"/>
     <w:uiPriority w:val="67"/>
     <w:rsid w:val="00CB0664"/>
     <w:pPr>
@@ -42742,9 +43452,9 @@
       </w:tcPr>
     </w:tblStylePr>
   </w:style>
-  <w:style w:type="table" w:styleId="LiVa1-Nhnmanh5">
+  <w:style w:type="table" w:styleId="MediumGrid1-Accent5">
     <w:name w:val="Medium Grid 1 Accent 5"/>
-    <w:basedOn w:val="BangThngthng"/>
+    <w:basedOn w:val="TableNormal"/>
     <w:uiPriority w:val="67"/>
     <w:rsid w:val="00CB0664"/>
     <w:pPr>
@@ -42808,9 +43518,9 @@
       </w:tcPr>
     </w:tblStylePr>
   </w:style>
-  <w:style w:type="table" w:styleId="LiVa1-Nhnmanh6">
+  <w:style w:type="table" w:styleId="MediumGrid1-Accent6">
     <w:name w:val="Medium Grid 1 Accent 6"/>
-    <w:basedOn w:val="BangThngthng"/>
+    <w:basedOn w:val="TableNormal"/>
     <w:uiPriority w:val="67"/>
     <w:rsid w:val="00CB0664"/>
     <w:pPr>
@@ -42874,9 +43584,9 @@
       </w:tcPr>
     </w:tblStylePr>
   </w:style>
-  <w:style w:type="table" w:styleId="LiVa2">
+  <w:style w:type="table" w:styleId="MediumGrid2">
     <w:name w:val="Medium Grid 2"/>
-    <w:basedOn w:val="BangThngthng"/>
+    <w:basedOn w:val="TableNormal"/>
     <w:uiPriority w:val="68"/>
     <w:rsid w:val="00CB0664"/>
     <w:pPr>
@@ -42992,9 +43702,9 @@
       </w:tcPr>
     </w:tblStylePr>
   </w:style>
-  <w:style w:type="table" w:styleId="LiVa2-Nhnmanh1">
+  <w:style w:type="table" w:styleId="MediumGrid2-Accent1">
     <w:name w:val="Medium Grid 2 Accent 1"/>
-    <w:basedOn w:val="BangThngthng"/>
+    <w:basedOn w:val="TableNormal"/>
     <w:uiPriority w:val="68"/>
     <w:rsid w:val="00CB0664"/>
     <w:pPr>
@@ -43110,9 +43820,9 @@
       </w:tcPr>
     </w:tblStylePr>
   </w:style>
-  <w:style w:type="table" w:styleId="LiVa2-Nhnmanh2">
+  <w:style w:type="table" w:styleId="MediumGrid2-Accent2">
     <w:name w:val="Medium Grid 2 Accent 2"/>
-    <w:basedOn w:val="BangThngthng"/>
+    <w:basedOn w:val="TableNormal"/>
     <w:uiPriority w:val="68"/>
     <w:rsid w:val="00CB0664"/>
     <w:pPr>
@@ -43228,9 +43938,9 @@
       </w:tcPr>
     </w:tblStylePr>
   </w:style>
-  <w:style w:type="table" w:styleId="LiVa2-Nhnmanh3">
+  <w:style w:type="table" w:styleId="MediumGrid2-Accent3">
     <w:name w:val="Medium Grid 2 Accent 3"/>
-    <w:basedOn w:val="BangThngthng"/>
+    <w:basedOn w:val="TableNormal"/>
     <w:uiPriority w:val="68"/>
     <w:rsid w:val="00CB0664"/>
     <w:pPr>
@@ -43346,9 +44056,9 @@
       </w:tcPr>
     </w:tblStylePr>
   </w:style>
-  <w:style w:type="table" w:styleId="LiVa2-Nhnmanh4">
+  <w:style w:type="table" w:styleId="MediumGrid2-Accent4">
     <w:name w:val="Medium Grid 2 Accent 4"/>
-    <w:basedOn w:val="BangThngthng"/>
+    <w:basedOn w:val="TableNormal"/>
     <w:uiPriority w:val="68"/>
     <w:rsid w:val="00CB0664"/>
     <w:pPr>
@@ -43464,9 +44174,9 @@
       </w:tcPr>
     </w:tblStylePr>
   </w:style>
-  <w:style w:type="table" w:styleId="LiVa2-Nhnmanh5">
+  <w:style w:type="table" w:styleId="MediumGrid2-Accent5">
     <w:name w:val="Medium Grid 2 Accent 5"/>
-    <w:basedOn w:val="BangThngthng"/>
+    <w:basedOn w:val="TableNormal"/>
     <w:uiPriority w:val="68"/>
     <w:rsid w:val="00CB0664"/>
     <w:pPr>
@@ -43582,9 +44292,9 @@
       </w:tcPr>
     </w:tblStylePr>
   </w:style>
-  <w:style w:type="table" w:styleId="LiVa2-Nhnmanh6">
+  <w:style w:type="table" w:styleId="MediumGrid2-Accent6">
     <w:name w:val="Medium Grid 2 Accent 6"/>
-    <w:basedOn w:val="BangThngthng"/>
+    <w:basedOn w:val="TableNormal"/>
     <w:uiPriority w:val="68"/>
     <w:rsid w:val="00CB0664"/>
     <w:pPr>
@@ -43700,9 +44410,9 @@
       </w:tcPr>
     </w:tblStylePr>
   </w:style>
-  <w:style w:type="table" w:styleId="LiVa3">
+  <w:style w:type="table" w:styleId="MediumGrid3">
     <w:name w:val="Medium Grid 3"/>
-    <w:basedOn w:val="BangThngthng"/>
+    <w:basedOn w:val="TableNormal"/>
     <w:uiPriority w:val="69"/>
     <w:rsid w:val="00CB0664"/>
     <w:pPr>
@@ -43834,9 +44544,9 @@
       </w:tcPr>
     </w:tblStylePr>
   </w:style>
-  <w:style w:type="table" w:styleId="LiVa3-Nhnmanh1">
+  <w:style w:type="table" w:styleId="MediumGrid3-Accent1">
     <w:name w:val="Medium Grid 3 Accent 1"/>
-    <w:basedOn w:val="BangThngthng"/>
+    <w:basedOn w:val="TableNormal"/>
     <w:uiPriority w:val="69"/>
     <w:rsid w:val="00CB0664"/>
     <w:pPr>
@@ -43968,9 +44678,9 @@
       </w:tcPr>
     </w:tblStylePr>
   </w:style>
-  <w:style w:type="table" w:styleId="LiVa3-Nhnmanh2">
+  <w:style w:type="table" w:styleId="MediumGrid3-Accent2">
     <w:name w:val="Medium Grid 3 Accent 2"/>
-    <w:basedOn w:val="BangThngthng"/>
+    <w:basedOn w:val="TableNormal"/>
     <w:uiPriority w:val="69"/>
     <w:rsid w:val="00CB0664"/>
     <w:pPr>
@@ -44102,9 +44812,9 @@
       </w:tcPr>
     </w:tblStylePr>
   </w:style>
-  <w:style w:type="table" w:styleId="LiVa3-Nhnmanh3">
+  <w:style w:type="table" w:styleId="MediumGrid3-Accent3">
     <w:name w:val="Medium Grid 3 Accent 3"/>
-    <w:basedOn w:val="BangThngthng"/>
+    <w:basedOn w:val="TableNormal"/>
     <w:uiPriority w:val="69"/>
     <w:rsid w:val="00CB0664"/>
     <w:pPr>
@@ -44236,9 +44946,9 @@
       </w:tcPr>
     </w:tblStylePr>
   </w:style>
-  <w:style w:type="table" w:styleId="LiVa3-Nhnmanh4">
+  <w:style w:type="table" w:styleId="MediumGrid3-Accent4">
     <w:name w:val="Medium Grid 3 Accent 4"/>
-    <w:basedOn w:val="BangThngthng"/>
+    <w:basedOn w:val="TableNormal"/>
     <w:uiPriority w:val="69"/>
     <w:rsid w:val="00CB0664"/>
     <w:pPr>
@@ -44370,9 +45080,9 @@
       </w:tcPr>
     </w:tblStylePr>
   </w:style>
-  <w:style w:type="table" w:styleId="LiVa3-Nhnmanh5">
+  <w:style w:type="table" w:styleId="MediumGrid3-Accent5">
     <w:name w:val="Medium Grid 3 Accent 5"/>
-    <w:basedOn w:val="BangThngthng"/>
+    <w:basedOn w:val="TableNormal"/>
     <w:uiPriority w:val="69"/>
     <w:rsid w:val="00CB0664"/>
     <w:pPr>
@@ -44504,9 +45214,9 @@
       </w:tcPr>
     </w:tblStylePr>
   </w:style>
-  <w:style w:type="table" w:styleId="LiVa3-Nhnmanh6">
+  <w:style w:type="table" w:styleId="MediumGrid3-Accent6">
     <w:name w:val="Medium Grid 3 Accent 6"/>
-    <w:basedOn w:val="BangThngthng"/>
+    <w:basedOn w:val="TableNormal"/>
     <w:uiPriority w:val="69"/>
     <w:rsid w:val="00CB0664"/>
     <w:pPr>
@@ -44638,9 +45348,9 @@
       </w:tcPr>
     </w:tblStylePr>
   </w:style>
-  <w:style w:type="table" w:styleId="DanhsachSm">
+  <w:style w:type="table" w:styleId="DarkList">
     <w:name w:val="Dark List"/>
-    <w:basedOn w:val="BangThngthng"/>
+    <w:basedOn w:val="TableNormal"/>
     <w:uiPriority w:val="70"/>
     <w:rsid w:val="00CB0664"/>
     <w:pPr>
@@ -44745,9 +45455,9 @@
       </w:tcPr>
     </w:tblStylePr>
   </w:style>
-  <w:style w:type="table" w:styleId="DanhsachSm-Nhnmanh1">
+  <w:style w:type="table" w:styleId="DarkList-Accent1">
     <w:name w:val="Dark List Accent 1"/>
-    <w:basedOn w:val="BangThngthng"/>
+    <w:basedOn w:val="TableNormal"/>
     <w:uiPriority w:val="70"/>
     <w:rsid w:val="00CB0664"/>
     <w:pPr>
@@ -44852,9 +45562,9 @@
       </w:tcPr>
     </w:tblStylePr>
   </w:style>
-  <w:style w:type="table" w:styleId="DanhsachSm-Nhnmanh2">
+  <w:style w:type="table" w:styleId="DarkList-Accent2">
     <w:name w:val="Dark List Accent 2"/>
-    <w:basedOn w:val="BangThngthng"/>
+    <w:basedOn w:val="TableNormal"/>
     <w:uiPriority w:val="70"/>
     <w:rsid w:val="00CB0664"/>
     <w:pPr>
@@ -44959,9 +45669,9 @@
       </w:tcPr>
     </w:tblStylePr>
   </w:style>
-  <w:style w:type="table" w:styleId="DanhsachSm-Nhnmanh3">
+  <w:style w:type="table" w:styleId="DarkList-Accent3">
     <w:name w:val="Dark List Accent 3"/>
-    <w:basedOn w:val="BangThngthng"/>
+    <w:basedOn w:val="TableNormal"/>
     <w:uiPriority w:val="70"/>
     <w:rsid w:val="00CB0664"/>
     <w:pPr>
@@ -45066,9 +45776,9 @@
       </w:tcPr>
     </w:tblStylePr>
   </w:style>
-  <w:style w:type="table" w:styleId="DanhsachSm-Nhnmanh4">
+  <w:style w:type="table" w:styleId="DarkList-Accent4">
     <w:name w:val="Dark List Accent 4"/>
-    <w:basedOn w:val="BangThngthng"/>
+    <w:basedOn w:val="TableNormal"/>
     <w:uiPriority w:val="70"/>
     <w:rsid w:val="00CB0664"/>
     <w:pPr>
@@ -45173,9 +45883,9 @@
       </w:tcPr>
     </w:tblStylePr>
   </w:style>
-  <w:style w:type="table" w:styleId="DanhsachSm-Nhnmanh5">
+  <w:style w:type="table" w:styleId="DarkList-Accent5">
     <w:name w:val="Dark List Accent 5"/>
-    <w:basedOn w:val="BangThngthng"/>
+    <w:basedOn w:val="TableNormal"/>
     <w:uiPriority w:val="70"/>
     <w:rsid w:val="00CB0664"/>
     <w:pPr>
@@ -45280,9 +45990,9 @@
       </w:tcPr>
     </w:tblStylePr>
   </w:style>
-  <w:style w:type="table" w:styleId="DanhsachSm-Nhnmanh6">
+  <w:style w:type="table" w:styleId="DarkList-Accent6">
     <w:name w:val="Dark List Accent 6"/>
-    <w:basedOn w:val="BangThngthng"/>
+    <w:basedOn w:val="TableNormal"/>
     <w:uiPriority w:val="70"/>
     <w:rsid w:val="00CB0664"/>
     <w:pPr>
@@ -45387,9 +46097,9 @@
       </w:tcPr>
     </w:tblStylePr>
   </w:style>
-  <w:style w:type="table" w:styleId="TnnScs">
+  <w:style w:type="table" w:styleId="ColorfulShading">
     <w:name w:val="Colorful Shading"/>
-    <w:basedOn w:val="BangThngthng"/>
+    <w:basedOn w:val="TableNormal"/>
     <w:uiPriority w:val="71"/>
     <w:rsid w:val="00CB0664"/>
     <w:pPr>
@@ -45502,9 +46212,9 @@
       </w:rPr>
     </w:tblStylePr>
   </w:style>
-  <w:style w:type="table" w:styleId="TnnScs-Nhnmanh1">
+  <w:style w:type="table" w:styleId="ColorfulShading-Accent1">
     <w:name w:val="Colorful Shading Accent 1"/>
-    <w:basedOn w:val="BangThngthng"/>
+    <w:basedOn w:val="TableNormal"/>
     <w:uiPriority w:val="71"/>
     <w:rsid w:val="00CB0664"/>
     <w:pPr>
@@ -45617,9 +46327,9 @@
       </w:rPr>
     </w:tblStylePr>
   </w:style>
-  <w:style w:type="table" w:styleId="TnnScs-Nhnmanh2">
+  <w:style w:type="table" w:styleId="ColorfulShading-Accent2">
     <w:name w:val="Colorful Shading Accent 2"/>
-    <w:basedOn w:val="BangThngthng"/>
+    <w:basedOn w:val="TableNormal"/>
     <w:uiPriority w:val="71"/>
     <w:rsid w:val="00CB0664"/>
     <w:pPr>
@@ -45732,9 +46442,9 @@
       </w:rPr>
     </w:tblStylePr>
   </w:style>
-  <w:style w:type="table" w:styleId="TnnScs-Nhnmanh3">
+  <w:style w:type="table" w:styleId="ColorfulShading-Accent3">
     <w:name w:val="Colorful Shading Accent 3"/>
-    <w:basedOn w:val="BangThngthng"/>
+    <w:basedOn w:val="TableNormal"/>
     <w:uiPriority w:val="71"/>
     <w:rsid w:val="00CB0664"/>
     <w:pPr>
@@ -45837,9 +46547,9 @@
       </w:tcPr>
     </w:tblStylePr>
   </w:style>
-  <w:style w:type="table" w:styleId="TnnScs-Nhnmanh4">
+  <w:style w:type="table" w:styleId="ColorfulShading-Accent4">
     <w:name w:val="Colorful Shading Accent 4"/>
-    <w:basedOn w:val="BangThngthng"/>
+    <w:basedOn w:val="TableNormal"/>
     <w:uiPriority w:val="71"/>
     <w:rsid w:val="00CB0664"/>
     <w:pPr>
@@ -45952,9 +46662,9 @@
       </w:rPr>
     </w:tblStylePr>
   </w:style>
-  <w:style w:type="table" w:styleId="TnnScs-Nhnmanh5">
+  <w:style w:type="table" w:styleId="ColorfulShading-Accent5">
     <w:name w:val="Colorful Shading Accent 5"/>
-    <w:basedOn w:val="BangThngthng"/>
+    <w:basedOn w:val="TableNormal"/>
     <w:uiPriority w:val="71"/>
     <w:rsid w:val="00CB0664"/>
     <w:pPr>
@@ -46067,9 +46777,9 @@
       </w:rPr>
     </w:tblStylePr>
   </w:style>
-  <w:style w:type="table" w:styleId="TnnScs-Nhnmanh6">
+  <w:style w:type="table" w:styleId="ColorfulShading-Accent6">
     <w:name w:val="Colorful Shading Accent 6"/>
-    <w:basedOn w:val="BangThngthng"/>
+    <w:basedOn w:val="TableNormal"/>
     <w:uiPriority w:val="71"/>
     <w:rsid w:val="00CB0664"/>
     <w:pPr>
@@ -46182,9 +46892,9 @@
       </w:rPr>
     </w:tblStylePr>
   </w:style>
-  <w:style w:type="table" w:styleId="DanhsachScs">
+  <w:style w:type="table" w:styleId="ColorfulList">
     <w:name w:val="Colorful List"/>
-    <w:basedOn w:val="BangThngthng"/>
+    <w:basedOn w:val="TableNormal"/>
     <w:uiPriority w:val="72"/>
     <w:rsid w:val="00CB0664"/>
     <w:pPr>
@@ -46261,9 +46971,9 @@
       </w:tcPr>
     </w:tblStylePr>
   </w:style>
-  <w:style w:type="table" w:styleId="DanhsachScs-Nhnmanh1">
+  <w:style w:type="table" w:styleId="ColorfulList-Accent1">
     <w:name w:val="Colorful List Accent 1"/>
-    <w:basedOn w:val="BangThngthng"/>
+    <w:basedOn w:val="TableNormal"/>
     <w:uiPriority w:val="72"/>
     <w:rsid w:val="00CB0664"/>
     <w:pPr>
@@ -46340,9 +47050,9 @@
       </w:tcPr>
     </w:tblStylePr>
   </w:style>
-  <w:style w:type="table" w:styleId="DanhsachScs-Nhnmanh2">
+  <w:style w:type="table" w:styleId="ColorfulList-Accent2">
     <w:name w:val="Colorful List Accent 2"/>
-    <w:basedOn w:val="BangThngthng"/>
+    <w:basedOn w:val="TableNormal"/>
     <w:uiPriority w:val="72"/>
     <w:rsid w:val="00CB0664"/>
     <w:pPr>
@@ -46419,9 +47129,9 @@
       </w:tcPr>
     </w:tblStylePr>
   </w:style>
-  <w:style w:type="table" w:styleId="DanhsachScs-Nhnmanh3">
+  <w:style w:type="table" w:styleId="ColorfulList-Accent3">
     <w:name w:val="Colorful List Accent 3"/>
-    <w:basedOn w:val="BangThngthng"/>
+    <w:basedOn w:val="TableNormal"/>
     <w:uiPriority w:val="72"/>
     <w:rsid w:val="00CB0664"/>
     <w:pPr>
@@ -46498,9 +47208,9 @@
       </w:tcPr>
     </w:tblStylePr>
   </w:style>
-  <w:style w:type="table" w:styleId="DanhsachScs-Nhnmanh4">
+  <w:style w:type="table" w:styleId="ColorfulList-Accent4">
     <w:name w:val="Colorful List Accent 4"/>
-    <w:basedOn w:val="BangThngthng"/>
+    <w:basedOn w:val="TableNormal"/>
     <w:uiPriority w:val="72"/>
     <w:rsid w:val="00CB0664"/>
     <w:pPr>
@@ -46577,9 +47287,9 @@
       </w:tcPr>
     </w:tblStylePr>
   </w:style>
-  <w:style w:type="table" w:styleId="DanhsachScs-Nhnmanh5">
+  <w:style w:type="table" w:styleId="ColorfulList-Accent5">
     <w:name w:val="Colorful List Accent 5"/>
-    <w:basedOn w:val="BangThngthng"/>
+    <w:basedOn w:val="TableNormal"/>
     <w:uiPriority w:val="72"/>
     <w:rsid w:val="00CB0664"/>
     <w:pPr>
@@ -46656,9 +47366,9 @@
       </w:tcPr>
     </w:tblStylePr>
   </w:style>
-  <w:style w:type="table" w:styleId="DanhsachScs-Nhnmanh6">
+  <w:style w:type="table" w:styleId="ColorfulList-Accent6">
     <w:name w:val="Colorful List Accent 6"/>
-    <w:basedOn w:val="BangThngthng"/>
+    <w:basedOn w:val="TableNormal"/>
     <w:uiPriority w:val="72"/>
     <w:rsid w:val="00CB0664"/>
     <w:pPr>
@@ -46735,9 +47445,9 @@
       </w:tcPr>
     </w:tblStylePr>
   </w:style>
-  <w:style w:type="table" w:styleId="LiScs">
+  <w:style w:type="table" w:styleId="ColorfulGrid">
     <w:name w:val="Colorful Grid"/>
-    <w:basedOn w:val="BangThngthng"/>
+    <w:basedOn w:val="TableNormal"/>
     <w:uiPriority w:val="73"/>
     <w:rsid w:val="00CB0664"/>
     <w:pPr>
@@ -46808,9 +47518,9 @@
       </w:tcPr>
     </w:tblStylePr>
   </w:style>
-  <w:style w:type="table" w:styleId="LiScs-Nhnmanh1">
+  <w:style w:type="table" w:styleId="ColorfulGrid-Accent1">
     <w:name w:val="Colorful Grid Accent 1"/>
-    <w:basedOn w:val="BangThngthng"/>
+    <w:basedOn w:val="TableNormal"/>
     <w:uiPriority w:val="73"/>
     <w:rsid w:val="00CB0664"/>
     <w:pPr>
@@ -46881,9 +47591,9 @@
       </w:tcPr>
     </w:tblStylePr>
   </w:style>
-  <w:style w:type="table" w:styleId="LiScs-Nhnmanh2">
+  <w:style w:type="table" w:styleId="ColorfulGrid-Accent2">
     <w:name w:val="Colorful Grid Accent 2"/>
-    <w:basedOn w:val="BangThngthng"/>
+    <w:basedOn w:val="TableNormal"/>
     <w:uiPriority w:val="73"/>
     <w:rsid w:val="00CB0664"/>
     <w:pPr>
@@ -46954,9 +47664,9 @@
       </w:tcPr>
     </w:tblStylePr>
   </w:style>
-  <w:style w:type="table" w:styleId="LiScs-Nhnmanh3">
+  <w:style w:type="table" w:styleId="ColorfulGrid-Accent3">
     <w:name w:val="Colorful Grid Accent 3"/>
-    <w:basedOn w:val="BangThngthng"/>
+    <w:basedOn w:val="TableNormal"/>
     <w:uiPriority w:val="73"/>
     <w:rsid w:val="00CB0664"/>
     <w:pPr>
@@ -47027,9 +47737,9 @@
       </w:tcPr>
     </w:tblStylePr>
   </w:style>
-  <w:style w:type="table" w:styleId="LiScs-Nhnmanh4">
+  <w:style w:type="table" w:styleId="ColorfulGrid-Accent4">
     <w:name w:val="Colorful Grid Accent 4"/>
-    <w:basedOn w:val="BangThngthng"/>
+    <w:basedOn w:val="TableNormal"/>
     <w:uiPriority w:val="73"/>
     <w:rsid w:val="00CB0664"/>
     <w:pPr>
@@ -47100,9 +47810,9 @@
       </w:tcPr>
     </w:tblStylePr>
   </w:style>
-  <w:style w:type="table" w:styleId="LiScs-Nhnmanh5">
+  <w:style w:type="table" w:styleId="ColorfulGrid-Accent5">
     <w:name w:val="Colorful Grid Accent 5"/>
-    <w:basedOn w:val="BangThngthng"/>
+    <w:basedOn w:val="TableNormal"/>
     <w:uiPriority w:val="73"/>
     <w:rsid w:val="00CB0664"/>
     <w:pPr>
@@ -47173,9 +47883,9 @@
       </w:tcPr>
     </w:tblStylePr>
   </w:style>
-  <w:style w:type="table" w:styleId="LiScs-Nhnmanh6">
+  <w:style w:type="table" w:styleId="ColorfulGrid-Accent6">
     <w:name w:val="Colorful Grid Accent 6"/>
-    <w:basedOn w:val="BangThngthng"/>
+    <w:basedOn w:val="TableNormal"/>
     <w:uiPriority w:val="73"/>
     <w:rsid w:val="00CB0664"/>
     <w:pPr>
@@ -47246,10 +47956,10 @@
       </w:tcPr>
     </w:tblStylePr>
   </w:style>
-  <w:style w:type="paragraph" w:styleId="Mucluc1">
+  <w:style w:type="paragraph" w:styleId="TOC1">
     <w:name w:val="toc 1"/>
-    <w:basedOn w:val="Binhthng"/>
-    <w:next w:val="Binhthng"/>
+    <w:basedOn w:val="Normal"/>
+    <w:next w:val="Normal"/>
     <w:autoRedefine/>
     <w:uiPriority w:val="39"/>
     <w:unhideWhenUsed/>
@@ -47258,10 +47968,10 @@
       <w:spacing w:after="100"/>
     </w:pPr>
   </w:style>
-  <w:style w:type="paragraph" w:styleId="Mucluc2">
+  <w:style w:type="paragraph" w:styleId="TOC2">
     <w:name w:val="toc 2"/>
-    <w:basedOn w:val="Binhthng"/>
-    <w:next w:val="Binhthng"/>
+    <w:basedOn w:val="Normal"/>
+    <w:next w:val="Normal"/>
     <w:autoRedefine/>
     <w:uiPriority w:val="39"/>
     <w:unhideWhenUsed/>
@@ -47271,9 +47981,9 @@
       <w:ind w:left="240"/>
     </w:pPr>
   </w:style>
-  <w:style w:type="character" w:styleId="Siuktni">
+  <w:style w:type="character" w:styleId="Hyperlink">
     <w:name w:val="Hyperlink"/>
-    <w:basedOn w:val="Phngmcinhcuaoanvn"/>
+    <w:basedOn w:val="DefaultParagraphFont"/>
     <w:uiPriority w:val="99"/>
     <w:unhideWhenUsed/>
     <w:rsid w:val="00C202F7"/>
